--- a/Document/fuClaw AIoT Agent 擴充指引 (Servo).docx
+++ b/Document/fuClaw AIoT Agent 擴充指引 (Servo).docx
@@ -1,6 +1,6 @@
 
 <file path=word/document.xml><?xml version="1.0" encoding="utf-8"?>
-<w:document xmlns:wpc="http://schemas.microsoft.com/office/word/2010/wordprocessingCanvas" xmlns:cx="http://schemas.microsoft.com/office/drawing/2014/chartex" xmlns:cx1="http://schemas.microsoft.com/office/drawing/2015/9/8/chartex" xmlns:cx2="http://schemas.microsoft.com/office/drawing/2015/10/21/chartex" xmlns:cx3="http://schemas.microsoft.com/office/drawing/2016/5/9/chartex" xmlns:cx4="http://schemas.microsoft.com/office/drawing/2016/5/10/chartex" xmlns:cx5="http://schemas.microsoft.com/office/drawing/2016/5/11/chartex" xmlns:cx6="http://schemas.microsoft.com/office/drawing/2016/5/12/chartex" xmlns:cx7="http://schemas.microsoft.com/office/drawing/2016/5/13/chartex" xmlns:cx8="http://schemas.microsoft.com/office/drawing/2016/5/14/chartex" xmlns:mc="http://schemas.openxmlformats.org/markup-compatibility/2006" xmlns:aink="http://schemas.microsoft.com/office/drawing/2016/ink" xmlns:am3d="http://schemas.microsoft.com/office/drawing/2017/model3d" xmlns:o="urn:schemas-microsoft-com:office:office" xmlns:r="http://schemas.openxmlformats.org/officeDocument/2006/relationships" xmlns:m="http://schemas.openxmlformats.org/officeDocument/2006/math" xmlns:v="urn:schemas-microsoft-com:vml" xmlns:wp14="http://schemas.microsoft.com/office/word/2010/wordprocessingDrawing" xmlns:wp="http://schemas.openxmlformats.org/drawingml/2006/wordprocessingDrawing" xmlns:w10="urn:schemas-microsoft-com:office:word" xmlns:w="http://schemas.openxmlformats.org/wordprocessingml/2006/main" xmlns:w14="http://schemas.microsoft.com/office/word/2010/wordml" xmlns:w15="http://schemas.microsoft.com/office/word/2012/wordml" xmlns:w16cid="http://schemas.microsoft.com/office/word/2016/wordml/cid" xmlns:w16se="http://schemas.microsoft.com/office/word/2015/wordml/symex" xmlns:wpg="http://schemas.microsoft.com/office/word/2010/wordprocessingGroup" xmlns:wpi="http://schemas.microsoft.com/office/word/2010/wordprocessingInk" xmlns:wne="http://schemas.microsoft.com/office/word/2006/wordml" xmlns:wps="http://schemas.microsoft.com/office/word/2010/wordprocessingShape" mc:Ignorable="w14 w15 w16se w16cid wp14">
+<w:document xmlns:wpc="http://schemas.microsoft.com/office/word/2010/wordprocessingCanvas" xmlns:mc="http://schemas.openxmlformats.org/markup-compatibility/2006" xmlns:o="urn:schemas-microsoft-com:office:office" xmlns:r="http://schemas.openxmlformats.org/officeDocument/2006/relationships" xmlns:m="http://schemas.openxmlformats.org/officeDocument/2006/math" xmlns:v="urn:schemas-microsoft-com:vml" xmlns:wp14="http://schemas.microsoft.com/office/word/2010/wordprocessingDrawing" xmlns:wp="http://schemas.openxmlformats.org/drawingml/2006/wordprocessingDrawing" xmlns:w10="urn:schemas-microsoft-com:office:word" xmlns:w="http://schemas.openxmlformats.org/wordprocessingml/2006/main" xmlns:w14="http://schemas.microsoft.com/office/word/2010/wordml" xmlns:wpg="http://schemas.microsoft.com/office/word/2010/wordprocessingGroup" xmlns:wpi="http://schemas.microsoft.com/office/word/2010/wordprocessingInk" xmlns:wne="http://schemas.microsoft.com/office/word/2006/wordml" xmlns:wps="http://schemas.microsoft.com/office/word/2010/wordprocessingShape" mc:Ignorable="w14 wp14">
   <w:body>
     <w:p>
       <w:pPr>
@@ -1298,7 +1298,49 @@
           <w:color w:val="FF0000"/>
           <w:kern w:val="0"/>
         </w:rPr>
-        <w:t xml:space="preserve">  "method": "servo",</w:t>
+        <w:t xml:space="preserve">  "</w:t>
+      </w:r>
+      <w:proofErr w:type="gramStart"/>
+      <w:r>
+        <w:rPr>
+          <w:rFonts w:ascii="新細明體" w:eastAsia="新細明體" w:hAnsi="新細明體" w:cs="新細明體"/>
+          <w:b/>
+          <w:bCs/>
+          <w:color w:val="FF0000"/>
+          <w:kern w:val="0"/>
+        </w:rPr>
+        <w:t>method</w:t>
+      </w:r>
+      <w:proofErr w:type="gramEnd"/>
+      <w:r>
+        <w:rPr>
+          <w:rFonts w:ascii="新細明體" w:eastAsia="新細明體" w:hAnsi="新細明體" w:cs="新細明體"/>
+          <w:b/>
+          <w:bCs/>
+          <w:color w:val="FF0000"/>
+          <w:kern w:val="0"/>
+        </w:rPr>
+        <w:t>": "</w:t>
+      </w:r>
+      <w:r>
+        <w:rPr>
+          <w:rFonts w:ascii="新細明體" w:eastAsia="新細明體" w:hAnsi="新細明體" w:cs="新細明體" w:hint="eastAsia"/>
+          <w:b/>
+          <w:bCs/>
+          <w:color w:val="FF0000"/>
+          <w:kern w:val="0"/>
+        </w:rPr>
+        <w:t>/</w:t>
+      </w:r>
+      <w:r>
+        <w:rPr>
+          <w:rFonts w:ascii="新細明體" w:eastAsia="新細明體" w:hAnsi="新細明體" w:cs="新細明體"/>
+          <w:b/>
+          <w:bCs/>
+          <w:color w:val="FF0000"/>
+          <w:kern w:val="0"/>
+        </w:rPr>
+        <w:t>servo",</w:t>
       </w:r>
     </w:p>
     <w:p>
@@ -1573,62 +1615,168 @@
         </w:tabs>
         <w:spacing w:line="240" w:lineRule="auto"/>
         <w:rPr>
-          <w:rFonts w:ascii="新細明體" w:eastAsia="新細明體" w:hAnsi="新細明體" w:cs="新細明體"/>
-          <w:b/>
-          <w:bCs/>
-          <w:color w:val="FF0000"/>
-          <w:kern w:val="0"/>
-        </w:rPr>
-      </w:pPr>
-      <w:r>
-        <w:rPr>
-          <w:rFonts w:ascii="新細明體" w:eastAsia="新細明體" w:hAnsi="新細明體" w:cs="新細明體"/>
-          <w:b/>
-          <w:bCs/>
-          <w:color w:val="FF0000"/>
-          <w:kern w:val="0"/>
-        </w:rPr>
-        <w:t xml:space="preserve">  "status": "error",</w:t>
-      </w:r>
-    </w:p>
-    <w:p>
-      <w:pPr>
-        <w:tabs>
-          <w:tab w:val="left" w:pos="916"/>
-          <w:tab w:val="left" w:pos="1832"/>
-          <w:tab w:val="left" w:pos="2748"/>
-          <w:tab w:val="left" w:pos="3664"/>
-          <w:tab w:val="left" w:pos="4580"/>
-          <w:tab w:val="left" w:pos="5496"/>
-          <w:tab w:val="left" w:pos="6412"/>
-          <w:tab w:val="left" w:pos="7328"/>
-          <w:tab w:val="left" w:pos="8244"/>
-          <w:tab w:val="left" w:pos="9160"/>
-          <w:tab w:val="left" w:pos="10076"/>
-          <w:tab w:val="left" w:pos="10992"/>
-          <w:tab w:val="left" w:pos="11908"/>
-          <w:tab w:val="left" w:pos="12824"/>
-          <w:tab w:val="left" w:pos="13740"/>
-          <w:tab w:val="left" w:pos="14656"/>
-        </w:tabs>
-        <w:spacing w:line="240" w:lineRule="auto"/>
-        <w:rPr>
-          <w:rFonts w:ascii="新細明體" w:eastAsia="新細明體" w:hAnsi="新細明體" w:cs="新細明體"/>
-          <w:b/>
-          <w:bCs/>
-          <w:color w:val="FF0000"/>
-          <w:kern w:val="0"/>
-        </w:rPr>
-      </w:pPr>
-      <w:r>
-        <w:rPr>
-          <w:rFonts w:ascii="新細明體" w:eastAsia="新細明體" w:hAnsi="新細明體" w:cs="新細明體"/>
-          <w:b/>
-          <w:bCs/>
-          <w:color w:val="FF0000"/>
-          <w:kern w:val="0"/>
-        </w:rPr>
-        <w:t xml:space="preserve">  "reason": "</w:t>
+          <w:rFonts w:ascii="新細明體" w:eastAsia="新細明體" w:hAnsi="新細明體" w:cs="新細明體" w:hint="eastAsia"/>
+          <w:b/>
+          <w:bCs/>
+          <w:color w:val="FF0000"/>
+          <w:kern w:val="0"/>
+        </w:rPr>
+      </w:pPr>
+      <w:r>
+        <w:rPr>
+          <w:rFonts w:ascii="新細明體" w:eastAsia="新細明體" w:hAnsi="新細明體" w:cs="新細明體"/>
+          <w:b/>
+          <w:bCs/>
+          <w:color w:val="FF0000"/>
+          <w:kern w:val="0"/>
+        </w:rPr>
+        <w:t xml:space="preserve">  "</w:t>
+      </w:r>
+      <w:proofErr w:type="gramStart"/>
+      <w:r>
+        <w:rPr>
+          <w:rFonts w:ascii="新細明體" w:eastAsia="新細明體" w:hAnsi="新細明體" w:cs="新細明體"/>
+          <w:b/>
+          <w:bCs/>
+          <w:color w:val="FF0000"/>
+          <w:kern w:val="0"/>
+        </w:rPr>
+        <w:t>status</w:t>
+      </w:r>
+      <w:proofErr w:type="gramEnd"/>
+      <w:r>
+        <w:rPr>
+          <w:rFonts w:ascii="新細明體" w:eastAsia="新細明體" w:hAnsi="新細明體" w:cs="新細明體"/>
+          <w:b/>
+          <w:bCs/>
+          <w:color w:val="FF0000"/>
+          <w:kern w:val="0"/>
+        </w:rPr>
+        <w:t>": "error",</w:t>
+      </w:r>
+    </w:p>
+    <w:p>
+      <w:pPr>
+        <w:tabs>
+          <w:tab w:val="left" w:pos="916"/>
+          <w:tab w:val="left" w:pos="1832"/>
+          <w:tab w:val="left" w:pos="2748"/>
+          <w:tab w:val="left" w:pos="3664"/>
+          <w:tab w:val="left" w:pos="4580"/>
+          <w:tab w:val="left" w:pos="5496"/>
+          <w:tab w:val="left" w:pos="6412"/>
+          <w:tab w:val="left" w:pos="7328"/>
+          <w:tab w:val="left" w:pos="8244"/>
+          <w:tab w:val="left" w:pos="9160"/>
+          <w:tab w:val="left" w:pos="10076"/>
+          <w:tab w:val="left" w:pos="10992"/>
+          <w:tab w:val="left" w:pos="11908"/>
+          <w:tab w:val="left" w:pos="12824"/>
+          <w:tab w:val="left" w:pos="13740"/>
+          <w:tab w:val="left" w:pos="14656"/>
+        </w:tabs>
+        <w:spacing w:line="240" w:lineRule="auto"/>
+        <w:rPr>
+          <w:rFonts w:ascii="新細明體" w:eastAsia="新細明體" w:hAnsi="新細明體" w:cs="新細明體"/>
+          <w:b/>
+          <w:bCs/>
+          <w:color w:val="FF0000"/>
+          <w:kern w:val="0"/>
+        </w:rPr>
+      </w:pPr>
+      <w:r>
+        <w:rPr>
+          <w:rFonts w:ascii="新細明體" w:eastAsia="新細明體" w:hAnsi="新細明體" w:cs="新細明體"/>
+          <w:b/>
+          <w:bCs/>
+          <w:color w:val="FF0000"/>
+          <w:kern w:val="0"/>
+        </w:rPr>
+        <w:t xml:space="preserve">  "method": "</w:t>
+      </w:r>
+      <w:r>
+        <w:rPr>
+          <w:rFonts w:ascii="新細明體" w:eastAsia="新細明體" w:hAnsi="新細明體" w:cs="新細明體" w:hint="eastAsia"/>
+          <w:b/>
+          <w:bCs/>
+          <w:color w:val="FF0000"/>
+          <w:kern w:val="0"/>
+        </w:rPr>
+        <w:t>/</w:t>
+      </w:r>
+      <w:r>
+        <w:rPr>
+          <w:rFonts w:ascii="新細明體" w:eastAsia="新細明體" w:hAnsi="新細明體" w:cs="新細明體"/>
+          <w:b/>
+          <w:bCs/>
+          <w:color w:val="FF0000"/>
+          <w:kern w:val="0"/>
+        </w:rPr>
+        <w:t>servo",</w:t>
+      </w:r>
+      <w:bookmarkStart w:id="0" w:name="_GoBack"/>
+      <w:bookmarkEnd w:id="0"/>
+    </w:p>
+    <w:p>
+      <w:pPr>
+        <w:tabs>
+          <w:tab w:val="left" w:pos="916"/>
+          <w:tab w:val="left" w:pos="1832"/>
+          <w:tab w:val="left" w:pos="2748"/>
+          <w:tab w:val="left" w:pos="3664"/>
+          <w:tab w:val="left" w:pos="4580"/>
+          <w:tab w:val="left" w:pos="5496"/>
+          <w:tab w:val="left" w:pos="6412"/>
+          <w:tab w:val="left" w:pos="7328"/>
+          <w:tab w:val="left" w:pos="8244"/>
+          <w:tab w:val="left" w:pos="9160"/>
+          <w:tab w:val="left" w:pos="10076"/>
+          <w:tab w:val="left" w:pos="10992"/>
+          <w:tab w:val="left" w:pos="11908"/>
+          <w:tab w:val="left" w:pos="12824"/>
+          <w:tab w:val="left" w:pos="13740"/>
+          <w:tab w:val="left" w:pos="14656"/>
+        </w:tabs>
+        <w:spacing w:line="240" w:lineRule="auto"/>
+        <w:rPr>
+          <w:rFonts w:ascii="新細明體" w:eastAsia="新細明體" w:hAnsi="新細明體" w:cs="新細明體"/>
+          <w:b/>
+          <w:bCs/>
+          <w:color w:val="FF0000"/>
+          <w:kern w:val="0"/>
+        </w:rPr>
+      </w:pPr>
+      <w:r>
+        <w:rPr>
+          <w:rFonts w:ascii="新細明體" w:eastAsia="新細明體" w:hAnsi="新細明體" w:cs="新細明體"/>
+          <w:b/>
+          <w:bCs/>
+          <w:color w:val="FF0000"/>
+          <w:kern w:val="0"/>
+        </w:rPr>
+        <w:t xml:space="preserve">  "</w:t>
+      </w:r>
+      <w:proofErr w:type="gramStart"/>
+      <w:r>
+        <w:rPr>
+          <w:rFonts w:ascii="新細明體" w:eastAsia="新細明體" w:hAnsi="新細明體" w:cs="新細明體"/>
+          <w:b/>
+          <w:bCs/>
+          <w:color w:val="FF0000"/>
+          <w:kern w:val="0"/>
+        </w:rPr>
+        <w:t>reason</w:t>
+      </w:r>
+      <w:proofErr w:type="gramEnd"/>
+      <w:r>
+        <w:rPr>
+          <w:rFonts w:ascii="新細明體" w:eastAsia="新細明體" w:hAnsi="新細明體" w:cs="新細明體"/>
+          <w:b/>
+          <w:bCs/>
+          <w:color w:val="FF0000"/>
+          <w:kern w:val="0"/>
+        </w:rPr>
+        <w:t>": "</w:t>
       </w:r>
       <w:proofErr w:type="spellStart"/>
       <w:r>
@@ -1787,7 +1935,6 @@
           <w:kern w:val="0"/>
           <w:sz w:val="28"/>
         </w:rPr>
-        <w:lastRenderedPageBreak/>
         <w:t>步驟 3：底層 C++ 程式碼實作</w:t>
       </w:r>
     </w:p>
@@ -2187,45 +2334,65 @@
           <w:color w:val="FF0000"/>
           <w:kern w:val="0"/>
         </w:rPr>
-        <w:t xml:space="preserve"> &amp;servo, int pin, int angle) {</w:t>
-      </w:r>
-    </w:p>
-    <w:p>
-      <w:pPr>
-        <w:tabs>
-          <w:tab w:val="left" w:pos="916"/>
-          <w:tab w:val="left" w:pos="1832"/>
-          <w:tab w:val="left" w:pos="2748"/>
-          <w:tab w:val="left" w:pos="3664"/>
-          <w:tab w:val="left" w:pos="4580"/>
-          <w:tab w:val="left" w:pos="5496"/>
-          <w:tab w:val="left" w:pos="6412"/>
-          <w:tab w:val="left" w:pos="7328"/>
-          <w:tab w:val="left" w:pos="8244"/>
-          <w:tab w:val="left" w:pos="9160"/>
-          <w:tab w:val="left" w:pos="10076"/>
-          <w:tab w:val="left" w:pos="10992"/>
-          <w:tab w:val="left" w:pos="11908"/>
-          <w:tab w:val="left" w:pos="12824"/>
-          <w:tab w:val="left" w:pos="13740"/>
-          <w:tab w:val="left" w:pos="14656"/>
-        </w:tabs>
-        <w:spacing w:line="240" w:lineRule="auto"/>
-        <w:rPr>
-          <w:rFonts w:ascii="細明體" w:eastAsia="細明體" w:hAnsi="細明體" w:cs="細明體"/>
-          <w:b/>
-          <w:color w:val="FF0000"/>
-          <w:kern w:val="0"/>
-        </w:rPr>
-      </w:pPr>
-      <w:r>
-        <w:rPr>
-          <w:rFonts w:ascii="細明體" w:eastAsia="細明體" w:hAnsi="細明體" w:cs="細明體"/>
-          <w:b/>
-          <w:color w:val="FF0000"/>
-          <w:kern w:val="0"/>
-        </w:rPr>
-        <w:t xml:space="preserve">    if </w:t>
+        <w:t xml:space="preserve"> &amp;servo, </w:t>
+      </w:r>
+      <w:proofErr w:type="spellStart"/>
+      <w:r>
+        <w:rPr>
+          <w:rFonts w:ascii="細明體" w:eastAsia="細明體" w:hAnsi="細明體" w:cs="細明體"/>
+          <w:b/>
+          <w:color w:val="FF0000"/>
+          <w:kern w:val="0"/>
+        </w:rPr>
+        <w:t>int</w:t>
+      </w:r>
+      <w:proofErr w:type="spellEnd"/>
+      <w:r>
+        <w:rPr>
+          <w:rFonts w:ascii="細明體" w:eastAsia="細明體" w:hAnsi="細明體" w:cs="細明體"/>
+          <w:b/>
+          <w:color w:val="FF0000"/>
+          <w:kern w:val="0"/>
+        </w:rPr>
+        <w:t xml:space="preserve"> pin, int angle) {</w:t>
+      </w:r>
+    </w:p>
+    <w:p>
+      <w:pPr>
+        <w:tabs>
+          <w:tab w:val="left" w:pos="916"/>
+          <w:tab w:val="left" w:pos="1832"/>
+          <w:tab w:val="left" w:pos="2748"/>
+          <w:tab w:val="left" w:pos="3664"/>
+          <w:tab w:val="left" w:pos="4580"/>
+          <w:tab w:val="left" w:pos="5496"/>
+          <w:tab w:val="left" w:pos="6412"/>
+          <w:tab w:val="left" w:pos="7328"/>
+          <w:tab w:val="left" w:pos="8244"/>
+          <w:tab w:val="left" w:pos="9160"/>
+          <w:tab w:val="left" w:pos="10076"/>
+          <w:tab w:val="left" w:pos="10992"/>
+          <w:tab w:val="left" w:pos="11908"/>
+          <w:tab w:val="left" w:pos="12824"/>
+          <w:tab w:val="left" w:pos="13740"/>
+          <w:tab w:val="left" w:pos="14656"/>
+        </w:tabs>
+        <w:spacing w:line="240" w:lineRule="auto"/>
+        <w:rPr>
+          <w:rFonts w:ascii="細明體" w:eastAsia="細明體" w:hAnsi="細明體" w:cs="細明體"/>
+          <w:b/>
+          <w:color w:val="FF0000"/>
+          <w:kern w:val="0"/>
+        </w:rPr>
+      </w:pPr>
+      <w:r>
+        <w:rPr>
+          <w:rFonts w:ascii="細明體" w:eastAsia="細明體" w:hAnsi="細明體" w:cs="細明體"/>
+          <w:b/>
+          <w:color w:val="FF0000"/>
+          <w:kern w:val="0"/>
+        </w:rPr>
+        <w:t xml:space="preserve">    </w:t>
       </w:r>
       <w:proofErr w:type="gramStart"/>
       <w:r>
@@ -2235,7 +2402,17 @@
           <w:color w:val="FF0000"/>
           <w:kern w:val="0"/>
         </w:rPr>
-        <w:t>(!</w:t>
+        <w:t>if</w:t>
+      </w:r>
+      <w:proofErr w:type="gramEnd"/>
+      <w:r>
+        <w:rPr>
+          <w:rFonts w:ascii="細明體" w:eastAsia="細明體" w:hAnsi="細明體" w:cs="細明體"/>
+          <w:b/>
+          <w:color w:val="FF0000"/>
+          <w:kern w:val="0"/>
+        </w:rPr>
+        <w:t xml:space="preserve"> (!</w:t>
       </w:r>
       <w:proofErr w:type="spellStart"/>
       <w:r>
@@ -2245,17 +2422,7 @@
           <w:color w:val="FF0000"/>
           <w:kern w:val="0"/>
         </w:rPr>
-        <w:t>servo</w:t>
-      </w:r>
-      <w:proofErr w:type="gramEnd"/>
-      <w:r>
-        <w:rPr>
-          <w:rFonts w:ascii="細明體" w:eastAsia="細明體" w:hAnsi="細明體" w:cs="細明體"/>
-          <w:b/>
-          <w:color w:val="FF0000"/>
-          <w:kern w:val="0"/>
-        </w:rPr>
-        <w:t>.attached</w:t>
+        <w:t>servo.attached</w:t>
       </w:r>
       <w:proofErr w:type="spellEnd"/>
       <w:r>
@@ -2317,6 +2484,15 @@
         <w:t>servo.attach</w:t>
       </w:r>
       <w:proofErr w:type="spellEnd"/>
+      <w:r>
+        <w:rPr>
+          <w:rFonts w:ascii="細明體" w:eastAsia="細明體" w:hAnsi="細明體" w:cs="細明體"/>
+          <w:b/>
+          <w:color w:val="FF0000"/>
+          <w:kern w:val="0"/>
+        </w:rPr>
+        <w:t>(</w:t>
+      </w:r>
       <w:proofErr w:type="gramEnd"/>
       <w:r>
         <w:rPr>
@@ -2325,45 +2501,45 @@
           <w:color w:val="FF0000"/>
           <w:kern w:val="0"/>
         </w:rPr>
-        <w:t>(pin);</w:t>
-      </w:r>
-    </w:p>
-    <w:p>
-      <w:pPr>
-        <w:tabs>
-          <w:tab w:val="left" w:pos="916"/>
-          <w:tab w:val="left" w:pos="1832"/>
-          <w:tab w:val="left" w:pos="2748"/>
-          <w:tab w:val="left" w:pos="3664"/>
-          <w:tab w:val="left" w:pos="4580"/>
-          <w:tab w:val="left" w:pos="5496"/>
-          <w:tab w:val="left" w:pos="6412"/>
-          <w:tab w:val="left" w:pos="7328"/>
-          <w:tab w:val="left" w:pos="8244"/>
-          <w:tab w:val="left" w:pos="9160"/>
-          <w:tab w:val="left" w:pos="10076"/>
-          <w:tab w:val="left" w:pos="10992"/>
-          <w:tab w:val="left" w:pos="11908"/>
-          <w:tab w:val="left" w:pos="12824"/>
-          <w:tab w:val="left" w:pos="13740"/>
-          <w:tab w:val="left" w:pos="14656"/>
-        </w:tabs>
-        <w:spacing w:line="240" w:lineRule="auto"/>
-        <w:rPr>
-          <w:rFonts w:ascii="細明體" w:eastAsia="細明體" w:hAnsi="細明體" w:cs="細明體"/>
-          <w:b/>
-          <w:color w:val="FF0000"/>
-          <w:kern w:val="0"/>
-        </w:rPr>
-      </w:pPr>
-      <w:r>
-        <w:rPr>
-          <w:rFonts w:ascii="細明體" w:eastAsia="細明體" w:hAnsi="細明體" w:cs="細明體"/>
-          <w:b/>
-          <w:color w:val="FF0000"/>
-          <w:kern w:val="0"/>
-        </w:rPr>
-        <w:t xml:space="preserve">    angle = </w:t>
+        <w:t>pin);</w:t>
+      </w:r>
+    </w:p>
+    <w:p>
+      <w:pPr>
+        <w:tabs>
+          <w:tab w:val="left" w:pos="916"/>
+          <w:tab w:val="left" w:pos="1832"/>
+          <w:tab w:val="left" w:pos="2748"/>
+          <w:tab w:val="left" w:pos="3664"/>
+          <w:tab w:val="left" w:pos="4580"/>
+          <w:tab w:val="left" w:pos="5496"/>
+          <w:tab w:val="left" w:pos="6412"/>
+          <w:tab w:val="left" w:pos="7328"/>
+          <w:tab w:val="left" w:pos="8244"/>
+          <w:tab w:val="left" w:pos="9160"/>
+          <w:tab w:val="left" w:pos="10076"/>
+          <w:tab w:val="left" w:pos="10992"/>
+          <w:tab w:val="left" w:pos="11908"/>
+          <w:tab w:val="left" w:pos="12824"/>
+          <w:tab w:val="left" w:pos="13740"/>
+          <w:tab w:val="left" w:pos="14656"/>
+        </w:tabs>
+        <w:spacing w:line="240" w:lineRule="auto"/>
+        <w:rPr>
+          <w:rFonts w:ascii="細明體" w:eastAsia="細明體" w:hAnsi="細明體" w:cs="細明體"/>
+          <w:b/>
+          <w:color w:val="FF0000"/>
+          <w:kern w:val="0"/>
+        </w:rPr>
+      </w:pPr>
+      <w:r>
+        <w:rPr>
+          <w:rFonts w:ascii="細明體" w:eastAsia="細明體" w:hAnsi="細明體" w:cs="細明體"/>
+          <w:b/>
+          <w:color w:val="FF0000"/>
+          <w:kern w:val="0"/>
+        </w:rPr>
+        <w:t xml:space="preserve">    </w:t>
       </w:r>
       <w:proofErr w:type="gramStart"/>
       <w:r>
@@ -2373,7 +2549,7 @@
           <w:color w:val="FF0000"/>
           <w:kern w:val="0"/>
         </w:rPr>
-        <w:t>constrain(</w:t>
+        <w:t>angle</w:t>
       </w:r>
       <w:proofErr w:type="gramEnd"/>
       <w:r>
@@ -2383,7 +2559,7 @@
           <w:color w:val="FF0000"/>
           <w:kern w:val="0"/>
         </w:rPr>
-        <w:t>angle, 0, 180);</w:t>
+        <w:t xml:space="preserve"> = constrain(angle, 0, 180);</w:t>
       </w:r>
     </w:p>
     <w:p>
@@ -2435,6 +2611,15 @@
         <w:t>servo.write</w:t>
       </w:r>
       <w:proofErr w:type="spellEnd"/>
+      <w:r>
+        <w:rPr>
+          <w:rFonts w:ascii="細明體" w:eastAsia="細明體" w:hAnsi="細明體" w:cs="細明體"/>
+          <w:b/>
+          <w:color w:val="FF0000"/>
+          <w:kern w:val="0"/>
+        </w:rPr>
+        <w:t>(</w:t>
+      </w:r>
       <w:proofErr w:type="gramEnd"/>
       <w:r>
         <w:rPr>
@@ -2443,7 +2628,7 @@
           <w:color w:val="FF0000"/>
           <w:kern w:val="0"/>
         </w:rPr>
-        <w:t>(angle);</w:t>
+        <w:t>angle);</w:t>
       </w:r>
     </w:p>
     <w:p>
@@ -2760,6 +2945,7 @@
           <w:kern w:val="0"/>
         </w:rPr>
       </w:pPr>
+      <w:proofErr w:type="gramStart"/>
       <w:r>
         <w:rPr>
           <w:rFonts w:ascii="細明體" w:eastAsia="細明體" w:hAnsi="細明體" w:cs="細明體"/>
@@ -2767,9 +2953,9 @@
           <w:color w:val="000000" w:themeColor="text1"/>
           <w:kern w:val="0"/>
         </w:rPr>
-        <w:t xml:space="preserve">void </w:t>
-      </w:r>
-      <w:proofErr w:type="gramStart"/>
+        <w:t>void</w:t>
+      </w:r>
+      <w:proofErr w:type="gramEnd"/>
       <w:r>
         <w:rPr>
           <w:rFonts w:ascii="細明體" w:eastAsia="細明體" w:hAnsi="細明體" w:cs="細明體"/>
@@ -2777,166 +2963,156 @@
           <w:color w:val="000000" w:themeColor="text1"/>
           <w:kern w:val="0"/>
         </w:rPr>
-        <w:t>setup(</w:t>
-      </w:r>
-      <w:proofErr w:type="gramEnd"/>
-      <w:r>
+        <w:t xml:space="preserve"> setup() {</w:t>
+      </w:r>
+    </w:p>
+    <w:p>
+      <w:pPr>
+        <w:tabs>
+          <w:tab w:val="left" w:pos="916"/>
+          <w:tab w:val="left" w:pos="1832"/>
+          <w:tab w:val="left" w:pos="2748"/>
+          <w:tab w:val="left" w:pos="3664"/>
+          <w:tab w:val="left" w:pos="4580"/>
+          <w:tab w:val="left" w:pos="5496"/>
+          <w:tab w:val="left" w:pos="6412"/>
+          <w:tab w:val="left" w:pos="7328"/>
+          <w:tab w:val="left" w:pos="8244"/>
+          <w:tab w:val="left" w:pos="9160"/>
+          <w:tab w:val="left" w:pos="10076"/>
+          <w:tab w:val="left" w:pos="10992"/>
+          <w:tab w:val="left" w:pos="11908"/>
+          <w:tab w:val="left" w:pos="12824"/>
+          <w:tab w:val="left" w:pos="13740"/>
+          <w:tab w:val="left" w:pos="14656"/>
+        </w:tabs>
+        <w:spacing w:line="240" w:lineRule="auto"/>
         <w:rPr>
           <w:rFonts w:ascii="細明體" w:eastAsia="細明體" w:hAnsi="細明體" w:cs="細明體"/>
           <w:b/>
           <w:color w:val="000000" w:themeColor="text1"/>
           <w:kern w:val="0"/>
         </w:rPr>
-        <w:t>) {</w:t>
-      </w:r>
-    </w:p>
-    <w:p>
-      <w:pPr>
-        <w:tabs>
-          <w:tab w:val="left" w:pos="916"/>
-          <w:tab w:val="left" w:pos="1832"/>
-          <w:tab w:val="left" w:pos="2748"/>
-          <w:tab w:val="left" w:pos="3664"/>
-          <w:tab w:val="left" w:pos="4580"/>
-          <w:tab w:val="left" w:pos="5496"/>
-          <w:tab w:val="left" w:pos="6412"/>
-          <w:tab w:val="left" w:pos="7328"/>
-          <w:tab w:val="left" w:pos="8244"/>
-          <w:tab w:val="left" w:pos="9160"/>
-          <w:tab w:val="left" w:pos="10076"/>
-          <w:tab w:val="left" w:pos="10992"/>
-          <w:tab w:val="left" w:pos="11908"/>
-          <w:tab w:val="left" w:pos="12824"/>
-          <w:tab w:val="left" w:pos="13740"/>
-          <w:tab w:val="left" w:pos="14656"/>
-        </w:tabs>
-        <w:spacing w:line="240" w:lineRule="auto"/>
-        <w:rPr>
-          <w:rFonts w:ascii="細明體" w:eastAsia="細明體" w:hAnsi="細明體" w:cs="細明體"/>
+      </w:pPr>
+      <w:r>
+        <w:rPr>
+          <w:rFonts w:ascii="細明體" w:eastAsia="細明體" w:hAnsi="細明體" w:cs="細明體" w:hint="eastAsia"/>
           <w:b/>
           <w:color w:val="000000" w:themeColor="text1"/>
           <w:kern w:val="0"/>
         </w:rPr>
-      </w:pPr>
+        <w:t xml:space="preserve">    // ... 原有初始化內容 ...</w:t>
+      </w:r>
+    </w:p>
+    <w:p>
+      <w:pPr>
+        <w:tabs>
+          <w:tab w:val="left" w:pos="916"/>
+          <w:tab w:val="left" w:pos="1832"/>
+          <w:tab w:val="left" w:pos="2748"/>
+          <w:tab w:val="left" w:pos="3664"/>
+          <w:tab w:val="left" w:pos="4580"/>
+          <w:tab w:val="left" w:pos="5496"/>
+          <w:tab w:val="left" w:pos="6412"/>
+          <w:tab w:val="left" w:pos="7328"/>
+          <w:tab w:val="left" w:pos="8244"/>
+          <w:tab w:val="left" w:pos="9160"/>
+          <w:tab w:val="left" w:pos="10076"/>
+          <w:tab w:val="left" w:pos="10992"/>
+          <w:tab w:val="left" w:pos="11908"/>
+          <w:tab w:val="left" w:pos="12824"/>
+          <w:tab w:val="left" w:pos="13740"/>
+          <w:tab w:val="left" w:pos="14656"/>
+        </w:tabs>
+        <w:spacing w:line="240" w:lineRule="auto"/>
+        <w:rPr>
+          <w:rFonts w:ascii="細明體" w:eastAsia="細明體" w:hAnsi="細明體" w:cs="細明體"/>
+          <w:b/>
+          <w:color w:val="000000" w:themeColor="text1"/>
+          <w:kern w:val="0"/>
+        </w:rPr>
+      </w:pPr>
+      <w:r>
+        <w:rPr>
+          <w:rFonts w:ascii="細明體" w:eastAsia="細明體" w:hAnsi="細明體" w:cs="細明體"/>
+          <w:b/>
+          <w:color w:val="000000" w:themeColor="text1"/>
+          <w:kern w:val="0"/>
+        </w:rPr>
+        <w:t xml:space="preserve">    </w:t>
+      </w:r>
+      <w:r>
+        <w:rPr>
+          <w:rFonts w:ascii="細明體" w:eastAsia="細明體" w:hAnsi="細明體" w:cs="細明體"/>
+          <w:b/>
+          <w:color w:val="FF0000"/>
+          <w:kern w:val="0"/>
+        </w:rPr>
+        <w:t>servo12</w:t>
+      </w:r>
+      <w:r>
+        <w:rPr>
+          <w:rFonts w:ascii="細明體" w:eastAsia="細明體" w:hAnsi="細明體" w:cs="細明體"/>
+          <w:b/>
+          <w:color w:val="FF0000"/>
+          <w:kern w:val="0"/>
+        </w:rPr>
+        <w:t>.attach(</w:t>
+      </w:r>
       <w:r>
         <w:rPr>
           <w:rFonts w:ascii="細明體" w:eastAsia="細明體" w:hAnsi="細明體" w:cs="細明體" w:hint="eastAsia"/>
           <w:b/>
+          <w:color w:val="FF0000"/>
+          <w:kern w:val="0"/>
+        </w:rPr>
+        <w:t>1</w:t>
+      </w:r>
+      <w:r>
+        <w:rPr>
+          <w:rFonts w:ascii="細明體" w:eastAsia="細明體" w:hAnsi="細明體" w:cs="細明體"/>
+          <w:b/>
+          <w:color w:val="FF0000"/>
+          <w:kern w:val="0"/>
+        </w:rPr>
+        <w:t>2);</w:t>
+      </w:r>
+    </w:p>
+    <w:p>
+      <w:pPr>
+        <w:tabs>
+          <w:tab w:val="left" w:pos="916"/>
+          <w:tab w:val="left" w:pos="1832"/>
+          <w:tab w:val="left" w:pos="2748"/>
+          <w:tab w:val="left" w:pos="3664"/>
+          <w:tab w:val="left" w:pos="4580"/>
+          <w:tab w:val="left" w:pos="5496"/>
+          <w:tab w:val="left" w:pos="6412"/>
+          <w:tab w:val="left" w:pos="7328"/>
+          <w:tab w:val="left" w:pos="8244"/>
+          <w:tab w:val="left" w:pos="9160"/>
+          <w:tab w:val="left" w:pos="10076"/>
+          <w:tab w:val="left" w:pos="10992"/>
+          <w:tab w:val="left" w:pos="11908"/>
+          <w:tab w:val="left" w:pos="12824"/>
+          <w:tab w:val="left" w:pos="13740"/>
+          <w:tab w:val="left" w:pos="14656"/>
+        </w:tabs>
+        <w:spacing w:line="240" w:lineRule="auto"/>
+        <w:rPr>
+          <w:rFonts w:ascii="細明體" w:eastAsia="細明體" w:hAnsi="細明體" w:cs="細明體"/>
+          <w:b/>
           <w:color w:val="000000" w:themeColor="text1"/>
           <w:kern w:val="0"/>
         </w:rPr>
-        <w:t xml:space="preserve">    // ... 原有初始化內容 ...</w:t>
-      </w:r>
-    </w:p>
-    <w:p>
-      <w:pPr>
-        <w:tabs>
-          <w:tab w:val="left" w:pos="916"/>
-          <w:tab w:val="left" w:pos="1832"/>
-          <w:tab w:val="left" w:pos="2748"/>
-          <w:tab w:val="left" w:pos="3664"/>
-          <w:tab w:val="left" w:pos="4580"/>
-          <w:tab w:val="left" w:pos="5496"/>
-          <w:tab w:val="left" w:pos="6412"/>
-          <w:tab w:val="left" w:pos="7328"/>
-          <w:tab w:val="left" w:pos="8244"/>
-          <w:tab w:val="left" w:pos="9160"/>
-          <w:tab w:val="left" w:pos="10076"/>
-          <w:tab w:val="left" w:pos="10992"/>
-          <w:tab w:val="left" w:pos="11908"/>
-          <w:tab w:val="left" w:pos="12824"/>
-          <w:tab w:val="left" w:pos="13740"/>
-          <w:tab w:val="left" w:pos="14656"/>
-        </w:tabs>
-        <w:spacing w:line="240" w:lineRule="auto"/>
+      </w:pPr>
+      <w:r>
         <w:rPr>
           <w:rFonts w:ascii="細明體" w:eastAsia="細明體" w:hAnsi="細明體" w:cs="細明體"/>
           <w:b/>
           <w:color w:val="000000" w:themeColor="text1"/>
           <w:kern w:val="0"/>
         </w:rPr>
-      </w:pPr>
-      <w:r>
-        <w:rPr>
-          <w:rFonts w:ascii="細明體" w:eastAsia="細明體" w:hAnsi="細明體" w:cs="細明體"/>
-          <w:b/>
-          <w:color w:val="000000" w:themeColor="text1"/>
-          <w:kern w:val="0"/>
-        </w:rPr>
-        <w:t xml:space="preserve">    </w:t>
-      </w:r>
-      <w:r>
-        <w:rPr>
-          <w:rFonts w:ascii="細明體" w:eastAsia="細明體" w:hAnsi="細明體" w:cs="細明體"/>
-          <w:b/>
-          <w:color w:val="FF0000"/>
-          <w:kern w:val="0"/>
-        </w:rPr>
-        <w:t>servo12</w:t>
-      </w:r>
-      <w:r>
-        <w:rPr>
-          <w:rFonts w:ascii="細明體" w:eastAsia="細明體" w:hAnsi="細明體" w:cs="細明體"/>
-          <w:b/>
-          <w:color w:val="FF0000"/>
-          <w:kern w:val="0"/>
-        </w:rPr>
-        <w:t>.attach(</w:t>
-      </w:r>
-      <w:r>
-        <w:rPr>
-          <w:rFonts w:ascii="細明體" w:eastAsia="細明體" w:hAnsi="細明體" w:cs="細明體" w:hint="eastAsia"/>
-          <w:b/>
-          <w:color w:val="FF0000"/>
-          <w:kern w:val="0"/>
-        </w:rPr>
-        <w:t>1</w:t>
-      </w:r>
-      <w:r>
-        <w:rPr>
-          <w:rFonts w:ascii="細明體" w:eastAsia="細明體" w:hAnsi="細明體" w:cs="細明體"/>
-          <w:b/>
-          <w:color w:val="FF0000"/>
-          <w:kern w:val="0"/>
-        </w:rPr>
-        <w:t>2);</w:t>
-      </w:r>
-    </w:p>
-    <w:p>
-      <w:pPr>
-        <w:tabs>
-          <w:tab w:val="left" w:pos="916"/>
-          <w:tab w:val="left" w:pos="1832"/>
-          <w:tab w:val="left" w:pos="2748"/>
-          <w:tab w:val="left" w:pos="3664"/>
-          <w:tab w:val="left" w:pos="4580"/>
-          <w:tab w:val="left" w:pos="5496"/>
-          <w:tab w:val="left" w:pos="6412"/>
-          <w:tab w:val="left" w:pos="7328"/>
-          <w:tab w:val="left" w:pos="8244"/>
-          <w:tab w:val="left" w:pos="9160"/>
-          <w:tab w:val="left" w:pos="10076"/>
-          <w:tab w:val="left" w:pos="10992"/>
-          <w:tab w:val="left" w:pos="11908"/>
-          <w:tab w:val="left" w:pos="12824"/>
-          <w:tab w:val="left" w:pos="13740"/>
-          <w:tab w:val="left" w:pos="14656"/>
-        </w:tabs>
-        <w:spacing w:line="240" w:lineRule="auto"/>
-        <w:rPr>
-          <w:rFonts w:ascii="細明體" w:eastAsia="細明體" w:hAnsi="細明體" w:cs="細明體"/>
-          <w:b/>
-          <w:color w:val="000000" w:themeColor="text1"/>
-          <w:kern w:val="0"/>
-        </w:rPr>
-      </w:pPr>
-      <w:r>
-        <w:rPr>
-          <w:rFonts w:ascii="細明體" w:eastAsia="細明體" w:hAnsi="細明體" w:cs="細明體"/>
-          <w:b/>
-          <w:color w:val="000000" w:themeColor="text1"/>
-          <w:kern w:val="0"/>
-        </w:rPr>
         <w:t>}</w:t>
       </w:r>
     </w:p>
@@ -3011,7 +3187,6 @@
           <w:kern w:val="0"/>
           <w:sz w:val="28"/>
         </w:rPr>
-        <w:lastRenderedPageBreak/>
         <w:t>步驟 4：更新工具分發器邏輯 (</w:t>
       </w:r>
       <w:proofErr w:type="spellStart"/>
@@ -3084,12 +3259,538 @@
           <w:b/>
         </w:rPr>
       </w:pPr>
-      <w:r>
-        <w:rPr>
-          <w:rStyle w:val="HTML1"/>
-          <w:b/>
-        </w:rPr>
-        <w:t xml:space="preserve">void </w:t>
+      <w:proofErr w:type="gramStart"/>
+      <w:r>
+        <w:rPr>
+          <w:rStyle w:val="HTML1"/>
+          <w:b/>
+        </w:rPr>
+        <w:t>void</w:t>
+      </w:r>
+      <w:proofErr w:type="gramEnd"/>
+      <w:r>
+        <w:rPr>
+          <w:rStyle w:val="HTML1"/>
+          <w:b/>
+        </w:rPr>
+        <w:t xml:space="preserve"> </w:t>
+      </w:r>
+      <w:proofErr w:type="spellStart"/>
+      <w:r>
+        <w:rPr>
+          <w:rStyle w:val="HTML1"/>
+          <w:b/>
+        </w:rPr>
+        <w:t>executeTool</w:t>
+      </w:r>
+      <w:proofErr w:type="spellEnd"/>
+      <w:r>
+        <w:rPr>
+          <w:rStyle w:val="HTML1"/>
+          <w:b/>
+        </w:rPr>
+        <w:t xml:space="preserve">(String command, </w:t>
+      </w:r>
+      <w:proofErr w:type="spellStart"/>
+      <w:r>
+        <w:rPr>
+          <w:rStyle w:val="HTML1"/>
+          <w:b/>
+        </w:rPr>
+        <w:t>JsonObject</w:t>
+      </w:r>
+      <w:proofErr w:type="spellEnd"/>
+      <w:r>
+        <w:rPr>
+          <w:rStyle w:val="HTML1"/>
+          <w:b/>
+        </w:rPr>
+        <w:t xml:space="preserve"> </w:t>
+      </w:r>
+      <w:proofErr w:type="spellStart"/>
+      <w:r>
+        <w:rPr>
+          <w:rStyle w:val="HTML1"/>
+          <w:b/>
+        </w:rPr>
+        <w:t>params</w:t>
+      </w:r>
+      <w:proofErr w:type="spellEnd"/>
+      <w:r>
+        <w:rPr>
+          <w:rStyle w:val="HTML1"/>
+          <w:b/>
+        </w:rPr>
+        <w:t xml:space="preserve">, bool </w:t>
+      </w:r>
+      <w:proofErr w:type="spellStart"/>
+      <w:r>
+        <w:rPr>
+          <w:rStyle w:val="HTML1"/>
+          <w:b/>
+        </w:rPr>
+        <w:t>reCheck</w:t>
+      </w:r>
+      <w:proofErr w:type="spellEnd"/>
+      <w:r>
+        <w:rPr>
+          <w:rStyle w:val="HTML1"/>
+          <w:b/>
+        </w:rPr>
+        <w:t xml:space="preserve"> = true) {</w:t>
+      </w:r>
+    </w:p>
+    <w:p>
+      <w:pPr>
+        <w:pStyle w:val="HTML"/>
+        <w:shd w:val="clear" w:color="auto" w:fill="FFFFFF"/>
+        <w:rPr>
+          <w:rStyle w:val="HTML1"/>
+          <w:b/>
+        </w:rPr>
+      </w:pPr>
+    </w:p>
+    <w:p>
+      <w:pPr>
+        <w:pStyle w:val="HTML"/>
+        <w:shd w:val="clear" w:color="auto" w:fill="FFFFFF"/>
+        <w:rPr>
+          <w:rStyle w:val="HTML1"/>
+          <w:b/>
+        </w:rPr>
+      </w:pPr>
+      <w:r>
+        <w:rPr>
+          <w:rStyle w:val="HTML1"/>
+          <w:b/>
+        </w:rPr>
+        <w:t xml:space="preserve">    if (command == "/</w:t>
+      </w:r>
+      <w:proofErr w:type="spellStart"/>
+      <w:r>
+        <w:rPr>
+          <w:rStyle w:val="HTML1"/>
+          <w:b/>
+        </w:rPr>
+        <w:t>digitalwrite</w:t>
+      </w:r>
+      <w:proofErr w:type="spellEnd"/>
+      <w:r>
+        <w:rPr>
+          <w:rStyle w:val="HTML1"/>
+          <w:b/>
+        </w:rPr>
+        <w:t>" || command == "/</w:t>
+      </w:r>
+      <w:proofErr w:type="spellStart"/>
+      <w:r>
+        <w:rPr>
+          <w:rStyle w:val="HTML1"/>
+          <w:b/>
+        </w:rPr>
+        <w:t>analogwrite</w:t>
+      </w:r>
+      <w:proofErr w:type="spellEnd"/>
+      <w:r>
+        <w:rPr>
+          <w:rStyle w:val="HTML1"/>
+          <w:b/>
+        </w:rPr>
+        <w:t>") {</w:t>
+      </w:r>
+    </w:p>
+    <w:p>
+      <w:pPr>
+        <w:pStyle w:val="HTML"/>
+        <w:shd w:val="clear" w:color="auto" w:fill="FFFFFF"/>
+        <w:rPr>
+          <w:rStyle w:val="HTML1"/>
+          <w:b/>
+        </w:rPr>
+      </w:pPr>
+      <w:r>
+        <w:rPr>
+          <w:rStyle w:val="HTML1"/>
+          <w:rFonts w:hint="eastAsia"/>
+          <w:b/>
+        </w:rPr>
+        <w:t xml:space="preserve">        // ... 原有內容不變</w:t>
+      </w:r>
+      <w:r>
+        <w:rPr>
+          <w:rStyle w:val="HTML1"/>
+          <w:rFonts w:hint="eastAsia"/>
+          <w:b/>
+        </w:rPr>
+        <w:t xml:space="preserve"> ...</w:t>
+      </w:r>
+    </w:p>
+    <w:p>
+      <w:pPr>
+        <w:pStyle w:val="HTML"/>
+        <w:shd w:val="clear" w:color="auto" w:fill="FFFFFF"/>
+        <w:tabs>
+          <w:tab w:val="clear" w:pos="916"/>
+          <w:tab w:val="left" w:pos="432"/>
+        </w:tabs>
+        <w:rPr>
+          <w:rStyle w:val="HTML1"/>
+          <w:b/>
+        </w:rPr>
+      </w:pPr>
+      <w:r>
+        <w:rPr>
+          <w:rStyle w:val="HTML1"/>
+          <w:b/>
+        </w:rPr>
+        <w:tab/>
+        <w:t>}</w:t>
+      </w:r>
+    </w:p>
+    <w:p>
+      <w:pPr>
+        <w:pStyle w:val="HTML"/>
+        <w:shd w:val="clear" w:color="auto" w:fill="FFFFFF"/>
+        <w:rPr>
+          <w:rStyle w:val="HTML1"/>
+          <w:b/>
+          <w:color w:val="FF0000"/>
+        </w:rPr>
+      </w:pPr>
+      <w:r>
+        <w:rPr>
+          <w:rStyle w:val="HTML1"/>
+          <w:b/>
+        </w:rPr>
+        <w:t xml:space="preserve">    </w:t>
+      </w:r>
+      <w:r>
+        <w:rPr>
+          <w:rStyle w:val="HTML1"/>
+          <w:b/>
+          <w:color w:val="FF0000"/>
+        </w:rPr>
+        <w:t>else if (command == "/servo") {</w:t>
+      </w:r>
+    </w:p>
+    <w:p>
+      <w:pPr>
+        <w:pStyle w:val="HTML"/>
+        <w:shd w:val="clear" w:color="auto" w:fill="FFFFFF"/>
+        <w:rPr>
+          <w:rStyle w:val="HTML1"/>
+          <w:b/>
+          <w:color w:val="FF0000"/>
+        </w:rPr>
+      </w:pPr>
+      <w:r>
+        <w:rPr>
+          <w:rStyle w:val="HTML1"/>
+          <w:b/>
+          <w:color w:val="FF0000"/>
+        </w:rPr>
+        <w:t xml:space="preserve">        </w:t>
+      </w:r>
+      <w:proofErr w:type="gramStart"/>
+      <w:r>
+        <w:rPr>
+          <w:rStyle w:val="HTML1"/>
+          <w:b/>
+          <w:color w:val="FF0000"/>
+        </w:rPr>
+        <w:t>int</w:t>
+      </w:r>
+      <w:proofErr w:type="gramEnd"/>
+      <w:r>
+        <w:rPr>
+          <w:rStyle w:val="HTML1"/>
+          <w:b/>
+          <w:color w:val="FF0000"/>
+        </w:rPr>
+        <w:t xml:space="preserve"> pin   = params["pin"].as&lt;int&gt;();</w:t>
+      </w:r>
+    </w:p>
+    <w:p>
+      <w:pPr>
+        <w:pStyle w:val="HTML"/>
+        <w:shd w:val="clear" w:color="auto" w:fill="FFFFFF"/>
+        <w:rPr>
+          <w:rStyle w:val="HTML1"/>
+          <w:b/>
+          <w:color w:val="FF0000"/>
+        </w:rPr>
+      </w:pPr>
+      <w:r>
+        <w:rPr>
+          <w:rStyle w:val="HTML1"/>
+          <w:b/>
+          <w:color w:val="FF0000"/>
+        </w:rPr>
+        <w:t xml:space="preserve">        </w:t>
+      </w:r>
+      <w:proofErr w:type="gramStart"/>
+      <w:r>
+        <w:rPr>
+          <w:rStyle w:val="HTML1"/>
+          <w:b/>
+          <w:color w:val="FF0000"/>
+        </w:rPr>
+        <w:t>int</w:t>
+      </w:r>
+      <w:proofErr w:type="gramEnd"/>
+      <w:r>
+        <w:rPr>
+          <w:rStyle w:val="HTML1"/>
+          <w:b/>
+          <w:color w:val="FF0000"/>
+        </w:rPr>
+        <w:t xml:space="preserve"> angle = params["angle"].as&lt;int&gt;();</w:t>
+      </w:r>
+    </w:p>
+    <w:p>
+      <w:pPr>
+        <w:pStyle w:val="HTML"/>
+        <w:shd w:val="clear" w:color="auto" w:fill="FFFFFF"/>
+        <w:rPr>
+          <w:rStyle w:val="HTML1"/>
+          <w:b/>
+          <w:color w:val="FF0000"/>
+        </w:rPr>
+      </w:pPr>
+    </w:p>
+    <w:p>
+      <w:pPr>
+        <w:pStyle w:val="HTML"/>
+        <w:shd w:val="clear" w:color="auto" w:fill="FFFFFF"/>
+        <w:rPr>
+          <w:rStyle w:val="HTML1"/>
+          <w:b/>
+          <w:color w:val="FF0000"/>
+        </w:rPr>
+      </w:pPr>
+      <w:r>
+        <w:rPr>
+          <w:rStyle w:val="HTML1"/>
+          <w:b/>
+          <w:color w:val="FF0000"/>
+        </w:rPr>
+        <w:t xml:space="preserve">        String response = "";</w:t>
+      </w:r>
+    </w:p>
+    <w:p>
+      <w:pPr>
+        <w:pStyle w:val="HTML"/>
+        <w:shd w:val="clear" w:color="auto" w:fill="FFFFFF"/>
+        <w:rPr>
+          <w:rStyle w:val="HTML1"/>
+          <w:b/>
+          <w:color w:val="FF0000"/>
+        </w:rPr>
+      </w:pPr>
+      <w:r>
+        <w:rPr>
+          <w:rStyle w:val="HTML1"/>
+          <w:b/>
+          <w:color w:val="FF0000"/>
+        </w:rPr>
+        <w:t xml:space="preserve">        if (pin == 12)</w:t>
+      </w:r>
+    </w:p>
+    <w:p>
+      <w:pPr>
+        <w:pStyle w:val="HTML"/>
+        <w:shd w:val="clear" w:color="auto" w:fill="FFFFFF"/>
+        <w:rPr>
+          <w:rStyle w:val="HTML1"/>
+          <w:b/>
+          <w:color w:val="FF0000"/>
+        </w:rPr>
+      </w:pPr>
+      <w:r>
+        <w:rPr>
+          <w:rStyle w:val="HTML1"/>
+          <w:b/>
+          <w:color w:val="FF0000"/>
+        </w:rPr>
+        <w:t xml:space="preserve">            </w:t>
+      </w:r>
+      <w:proofErr w:type="gramStart"/>
+      <w:r>
+        <w:rPr>
+          <w:rStyle w:val="HTML1"/>
+          <w:b/>
+          <w:color w:val="FF0000"/>
+        </w:rPr>
+        <w:t>response</w:t>
+      </w:r>
+      <w:proofErr w:type="gramEnd"/>
+      <w:r>
+        <w:rPr>
+          <w:rStyle w:val="HTML1"/>
+          <w:b/>
+          <w:color w:val="FF0000"/>
+        </w:rPr>
+        <w:t xml:space="preserve"> = </w:t>
+      </w:r>
+      <w:proofErr w:type="spellStart"/>
+      <w:r>
+        <w:rPr>
+          <w:rStyle w:val="HTML1"/>
+          <w:b/>
+          <w:color w:val="FF0000"/>
+        </w:rPr>
+        <w:t>tool_servo</w:t>
+      </w:r>
+      <w:proofErr w:type="spellEnd"/>
+      <w:r>
+        <w:rPr>
+          <w:rStyle w:val="HTML1"/>
+          <w:b/>
+          <w:color w:val="FF0000"/>
+        </w:rPr>
+        <w:t>(servo12, pin, angle);</w:t>
+      </w:r>
+    </w:p>
+    <w:p>
+      <w:pPr>
+        <w:pStyle w:val="HTML"/>
+        <w:shd w:val="clear" w:color="auto" w:fill="FFFFFF"/>
+        <w:rPr>
+          <w:rStyle w:val="HTML1"/>
+          <w:b/>
+          <w:color w:val="FF0000"/>
+        </w:rPr>
+      </w:pPr>
+      <w:r>
+        <w:rPr>
+          <w:rStyle w:val="HTML1"/>
+          <w:b/>
+          <w:color w:val="FF0000"/>
+        </w:rPr>
+        <w:t xml:space="preserve">        else</w:t>
+      </w:r>
+    </w:p>
+    <w:p>
+      <w:pPr>
+        <w:pStyle w:val="HTML"/>
+        <w:shd w:val="clear" w:color="auto" w:fill="FFFFFF"/>
+        <w:rPr>
+          <w:rStyle w:val="HTML1"/>
+          <w:b/>
+          <w:color w:val="FF0000"/>
+        </w:rPr>
+      </w:pPr>
+      <w:r>
+        <w:rPr>
+          <w:rStyle w:val="HTML1"/>
+          <w:b/>
+          <w:color w:val="FF0000"/>
+        </w:rPr>
+        <w:t xml:space="preserve">            </w:t>
+      </w:r>
+      <w:proofErr w:type="gramStart"/>
+      <w:r>
+        <w:rPr>
+          <w:rStyle w:val="HTML1"/>
+          <w:b/>
+          <w:color w:val="FF0000"/>
+        </w:rPr>
+        <w:t>response</w:t>
+      </w:r>
+      <w:proofErr w:type="gramEnd"/>
+      <w:r>
+        <w:rPr>
+          <w:rStyle w:val="HTML1"/>
+          <w:b/>
+          <w:color w:val="FF0000"/>
+        </w:rPr>
+        <w:t xml:space="preserve"> = "{\"status\":\"error\","</w:t>
+      </w:r>
+    </w:p>
+    <w:p>
+      <w:pPr>
+        <w:pStyle w:val="HTML"/>
+        <w:shd w:val="clear" w:color="auto" w:fill="FFFFFF"/>
+        <w:rPr>
+          <w:rStyle w:val="HTML1"/>
+          <w:b/>
+          <w:color w:val="FF0000"/>
+        </w:rPr>
+      </w:pPr>
+      <w:r>
+        <w:rPr>
+          <w:rStyle w:val="HTML1"/>
+          <w:b/>
+          <w:color w:val="FF0000"/>
+        </w:rPr>
+        <w:t xml:space="preserve">                       "\"reason\":\"</w:t>
+      </w:r>
+      <w:proofErr w:type="spellStart"/>
+      <w:r>
+        <w:rPr>
+          <w:rStyle w:val="HTML1"/>
+          <w:b/>
+          <w:color w:val="FF0000"/>
+        </w:rPr>
+        <w:t>undefined_servo_pin</w:t>
+      </w:r>
+      <w:proofErr w:type="spellEnd"/>
+      <w:r>
+        <w:rPr>
+          <w:rStyle w:val="HTML1"/>
+          <w:b/>
+          <w:color w:val="FF0000"/>
+        </w:rPr>
+        <w:t>\","</w:t>
+      </w:r>
+    </w:p>
+    <w:p>
+      <w:pPr>
+        <w:pStyle w:val="HTML"/>
+        <w:shd w:val="clear" w:color="auto" w:fill="FFFFFF"/>
+        <w:rPr>
+          <w:rStyle w:val="HTML1"/>
+          <w:b/>
+          <w:color w:val="FF0000"/>
+        </w:rPr>
+      </w:pPr>
+      <w:r>
+        <w:rPr>
+          <w:rStyle w:val="HTML1"/>
+          <w:b/>
+          <w:color w:val="FF0000"/>
+        </w:rPr>
+        <w:t xml:space="preserve">                       "\"pin\":" + String(pin) + "}";</w:t>
+      </w:r>
+    </w:p>
+    <w:p>
+      <w:pPr>
+        <w:pStyle w:val="HTML"/>
+        <w:shd w:val="clear" w:color="auto" w:fill="FFFFFF"/>
+        <w:rPr>
+          <w:rStyle w:val="HTML1"/>
+          <w:b/>
+          <w:color w:val="FF0000"/>
+        </w:rPr>
+      </w:pPr>
+    </w:p>
+    <w:p>
+      <w:pPr>
+        <w:pStyle w:val="HTML"/>
+        <w:shd w:val="clear" w:color="auto" w:fill="FFFFFF"/>
+        <w:rPr>
+          <w:rStyle w:val="HTML1"/>
+          <w:b/>
+          <w:color w:val="FF0000"/>
+        </w:rPr>
+      </w:pPr>
+      <w:r>
+        <w:rPr>
+          <w:rStyle w:val="HTML1"/>
+          <w:b/>
+          <w:color w:val="FF0000"/>
+        </w:rPr>
+        <w:t xml:space="preserve">        </w:t>
       </w:r>
       <w:proofErr w:type="spellStart"/>
       <w:proofErr w:type="gramStart"/>
@@ -3097,56 +3798,37 @@
         <w:rPr>
           <w:rStyle w:val="HTML1"/>
           <w:b/>
-        </w:rPr>
-        <w:t>executeTool</w:t>
+          <w:color w:val="FF0000"/>
+        </w:rPr>
+        <w:t>historicalMessages</w:t>
       </w:r>
       <w:proofErr w:type="spellEnd"/>
-      <w:r>
-        <w:rPr>
-          <w:rStyle w:val="HTML1"/>
-          <w:b/>
-        </w:rPr>
-        <w:t>(</w:t>
-      </w:r>
       <w:proofErr w:type="gramEnd"/>
       <w:r>
         <w:rPr>
           <w:rStyle w:val="HTML1"/>
           <w:b/>
-        </w:rPr>
-        <w:t xml:space="preserve">String command, </w:t>
+          <w:color w:val="FF0000"/>
+        </w:rPr>
+        <w:t xml:space="preserve"> += </w:t>
       </w:r>
       <w:proofErr w:type="spellStart"/>
       <w:r>
         <w:rPr>
           <w:rStyle w:val="HTML1"/>
           <w:b/>
-        </w:rPr>
-        <w:t>JsonObject</w:t>
+          <w:color w:val="FF0000"/>
+        </w:rPr>
+        <w:t>buildGeminiMessage</w:t>
       </w:r>
       <w:proofErr w:type="spellEnd"/>
       <w:r>
         <w:rPr>
           <w:rStyle w:val="HTML1"/>
           <w:b/>
-        </w:rPr>
-        <w:t xml:space="preserve"> params, bool </w:t>
-      </w:r>
-      <w:proofErr w:type="spellStart"/>
-      <w:r>
-        <w:rPr>
-          <w:rStyle w:val="HTML1"/>
-          <w:b/>
-        </w:rPr>
-        <w:t>reCheck</w:t>
-      </w:r>
-      <w:proofErr w:type="spellEnd"/>
-      <w:r>
-        <w:rPr>
-          <w:rStyle w:val="HTML1"/>
-          <w:b/>
-        </w:rPr>
-        <w:t xml:space="preserve"> = true) {</w:t>
+          <w:color w:val="FF0000"/>
+        </w:rPr>
+        <w:t>("user", command + timestamps);</w:t>
       </w:r>
     </w:p>
     <w:p>
@@ -3156,8 +3838,55 @@
         <w:rPr>
           <w:rStyle w:val="HTML1"/>
           <w:b/>
-        </w:rPr>
-      </w:pPr>
+          <w:color w:val="FF0000"/>
+        </w:rPr>
+      </w:pPr>
+      <w:r>
+        <w:rPr>
+          <w:rStyle w:val="HTML1"/>
+          <w:b/>
+          <w:color w:val="FF0000"/>
+        </w:rPr>
+        <w:t xml:space="preserve">        </w:t>
+      </w:r>
+      <w:proofErr w:type="spellStart"/>
+      <w:proofErr w:type="gramStart"/>
+      <w:r>
+        <w:rPr>
+          <w:rStyle w:val="HTML1"/>
+          <w:b/>
+          <w:color w:val="FF0000"/>
+        </w:rPr>
+        <w:t>historicalMessages</w:t>
+      </w:r>
+      <w:proofErr w:type="spellEnd"/>
+      <w:proofErr w:type="gramEnd"/>
+      <w:r>
+        <w:rPr>
+          <w:rStyle w:val="HTML1"/>
+          <w:b/>
+          <w:color w:val="FF0000"/>
+        </w:rPr>
+        <w:t xml:space="preserve"> += </w:t>
+      </w:r>
+      <w:proofErr w:type="spellStart"/>
+      <w:r>
+        <w:rPr>
+          <w:rStyle w:val="HTML1"/>
+          <w:b/>
+          <w:color w:val="FF0000"/>
+        </w:rPr>
+        <w:t>buildGeminiMessage</w:t>
+      </w:r>
+      <w:proofErr w:type="spellEnd"/>
+      <w:r>
+        <w:rPr>
+          <w:rStyle w:val="HTML1"/>
+          <w:b/>
+          <w:color w:val="FF0000"/>
+        </w:rPr>
+        <w:t>("model", response + timestamps);</w:t>
+      </w:r>
     </w:p>
     <w:p>
       <w:pPr>
@@ -3166,47 +3895,9 @@
         <w:rPr>
           <w:rStyle w:val="HTML1"/>
           <w:b/>
-        </w:rPr>
-      </w:pPr>
-      <w:r>
-        <w:rPr>
-          <w:rStyle w:val="HTML1"/>
-          <w:b/>
-        </w:rPr>
-        <w:t xml:space="preserve">    if (command == "/</w:t>
-      </w:r>
-      <w:proofErr w:type="spellStart"/>
-      <w:r>
-        <w:rPr>
-          <w:rStyle w:val="HTML1"/>
-          <w:b/>
-        </w:rPr>
-        <w:t>digitalwrite</w:t>
-      </w:r>
-      <w:proofErr w:type="spellEnd"/>
-      <w:r>
-        <w:rPr>
-          <w:rStyle w:val="HTML1"/>
-          <w:b/>
-        </w:rPr>
-        <w:t>" || command == "/</w:t>
-      </w:r>
-      <w:proofErr w:type="spellStart"/>
-      <w:r>
-        <w:rPr>
-          <w:rStyle w:val="HTML1"/>
-          <w:b/>
-        </w:rPr>
-        <w:t>analogwrite</w:t>
-      </w:r>
-      <w:proofErr w:type="spellEnd"/>
-      <w:r>
-        <w:rPr>
-          <w:rStyle w:val="HTML1"/>
-          <w:b/>
-        </w:rPr>
-        <w:t>") {</w:t>
-      </w:r>
+          <w:color w:val="FF0000"/>
+        </w:rPr>
+      </w:pPr>
     </w:p>
     <w:p>
       <w:pPr>
@@ -3215,45 +3906,73 @@
         <w:rPr>
           <w:rStyle w:val="HTML1"/>
           <w:b/>
-        </w:rPr>
-      </w:pPr>
-      <w:r>
-        <w:rPr>
-          <w:rStyle w:val="HTML1"/>
-          <w:rFonts w:hint="eastAsia"/>
-          <w:b/>
-        </w:rPr>
-        <w:t xml:space="preserve">        // ... 原有內容不變</w:t>
-      </w:r>
-      <w:r>
-        <w:rPr>
-          <w:rStyle w:val="HTML1"/>
-          <w:rFonts w:hint="eastAsia"/>
-          <w:b/>
-        </w:rPr>
-        <w:t xml:space="preserve"> ...</w:t>
+          <w:color w:val="FF0000"/>
+        </w:rPr>
+      </w:pPr>
+      <w:r>
+        <w:rPr>
+          <w:rStyle w:val="HTML1"/>
+          <w:b/>
+          <w:color w:val="FF0000"/>
+        </w:rPr>
+        <w:t xml:space="preserve">        </w:t>
+      </w:r>
+      <w:proofErr w:type="spellStart"/>
+      <w:proofErr w:type="gramStart"/>
+      <w:r>
+        <w:rPr>
+          <w:rStyle w:val="HTML1"/>
+          <w:b/>
+          <w:color w:val="FF0000"/>
+        </w:rPr>
+        <w:t>executeToolHistory</w:t>
+      </w:r>
+      <w:proofErr w:type="spellEnd"/>
+      <w:proofErr w:type="gramEnd"/>
+      <w:r>
+        <w:rPr>
+          <w:rStyle w:val="HTML1"/>
+          <w:b/>
+          <w:color w:val="FF0000"/>
+        </w:rPr>
+        <w:t xml:space="preserve"> += </w:t>
+      </w:r>
+      <w:proofErr w:type="spellStart"/>
+      <w:r>
+        <w:rPr>
+          <w:rStyle w:val="HTML1"/>
+          <w:b/>
+          <w:color w:val="FF0000"/>
+        </w:rPr>
+        <w:t>workId</w:t>
+      </w:r>
+      <w:proofErr w:type="spellEnd"/>
+      <w:r>
+        <w:rPr>
+          <w:rStyle w:val="HTML1"/>
+          <w:b/>
+          <w:color w:val="FF0000"/>
+        </w:rPr>
+        <w:t xml:space="preserve"> + " " + command + " [ " + String(pin) + " | " + String(angle) + " ]\n";</w:t>
       </w:r>
     </w:p>
     <w:p>
       <w:pPr>
         <w:pStyle w:val="HTML"/>
         <w:shd w:val="clear" w:color="auto" w:fill="FFFFFF"/>
-        <w:tabs>
-          <w:tab w:val="clear" w:pos="916"/>
-          <w:tab w:val="left" w:pos="432"/>
-        </w:tabs>
-        <w:rPr>
-          <w:rStyle w:val="HTML1"/>
-          <w:b/>
-        </w:rPr>
-      </w:pPr>
-      <w:r>
-        <w:rPr>
-          <w:rStyle w:val="HTML1"/>
-          <w:b/>
-        </w:rPr>
-        <w:tab/>
-        <w:t>}</w:t>
+        <w:rPr>
+          <w:rStyle w:val="HTML1"/>
+          <w:b/>
+          <w:color w:val="FF0000"/>
+        </w:rPr>
+      </w:pPr>
+      <w:r>
+        <w:rPr>
+          <w:rStyle w:val="HTML1"/>
+          <w:b/>
+          <w:color w:val="FF0000"/>
+        </w:rPr>
+        <w:t xml:space="preserve">        </w:t>
       </w:r>
     </w:p>
     <w:p>
@@ -3270,46 +3989,56 @@
         <w:rPr>
           <w:rStyle w:val="HTML1"/>
           <w:b/>
-        </w:rPr>
-        <w:t xml:space="preserve">    </w:t>
-      </w:r>
-      <w:r>
-        <w:rPr>
-          <w:rStyle w:val="HTML1"/>
-          <w:b/>
-          <w:color w:val="FF0000"/>
-        </w:rPr>
-        <w:t>else if (command == "/servo") {</w:t>
-      </w:r>
-    </w:p>
-    <w:p>
-      <w:pPr>
-        <w:pStyle w:val="HTML"/>
-        <w:shd w:val="clear" w:color="auto" w:fill="FFFFFF"/>
-        <w:rPr>
-          <w:rStyle w:val="HTML1"/>
-          <w:b/>
-          <w:color w:val="FF0000"/>
-        </w:rPr>
-      </w:pPr>
-      <w:r>
-        <w:rPr>
-          <w:rStyle w:val="HTML1"/>
-          <w:b/>
-          <w:color w:val="FF0000"/>
-        </w:rPr>
-        <w:t xml:space="preserve">        int pin   = params["pin"].as&lt;int</w:t>
-      </w:r>
-      <w:proofErr w:type="gramStart"/>
-      <w:r>
-        <w:rPr>
-          <w:rStyle w:val="HTML1"/>
-          <w:b/>
-          <w:color w:val="FF0000"/>
-        </w:rPr>
-        <w:t>&gt;(</w:t>
-      </w:r>
-      <w:proofErr w:type="gramEnd"/>
+          <w:color w:val="FF0000"/>
+        </w:rPr>
+        <w:t xml:space="preserve">        </w:t>
+      </w:r>
+      <w:proofErr w:type="spellStart"/>
+      <w:r>
+        <w:rPr>
+          <w:rStyle w:val="HTML1"/>
+          <w:b/>
+          <w:color w:val="FF0000"/>
+        </w:rPr>
+        <w:t>evaluateWorkflowContinuation</w:t>
+      </w:r>
+      <w:proofErr w:type="spellEnd"/>
+      <w:r>
+        <w:rPr>
+          <w:rStyle w:val="HTML1"/>
+          <w:b/>
+          <w:color w:val="FF0000"/>
+        </w:rPr>
+        <w:t>(</w:t>
+      </w:r>
+      <w:proofErr w:type="spellStart"/>
+      <w:r>
+        <w:rPr>
+          <w:rStyle w:val="HTML1"/>
+          <w:b/>
+          <w:color w:val="FF0000"/>
+        </w:rPr>
+        <w:t>workId</w:t>
+      </w:r>
+      <w:proofErr w:type="spellEnd"/>
+      <w:r>
+        <w:rPr>
+          <w:rStyle w:val="HTML1"/>
+          <w:b/>
+          <w:color w:val="FF0000"/>
+        </w:rPr>
+        <w:t xml:space="preserve">, </w:t>
+      </w:r>
+      <w:proofErr w:type="spellStart"/>
+      <w:r>
+        <w:rPr>
+          <w:rStyle w:val="HTML1"/>
+          <w:b/>
+          <w:color w:val="FF0000"/>
+        </w:rPr>
+        <w:t>reCheck</w:t>
+      </w:r>
+      <w:proofErr w:type="spellEnd"/>
       <w:r>
         <w:rPr>
           <w:rStyle w:val="HTML1"/>
@@ -3318,596 +4047,6 @@
         </w:rPr>
         <w:t>);</w:t>
       </w:r>
-    </w:p>
-    <w:p>
-      <w:pPr>
-        <w:pStyle w:val="HTML"/>
-        <w:shd w:val="clear" w:color="auto" w:fill="FFFFFF"/>
-        <w:rPr>
-          <w:rStyle w:val="HTML1"/>
-          <w:b/>
-          <w:color w:val="FF0000"/>
-        </w:rPr>
-      </w:pPr>
-      <w:r>
-        <w:rPr>
-          <w:rStyle w:val="HTML1"/>
-          <w:b/>
-          <w:color w:val="FF0000"/>
-        </w:rPr>
-        <w:t xml:space="preserve">        int angle = params["angle"].as&lt;int</w:t>
-      </w:r>
-      <w:proofErr w:type="gramStart"/>
-      <w:r>
-        <w:rPr>
-          <w:rStyle w:val="HTML1"/>
-          <w:b/>
-          <w:color w:val="FF0000"/>
-        </w:rPr>
-        <w:t>&gt;(</w:t>
-      </w:r>
-      <w:proofErr w:type="gramEnd"/>
-      <w:r>
-        <w:rPr>
-          <w:rStyle w:val="HTML1"/>
-          <w:b/>
-          <w:color w:val="FF0000"/>
-        </w:rPr>
-        <w:t>);</w:t>
-      </w:r>
-    </w:p>
-    <w:p>
-      <w:pPr>
-        <w:pStyle w:val="HTML"/>
-        <w:shd w:val="clear" w:color="auto" w:fill="FFFFFF"/>
-        <w:rPr>
-          <w:rStyle w:val="HTML1"/>
-          <w:b/>
-          <w:color w:val="FF0000"/>
-        </w:rPr>
-      </w:pPr>
-    </w:p>
-    <w:p>
-      <w:pPr>
-        <w:pStyle w:val="HTML"/>
-        <w:shd w:val="clear" w:color="auto" w:fill="FFFFFF"/>
-        <w:rPr>
-          <w:rStyle w:val="HTML1"/>
-          <w:b/>
-          <w:color w:val="FF0000"/>
-        </w:rPr>
-      </w:pPr>
-      <w:r>
-        <w:rPr>
-          <w:rStyle w:val="HTML1"/>
-          <w:b/>
-          <w:color w:val="FF0000"/>
-        </w:rPr>
-        <w:t xml:space="preserve">        String response = "";</w:t>
-      </w:r>
-    </w:p>
-    <w:p>
-      <w:pPr>
-        <w:pStyle w:val="HTML"/>
-        <w:shd w:val="clear" w:color="auto" w:fill="FFFFFF"/>
-        <w:rPr>
-          <w:rStyle w:val="HTML1"/>
-          <w:b/>
-          <w:color w:val="FF0000"/>
-        </w:rPr>
-      </w:pPr>
-      <w:r>
-        <w:rPr>
-          <w:rStyle w:val="HTML1"/>
-          <w:b/>
-          <w:color w:val="FF0000"/>
-        </w:rPr>
-        <w:t xml:space="preserve">        if (pin == 12)</w:t>
-      </w:r>
-    </w:p>
-    <w:p>
-      <w:pPr>
-        <w:pStyle w:val="HTML"/>
-        <w:shd w:val="clear" w:color="auto" w:fill="FFFFFF"/>
-        <w:rPr>
-          <w:rStyle w:val="HTML1"/>
-          <w:b/>
-          <w:color w:val="FF0000"/>
-        </w:rPr>
-      </w:pPr>
-      <w:r>
-        <w:rPr>
-          <w:rStyle w:val="HTML1"/>
-          <w:b/>
-          <w:color w:val="FF0000"/>
-        </w:rPr>
-        <w:t xml:space="preserve">            response = </w:t>
-      </w:r>
-      <w:proofErr w:type="spellStart"/>
-      <w:r>
-        <w:rPr>
-          <w:rStyle w:val="HTML1"/>
-          <w:b/>
-          <w:color w:val="FF0000"/>
-        </w:rPr>
-        <w:t>tool_</w:t>
-      </w:r>
-      <w:proofErr w:type="gramStart"/>
-      <w:r>
-        <w:rPr>
-          <w:rStyle w:val="HTML1"/>
-          <w:b/>
-          <w:color w:val="FF0000"/>
-        </w:rPr>
-        <w:t>servo</w:t>
-      </w:r>
-      <w:proofErr w:type="spellEnd"/>
-      <w:r>
-        <w:rPr>
-          <w:rStyle w:val="HTML1"/>
-          <w:b/>
-          <w:color w:val="FF0000"/>
-        </w:rPr>
-        <w:t>(</w:t>
-      </w:r>
-      <w:proofErr w:type="gramEnd"/>
-      <w:r>
-        <w:rPr>
-          <w:rStyle w:val="HTML1"/>
-          <w:b/>
-          <w:color w:val="FF0000"/>
-        </w:rPr>
-        <w:t>servo12, pin, angle);</w:t>
-      </w:r>
-    </w:p>
-    <w:p>
-      <w:pPr>
-        <w:pStyle w:val="HTML"/>
-        <w:shd w:val="clear" w:color="auto" w:fill="FFFFFF"/>
-        <w:rPr>
-          <w:rStyle w:val="HTML1"/>
-          <w:b/>
-          <w:color w:val="FF0000"/>
-        </w:rPr>
-      </w:pPr>
-      <w:r>
-        <w:rPr>
-          <w:rStyle w:val="HTML1"/>
-          <w:b/>
-          <w:color w:val="FF0000"/>
-        </w:rPr>
-        <w:t xml:space="preserve">        else</w:t>
-      </w:r>
-    </w:p>
-    <w:p>
-      <w:pPr>
-        <w:pStyle w:val="HTML"/>
-        <w:shd w:val="clear" w:color="auto" w:fill="FFFFFF"/>
-        <w:rPr>
-          <w:rStyle w:val="HTML1"/>
-          <w:b/>
-          <w:color w:val="FF0000"/>
-        </w:rPr>
-      </w:pPr>
-      <w:r>
-        <w:rPr>
-          <w:rStyle w:val="HTML1"/>
-          <w:b/>
-          <w:color w:val="FF0000"/>
-        </w:rPr>
-        <w:t xml:space="preserve">            response = "{\"status\</w:t>
-      </w:r>
-      <w:proofErr w:type="gramStart"/>
-      <w:r>
-        <w:rPr>
-          <w:rStyle w:val="HTML1"/>
-          <w:b/>
-          <w:color w:val="FF0000"/>
-        </w:rPr>
-        <w:t>":\</w:t>
-      </w:r>
-      <w:proofErr w:type="gramEnd"/>
-      <w:r>
-        <w:rPr>
-          <w:rStyle w:val="HTML1"/>
-          <w:b/>
-          <w:color w:val="FF0000"/>
-        </w:rPr>
-        <w:t>"error\","</w:t>
-      </w:r>
-    </w:p>
-    <w:p>
-      <w:pPr>
-        <w:pStyle w:val="HTML"/>
-        <w:shd w:val="clear" w:color="auto" w:fill="FFFFFF"/>
-        <w:rPr>
-          <w:rStyle w:val="HTML1"/>
-          <w:b/>
-          <w:color w:val="FF0000"/>
-        </w:rPr>
-      </w:pPr>
-      <w:r>
-        <w:rPr>
-          <w:rStyle w:val="HTML1"/>
-          <w:b/>
-          <w:color w:val="FF0000"/>
-        </w:rPr>
-        <w:t xml:space="preserve">                       "\"reason\</w:t>
-      </w:r>
-      <w:proofErr w:type="gramStart"/>
-      <w:r>
-        <w:rPr>
-          <w:rStyle w:val="HTML1"/>
-          <w:b/>
-          <w:color w:val="FF0000"/>
-        </w:rPr>
-        <w:t>":\</w:t>
-      </w:r>
-      <w:proofErr w:type="gramEnd"/>
-      <w:r>
-        <w:rPr>
-          <w:rStyle w:val="HTML1"/>
-          <w:b/>
-          <w:color w:val="FF0000"/>
-        </w:rPr>
-        <w:t>"</w:t>
-      </w:r>
-      <w:proofErr w:type="spellStart"/>
-      <w:r>
-        <w:rPr>
-          <w:rStyle w:val="HTML1"/>
-          <w:b/>
-          <w:color w:val="FF0000"/>
-        </w:rPr>
-        <w:t>undefined_servo_pin</w:t>
-      </w:r>
-      <w:proofErr w:type="spellEnd"/>
-      <w:r>
-        <w:rPr>
-          <w:rStyle w:val="HTML1"/>
-          <w:b/>
-          <w:color w:val="FF0000"/>
-        </w:rPr>
-        <w:t>\","</w:t>
-      </w:r>
-    </w:p>
-    <w:p>
-      <w:pPr>
-        <w:pStyle w:val="HTML"/>
-        <w:shd w:val="clear" w:color="auto" w:fill="FFFFFF"/>
-        <w:rPr>
-          <w:rStyle w:val="HTML1"/>
-          <w:b/>
-          <w:color w:val="FF0000"/>
-        </w:rPr>
-      </w:pPr>
-      <w:r>
-        <w:rPr>
-          <w:rStyle w:val="HTML1"/>
-          <w:b/>
-          <w:color w:val="FF0000"/>
-        </w:rPr>
-        <w:t xml:space="preserve">                       "\"pin\":" + String(pin) + "}";</w:t>
-      </w:r>
-    </w:p>
-    <w:p>
-      <w:pPr>
-        <w:pStyle w:val="HTML"/>
-        <w:shd w:val="clear" w:color="auto" w:fill="FFFFFF"/>
-        <w:rPr>
-          <w:rStyle w:val="HTML1"/>
-          <w:b/>
-          <w:color w:val="FF0000"/>
-        </w:rPr>
-      </w:pPr>
-    </w:p>
-    <w:p>
-      <w:pPr>
-        <w:pStyle w:val="HTML"/>
-        <w:shd w:val="clear" w:color="auto" w:fill="FFFFFF"/>
-        <w:rPr>
-          <w:rStyle w:val="HTML1"/>
-          <w:b/>
-          <w:color w:val="FF0000"/>
-        </w:rPr>
-      </w:pPr>
-      <w:r>
-        <w:rPr>
-          <w:rStyle w:val="HTML1"/>
-          <w:b/>
-          <w:color w:val="FF0000"/>
-        </w:rPr>
-        <w:t xml:space="preserve">        </w:t>
-      </w:r>
-      <w:proofErr w:type="spellStart"/>
-      <w:r>
-        <w:rPr>
-          <w:rStyle w:val="HTML1"/>
-          <w:b/>
-          <w:color w:val="FF0000"/>
-        </w:rPr>
-        <w:t>historicalMessages</w:t>
-      </w:r>
-      <w:proofErr w:type="spellEnd"/>
-      <w:r>
-        <w:rPr>
-          <w:rStyle w:val="HTML1"/>
-          <w:b/>
-          <w:color w:val="FF0000"/>
-        </w:rPr>
-        <w:t xml:space="preserve"> += </w:t>
-      </w:r>
-      <w:proofErr w:type="spellStart"/>
-      <w:proofErr w:type="gramStart"/>
-      <w:r>
-        <w:rPr>
-          <w:rStyle w:val="HTML1"/>
-          <w:b/>
-          <w:color w:val="FF0000"/>
-        </w:rPr>
-        <w:t>buildGeminiMessage</w:t>
-      </w:r>
-      <w:proofErr w:type="spellEnd"/>
-      <w:r>
-        <w:rPr>
-          <w:rStyle w:val="HTML1"/>
-          <w:b/>
-          <w:color w:val="FF0000"/>
-        </w:rPr>
-        <w:t>(</w:t>
-      </w:r>
-      <w:proofErr w:type="gramEnd"/>
-      <w:r>
-        <w:rPr>
-          <w:rStyle w:val="HTML1"/>
-          <w:b/>
-          <w:color w:val="FF0000"/>
-        </w:rPr>
-        <w:t>"user", command + timestamps);</w:t>
-      </w:r>
-    </w:p>
-    <w:p>
-      <w:pPr>
-        <w:pStyle w:val="HTML"/>
-        <w:shd w:val="clear" w:color="auto" w:fill="FFFFFF"/>
-        <w:rPr>
-          <w:rStyle w:val="HTML1"/>
-          <w:b/>
-          <w:color w:val="FF0000"/>
-        </w:rPr>
-      </w:pPr>
-      <w:r>
-        <w:rPr>
-          <w:rStyle w:val="HTML1"/>
-          <w:b/>
-          <w:color w:val="FF0000"/>
-        </w:rPr>
-        <w:t xml:space="preserve">        </w:t>
-      </w:r>
-      <w:proofErr w:type="spellStart"/>
-      <w:r>
-        <w:rPr>
-          <w:rStyle w:val="HTML1"/>
-          <w:b/>
-          <w:color w:val="FF0000"/>
-        </w:rPr>
-        <w:t>historicalMessages</w:t>
-      </w:r>
-      <w:proofErr w:type="spellEnd"/>
-      <w:r>
-        <w:rPr>
-          <w:rStyle w:val="HTML1"/>
-          <w:b/>
-          <w:color w:val="FF0000"/>
-        </w:rPr>
-        <w:t xml:space="preserve"> += </w:t>
-      </w:r>
-      <w:proofErr w:type="spellStart"/>
-      <w:proofErr w:type="gramStart"/>
-      <w:r>
-        <w:rPr>
-          <w:rStyle w:val="HTML1"/>
-          <w:b/>
-          <w:color w:val="FF0000"/>
-        </w:rPr>
-        <w:t>buildGeminiMessage</w:t>
-      </w:r>
-      <w:proofErr w:type="spellEnd"/>
-      <w:r>
-        <w:rPr>
-          <w:rStyle w:val="HTML1"/>
-          <w:b/>
-          <w:color w:val="FF0000"/>
-        </w:rPr>
-        <w:t>(</w:t>
-      </w:r>
-      <w:proofErr w:type="gramEnd"/>
-      <w:r>
-        <w:rPr>
-          <w:rStyle w:val="HTML1"/>
-          <w:b/>
-          <w:color w:val="FF0000"/>
-        </w:rPr>
-        <w:t>"model", response + timestamps);</w:t>
-      </w:r>
-    </w:p>
-    <w:p>
-      <w:pPr>
-        <w:pStyle w:val="HTML"/>
-        <w:shd w:val="clear" w:color="auto" w:fill="FFFFFF"/>
-        <w:rPr>
-          <w:rStyle w:val="HTML1"/>
-          <w:b/>
-          <w:color w:val="FF0000"/>
-        </w:rPr>
-      </w:pPr>
-    </w:p>
-    <w:p>
-      <w:pPr>
-        <w:pStyle w:val="HTML"/>
-        <w:shd w:val="clear" w:color="auto" w:fill="FFFFFF"/>
-        <w:rPr>
-          <w:rStyle w:val="HTML1"/>
-          <w:b/>
-          <w:color w:val="FF0000"/>
-        </w:rPr>
-      </w:pPr>
-      <w:r>
-        <w:rPr>
-          <w:rStyle w:val="HTML1"/>
-          <w:b/>
-          <w:color w:val="FF0000"/>
-        </w:rPr>
-        <w:t xml:space="preserve">        </w:t>
-      </w:r>
-      <w:proofErr w:type="spellStart"/>
-      <w:r>
-        <w:rPr>
-          <w:rStyle w:val="HTML1"/>
-          <w:b/>
-          <w:color w:val="FF0000"/>
-        </w:rPr>
-        <w:t>executeToolHistory</w:t>
-      </w:r>
-      <w:proofErr w:type="spellEnd"/>
-      <w:r>
-        <w:rPr>
-          <w:rStyle w:val="HTML1"/>
-          <w:b/>
-          <w:color w:val="FF0000"/>
-        </w:rPr>
-        <w:t xml:space="preserve"> += </w:t>
-      </w:r>
-      <w:proofErr w:type="spellStart"/>
-      <w:r>
-        <w:rPr>
-          <w:rStyle w:val="HTML1"/>
-          <w:b/>
-          <w:color w:val="FF0000"/>
-        </w:rPr>
-        <w:t>workId</w:t>
-      </w:r>
-      <w:proofErr w:type="spellEnd"/>
-      <w:r>
-        <w:rPr>
-          <w:rStyle w:val="HTML1"/>
-          <w:b/>
-          <w:color w:val="FF0000"/>
-        </w:rPr>
-        <w:t xml:space="preserve"> + " " + command + " [ " + String(pin) + " | " + String(angle) + </w:t>
-      </w:r>
-      <w:proofErr w:type="gramStart"/>
-      <w:r>
-        <w:rPr>
-          <w:rStyle w:val="HTML1"/>
-          <w:b/>
-          <w:color w:val="FF0000"/>
-        </w:rPr>
-        <w:t>" ]</w:t>
-      </w:r>
-      <w:proofErr w:type="gramEnd"/>
-      <w:r>
-        <w:rPr>
-          <w:rStyle w:val="HTML1"/>
-          <w:b/>
-          <w:color w:val="FF0000"/>
-        </w:rPr>
-        <w:t>\n";</w:t>
-      </w:r>
-    </w:p>
-    <w:p>
-      <w:pPr>
-        <w:pStyle w:val="HTML"/>
-        <w:shd w:val="clear" w:color="auto" w:fill="FFFFFF"/>
-        <w:rPr>
-          <w:rStyle w:val="HTML1"/>
-          <w:b/>
-          <w:color w:val="FF0000"/>
-        </w:rPr>
-      </w:pPr>
-      <w:r>
-        <w:rPr>
-          <w:rStyle w:val="HTML1"/>
-          <w:b/>
-          <w:color w:val="FF0000"/>
-        </w:rPr>
-        <w:t xml:space="preserve">        </w:t>
-      </w:r>
-    </w:p>
-    <w:p>
-      <w:pPr>
-        <w:pStyle w:val="HTML"/>
-        <w:shd w:val="clear" w:color="auto" w:fill="FFFFFF"/>
-        <w:rPr>
-          <w:rStyle w:val="HTML1"/>
-          <w:b/>
-          <w:color w:val="FF0000"/>
-        </w:rPr>
-      </w:pPr>
-      <w:r>
-        <w:rPr>
-          <w:rStyle w:val="HTML1"/>
-          <w:b/>
-          <w:color w:val="FF0000"/>
-        </w:rPr>
-        <w:t xml:space="preserve">        </w:t>
-      </w:r>
-      <w:proofErr w:type="spellStart"/>
-      <w:r>
-        <w:rPr>
-          <w:rStyle w:val="HTML1"/>
-          <w:b/>
-          <w:color w:val="FF0000"/>
-        </w:rPr>
-        <w:t>evaluateWorkflowContinuation</w:t>
-      </w:r>
-      <w:proofErr w:type="spellEnd"/>
-      <w:r>
-        <w:rPr>
-          <w:rStyle w:val="HTML1"/>
-          <w:b/>
-          <w:color w:val="FF0000"/>
-        </w:rPr>
-        <w:t>(</w:t>
-      </w:r>
-      <w:proofErr w:type="spellStart"/>
-      <w:r>
-        <w:rPr>
-          <w:rStyle w:val="HTML1"/>
-          <w:b/>
-          <w:color w:val="FF0000"/>
-        </w:rPr>
-        <w:t>workId</w:t>
-      </w:r>
-      <w:proofErr w:type="spellEnd"/>
-      <w:r>
-        <w:rPr>
-          <w:rStyle w:val="HTML1"/>
-          <w:b/>
-          <w:color w:val="FF0000"/>
-        </w:rPr>
-        <w:t xml:space="preserve">, </w:t>
-      </w:r>
-      <w:proofErr w:type="spellStart"/>
-      <w:r>
-        <w:rPr>
-          <w:rStyle w:val="HTML1"/>
-          <w:b/>
-          <w:color w:val="FF0000"/>
-        </w:rPr>
-        <w:t>reCheck</w:t>
-      </w:r>
-      <w:proofErr w:type="spellEnd"/>
-      <w:r>
-        <w:rPr>
-          <w:rStyle w:val="HTML1"/>
-          <w:b/>
-          <w:color w:val="FF0000"/>
-        </w:rPr>
-        <w:t>);</w:t>
-      </w:r>
-      <w:bookmarkStart w:id="0" w:name="_GoBack"/>
-      <w:bookmarkEnd w:id="0"/>
     </w:p>
     <w:p>
       <w:pPr>
@@ -3949,6 +4088,7 @@
           <w:rStyle w:val="HTML1"/>
           <w:b/>
         </w:rPr>
+        <w:lastRenderedPageBreak/>
         <w:t>else if (command == "/</w:t>
       </w:r>
       <w:proofErr w:type="spellStart"/>
@@ -3999,7 +4139,6 @@
           <w:rFonts w:hint="eastAsia"/>
           <w:b/>
         </w:rPr>
-        <w:lastRenderedPageBreak/>
         <w:t xml:space="preserve">        // ... 原有內容不變 ...</w:t>
       </w:r>
     </w:p>
@@ -4067,7 +4206,7 @@
 </file>
 
 <file path=word/endnotes.xml><?xml version="1.0" encoding="utf-8"?>
-<w:endnotes xmlns:wpc="http://schemas.microsoft.com/office/word/2010/wordprocessingCanvas" xmlns:cx="http://schemas.microsoft.com/office/drawing/2014/chartex" xmlns:cx1="http://schemas.microsoft.com/office/drawing/2015/9/8/chartex" xmlns:cx2="http://schemas.microsoft.com/office/drawing/2015/10/21/chartex" xmlns:cx3="http://schemas.microsoft.com/office/drawing/2016/5/9/chartex" xmlns:cx4="http://schemas.microsoft.com/office/drawing/2016/5/10/chartex" xmlns:cx5="http://schemas.microsoft.com/office/drawing/2016/5/11/chartex" xmlns:cx6="http://schemas.microsoft.com/office/drawing/2016/5/12/chartex" xmlns:cx7="http://schemas.microsoft.com/office/drawing/2016/5/13/chartex" xmlns:cx8="http://schemas.microsoft.com/office/drawing/2016/5/14/chartex" xmlns:mc="http://schemas.openxmlformats.org/markup-compatibility/2006" xmlns:aink="http://schemas.microsoft.com/office/drawing/2016/ink" xmlns:am3d="http://schemas.microsoft.com/office/drawing/2017/model3d" xmlns:o="urn:schemas-microsoft-com:office:office" xmlns:r="http://schemas.openxmlformats.org/officeDocument/2006/relationships" xmlns:m="http://schemas.openxmlformats.org/officeDocument/2006/math" xmlns:v="urn:schemas-microsoft-com:vml" xmlns:wp14="http://schemas.microsoft.com/office/word/2010/wordprocessingDrawing" xmlns:wp="http://schemas.openxmlformats.org/drawingml/2006/wordprocessingDrawing" xmlns:w10="urn:schemas-microsoft-com:office:word" xmlns:w="http://schemas.openxmlformats.org/wordprocessingml/2006/main" xmlns:w14="http://schemas.microsoft.com/office/word/2010/wordml" xmlns:w15="http://schemas.microsoft.com/office/word/2012/wordml" xmlns:w16cid="http://schemas.microsoft.com/office/word/2016/wordml/cid" xmlns:w16se="http://schemas.microsoft.com/office/word/2015/wordml/symex" xmlns:wpg="http://schemas.microsoft.com/office/word/2010/wordprocessingGroup" xmlns:wpi="http://schemas.microsoft.com/office/word/2010/wordprocessingInk" xmlns:wne="http://schemas.microsoft.com/office/word/2006/wordml" xmlns:wps="http://schemas.microsoft.com/office/word/2010/wordprocessingShape" mc:Ignorable="w14 w15 w16se w16cid wp14">
+<w:endnotes xmlns:wpc="http://schemas.microsoft.com/office/word/2010/wordprocessingCanvas" xmlns:mc="http://schemas.openxmlformats.org/markup-compatibility/2006" xmlns:o="urn:schemas-microsoft-com:office:office" xmlns:r="http://schemas.openxmlformats.org/officeDocument/2006/relationships" xmlns:m="http://schemas.openxmlformats.org/officeDocument/2006/math" xmlns:v="urn:schemas-microsoft-com:vml" xmlns:wp14="http://schemas.microsoft.com/office/word/2010/wordprocessingDrawing" xmlns:wp="http://schemas.openxmlformats.org/drawingml/2006/wordprocessingDrawing" xmlns:w10="urn:schemas-microsoft-com:office:word" xmlns:w="http://schemas.openxmlformats.org/wordprocessingml/2006/main" xmlns:w14="http://schemas.microsoft.com/office/word/2010/wordml" xmlns:wpg="http://schemas.microsoft.com/office/word/2010/wordprocessingGroup" xmlns:wpi="http://schemas.microsoft.com/office/word/2010/wordprocessingInk" xmlns:wne="http://schemas.microsoft.com/office/word/2006/wordml" xmlns:wps="http://schemas.microsoft.com/office/word/2010/wordprocessingShape" mc:Ignorable="w14 wp14">
   <w:endnote w:type="separator" w:id="-1">
     <w:p>
       <w:pPr>
@@ -4092,7 +4231,7 @@
 </file>
 
 <file path=word/footnotes.xml><?xml version="1.0" encoding="utf-8"?>
-<w:footnotes xmlns:wpc="http://schemas.microsoft.com/office/word/2010/wordprocessingCanvas" xmlns:cx="http://schemas.microsoft.com/office/drawing/2014/chartex" xmlns:cx1="http://schemas.microsoft.com/office/drawing/2015/9/8/chartex" xmlns:cx2="http://schemas.microsoft.com/office/drawing/2015/10/21/chartex" xmlns:cx3="http://schemas.microsoft.com/office/drawing/2016/5/9/chartex" xmlns:cx4="http://schemas.microsoft.com/office/drawing/2016/5/10/chartex" xmlns:cx5="http://schemas.microsoft.com/office/drawing/2016/5/11/chartex" xmlns:cx6="http://schemas.microsoft.com/office/drawing/2016/5/12/chartex" xmlns:cx7="http://schemas.microsoft.com/office/drawing/2016/5/13/chartex" xmlns:cx8="http://schemas.microsoft.com/office/drawing/2016/5/14/chartex" xmlns:mc="http://schemas.openxmlformats.org/markup-compatibility/2006" xmlns:aink="http://schemas.microsoft.com/office/drawing/2016/ink" xmlns:am3d="http://schemas.microsoft.com/office/drawing/2017/model3d" xmlns:o="urn:schemas-microsoft-com:office:office" xmlns:r="http://schemas.openxmlformats.org/officeDocument/2006/relationships" xmlns:m="http://schemas.openxmlformats.org/officeDocument/2006/math" xmlns:v="urn:schemas-microsoft-com:vml" xmlns:wp14="http://schemas.microsoft.com/office/word/2010/wordprocessingDrawing" xmlns:wp="http://schemas.openxmlformats.org/drawingml/2006/wordprocessingDrawing" xmlns:w10="urn:schemas-microsoft-com:office:word" xmlns:w="http://schemas.openxmlformats.org/wordprocessingml/2006/main" xmlns:w14="http://schemas.microsoft.com/office/word/2010/wordml" xmlns:w15="http://schemas.microsoft.com/office/word/2012/wordml" xmlns:w16cid="http://schemas.microsoft.com/office/word/2016/wordml/cid" xmlns:w16se="http://schemas.microsoft.com/office/word/2015/wordml/symex" xmlns:wpg="http://schemas.microsoft.com/office/word/2010/wordprocessingGroup" xmlns:wpi="http://schemas.microsoft.com/office/word/2010/wordprocessingInk" xmlns:wne="http://schemas.microsoft.com/office/word/2006/wordml" xmlns:wps="http://schemas.microsoft.com/office/word/2010/wordprocessingShape" mc:Ignorable="w14 w15 w16se w16cid wp14">
+<w:footnotes xmlns:wpc="http://schemas.microsoft.com/office/word/2010/wordprocessingCanvas" xmlns:mc="http://schemas.openxmlformats.org/markup-compatibility/2006" xmlns:o="urn:schemas-microsoft-com:office:office" xmlns:r="http://schemas.openxmlformats.org/officeDocument/2006/relationships" xmlns:m="http://schemas.openxmlformats.org/officeDocument/2006/math" xmlns:v="urn:schemas-microsoft-com:vml" xmlns:wp14="http://schemas.microsoft.com/office/word/2010/wordprocessingDrawing" xmlns:wp="http://schemas.openxmlformats.org/drawingml/2006/wordprocessingDrawing" xmlns:w10="urn:schemas-microsoft-com:office:word" xmlns:w="http://schemas.openxmlformats.org/wordprocessingml/2006/main" xmlns:w14="http://schemas.microsoft.com/office/word/2010/wordml" xmlns:wpg="http://schemas.microsoft.com/office/word/2010/wordprocessingGroup" xmlns:wpi="http://schemas.microsoft.com/office/word/2010/wordprocessingInk" xmlns:wne="http://schemas.microsoft.com/office/word/2006/wordml" xmlns:wps="http://schemas.microsoft.com/office/word/2010/wordprocessingShape" mc:Ignorable="w14 wp14">
   <w:footnote w:type="separator" w:id="-1">
     <w:p>
       <w:pPr>
@@ -4117,8 +4256,8 @@
 </file>
 
 <file path=word/numbering.xml><?xml version="1.0" encoding="utf-8"?>
-<w:numbering xmlns:wpc="http://schemas.microsoft.com/office/word/2010/wordprocessingCanvas" xmlns:cx="http://schemas.microsoft.com/office/drawing/2014/chartex" xmlns:cx1="http://schemas.microsoft.com/office/drawing/2015/9/8/chartex" xmlns:cx2="http://schemas.microsoft.com/office/drawing/2015/10/21/chartex" xmlns:cx3="http://schemas.microsoft.com/office/drawing/2016/5/9/chartex" xmlns:cx4="http://schemas.microsoft.com/office/drawing/2016/5/10/chartex" xmlns:cx5="http://schemas.microsoft.com/office/drawing/2016/5/11/chartex" xmlns:cx6="http://schemas.microsoft.com/office/drawing/2016/5/12/chartex" xmlns:cx7="http://schemas.microsoft.com/office/drawing/2016/5/13/chartex" xmlns:cx8="http://schemas.microsoft.com/office/drawing/2016/5/14/chartex" xmlns:mc="http://schemas.openxmlformats.org/markup-compatibility/2006" xmlns:aink="http://schemas.microsoft.com/office/drawing/2016/ink" xmlns:am3d="http://schemas.microsoft.com/office/drawing/2017/model3d" xmlns:o="urn:schemas-microsoft-com:office:office" xmlns:r="http://schemas.openxmlformats.org/officeDocument/2006/relationships" xmlns:m="http://schemas.openxmlformats.org/officeDocument/2006/math" xmlns:v="urn:schemas-microsoft-com:vml" xmlns:wp14="http://schemas.microsoft.com/office/word/2010/wordprocessingDrawing" xmlns:wp="http://schemas.openxmlformats.org/drawingml/2006/wordprocessingDrawing" xmlns:w10="urn:schemas-microsoft-com:office:word" xmlns:w="http://schemas.openxmlformats.org/wordprocessingml/2006/main" xmlns:w14="http://schemas.microsoft.com/office/word/2010/wordml" xmlns:w15="http://schemas.microsoft.com/office/word/2012/wordml" xmlns:w16cid="http://schemas.microsoft.com/office/word/2016/wordml/cid" xmlns:w16se="http://schemas.microsoft.com/office/word/2015/wordml/symex" xmlns:wpg="http://schemas.microsoft.com/office/word/2010/wordprocessingGroup" xmlns:wpi="http://schemas.microsoft.com/office/word/2010/wordprocessingInk" xmlns:wne="http://schemas.microsoft.com/office/word/2006/wordml" xmlns:wps="http://schemas.microsoft.com/office/word/2010/wordprocessingShape" mc:Ignorable="w14 w15 w16se w16cid wp14">
-  <w:abstractNum w:abstractNumId="0" w15:restartNumberingAfterBreak="0">
+<w:numbering xmlns:wpc="http://schemas.microsoft.com/office/word/2010/wordprocessingCanvas" xmlns:mc="http://schemas.openxmlformats.org/markup-compatibility/2006" xmlns:o="urn:schemas-microsoft-com:office:office" xmlns:r="http://schemas.openxmlformats.org/officeDocument/2006/relationships" xmlns:m="http://schemas.openxmlformats.org/officeDocument/2006/math" xmlns:v="urn:schemas-microsoft-com:vml" xmlns:wp14="http://schemas.microsoft.com/office/word/2010/wordprocessingDrawing" xmlns:wp="http://schemas.openxmlformats.org/drawingml/2006/wordprocessingDrawing" xmlns:w10="urn:schemas-microsoft-com:office:word" xmlns:w="http://schemas.openxmlformats.org/wordprocessingml/2006/main" xmlns:w14="http://schemas.microsoft.com/office/word/2010/wordml" xmlns:wpg="http://schemas.microsoft.com/office/word/2010/wordprocessingGroup" xmlns:wpi="http://schemas.microsoft.com/office/word/2010/wordprocessingInk" xmlns:wne="http://schemas.microsoft.com/office/word/2006/wordml" xmlns:wps="http://schemas.microsoft.com/office/word/2010/wordprocessingShape" mc:Ignorable="w14 wp14">
+  <w:abstractNum w:abstractNumId="0">
     <w:nsid w:val="1BE27169"/>
     <w:multiLevelType w:val="multilevel"/>
     <w:tmpl w:val="1272FAAC"/>
@@ -4231,7 +4370,7 @@
       </w:pPr>
     </w:lvl>
   </w:abstractNum>
-  <w:abstractNum w:abstractNumId="1" w15:restartNumberingAfterBreak="0">
+  <w:abstractNum w:abstractNumId="1">
     <w:nsid w:val="1F983FD0"/>
     <w:multiLevelType w:val="multilevel"/>
     <w:tmpl w:val="B802D43A"/>
@@ -4380,7 +4519,7 @@
       </w:rPr>
     </w:lvl>
   </w:abstractNum>
-  <w:abstractNum w:abstractNumId="2" w15:restartNumberingAfterBreak="0">
+  <w:abstractNum w:abstractNumId="2">
     <w:nsid w:val="67184D97"/>
     <w:multiLevelType w:val="hybridMultilevel"/>
     <w:tmpl w:val="4CDE53C6"/>
@@ -4505,7 +4644,7 @@
 </file>
 
 <file path=word/styles.xml><?xml version="1.0" encoding="utf-8"?>
-<w:styles xmlns:mc="http://schemas.openxmlformats.org/markup-compatibility/2006" xmlns:r="http://schemas.openxmlformats.org/officeDocument/2006/relationships" xmlns:w="http://schemas.openxmlformats.org/wordprocessingml/2006/main" xmlns:w14="http://schemas.microsoft.com/office/word/2010/wordml" xmlns:w15="http://schemas.microsoft.com/office/word/2012/wordml" xmlns:w16cid="http://schemas.microsoft.com/office/word/2016/wordml/cid" xmlns:w16se="http://schemas.microsoft.com/office/word/2015/wordml/symex" mc:Ignorable="w14 w15 w16se w16cid">
+<w:styles xmlns:mc="http://schemas.openxmlformats.org/markup-compatibility/2006" xmlns:r="http://schemas.openxmlformats.org/officeDocument/2006/relationships" xmlns:w="http://schemas.openxmlformats.org/wordprocessingml/2006/main" xmlns:w14="http://schemas.microsoft.com/office/word/2010/wordml" mc:Ignorable="w14">
   <w:docDefaults>
     <w:rPrDefault>
       <w:rPr>
@@ -4522,382 +4661,635 @@
       </w:pPr>
     </w:pPrDefault>
   </w:docDefaults>
-  <w:latentStyles w:defLockedState="0" w:defUIPriority="99" w:defSemiHidden="0" w:defUnhideWhenUsed="0" w:defQFormat="0" w:count="375">
-    <w:lsdException w:name="Normal" w:uiPriority="0" w:qFormat="1"/>
-    <w:lsdException w:name="heading 1" w:uiPriority="9" w:qFormat="1"/>
-    <w:lsdException w:name="heading 2" w:semiHidden="1" w:uiPriority="9" w:unhideWhenUsed="1" w:qFormat="1"/>
-    <w:lsdException w:name="heading 3" w:semiHidden="1" w:uiPriority="9" w:unhideWhenUsed="1" w:qFormat="1"/>
-    <w:lsdException w:name="heading 4" w:semiHidden="1" w:uiPriority="9" w:unhideWhenUsed="1" w:qFormat="1"/>
-    <w:lsdException w:name="heading 5" w:semiHidden="1" w:uiPriority="9" w:unhideWhenUsed="1" w:qFormat="1"/>
-    <w:lsdException w:name="heading 6" w:semiHidden="1" w:uiPriority="9" w:unhideWhenUsed="1" w:qFormat="1"/>
-    <w:lsdException w:name="heading 7" w:semiHidden="1" w:uiPriority="9" w:unhideWhenUsed="1" w:qFormat="1"/>
-    <w:lsdException w:name="heading 8" w:semiHidden="1" w:uiPriority="9" w:unhideWhenUsed="1" w:qFormat="1"/>
-    <w:lsdException w:name="heading 9" w:semiHidden="1" w:uiPriority="9" w:unhideWhenUsed="1" w:qFormat="1"/>
-    <w:lsdException w:name="index 1" w:semiHidden="1" w:unhideWhenUsed="1"/>
-    <w:lsdException w:name="index 2" w:semiHidden="1" w:unhideWhenUsed="1"/>
-    <w:lsdException w:name="index 3" w:semiHidden="1" w:unhideWhenUsed="1"/>
-    <w:lsdException w:name="index 4" w:semiHidden="1" w:unhideWhenUsed="1"/>
-    <w:lsdException w:name="index 5" w:semiHidden="1" w:unhideWhenUsed="1"/>
-    <w:lsdException w:name="index 6" w:semiHidden="1" w:unhideWhenUsed="1"/>
-    <w:lsdException w:name="index 7" w:semiHidden="1" w:unhideWhenUsed="1"/>
-    <w:lsdException w:name="index 8" w:semiHidden="1" w:unhideWhenUsed="1"/>
-    <w:lsdException w:name="index 9" w:semiHidden="1" w:unhideWhenUsed="1"/>
-    <w:lsdException w:name="toc 1" w:semiHidden="1" w:uiPriority="39" w:unhideWhenUsed="1"/>
-    <w:lsdException w:name="toc 2" w:semiHidden="1" w:uiPriority="39" w:unhideWhenUsed="1"/>
-    <w:lsdException w:name="toc 3" w:semiHidden="1" w:uiPriority="39" w:unhideWhenUsed="1"/>
-    <w:lsdException w:name="toc 4" w:semiHidden="1" w:uiPriority="39" w:unhideWhenUsed="1"/>
-    <w:lsdException w:name="toc 5" w:semiHidden="1" w:uiPriority="39" w:unhideWhenUsed="1"/>
-    <w:lsdException w:name="toc 6" w:semiHidden="1" w:uiPriority="39" w:unhideWhenUsed="1"/>
-    <w:lsdException w:name="toc 7" w:semiHidden="1" w:uiPriority="39" w:unhideWhenUsed="1"/>
-    <w:lsdException w:name="toc 8" w:semiHidden="1" w:uiPriority="39" w:unhideWhenUsed="1"/>
-    <w:lsdException w:name="toc 9" w:semiHidden="1" w:uiPriority="39" w:unhideWhenUsed="1"/>
-    <w:lsdException w:name="Normal Indent" w:semiHidden="1" w:unhideWhenUsed="1"/>
-    <w:lsdException w:name="footnote text" w:semiHidden="1" w:unhideWhenUsed="1"/>
-    <w:lsdException w:name="annotation text" w:semiHidden="1" w:unhideWhenUsed="1"/>
-    <w:lsdException w:name="header" w:semiHidden="1" w:unhideWhenUsed="1"/>
-    <w:lsdException w:name="footer" w:semiHidden="1" w:unhideWhenUsed="1"/>
-    <w:lsdException w:name="index heading" w:semiHidden="1" w:unhideWhenUsed="1"/>
-    <w:lsdException w:name="caption" w:semiHidden="1" w:uiPriority="35" w:unhideWhenUsed="1" w:qFormat="1"/>
-    <w:lsdException w:name="table of figures" w:semiHidden="1" w:unhideWhenUsed="1"/>
-    <w:lsdException w:name="envelope address" w:semiHidden="1" w:unhideWhenUsed="1"/>
-    <w:lsdException w:name="envelope return" w:semiHidden="1" w:unhideWhenUsed="1"/>
-    <w:lsdException w:name="footnote reference" w:semiHidden="1" w:unhideWhenUsed="1"/>
-    <w:lsdException w:name="annotation reference" w:semiHidden="1" w:unhideWhenUsed="1"/>
-    <w:lsdException w:name="line number" w:semiHidden="1" w:unhideWhenUsed="1"/>
-    <w:lsdException w:name="page number" w:semiHidden="1" w:unhideWhenUsed="1"/>
-    <w:lsdException w:name="endnote reference" w:semiHidden="1" w:unhideWhenUsed="1"/>
-    <w:lsdException w:name="endnote text" w:semiHidden="1" w:unhideWhenUsed="1"/>
-    <w:lsdException w:name="table of authorities" w:semiHidden="1" w:unhideWhenUsed="1"/>
-    <w:lsdException w:name="macro" w:semiHidden="1" w:unhideWhenUsed="1"/>
-    <w:lsdException w:name="toa heading" w:semiHidden="1" w:unhideWhenUsed="1"/>
-    <w:lsdException w:name="List" w:semiHidden="1" w:unhideWhenUsed="1"/>
-    <w:lsdException w:name="List Bullet" w:semiHidden="1" w:unhideWhenUsed="1"/>
-    <w:lsdException w:name="List Number" w:semiHidden="1" w:unhideWhenUsed="1"/>
-    <w:lsdException w:name="List 2" w:semiHidden="1" w:unhideWhenUsed="1"/>
-    <w:lsdException w:name="List 3" w:semiHidden="1" w:unhideWhenUsed="1"/>
-    <w:lsdException w:name="List 4" w:semiHidden="1" w:unhideWhenUsed="1"/>
-    <w:lsdException w:name="List 5" w:semiHidden="1" w:unhideWhenUsed="1"/>
-    <w:lsdException w:name="List Bullet 2" w:semiHidden="1" w:unhideWhenUsed="1"/>
-    <w:lsdException w:name="List Bullet 3" w:semiHidden="1" w:unhideWhenUsed="1"/>
-    <w:lsdException w:name="List Bullet 4" w:semiHidden="1" w:unhideWhenUsed="1"/>
-    <w:lsdException w:name="List Bullet 5" w:semiHidden="1" w:unhideWhenUsed="1"/>
-    <w:lsdException w:name="List Number 2" w:semiHidden="1" w:unhideWhenUsed="1"/>
-    <w:lsdException w:name="List Number 3" w:semiHidden="1" w:unhideWhenUsed="1"/>
-    <w:lsdException w:name="List Number 4" w:semiHidden="1" w:unhideWhenUsed="1"/>
-    <w:lsdException w:name="List Number 5" w:semiHidden="1" w:unhideWhenUsed="1"/>
-    <w:lsdException w:name="Title" w:uiPriority="10" w:qFormat="1"/>
-    <w:lsdException w:name="Closing" w:semiHidden="1" w:unhideWhenUsed="1"/>
-    <w:lsdException w:name="Signature" w:semiHidden="1" w:unhideWhenUsed="1"/>
-    <w:lsdException w:name="Default Paragraph Font" w:semiHidden="1" w:uiPriority="1" w:unhideWhenUsed="1"/>
-    <w:lsdException w:name="Body Text" w:semiHidden="1" w:unhideWhenUsed="1"/>
-    <w:lsdException w:name="Body Text Indent" w:semiHidden="1" w:unhideWhenUsed="1"/>
-    <w:lsdException w:name="List Continue" w:semiHidden="1" w:unhideWhenUsed="1"/>
-    <w:lsdException w:name="List Continue 2" w:semiHidden="1" w:unhideWhenUsed="1"/>
-    <w:lsdException w:name="List Continue 3" w:semiHidden="1" w:unhideWhenUsed="1"/>
-    <w:lsdException w:name="List Continue 4" w:semiHidden="1" w:unhideWhenUsed="1"/>
-    <w:lsdException w:name="List Continue 5" w:semiHidden="1" w:unhideWhenUsed="1"/>
-    <w:lsdException w:name="Message Header" w:semiHidden="1" w:unhideWhenUsed="1"/>
-    <w:lsdException w:name="Subtitle" w:uiPriority="11" w:qFormat="1"/>
-    <w:lsdException w:name="Salutation" w:semiHidden="1" w:unhideWhenUsed="1"/>
-    <w:lsdException w:name="Date" w:semiHidden="1" w:unhideWhenUsed="1"/>
-    <w:lsdException w:name="Body Text First Indent" w:semiHidden="1" w:unhideWhenUsed="1"/>
-    <w:lsdException w:name="Body Text First Indent 2" w:semiHidden="1" w:unhideWhenUsed="1"/>
-    <w:lsdException w:name="Note Heading" w:semiHidden="1" w:unhideWhenUsed="1"/>
-    <w:lsdException w:name="Body Text 2" w:semiHidden="1" w:unhideWhenUsed="1"/>
-    <w:lsdException w:name="Body Text 3" w:semiHidden="1" w:unhideWhenUsed="1"/>
-    <w:lsdException w:name="Body Text Indent 2" w:semiHidden="1" w:unhideWhenUsed="1"/>
-    <w:lsdException w:name="Body Text Indent 3" w:semiHidden="1" w:unhideWhenUsed="1"/>
-    <w:lsdException w:name="Block Text" w:semiHidden="1" w:unhideWhenUsed="1"/>
-    <w:lsdException w:name="Hyperlink" w:semiHidden="1" w:unhideWhenUsed="1"/>
-    <w:lsdException w:name="FollowedHyperlink" w:semiHidden="1" w:unhideWhenUsed="1"/>
-    <w:lsdException w:name="Strong" w:uiPriority="22" w:qFormat="1"/>
-    <w:lsdException w:name="Emphasis" w:uiPriority="20" w:qFormat="1"/>
-    <w:lsdException w:name="Document Map" w:semiHidden="1" w:unhideWhenUsed="1"/>
-    <w:lsdException w:name="Plain Text" w:semiHidden="1" w:unhideWhenUsed="1"/>
-    <w:lsdException w:name="E-mail Signature" w:semiHidden="1" w:unhideWhenUsed="1"/>
-    <w:lsdException w:name="HTML Top of Form" w:semiHidden="1" w:unhideWhenUsed="1"/>
-    <w:lsdException w:name="HTML Bottom of Form" w:semiHidden="1" w:unhideWhenUsed="1"/>
-    <w:lsdException w:name="Normal (Web)" w:semiHidden="1" w:unhideWhenUsed="1"/>
-    <w:lsdException w:name="HTML Acronym" w:semiHidden="1" w:unhideWhenUsed="1"/>
-    <w:lsdException w:name="HTML Address" w:semiHidden="1" w:unhideWhenUsed="1"/>
-    <w:lsdException w:name="HTML Cite" w:semiHidden="1" w:unhideWhenUsed="1"/>
-    <w:lsdException w:name="HTML Code" w:semiHidden="1" w:unhideWhenUsed="1"/>
-    <w:lsdException w:name="HTML Definition" w:semiHidden="1" w:unhideWhenUsed="1"/>
-    <w:lsdException w:name="HTML Keyboard" w:semiHidden="1" w:unhideWhenUsed="1"/>
-    <w:lsdException w:name="HTML Preformatted" w:semiHidden="1" w:unhideWhenUsed="1"/>
-    <w:lsdException w:name="HTML Sample" w:semiHidden="1" w:unhideWhenUsed="1"/>
-    <w:lsdException w:name="HTML Typewriter" w:semiHidden="1" w:unhideWhenUsed="1"/>
-    <w:lsdException w:name="HTML Variable" w:semiHidden="1" w:unhideWhenUsed="1"/>
-    <w:lsdException w:name="Normal Table" w:semiHidden="1" w:unhideWhenUsed="1"/>
-    <w:lsdException w:name="annotation subject" w:semiHidden="1" w:unhideWhenUsed="1"/>
-    <w:lsdException w:name="No List" w:semiHidden="1" w:unhideWhenUsed="1"/>
-    <w:lsdException w:name="Outline List 1" w:semiHidden="1" w:unhideWhenUsed="1"/>
-    <w:lsdException w:name="Outline List 2" w:semiHidden="1" w:unhideWhenUsed="1"/>
-    <w:lsdException w:name="Outline List 3" w:semiHidden="1" w:unhideWhenUsed="1"/>
-    <w:lsdException w:name="Table Simple 1" w:semiHidden="1" w:unhideWhenUsed="1"/>
-    <w:lsdException w:name="Table Simple 2" w:semiHidden="1" w:unhideWhenUsed="1"/>
-    <w:lsdException w:name="Table Simple 3" w:semiHidden="1" w:unhideWhenUsed="1"/>
-    <w:lsdException w:name="Table Classic 1" w:semiHidden="1" w:unhideWhenUsed="1"/>
-    <w:lsdException w:name="Table Classic 2" w:semiHidden="1" w:unhideWhenUsed="1"/>
-    <w:lsdException w:name="Table Classic 3" w:semiHidden="1" w:unhideWhenUsed="1"/>
-    <w:lsdException w:name="Table Classic 4" w:semiHidden="1" w:unhideWhenUsed="1"/>
-    <w:lsdException w:name="Table Colorful 1" w:semiHidden="1" w:unhideWhenUsed="1"/>
-    <w:lsdException w:name="Table Colorful 2" w:semiHidden="1" w:unhideWhenUsed="1"/>
-    <w:lsdException w:name="Table Colorful 3" w:semiHidden="1" w:unhideWhenUsed="1"/>
-    <w:lsdException w:name="Table Columns 1" w:semiHidden="1" w:unhideWhenUsed="1"/>
-    <w:lsdException w:name="Table Columns 2" w:semiHidden="1" w:unhideWhenUsed="1"/>
-    <w:lsdException w:name="Table Columns 3" w:semiHidden="1" w:unhideWhenUsed="1"/>
-    <w:lsdException w:name="Table Columns 4" w:semiHidden="1" w:unhideWhenUsed="1"/>
-    <w:lsdException w:name="Table Columns 5" w:semiHidden="1" w:unhideWhenUsed="1"/>
-    <w:lsdException w:name="Table Grid 1" w:semiHidden="1" w:unhideWhenUsed="1"/>
-    <w:lsdException w:name="Table Grid 2" w:semiHidden="1" w:unhideWhenUsed="1"/>
-    <w:lsdException w:name="Table Grid 3" w:semiHidden="1" w:unhideWhenUsed="1"/>
-    <w:lsdException w:name="Table Grid 4" w:semiHidden="1" w:unhideWhenUsed="1"/>
-    <w:lsdException w:name="Table Grid 5" w:semiHidden="1" w:unhideWhenUsed="1"/>
-    <w:lsdException w:name="Table Grid 6" w:semiHidden="1" w:unhideWhenUsed="1"/>
-    <w:lsdException w:name="Table Grid 7" w:semiHidden="1" w:unhideWhenUsed="1"/>
-    <w:lsdException w:name="Table Grid 8" w:semiHidden="1" w:unhideWhenUsed="1"/>
-    <w:lsdException w:name="Table List 1" w:semiHidden="1" w:unhideWhenUsed="1"/>
-    <w:lsdException w:name="Table List 2" w:semiHidden="1" w:unhideWhenUsed="1"/>
-    <w:lsdException w:name="Table List 3" w:semiHidden="1" w:unhideWhenUsed="1"/>
-    <w:lsdException w:name="Table List 4" w:semiHidden="1" w:unhideWhenUsed="1"/>
-    <w:lsdException w:name="Table List 5" w:semiHidden="1" w:unhideWhenUsed="1"/>
-    <w:lsdException w:name="Table List 6" w:semiHidden="1" w:unhideWhenUsed="1"/>
-    <w:lsdException w:name="Table List 7" w:semiHidden="1" w:unhideWhenUsed="1"/>
-    <w:lsdException w:name="Table List 8" w:semiHidden="1" w:unhideWhenUsed="1"/>
-    <w:lsdException w:name="Table 3D effects 1" w:semiHidden="1" w:unhideWhenUsed="1"/>
-    <w:lsdException w:name="Table 3D effects 2" w:semiHidden="1" w:unhideWhenUsed="1"/>
-    <w:lsdException w:name="Table 3D effects 3" w:semiHidden="1" w:unhideWhenUsed="1"/>
-    <w:lsdException w:name="Table Contemporary" w:semiHidden="1" w:unhideWhenUsed="1"/>
-    <w:lsdException w:name="Table Elegant" w:semiHidden="1" w:unhideWhenUsed="1"/>
-    <w:lsdException w:name="Table Professional" w:semiHidden="1" w:unhideWhenUsed="1"/>
-    <w:lsdException w:name="Table Subtle 1" w:semiHidden="1" w:unhideWhenUsed="1"/>
-    <w:lsdException w:name="Table Subtle 2" w:semiHidden="1" w:unhideWhenUsed="1"/>
-    <w:lsdException w:name="Table Web 1" w:semiHidden="1" w:unhideWhenUsed="1"/>
-    <w:lsdException w:name="Table Web 2" w:semiHidden="1" w:unhideWhenUsed="1"/>
-    <w:lsdException w:name="Table Web 3" w:semiHidden="1" w:unhideWhenUsed="1"/>
-    <w:lsdException w:name="Balloon Text" w:semiHidden="1" w:unhideWhenUsed="1"/>
-    <w:lsdException w:name="Table Grid" w:semiHidden="1" w:uiPriority="59" w:unhideWhenUsed="1"/>
-    <w:lsdException w:name="Table Theme" w:semiHidden="1" w:unhideWhenUsed="1"/>
-    <w:lsdException w:name="Placeholder Text" w:semiHidden="1"/>
-    <w:lsdException w:name="No Spacing" w:uiPriority="1" w:qFormat="1"/>
-    <w:lsdException w:name="Light Shading" w:uiPriority="60"/>
-    <w:lsdException w:name="Light List" w:uiPriority="61"/>
-    <w:lsdException w:name="Light Grid" w:uiPriority="62"/>
-    <w:lsdException w:name="Medium Shading 1" w:uiPriority="63"/>
-    <w:lsdException w:name="Medium Shading 2" w:uiPriority="64"/>
-    <w:lsdException w:name="Medium List 1" w:uiPriority="65"/>
-    <w:lsdException w:name="Medium List 2" w:uiPriority="66"/>
-    <w:lsdException w:name="Medium Grid 1" w:uiPriority="67"/>
-    <w:lsdException w:name="Medium Grid 2" w:uiPriority="68"/>
-    <w:lsdException w:name="Medium Grid 3" w:uiPriority="69"/>
-    <w:lsdException w:name="Dark List" w:uiPriority="70"/>
-    <w:lsdException w:name="Colorful Shading" w:uiPriority="71"/>
-    <w:lsdException w:name="Colorful List" w:uiPriority="72"/>
-    <w:lsdException w:name="Colorful Grid" w:uiPriority="73"/>
-    <w:lsdException w:name="Light Shading Accent 1" w:uiPriority="60"/>
-    <w:lsdException w:name="Light List Accent 1" w:uiPriority="61"/>
-    <w:lsdException w:name="Light Grid Accent 1" w:uiPriority="62"/>
-    <w:lsdException w:name="Medium Shading 1 Accent 1" w:uiPriority="63"/>
-    <w:lsdException w:name="Medium Shading 2 Accent 1" w:uiPriority="64"/>
-    <w:lsdException w:name="Medium List 1 Accent 1" w:uiPriority="65"/>
-    <w:lsdException w:name="Revision" w:semiHidden="1"/>
-    <w:lsdException w:name="List Paragraph" w:uiPriority="34" w:qFormat="1"/>
-    <w:lsdException w:name="Quote" w:uiPriority="29" w:qFormat="1"/>
-    <w:lsdException w:name="Intense Quote" w:uiPriority="30" w:qFormat="1"/>
-    <w:lsdException w:name="Medium List 2 Accent 1" w:uiPriority="66"/>
-    <w:lsdException w:name="Medium Grid 1 Accent 1" w:uiPriority="67"/>
-    <w:lsdException w:name="Medium Grid 2 Accent 1" w:uiPriority="68"/>
-    <w:lsdException w:name="Medium Grid 3 Accent 1" w:uiPriority="69"/>
-    <w:lsdException w:name="Dark List Accent 1" w:uiPriority="70"/>
-    <w:lsdException w:name="Colorful Shading Accent 1" w:uiPriority="71"/>
-    <w:lsdException w:name="Colorful List Accent 1" w:uiPriority="72"/>
-    <w:lsdException w:name="Colorful Grid Accent 1" w:uiPriority="73"/>
-    <w:lsdException w:name="Light Shading Accent 2" w:uiPriority="60"/>
-    <w:lsdException w:name="Light List Accent 2" w:uiPriority="61"/>
-    <w:lsdException w:name="Light Grid Accent 2" w:uiPriority="62"/>
-    <w:lsdException w:name="Medium Shading 1 Accent 2" w:uiPriority="63"/>
-    <w:lsdException w:name="Medium Shading 2 Accent 2" w:uiPriority="64"/>
-    <w:lsdException w:name="Medium List 1 Accent 2" w:uiPriority="65"/>
-    <w:lsdException w:name="Medium List 2 Accent 2" w:uiPriority="66"/>
-    <w:lsdException w:name="Medium Grid 1 Accent 2" w:uiPriority="67"/>
-    <w:lsdException w:name="Medium Grid 2 Accent 2" w:uiPriority="68"/>
-    <w:lsdException w:name="Medium Grid 3 Accent 2" w:uiPriority="69"/>
-    <w:lsdException w:name="Dark List Accent 2" w:uiPriority="70"/>
-    <w:lsdException w:name="Colorful Shading Accent 2" w:uiPriority="71"/>
-    <w:lsdException w:name="Colorful List Accent 2" w:uiPriority="72"/>
-    <w:lsdException w:name="Colorful Grid Accent 2" w:uiPriority="73"/>
-    <w:lsdException w:name="Light Shading Accent 3" w:uiPriority="60"/>
-    <w:lsdException w:name="Light List Accent 3" w:uiPriority="61"/>
-    <w:lsdException w:name="Light Grid Accent 3" w:uiPriority="62"/>
-    <w:lsdException w:name="Medium Shading 1 Accent 3" w:uiPriority="63"/>
-    <w:lsdException w:name="Medium Shading 2 Accent 3" w:uiPriority="64"/>
-    <w:lsdException w:name="Medium List 1 Accent 3" w:uiPriority="65"/>
-    <w:lsdException w:name="Medium List 2 Accent 3" w:uiPriority="66"/>
-    <w:lsdException w:name="Medium Grid 1 Accent 3" w:uiPriority="67"/>
-    <w:lsdException w:name="Medium Grid 2 Accent 3" w:uiPriority="68"/>
-    <w:lsdException w:name="Medium Grid 3 Accent 3" w:uiPriority="69"/>
-    <w:lsdException w:name="Dark List Accent 3" w:uiPriority="70"/>
-    <w:lsdException w:name="Colorful Shading Accent 3" w:uiPriority="71"/>
-    <w:lsdException w:name="Colorful List Accent 3" w:uiPriority="72"/>
-    <w:lsdException w:name="Colorful Grid Accent 3" w:uiPriority="73"/>
-    <w:lsdException w:name="Light Shading Accent 4" w:uiPriority="60"/>
-    <w:lsdException w:name="Light List Accent 4" w:uiPriority="61"/>
-    <w:lsdException w:name="Light Grid Accent 4" w:uiPriority="62"/>
-    <w:lsdException w:name="Medium Shading 1 Accent 4" w:uiPriority="63"/>
-    <w:lsdException w:name="Medium Shading 2 Accent 4" w:uiPriority="64"/>
-    <w:lsdException w:name="Medium List 1 Accent 4" w:uiPriority="65"/>
-    <w:lsdException w:name="Medium List 2 Accent 4" w:uiPriority="66"/>
-    <w:lsdException w:name="Medium Grid 1 Accent 4" w:uiPriority="67"/>
-    <w:lsdException w:name="Medium Grid 2 Accent 4" w:uiPriority="68"/>
-    <w:lsdException w:name="Medium Grid 3 Accent 4" w:uiPriority="69"/>
-    <w:lsdException w:name="Dark List Accent 4" w:uiPriority="70"/>
-    <w:lsdException w:name="Colorful Shading Accent 4" w:uiPriority="71"/>
-    <w:lsdException w:name="Colorful List Accent 4" w:uiPriority="72"/>
-    <w:lsdException w:name="Colorful Grid Accent 4" w:uiPriority="73"/>
-    <w:lsdException w:name="Light Shading Accent 5" w:uiPriority="60"/>
-    <w:lsdException w:name="Light List Accent 5" w:uiPriority="61"/>
-    <w:lsdException w:name="Light Grid Accent 5" w:uiPriority="62"/>
-    <w:lsdException w:name="Medium Shading 1 Accent 5" w:uiPriority="63"/>
-    <w:lsdException w:name="Medium Shading 2 Accent 5" w:uiPriority="64"/>
-    <w:lsdException w:name="Medium List 1 Accent 5" w:uiPriority="65"/>
-    <w:lsdException w:name="Medium List 2 Accent 5" w:uiPriority="66"/>
-    <w:lsdException w:name="Medium Grid 1 Accent 5" w:uiPriority="67"/>
-    <w:lsdException w:name="Medium Grid 2 Accent 5" w:uiPriority="68"/>
-    <w:lsdException w:name="Medium Grid 3 Accent 5" w:uiPriority="69"/>
-    <w:lsdException w:name="Dark List Accent 5" w:uiPriority="70"/>
-    <w:lsdException w:name="Colorful Shading Accent 5" w:uiPriority="71"/>
-    <w:lsdException w:name="Colorful List Accent 5" w:uiPriority="72"/>
-    <w:lsdException w:name="Colorful Grid Accent 5" w:uiPriority="73"/>
-    <w:lsdException w:name="Light Shading Accent 6" w:uiPriority="60"/>
-    <w:lsdException w:name="Light List Accent 6" w:uiPriority="61"/>
-    <w:lsdException w:name="Light Grid Accent 6" w:uiPriority="62"/>
-    <w:lsdException w:name="Medium Shading 1 Accent 6" w:uiPriority="63"/>
-    <w:lsdException w:name="Medium Shading 2 Accent 6" w:uiPriority="64"/>
-    <w:lsdException w:name="Medium List 1 Accent 6" w:uiPriority="65"/>
-    <w:lsdException w:name="Medium List 2 Accent 6" w:uiPriority="66"/>
-    <w:lsdException w:name="Medium Grid 1 Accent 6" w:uiPriority="67"/>
-    <w:lsdException w:name="Medium Grid 2 Accent 6" w:uiPriority="68"/>
-    <w:lsdException w:name="Medium Grid 3 Accent 6" w:uiPriority="69"/>
-    <w:lsdException w:name="Dark List Accent 6" w:uiPriority="70"/>
-    <w:lsdException w:name="Colorful Shading Accent 6" w:uiPriority="71"/>
-    <w:lsdException w:name="Colorful List Accent 6" w:uiPriority="72"/>
-    <w:lsdException w:name="Colorful Grid Accent 6" w:uiPriority="73"/>
-    <w:lsdException w:name="Subtle Emphasis" w:uiPriority="19" w:qFormat="1"/>
-    <w:lsdException w:name="Intense Emphasis" w:uiPriority="21" w:qFormat="1"/>
-    <w:lsdException w:name="Subtle Reference" w:uiPriority="31" w:qFormat="1"/>
-    <w:lsdException w:name="Intense Reference" w:uiPriority="32" w:qFormat="1"/>
-    <w:lsdException w:name="Book Title" w:uiPriority="33" w:qFormat="1"/>
-    <w:lsdException w:name="Bibliography" w:semiHidden="1" w:uiPriority="37" w:unhideWhenUsed="1"/>
-    <w:lsdException w:name="TOC Heading" w:semiHidden="1" w:uiPriority="39" w:unhideWhenUsed="1" w:qFormat="1"/>
-    <w:lsdException w:name="Plain Table 1" w:uiPriority="41"/>
-    <w:lsdException w:name="Plain Table 2" w:uiPriority="42"/>
-    <w:lsdException w:name="Plain Table 3" w:uiPriority="43"/>
-    <w:lsdException w:name="Plain Table 4" w:uiPriority="44"/>
-    <w:lsdException w:name="Plain Table 5" w:uiPriority="45"/>
-    <w:lsdException w:name="Grid Table Light" w:uiPriority="40"/>
-    <w:lsdException w:name="Grid Table 1 Light" w:uiPriority="46"/>
-    <w:lsdException w:name="Grid Table 2" w:uiPriority="47"/>
-    <w:lsdException w:name="Grid Table 3" w:uiPriority="48"/>
-    <w:lsdException w:name="Grid Table 4" w:uiPriority="49"/>
-    <w:lsdException w:name="Grid Table 5 Dark" w:uiPriority="50"/>
-    <w:lsdException w:name="Grid Table 6 Colorful" w:uiPriority="51"/>
-    <w:lsdException w:name="Grid Table 7 Colorful" w:uiPriority="52"/>
-    <w:lsdException w:name="Grid Table 1 Light Accent 1" w:uiPriority="46"/>
-    <w:lsdException w:name="Grid Table 2 Accent 1" w:uiPriority="47"/>
-    <w:lsdException w:name="Grid Table 3 Accent 1" w:uiPriority="48"/>
-    <w:lsdException w:name="Grid Table 4 Accent 1" w:uiPriority="49"/>
-    <w:lsdException w:name="Grid Table 5 Dark Accent 1" w:uiPriority="50"/>
-    <w:lsdException w:name="Grid Table 6 Colorful Accent 1" w:uiPriority="51"/>
-    <w:lsdException w:name="Grid Table 7 Colorful Accent 1" w:uiPriority="52"/>
-    <w:lsdException w:name="Grid Table 1 Light Accent 2" w:uiPriority="46"/>
-    <w:lsdException w:name="Grid Table 2 Accent 2" w:uiPriority="47"/>
-    <w:lsdException w:name="Grid Table 3 Accent 2" w:uiPriority="48"/>
-    <w:lsdException w:name="Grid Table 4 Accent 2" w:uiPriority="49"/>
-    <w:lsdException w:name="Grid Table 5 Dark Accent 2" w:uiPriority="50"/>
-    <w:lsdException w:name="Grid Table 6 Colorful Accent 2" w:uiPriority="51"/>
-    <w:lsdException w:name="Grid Table 7 Colorful Accent 2" w:uiPriority="52"/>
-    <w:lsdException w:name="Grid Table 1 Light Accent 3" w:uiPriority="46"/>
-    <w:lsdException w:name="Grid Table 2 Accent 3" w:uiPriority="47"/>
-    <w:lsdException w:name="Grid Table 3 Accent 3" w:uiPriority="48"/>
-    <w:lsdException w:name="Grid Table 4 Accent 3" w:uiPriority="49"/>
-    <w:lsdException w:name="Grid Table 5 Dark Accent 3" w:uiPriority="50"/>
-    <w:lsdException w:name="Grid Table 6 Colorful Accent 3" w:uiPriority="51"/>
-    <w:lsdException w:name="Grid Table 7 Colorful Accent 3" w:uiPriority="52"/>
-    <w:lsdException w:name="Grid Table 1 Light Accent 4" w:uiPriority="46"/>
-    <w:lsdException w:name="Grid Table 2 Accent 4" w:uiPriority="47"/>
-    <w:lsdException w:name="Grid Table 3 Accent 4" w:uiPriority="48"/>
-    <w:lsdException w:name="Grid Table 4 Accent 4" w:uiPriority="49"/>
-    <w:lsdException w:name="Grid Table 5 Dark Accent 4" w:uiPriority="50"/>
-    <w:lsdException w:name="Grid Table 6 Colorful Accent 4" w:uiPriority="51"/>
-    <w:lsdException w:name="Grid Table 7 Colorful Accent 4" w:uiPriority="52"/>
-    <w:lsdException w:name="Grid Table 1 Light Accent 5" w:uiPriority="46"/>
-    <w:lsdException w:name="Grid Table 2 Accent 5" w:uiPriority="47"/>
-    <w:lsdException w:name="Grid Table 3 Accent 5" w:uiPriority="48"/>
-    <w:lsdException w:name="Grid Table 4 Accent 5" w:uiPriority="49"/>
-    <w:lsdException w:name="Grid Table 5 Dark Accent 5" w:uiPriority="50"/>
-    <w:lsdException w:name="Grid Table 6 Colorful Accent 5" w:uiPriority="51"/>
-    <w:lsdException w:name="Grid Table 7 Colorful Accent 5" w:uiPriority="52"/>
-    <w:lsdException w:name="Grid Table 1 Light Accent 6" w:uiPriority="46"/>
-    <w:lsdException w:name="Grid Table 2 Accent 6" w:uiPriority="47"/>
-    <w:lsdException w:name="Grid Table 3 Accent 6" w:uiPriority="48"/>
-    <w:lsdException w:name="Grid Table 4 Accent 6" w:uiPriority="49"/>
-    <w:lsdException w:name="Grid Table 5 Dark Accent 6" w:uiPriority="50"/>
-    <w:lsdException w:name="Grid Table 6 Colorful Accent 6" w:uiPriority="51"/>
-    <w:lsdException w:name="Grid Table 7 Colorful Accent 6" w:uiPriority="52"/>
-    <w:lsdException w:name="List Table 1 Light" w:uiPriority="46"/>
-    <w:lsdException w:name="List Table 2" w:uiPriority="47"/>
-    <w:lsdException w:name="List Table 3" w:uiPriority="48"/>
-    <w:lsdException w:name="List Table 4" w:uiPriority="49"/>
-    <w:lsdException w:name="List Table 5 Dark" w:uiPriority="50"/>
-    <w:lsdException w:name="List Table 6 Colorful" w:uiPriority="51"/>
-    <w:lsdException w:name="List Table 7 Colorful" w:uiPriority="52"/>
-    <w:lsdException w:name="List Table 1 Light Accent 1" w:uiPriority="46"/>
-    <w:lsdException w:name="List Table 2 Accent 1" w:uiPriority="47"/>
-    <w:lsdException w:name="List Table 3 Accent 1" w:uiPriority="48"/>
-    <w:lsdException w:name="List Table 4 Accent 1" w:uiPriority="49"/>
-    <w:lsdException w:name="List Table 5 Dark Accent 1" w:uiPriority="50"/>
-    <w:lsdException w:name="List Table 6 Colorful Accent 1" w:uiPriority="51"/>
-    <w:lsdException w:name="List Table 7 Colorful Accent 1" w:uiPriority="52"/>
-    <w:lsdException w:name="List Table 1 Light Accent 2" w:uiPriority="46"/>
-    <w:lsdException w:name="List Table 2 Accent 2" w:uiPriority="47"/>
-    <w:lsdException w:name="List Table 3 Accent 2" w:uiPriority="48"/>
-    <w:lsdException w:name="List Table 4 Accent 2" w:uiPriority="49"/>
-    <w:lsdException w:name="List Table 5 Dark Accent 2" w:uiPriority="50"/>
-    <w:lsdException w:name="List Table 6 Colorful Accent 2" w:uiPriority="51"/>
-    <w:lsdException w:name="List Table 7 Colorful Accent 2" w:uiPriority="52"/>
-    <w:lsdException w:name="List Table 1 Light Accent 3" w:uiPriority="46"/>
-    <w:lsdException w:name="List Table 2 Accent 3" w:uiPriority="47"/>
-    <w:lsdException w:name="List Table 3 Accent 3" w:uiPriority="48"/>
-    <w:lsdException w:name="List Table 4 Accent 3" w:uiPriority="49"/>
-    <w:lsdException w:name="List Table 5 Dark Accent 3" w:uiPriority="50"/>
-    <w:lsdException w:name="List Table 6 Colorful Accent 3" w:uiPriority="51"/>
-    <w:lsdException w:name="List Table 7 Colorful Accent 3" w:uiPriority="52"/>
-    <w:lsdException w:name="List Table 1 Light Accent 4" w:uiPriority="46"/>
-    <w:lsdException w:name="List Table 2 Accent 4" w:uiPriority="47"/>
-    <w:lsdException w:name="List Table 3 Accent 4" w:uiPriority="48"/>
-    <w:lsdException w:name="List Table 4 Accent 4" w:uiPriority="49"/>
-    <w:lsdException w:name="List Table 5 Dark Accent 4" w:uiPriority="50"/>
-    <w:lsdException w:name="List Table 6 Colorful Accent 4" w:uiPriority="51"/>
-    <w:lsdException w:name="List Table 7 Colorful Accent 4" w:uiPriority="52"/>
-    <w:lsdException w:name="List Table 1 Light Accent 5" w:uiPriority="46"/>
-    <w:lsdException w:name="List Table 2 Accent 5" w:uiPriority="47"/>
-    <w:lsdException w:name="List Table 3 Accent 5" w:uiPriority="48"/>
-    <w:lsdException w:name="List Table 4 Accent 5" w:uiPriority="49"/>
-    <w:lsdException w:name="List Table 5 Dark Accent 5" w:uiPriority="50"/>
-    <w:lsdException w:name="List Table 6 Colorful Accent 5" w:uiPriority="51"/>
-    <w:lsdException w:name="List Table 7 Colorful Accent 5" w:uiPriority="52"/>
-    <w:lsdException w:name="List Table 1 Light Accent 6" w:uiPriority="46"/>
-    <w:lsdException w:name="List Table 2 Accent 6" w:uiPriority="47"/>
-    <w:lsdException w:name="List Table 3 Accent 6" w:uiPriority="48"/>
-    <w:lsdException w:name="List Table 4 Accent 6" w:uiPriority="49"/>
-    <w:lsdException w:name="List Table 5 Dark Accent 6" w:uiPriority="50"/>
-    <w:lsdException w:name="List Table 6 Colorful Accent 6" w:uiPriority="51"/>
-    <w:lsdException w:name="List Table 7 Colorful Accent 6" w:uiPriority="52"/>
-    <w:lsdException w:name="Mention" w:semiHidden="1" w:unhideWhenUsed="1"/>
-    <w:lsdException w:name="Smart Hyperlink" w:semiHidden="1" w:unhideWhenUsed="1"/>
-    <w:lsdException w:name="Hashtag" w:semiHidden="1" w:unhideWhenUsed="1"/>
-    <w:lsdException w:name="Unresolved Mention" w:semiHidden="1" w:unhideWhenUsed="1"/>
+  <w:latentStyles w:defLockedState="0" w:defUIPriority="99" w:defSemiHidden="1" w:defUnhideWhenUsed="1" w:defQFormat="0" w:count="267">
+    <w:lsdException w:name="Normal" w:semiHidden="0" w:uiPriority="0" w:unhideWhenUsed="0" w:qFormat="1"/>
+    <w:lsdException w:name="heading 1" w:semiHidden="0" w:uiPriority="9" w:unhideWhenUsed="0" w:qFormat="1"/>
+    <w:lsdException w:name="heading 2" w:uiPriority="9" w:qFormat="1"/>
+    <w:lsdException w:name="heading 3" w:uiPriority="9" w:qFormat="1"/>
+    <w:lsdException w:name="heading 4" w:uiPriority="9" w:qFormat="1"/>
+    <w:lsdException w:name="heading 5" w:uiPriority="9" w:qFormat="1"/>
+    <w:lsdException w:name="heading 6" w:uiPriority="9" w:qFormat="1"/>
+    <w:lsdException w:name="heading 7" w:uiPriority="9" w:qFormat="1"/>
+    <w:lsdException w:name="heading 8" w:uiPriority="9" w:qFormat="1"/>
+    <w:lsdException w:name="heading 9" w:uiPriority="9" w:qFormat="1"/>
+    <w:lsdException w:name="toc 1" w:uiPriority="39"/>
+    <w:lsdException w:name="toc 2" w:uiPriority="39"/>
+    <w:lsdException w:name="toc 3" w:uiPriority="39"/>
+    <w:lsdException w:name="toc 4" w:uiPriority="39"/>
+    <w:lsdException w:name="toc 5" w:uiPriority="39"/>
+    <w:lsdException w:name="toc 6" w:uiPriority="39"/>
+    <w:lsdException w:name="toc 7" w:uiPriority="39"/>
+    <w:lsdException w:name="toc 8" w:uiPriority="39"/>
+    <w:lsdException w:name="toc 9" w:uiPriority="39"/>
+    <w:lsdException w:name="caption" w:uiPriority="35" w:qFormat="1"/>
+    <w:lsdException w:name="Title" w:semiHidden="0" w:uiPriority="10" w:unhideWhenUsed="0" w:qFormat="1"/>
+    <w:lsdException w:name="Default Paragraph Font" w:uiPriority="1"/>
+    <w:lsdException w:name="Subtitle" w:semiHidden="0" w:uiPriority="11" w:unhideWhenUsed="0" w:qFormat="1"/>
+    <w:lsdException w:name="Strong" w:semiHidden="0" w:uiPriority="22" w:unhideWhenUsed="0" w:qFormat="1"/>
+    <w:lsdException w:name="Emphasis" w:semiHidden="0" w:uiPriority="20" w:unhideWhenUsed="0" w:qFormat="1"/>
+    <w:lsdException w:name="Table Grid" w:uiPriority="59"/>
+    <w:lsdException w:name="Placeholder Text" w:unhideWhenUsed="0"/>
+    <w:lsdException w:name="No Spacing" w:semiHidden="0" w:uiPriority="1" w:unhideWhenUsed="0" w:qFormat="1"/>
+    <w:lsdException w:name="Light Shading" w:semiHidden="0" w:uiPriority="60" w:unhideWhenUsed="0"/>
+    <w:lsdException w:name="Light List" w:semiHidden="0" w:uiPriority="61" w:unhideWhenUsed="0"/>
+    <w:lsdException w:name="Light Grid" w:semiHidden="0" w:uiPriority="62" w:unhideWhenUsed="0"/>
+    <w:lsdException w:name="Medium Shading 1" w:semiHidden="0" w:uiPriority="63" w:unhideWhenUsed="0"/>
+    <w:lsdException w:name="Medium Shading 2" w:semiHidden="0" w:uiPriority="64" w:unhideWhenUsed="0"/>
+    <w:lsdException w:name="Medium List 1" w:semiHidden="0" w:uiPriority="65" w:unhideWhenUsed="0"/>
+    <w:lsdException w:name="Medium List 2" w:semiHidden="0" w:uiPriority="66" w:unhideWhenUsed="0"/>
+    <w:lsdException w:name="Medium Grid 1" w:semiHidden="0" w:uiPriority="67" w:unhideWhenUsed="0"/>
+    <w:lsdException w:name="Medium Grid 2" w:semiHidden="0" w:uiPriority="68" w:unhideWhenUsed="0"/>
+    <w:lsdException w:name="Medium Grid 3" w:semiHidden="0" w:uiPriority="69" w:unhideWhenUsed="0"/>
+    <w:lsdException w:name="Dark List" w:semiHidden="0" w:uiPriority="70" w:unhideWhenUsed="0"/>
+    <w:lsdException w:name="Colorful Shading" w:semiHidden="0" w:uiPriority="71" w:unhideWhenUsed="0"/>
+    <w:lsdException w:name="Colorful List" w:semiHidden="0" w:uiPriority="72" w:unhideWhenUsed="0"/>
+    <w:lsdException w:name="Colorful Grid" w:semiHidden="0" w:uiPriority="73" w:unhideWhenUsed="0"/>
+    <w:lsdException w:name="Light Shading Accent 1" w:semiHidden="0" w:uiPriority="60" w:unhideWhenUsed="0"/>
+    <w:lsdException w:name="Light List Accent 1" w:semiHidden="0" w:uiPriority="61" w:unhideWhenUsed="0"/>
+    <w:lsdException w:name="Light Grid Accent 1" w:semiHidden="0" w:uiPriority="62" w:unhideWhenUsed="0"/>
+    <w:lsdException w:name="Medium Shading 1 Accent 1" w:semiHidden="0" w:uiPriority="63" w:unhideWhenUsed="0"/>
+    <w:lsdException w:name="Medium Shading 2 Accent 1" w:semiHidden="0" w:uiPriority="64" w:unhideWhenUsed="0"/>
+    <w:lsdException w:name="Medium List 1 Accent 1" w:semiHidden="0" w:uiPriority="65" w:unhideWhenUsed="0"/>
+    <w:lsdException w:name="Revision" w:unhideWhenUsed="0"/>
+    <w:lsdException w:name="List Paragraph" w:semiHidden="0" w:uiPriority="34" w:unhideWhenUsed="0" w:qFormat="1"/>
+    <w:lsdException w:name="Quote" w:semiHidden="0" w:uiPriority="29" w:unhideWhenUsed="0" w:qFormat="1"/>
+    <w:lsdException w:name="Intense Quote" w:semiHidden="0" w:uiPriority="30" w:unhideWhenUsed="0" w:qFormat="1"/>
+    <w:lsdException w:name="Medium List 2 Accent 1" w:semiHidden="0" w:uiPriority="66" w:unhideWhenUsed="0"/>
+    <w:lsdException w:name="Medium Grid 1 Accent 1" w:semiHidden="0" w:uiPriority="67" w:unhideWhenUsed="0"/>
+    <w:lsdException w:name="Medium Grid 2 Accent 1" w:semiHidden="0" w:uiPriority="68" w:unhideWhenUsed="0"/>
+    <w:lsdException w:name="Medium Grid 3 Accent 1" w:semiHidden="0" w:uiPriority="69" w:unhideWhenUsed="0"/>
+    <w:lsdException w:name="Dark List Accent 1" w:semiHidden="0" w:uiPriority="70" w:unhideWhenUsed="0"/>
+    <w:lsdException w:name="Colorful Shading Accent 1" w:semiHidden="0" w:uiPriority="71" w:unhideWhenUsed="0"/>
+    <w:lsdException w:name="Colorful List Accent 1" w:semiHidden="0" w:uiPriority="72" w:unhideWhenUsed="0"/>
+    <w:lsdException w:name="Colorful Grid Accent 1" w:semiHidden="0" w:uiPriority="73" w:unhideWhenUsed="0"/>
+    <w:lsdException w:name="Light Shading Accent 2" w:semiHidden="0" w:uiPriority="60" w:unhideWhenUsed="0"/>
+    <w:lsdException w:name="Light List Accent 2" w:semiHidden="0" w:uiPriority="61" w:unhideWhenUsed="0"/>
+    <w:lsdException w:name="Light Grid Accent 2" w:semiHidden="0" w:uiPriority="62" w:unhideWhenUsed="0"/>
+    <w:lsdException w:name="Medium Shading 1 Accent 2" w:semiHidden="0" w:uiPriority="63" w:unhideWhenUsed="0"/>
+    <w:lsdException w:name="Medium Shading 2 Accent 2" w:semiHidden="0" w:uiPriority="64" w:unhideWhenUsed="0"/>
+    <w:lsdException w:name="Medium List 1 Accent 2" w:semiHidden="0" w:uiPriority="65" w:unhideWhenUsed="0"/>
+    <w:lsdException w:name="Medium List 2 Accent 2" w:semiHidden="0" w:uiPriority="66" w:unhideWhenUsed="0"/>
+    <w:lsdException w:name="Medium Grid 1 Accent 2" w:semiHidden="0" w:uiPriority="67" w:unhideWhenUsed="0"/>
+    <w:lsdException w:name="Medium Grid 2 Accent 2" w:semiHidden="0" w:uiPriority="68" w:unhideWhenUsed="0"/>
+    <w:lsdException w:name="Medium Grid 3 Accent 2" w:semiHidden="0" w:uiPriority="69" w:unhideWhenUsed="0"/>
+    <w:lsdException w:name="Dark List Accent 2" w:semiHidden="0" w:uiPriority="70" w:unhideWhenUsed="0"/>
+    <w:lsdException w:name="Colorful Shading Accent 2" w:semiHidden="0" w:uiPriority="71" w:unhideWhenUsed="0"/>
+    <w:lsdException w:name="Colorful List Accent 2" w:semiHidden="0" w:uiPriority="72" w:unhideWhenUsed="0"/>
+    <w:lsdException w:name="Colorful Grid Accent 2" w:semiHidden="0" w:uiPriority="73" w:unhideWhenUsed="0"/>
+    <w:lsdException w:name="Light Shading Accent 3" w:semiHidden="0" w:uiPriority="60" w:unhideWhenUsed="0"/>
+    <w:lsdException w:name="Light List Accent 3" w:semiHidden="0" w:uiPriority="61" w:unhideWhenUsed="0"/>
+    <w:lsdException w:name="Light Grid Accent 3" w:semiHidden="0" w:uiPriority="62" w:unhideWhenUsed="0"/>
+    <w:lsdException w:name="Medium Shading 1 Accent 3" w:semiHidden="0" w:uiPriority="63" w:unhideWhenUsed="0"/>
+    <w:lsdException w:name="Medium Shading 2 Accent 3" w:semiHidden="0" w:uiPriority="64" w:unhideWhenUsed="0"/>
+    <w:lsdException w:name="Medium List 1 Accent 3" w:semiHidden="0" w:uiPriority="65" w:unhideWhenUsed="0"/>
+    <w:lsdException w:name="Medium List 2 Accent 3" w:semiHidden="0" w:uiPriority="66" w:unhideWhenUsed="0"/>
+    <w:lsdException w:name="Medium Grid 1 Accent 3" w:semiHidden="0" w:uiPriority="67" w:unhideWhenUsed="0"/>
+    <w:lsdException w:name="Medium Grid 2 Accent 3" w:semiHidden="0" w:uiPriority="68" w:unhideWhenUsed="0"/>
+    <w:lsdException w:name="Medium Grid 3 Accent 3" w:semiHidden="0" w:uiPriority="69" w:unhideWhenUsed="0"/>
+    <w:lsdException w:name="Dark List Accent 3" w:semiHidden="0" w:uiPriority="70" w:unhideWhenUsed="0"/>
+    <w:lsdException w:name="Colorful Shading Accent 3" w:semiHidden="0" w:uiPriority="71" w:unhideWhenUsed="0"/>
+    <w:lsdException w:name="Colorful List Accent 3" w:semiHidden="0" w:uiPriority="72" w:unhideWhenUsed="0"/>
+    <w:lsdException w:name="Colorful Grid Accent 3" w:semiHidden="0" w:uiPriority="73" w:unhideWhenUsed="0"/>
+    <w:lsdException w:name="Light Shading Accent 4" w:semiHidden="0" w:uiPriority="60" w:unhideWhenUsed="0"/>
+    <w:lsdException w:name="Light List Accent 4" w:semiHidden="0" w:uiPriority="61" w:unhideWhenUsed="0"/>
+    <w:lsdException w:name="Light Grid Accent 4" w:semiHidden="0" w:uiPriority="62" w:unhideWhenUsed="0"/>
+    <w:lsdException w:name="Medium Shading 1 Accent 4" w:semiHidden="0" w:uiPriority="63" w:unhideWhenUsed="0"/>
+    <w:lsdException w:name="Medium Shading 2 Accent 4" w:semiHidden="0" w:uiPriority="64" w:unhideWhenUsed="0"/>
+    <w:lsdException w:name="Medium List 1 Accent 4" w:semiHidden="0" w:uiPriority="65" w:unhideWhenUsed="0"/>
+    <w:lsdException w:name="Medium List 2 Accent 4" w:semiHidden="0" w:uiPriority="66" w:unhideWhenUsed="0"/>
+    <w:lsdException w:name="Medium Grid 1 Accent 4" w:semiHidden="0" w:uiPriority="67" w:unhideWhenUsed="0"/>
+    <w:lsdException w:name="Medium Grid 2 Accent 4" w:semiHidden="0" w:uiPriority="68" w:unhideWhenUsed="0"/>
+    <w:lsdException w:name="Medium Grid 3 Accent 4" w:semiHidden="0" w:uiPriority="69" w:unhideWhenUsed="0"/>
+    <w:lsdException w:name="Dark List Accent 4" w:semiHidden="0" w:uiPriority="70" w:unhideWhenUsed="0"/>
+    <w:lsdException w:name="Colorful Shading Accent 4" w:semiHidden="0" w:uiPriority="71" w:unhideWhenUsed="0"/>
+    <w:lsdException w:name="Colorful List Accent 4" w:semiHidden="0" w:uiPriority="72" w:unhideWhenUsed="0"/>
+    <w:lsdException w:name="Colorful Grid Accent 4" w:semiHidden="0" w:uiPriority="73" w:unhideWhenUsed="0"/>
+    <w:lsdException w:name="Light Shading Accent 5" w:semiHidden="0" w:uiPriority="60" w:unhideWhenUsed="0"/>
+    <w:lsdException w:name="Light List Accent 5" w:semiHidden="0" w:uiPriority="61" w:unhideWhenUsed="0"/>
+    <w:lsdException w:name="Light Grid Accent 5" w:semiHidden="0" w:uiPriority="62" w:unhideWhenUsed="0"/>
+    <w:lsdException w:name="Medium Shading 1 Accent 5" w:semiHidden="0" w:uiPriority="63" w:unhideWhenUsed="0"/>
+    <w:lsdException w:name="Medium Shading 2 Accent 5" w:semiHidden="0" w:uiPriority="64" w:unhideWhenUsed="0"/>
+    <w:lsdException w:name="Medium List 1 Accent 5" w:semiHidden="0" w:uiPriority="65" w:unhideWhenUsed="0"/>
+    <w:lsdException w:name="Medium List 2 Accent 5" w:semiHidden="0" w:uiPriority="66" w:unhideWhenUsed="0"/>
+    <w:lsdException w:name="Medium Grid 1 Accent 5" w:semiHidden="0" w:uiPriority="67" w:unhideWhenUsed="0"/>
+    <w:lsdException w:name="Medium Grid 2 Accent 5" w:semiHidden="0" w:uiPriority="68" w:unhideWhenUsed="0"/>
+    <w:lsdException w:name="Medium Grid 3 Accent 5" w:semiHidden="0" w:uiPriority="69" w:unhideWhenUsed="0"/>
+    <w:lsdException w:name="Dark List Accent 5" w:semiHidden="0" w:uiPriority="70" w:unhideWhenUsed="0"/>
+    <w:lsdException w:name="Colorful Shading Accent 5" w:semiHidden="0" w:uiPriority="71" w:unhideWhenUsed="0"/>
+    <w:lsdException w:name="Colorful List Accent 5" w:semiHidden="0" w:uiPriority="72" w:unhideWhenUsed="0"/>
+    <w:lsdException w:name="Colorful Grid Accent 5" w:semiHidden="0" w:uiPriority="73" w:unhideWhenUsed="0"/>
+    <w:lsdException w:name="Light Shading Accent 6" w:semiHidden="0" w:uiPriority="60" w:unhideWhenUsed="0"/>
+    <w:lsdException w:name="Light List Accent 6" w:semiHidden="0" w:uiPriority="61" w:unhideWhenUsed="0"/>
+    <w:lsdException w:name="Light Grid Accent 6" w:semiHidden="0" w:uiPriority="62" w:unhideWhenUsed="0"/>
+    <w:lsdException w:name="Medium Shading 1 Accent 6" w:semiHidden="0" w:uiPriority="63" w:unhideWhenUsed="0"/>
+    <w:lsdException w:name="Medium Shading 2 Accent 6" w:semiHidden="0" w:uiPriority="64" w:unhideWhenUsed="0"/>
+    <w:lsdException w:name="Medium List 1 Accent 6" w:semiHidden="0" w:uiPriority="65" w:unhideWhenUsed="0"/>
+    <w:lsdException w:name="Medium List 2 Accent 6" w:semiHidden="0" w:uiPriority="66" w:unhideWhenUsed="0"/>
+    <w:lsdException w:name="Medium Grid 1 Accent 6" w:semiHidden="0" w:uiPriority="67" w:unhideWhenUsed="0"/>
+    <w:lsdException w:name="Medium Grid 2 Accent 6" w:semiHidden="0" w:uiPriority="68" w:unhideWhenUsed="0"/>
+    <w:lsdException w:name="Medium Grid 3 Accent 6" w:semiHidden="0" w:uiPriority="69" w:unhideWhenUsed="0"/>
+    <w:lsdException w:name="Dark List Accent 6" w:semiHidden="0" w:uiPriority="70" w:unhideWhenUsed="0"/>
+    <w:lsdException w:name="Colorful Shading Accent 6" w:semiHidden="0" w:uiPriority="71" w:unhideWhenUsed="0"/>
+    <w:lsdException w:name="Colorful List Accent 6" w:semiHidden="0" w:uiPriority="72" w:unhideWhenUsed="0"/>
+    <w:lsdException w:name="Colorful Grid Accent 6" w:semiHidden="0" w:uiPriority="73" w:unhideWhenUsed="0"/>
+    <w:lsdException w:name="Subtle Emphasis" w:semiHidden="0" w:uiPriority="19" w:unhideWhenUsed="0" w:qFormat="1"/>
+    <w:lsdException w:name="Intense Emphasis" w:semiHidden="0" w:uiPriority="21" w:unhideWhenUsed="0" w:qFormat="1"/>
+    <w:lsdException w:name="Subtle Reference" w:semiHidden="0" w:uiPriority="31" w:unhideWhenUsed="0" w:qFormat="1"/>
+    <w:lsdException w:name="Intense Reference" w:semiHidden="0" w:uiPriority="32" w:unhideWhenUsed="0" w:qFormat="1"/>
+    <w:lsdException w:name="Book Title" w:semiHidden="0" w:uiPriority="33" w:unhideWhenUsed="0" w:qFormat="1"/>
+    <w:lsdException w:name="Bibliography" w:uiPriority="37"/>
+    <w:lsdException w:name="TOC Heading" w:uiPriority="39" w:qFormat="1"/>
+  </w:latentStyles>
+  <w:style w:type="paragraph" w:default="1" w:styleId="a">
+    <w:name w:val="Normal"/>
+    <w:qFormat/>
+    <w:rsid w:val="00BD1CA5"/>
+  </w:style>
+  <w:style w:type="paragraph" w:styleId="2">
+    <w:name w:val="heading 2"/>
+    <w:basedOn w:val="a"/>
+    <w:link w:val="20"/>
+    <w:uiPriority w:val="9"/>
+    <w:qFormat/>
+    <w:rsid w:val="00BD1CA5"/>
+    <w:pPr>
+      <w:spacing w:before="100" w:beforeAutospacing="1" w:after="100" w:afterAutospacing="1"/>
+      <w:outlineLvl w:val="1"/>
+    </w:pPr>
+    <w:rPr>
+      <w:rFonts w:ascii="新細明體" w:eastAsia="新細明體" w:hAnsi="新細明體" w:cs="新細明體"/>
+      <w:b/>
+      <w:bCs/>
+      <w:kern w:val="0"/>
+      <w:sz w:val="36"/>
+      <w:szCs w:val="36"/>
+    </w:rPr>
+  </w:style>
+  <w:style w:type="paragraph" w:styleId="3">
+    <w:name w:val="heading 3"/>
+    <w:basedOn w:val="a"/>
+    <w:link w:val="30"/>
+    <w:uiPriority w:val="9"/>
+    <w:qFormat/>
+    <w:rsid w:val="00BD1CA5"/>
+    <w:pPr>
+      <w:spacing w:before="100" w:beforeAutospacing="1" w:after="100" w:afterAutospacing="1"/>
+      <w:outlineLvl w:val="2"/>
+    </w:pPr>
+    <w:rPr>
+      <w:rFonts w:ascii="新細明體" w:eastAsia="新細明體" w:hAnsi="新細明體" w:cs="新細明體"/>
+      <w:b/>
+      <w:bCs/>
+      <w:kern w:val="0"/>
+      <w:sz w:val="27"/>
+      <w:szCs w:val="27"/>
+    </w:rPr>
+  </w:style>
+  <w:style w:type="paragraph" w:styleId="5">
+    <w:name w:val="heading 5"/>
+    <w:basedOn w:val="a"/>
+    <w:link w:val="50"/>
+    <w:uiPriority w:val="9"/>
+    <w:qFormat/>
+    <w:rsid w:val="00BD1CA5"/>
+    <w:pPr>
+      <w:spacing w:before="100" w:beforeAutospacing="1" w:after="100" w:afterAutospacing="1"/>
+      <w:outlineLvl w:val="4"/>
+    </w:pPr>
+    <w:rPr>
+      <w:rFonts w:ascii="新細明體" w:eastAsia="新細明體" w:hAnsi="新細明體" w:cs="新細明體"/>
+      <w:b/>
+      <w:bCs/>
+      <w:kern w:val="0"/>
+      <w:sz w:val="20"/>
+      <w:szCs w:val="20"/>
+    </w:rPr>
+  </w:style>
+  <w:style w:type="paragraph" w:styleId="6">
+    <w:name w:val="heading 6"/>
+    <w:basedOn w:val="a"/>
+    <w:link w:val="60"/>
+    <w:uiPriority w:val="9"/>
+    <w:qFormat/>
+    <w:rsid w:val="00BD1CA5"/>
+    <w:pPr>
+      <w:spacing w:before="100" w:beforeAutospacing="1" w:after="100" w:afterAutospacing="1"/>
+      <w:outlineLvl w:val="5"/>
+    </w:pPr>
+    <w:rPr>
+      <w:rFonts w:ascii="新細明體" w:eastAsia="新細明體" w:hAnsi="新細明體" w:cs="新細明體"/>
+      <w:b/>
+      <w:bCs/>
+      <w:kern w:val="0"/>
+      <w:sz w:val="15"/>
+      <w:szCs w:val="15"/>
+    </w:rPr>
+  </w:style>
+  <w:style w:type="character" w:default="1" w:styleId="a0">
+    <w:name w:val="Default Paragraph Font"/>
+    <w:uiPriority w:val="1"/>
+    <w:semiHidden/>
+    <w:unhideWhenUsed/>
+  </w:style>
+  <w:style w:type="table" w:default="1" w:styleId="a1">
+    <w:name w:val="Normal Table"/>
+    <w:uiPriority w:val="99"/>
+    <w:semiHidden/>
+    <w:unhideWhenUsed/>
+    <w:tblPr>
+      <w:tblInd w:w="0" w:type="dxa"/>
+      <w:tblCellMar>
+        <w:top w:w="0" w:type="dxa"/>
+        <w:left w:w="108" w:type="dxa"/>
+        <w:bottom w:w="0" w:type="dxa"/>
+        <w:right w:w="108" w:type="dxa"/>
+      </w:tblCellMar>
+    </w:tblPr>
+  </w:style>
+  <w:style w:type="numbering" w:default="1" w:styleId="a2">
+    <w:name w:val="No List"/>
+    <w:uiPriority w:val="99"/>
+    <w:semiHidden/>
+    <w:unhideWhenUsed/>
+  </w:style>
+  <w:style w:type="character" w:customStyle="1" w:styleId="20">
+    <w:name w:val="標題 2 字元"/>
+    <w:basedOn w:val="a0"/>
+    <w:link w:val="2"/>
+    <w:uiPriority w:val="9"/>
+    <w:rsid w:val="00BD1CA5"/>
+    <w:rPr>
+      <w:rFonts w:ascii="新細明體" w:eastAsia="新細明體" w:hAnsi="新細明體" w:cs="新細明體"/>
+      <w:b/>
+      <w:bCs/>
+      <w:kern w:val="0"/>
+      <w:sz w:val="36"/>
+      <w:szCs w:val="36"/>
+    </w:rPr>
+  </w:style>
+  <w:style w:type="character" w:customStyle="1" w:styleId="30">
+    <w:name w:val="標題 3 字元"/>
+    <w:basedOn w:val="a0"/>
+    <w:link w:val="3"/>
+    <w:uiPriority w:val="9"/>
+    <w:rsid w:val="00BD1CA5"/>
+    <w:rPr>
+      <w:rFonts w:ascii="新細明體" w:eastAsia="新細明體" w:hAnsi="新細明體" w:cs="新細明體"/>
+      <w:b/>
+      <w:bCs/>
+      <w:kern w:val="0"/>
+      <w:sz w:val="27"/>
+      <w:szCs w:val="27"/>
+    </w:rPr>
+  </w:style>
+  <w:style w:type="character" w:customStyle="1" w:styleId="50">
+    <w:name w:val="標題 5 字元"/>
+    <w:basedOn w:val="a0"/>
+    <w:link w:val="5"/>
+    <w:uiPriority w:val="9"/>
+    <w:rsid w:val="00BD1CA5"/>
+    <w:rPr>
+      <w:rFonts w:ascii="新細明體" w:eastAsia="新細明體" w:hAnsi="新細明體" w:cs="新細明體"/>
+      <w:b/>
+      <w:bCs/>
+      <w:kern w:val="0"/>
+      <w:sz w:val="20"/>
+      <w:szCs w:val="20"/>
+    </w:rPr>
+  </w:style>
+  <w:style w:type="character" w:customStyle="1" w:styleId="60">
+    <w:name w:val="標題 6 字元"/>
+    <w:basedOn w:val="a0"/>
+    <w:link w:val="6"/>
+    <w:uiPriority w:val="9"/>
+    <w:rsid w:val="00BD1CA5"/>
+    <w:rPr>
+      <w:rFonts w:ascii="新細明體" w:eastAsia="新細明體" w:hAnsi="新細明體" w:cs="新細明體"/>
+      <w:b/>
+      <w:bCs/>
+      <w:kern w:val="0"/>
+      <w:sz w:val="15"/>
+      <w:szCs w:val="15"/>
+    </w:rPr>
+  </w:style>
+  <w:style w:type="character" w:styleId="a3">
+    <w:name w:val="Strong"/>
+    <w:basedOn w:val="a0"/>
+    <w:uiPriority w:val="22"/>
+    <w:qFormat/>
+    <w:rsid w:val="00BD1CA5"/>
+    <w:rPr>
+      <w:b/>
+      <w:bCs/>
+    </w:rPr>
+  </w:style>
+  <w:style w:type="character" w:styleId="a4">
+    <w:name w:val="Emphasis"/>
+    <w:basedOn w:val="a0"/>
+    <w:uiPriority w:val="20"/>
+    <w:qFormat/>
+    <w:rsid w:val="00BD1CA5"/>
+    <w:rPr>
+      <w:i/>
+      <w:iCs/>
+    </w:rPr>
+  </w:style>
+  <w:style w:type="character" w:customStyle="1" w:styleId="ng-star-inserted">
+    <w:name w:val="ng-star-inserted"/>
+    <w:basedOn w:val="a0"/>
+    <w:rsid w:val="004D4732"/>
+  </w:style>
+  <w:style w:type="paragraph" w:styleId="HTML">
+    <w:name w:val="HTML Preformatted"/>
+    <w:basedOn w:val="a"/>
+    <w:link w:val="HTML0"/>
+    <w:uiPriority w:val="99"/>
+    <w:unhideWhenUsed/>
+    <w:rsid w:val="004D4732"/>
+    <w:pPr>
+      <w:tabs>
+        <w:tab w:val="left" w:pos="916"/>
+        <w:tab w:val="left" w:pos="1832"/>
+        <w:tab w:val="left" w:pos="2748"/>
+        <w:tab w:val="left" w:pos="3664"/>
+        <w:tab w:val="left" w:pos="4580"/>
+        <w:tab w:val="left" w:pos="5496"/>
+        <w:tab w:val="left" w:pos="6412"/>
+        <w:tab w:val="left" w:pos="7328"/>
+        <w:tab w:val="left" w:pos="8244"/>
+        <w:tab w:val="left" w:pos="9160"/>
+        <w:tab w:val="left" w:pos="10076"/>
+        <w:tab w:val="left" w:pos="10992"/>
+        <w:tab w:val="left" w:pos="11908"/>
+        <w:tab w:val="left" w:pos="12824"/>
+        <w:tab w:val="left" w:pos="13740"/>
+        <w:tab w:val="left" w:pos="14656"/>
+      </w:tabs>
+      <w:spacing w:line="240" w:lineRule="auto"/>
+    </w:pPr>
+    <w:rPr>
+      <w:rFonts w:ascii="細明體" w:eastAsia="細明體" w:hAnsi="細明體" w:cs="細明體"/>
+      <w:kern w:val="0"/>
+    </w:rPr>
+  </w:style>
+  <w:style w:type="character" w:customStyle="1" w:styleId="HTML0">
+    <w:name w:val="HTML 預設格式 字元"/>
+    <w:basedOn w:val="a0"/>
+    <w:link w:val="HTML"/>
+    <w:uiPriority w:val="99"/>
+    <w:rsid w:val="004D4732"/>
+    <w:rPr>
+      <w:rFonts w:ascii="細明體" w:eastAsia="細明體" w:hAnsi="細明體" w:cs="細明體"/>
+      <w:kern w:val="0"/>
+    </w:rPr>
+  </w:style>
+  <w:style w:type="character" w:styleId="HTML1">
+    <w:name w:val="HTML Code"/>
+    <w:basedOn w:val="a0"/>
+    <w:uiPriority w:val="99"/>
+    <w:semiHidden/>
+    <w:unhideWhenUsed/>
+    <w:rsid w:val="004D4732"/>
+    <w:rPr>
+      <w:rFonts w:ascii="細明體" w:eastAsia="細明體" w:hAnsi="細明體" w:cs="細明體"/>
+      <w:sz w:val="24"/>
+      <w:szCs w:val="24"/>
+    </w:rPr>
+  </w:style>
+  <w:style w:type="paragraph" w:styleId="a5">
+    <w:name w:val="List Paragraph"/>
+    <w:basedOn w:val="a"/>
+    <w:uiPriority w:val="34"/>
+    <w:qFormat/>
+    <w:rsid w:val="00B67356"/>
+    <w:pPr>
+      <w:ind w:leftChars="200" w:left="480"/>
+    </w:pPr>
+  </w:style>
+  <w:style w:type="character" w:customStyle="1" w:styleId="e">
+    <w:name w:val="ͼe"/>
+    <w:basedOn w:val="a0"/>
+    <w:rsid w:val="00DE66E2"/>
+  </w:style>
+  <w:style w:type="paragraph" w:styleId="a6">
+    <w:name w:val="header"/>
+    <w:basedOn w:val="a"/>
+    <w:link w:val="a7"/>
+    <w:uiPriority w:val="99"/>
+    <w:unhideWhenUsed/>
+    <w:rsid w:val="002B4784"/>
+    <w:pPr>
+      <w:tabs>
+        <w:tab w:val="center" w:pos="4153"/>
+        <w:tab w:val="right" w:pos="8306"/>
+      </w:tabs>
+      <w:snapToGrid w:val="0"/>
+    </w:pPr>
+    <w:rPr>
+      <w:sz w:val="20"/>
+      <w:szCs w:val="20"/>
+    </w:rPr>
+  </w:style>
+  <w:style w:type="character" w:customStyle="1" w:styleId="a7">
+    <w:name w:val="頁首 字元"/>
+    <w:basedOn w:val="a0"/>
+    <w:link w:val="a6"/>
+    <w:uiPriority w:val="99"/>
+    <w:rsid w:val="002B4784"/>
+    <w:rPr>
+      <w:sz w:val="20"/>
+      <w:szCs w:val="20"/>
+    </w:rPr>
+  </w:style>
+  <w:style w:type="paragraph" w:styleId="a8">
+    <w:name w:val="footer"/>
+    <w:basedOn w:val="a"/>
+    <w:link w:val="a9"/>
+    <w:uiPriority w:val="99"/>
+    <w:unhideWhenUsed/>
+    <w:rsid w:val="002B4784"/>
+    <w:pPr>
+      <w:tabs>
+        <w:tab w:val="center" w:pos="4153"/>
+        <w:tab w:val="right" w:pos="8306"/>
+      </w:tabs>
+      <w:snapToGrid w:val="0"/>
+    </w:pPr>
+    <w:rPr>
+      <w:sz w:val="20"/>
+      <w:szCs w:val="20"/>
+    </w:rPr>
+  </w:style>
+  <w:style w:type="character" w:customStyle="1" w:styleId="a9">
+    <w:name w:val="頁尾 字元"/>
+    <w:basedOn w:val="a0"/>
+    <w:link w:val="a8"/>
+    <w:uiPriority w:val="99"/>
+    <w:rsid w:val="002B4784"/>
+    <w:rPr>
+      <w:sz w:val="20"/>
+      <w:szCs w:val="20"/>
+    </w:rPr>
+  </w:style>
+</w:styles>
+</file>
+
+<file path=word/stylesWithEffects.xml><?xml version="1.0" encoding="utf-8"?>
+<w:styles xmlns:wpc="http://schemas.microsoft.com/office/word/2010/wordprocessingCanvas" xmlns:mc="http://schemas.openxmlformats.org/markup-compatibility/2006" xmlns:o="urn:schemas-microsoft-com:office:office" xmlns:r="http://schemas.openxmlformats.org/officeDocument/2006/relationships" xmlns:m="http://schemas.openxmlformats.org/officeDocument/2006/math" xmlns:v="urn:schemas-microsoft-com:vml" xmlns:wp14="http://schemas.microsoft.com/office/word/2010/wordprocessingDrawing" xmlns:wp="http://schemas.openxmlformats.org/drawingml/2006/wordprocessingDrawing" xmlns:w10="urn:schemas-microsoft-com:office:word" xmlns:w="http://schemas.openxmlformats.org/wordprocessingml/2006/main" xmlns:w14="http://schemas.microsoft.com/office/word/2010/wordml" xmlns:wpg="http://schemas.microsoft.com/office/word/2010/wordprocessingGroup" xmlns:wpi="http://schemas.microsoft.com/office/word/2010/wordprocessingInk" xmlns:wne="http://schemas.microsoft.com/office/word/2006/wordml" xmlns:wps="http://schemas.microsoft.com/office/word/2010/wordprocessingShape" mc:Ignorable="w14 wp14">
+  <w:docDefaults>
+    <w:rPrDefault>
+      <w:rPr>
+        <w:rFonts w:asciiTheme="minorHAnsi" w:eastAsiaTheme="minorEastAsia" w:hAnsiTheme="minorHAnsi" w:cstheme="minorBidi"/>
+        <w:kern w:val="2"/>
+        <w:sz w:val="24"/>
+        <w:szCs w:val="24"/>
+        <w:lang w:val="en-US" w:eastAsia="zh-TW" w:bidi="ar-SA"/>
+      </w:rPr>
+    </w:rPrDefault>
+    <w:pPrDefault>
+      <w:pPr>
+        <w:spacing w:line="240" w:lineRule="atLeast"/>
+      </w:pPr>
+    </w:pPrDefault>
+  </w:docDefaults>
+  <w:latentStyles w:defLockedState="0" w:defUIPriority="99" w:defSemiHidden="1" w:defUnhideWhenUsed="1" w:defQFormat="0" w:count="267">
+    <w:lsdException w:name="Normal" w:semiHidden="0" w:uiPriority="0" w:unhideWhenUsed="0" w:qFormat="1"/>
+    <w:lsdException w:name="heading 1" w:semiHidden="0" w:uiPriority="9" w:unhideWhenUsed="0" w:qFormat="1"/>
+    <w:lsdException w:name="heading 2" w:uiPriority="9" w:qFormat="1"/>
+    <w:lsdException w:name="heading 3" w:uiPriority="9" w:qFormat="1"/>
+    <w:lsdException w:name="heading 4" w:uiPriority="9" w:qFormat="1"/>
+    <w:lsdException w:name="heading 5" w:uiPriority="9" w:qFormat="1"/>
+    <w:lsdException w:name="heading 6" w:uiPriority="9" w:qFormat="1"/>
+    <w:lsdException w:name="heading 7" w:uiPriority="9" w:qFormat="1"/>
+    <w:lsdException w:name="heading 8" w:uiPriority="9" w:qFormat="1"/>
+    <w:lsdException w:name="heading 9" w:uiPriority="9" w:qFormat="1"/>
+    <w:lsdException w:name="toc 1" w:uiPriority="39"/>
+    <w:lsdException w:name="toc 2" w:uiPriority="39"/>
+    <w:lsdException w:name="toc 3" w:uiPriority="39"/>
+    <w:lsdException w:name="toc 4" w:uiPriority="39"/>
+    <w:lsdException w:name="toc 5" w:uiPriority="39"/>
+    <w:lsdException w:name="toc 6" w:uiPriority="39"/>
+    <w:lsdException w:name="toc 7" w:uiPriority="39"/>
+    <w:lsdException w:name="toc 8" w:uiPriority="39"/>
+    <w:lsdException w:name="toc 9" w:uiPriority="39"/>
+    <w:lsdException w:name="caption" w:uiPriority="35" w:qFormat="1"/>
+    <w:lsdException w:name="Title" w:semiHidden="0" w:uiPriority="10" w:unhideWhenUsed="0" w:qFormat="1"/>
+    <w:lsdException w:name="Default Paragraph Font" w:uiPriority="1"/>
+    <w:lsdException w:name="Subtitle" w:semiHidden="0" w:uiPriority="11" w:unhideWhenUsed="0" w:qFormat="1"/>
+    <w:lsdException w:name="Strong" w:semiHidden="0" w:uiPriority="22" w:unhideWhenUsed="0" w:qFormat="1"/>
+    <w:lsdException w:name="Emphasis" w:semiHidden="0" w:uiPriority="20" w:unhideWhenUsed="0" w:qFormat="1"/>
+    <w:lsdException w:name="Table Grid" w:uiPriority="59"/>
+    <w:lsdException w:name="Placeholder Text" w:unhideWhenUsed="0"/>
+    <w:lsdException w:name="No Spacing" w:semiHidden="0" w:uiPriority="1" w:unhideWhenUsed="0" w:qFormat="1"/>
+    <w:lsdException w:name="Light Shading" w:semiHidden="0" w:uiPriority="60" w:unhideWhenUsed="0"/>
+    <w:lsdException w:name="Light List" w:semiHidden="0" w:uiPriority="61" w:unhideWhenUsed="0"/>
+    <w:lsdException w:name="Light Grid" w:semiHidden="0" w:uiPriority="62" w:unhideWhenUsed="0"/>
+    <w:lsdException w:name="Medium Shading 1" w:semiHidden="0" w:uiPriority="63" w:unhideWhenUsed="0"/>
+    <w:lsdException w:name="Medium Shading 2" w:semiHidden="0" w:uiPriority="64" w:unhideWhenUsed="0"/>
+    <w:lsdException w:name="Medium List 1" w:semiHidden="0" w:uiPriority="65" w:unhideWhenUsed="0"/>
+    <w:lsdException w:name="Medium List 2" w:semiHidden="0" w:uiPriority="66" w:unhideWhenUsed="0"/>
+    <w:lsdException w:name="Medium Grid 1" w:semiHidden="0" w:uiPriority="67" w:unhideWhenUsed="0"/>
+    <w:lsdException w:name="Medium Grid 2" w:semiHidden="0" w:uiPriority="68" w:unhideWhenUsed="0"/>
+    <w:lsdException w:name="Medium Grid 3" w:semiHidden="0" w:uiPriority="69" w:unhideWhenUsed="0"/>
+    <w:lsdException w:name="Dark List" w:semiHidden="0" w:uiPriority="70" w:unhideWhenUsed="0"/>
+    <w:lsdException w:name="Colorful Shading" w:semiHidden="0" w:uiPriority="71" w:unhideWhenUsed="0"/>
+    <w:lsdException w:name="Colorful List" w:semiHidden="0" w:uiPriority="72" w:unhideWhenUsed="0"/>
+    <w:lsdException w:name="Colorful Grid" w:semiHidden="0" w:uiPriority="73" w:unhideWhenUsed="0"/>
+    <w:lsdException w:name="Light Shading Accent 1" w:semiHidden="0" w:uiPriority="60" w:unhideWhenUsed="0"/>
+    <w:lsdException w:name="Light List Accent 1" w:semiHidden="0" w:uiPriority="61" w:unhideWhenUsed="0"/>
+    <w:lsdException w:name="Light Grid Accent 1" w:semiHidden="0" w:uiPriority="62" w:unhideWhenUsed="0"/>
+    <w:lsdException w:name="Medium Shading 1 Accent 1" w:semiHidden="0" w:uiPriority="63" w:unhideWhenUsed="0"/>
+    <w:lsdException w:name="Medium Shading 2 Accent 1" w:semiHidden="0" w:uiPriority="64" w:unhideWhenUsed="0"/>
+    <w:lsdException w:name="Medium List 1 Accent 1" w:semiHidden="0" w:uiPriority="65" w:unhideWhenUsed="0"/>
+    <w:lsdException w:name="Revision" w:unhideWhenUsed="0"/>
+    <w:lsdException w:name="List Paragraph" w:semiHidden="0" w:uiPriority="34" w:unhideWhenUsed="0" w:qFormat="1"/>
+    <w:lsdException w:name="Quote" w:semiHidden="0" w:uiPriority="29" w:unhideWhenUsed="0" w:qFormat="1"/>
+    <w:lsdException w:name="Intense Quote" w:semiHidden="0" w:uiPriority="30" w:unhideWhenUsed="0" w:qFormat="1"/>
+    <w:lsdException w:name="Medium List 2 Accent 1" w:semiHidden="0" w:uiPriority="66" w:unhideWhenUsed="0"/>
+    <w:lsdException w:name="Medium Grid 1 Accent 1" w:semiHidden="0" w:uiPriority="67" w:unhideWhenUsed="0"/>
+    <w:lsdException w:name="Medium Grid 2 Accent 1" w:semiHidden="0" w:uiPriority="68" w:unhideWhenUsed="0"/>
+    <w:lsdException w:name="Medium Grid 3 Accent 1" w:semiHidden="0" w:uiPriority="69" w:unhideWhenUsed="0"/>
+    <w:lsdException w:name="Dark List Accent 1" w:semiHidden="0" w:uiPriority="70" w:unhideWhenUsed="0"/>
+    <w:lsdException w:name="Colorful Shading Accent 1" w:semiHidden="0" w:uiPriority="71" w:unhideWhenUsed="0"/>
+    <w:lsdException w:name="Colorful List Accent 1" w:semiHidden="0" w:uiPriority="72" w:unhideWhenUsed="0"/>
+    <w:lsdException w:name="Colorful Grid Accent 1" w:semiHidden="0" w:uiPriority="73" w:unhideWhenUsed="0"/>
+    <w:lsdException w:name="Light Shading Accent 2" w:semiHidden="0" w:uiPriority="60" w:unhideWhenUsed="0"/>
+    <w:lsdException w:name="Light List Accent 2" w:semiHidden="0" w:uiPriority="61" w:unhideWhenUsed="0"/>
+    <w:lsdException w:name="Light Grid Accent 2" w:semiHidden="0" w:uiPriority="62" w:unhideWhenUsed="0"/>
+    <w:lsdException w:name="Medium Shading 1 Accent 2" w:semiHidden="0" w:uiPriority="63" w:unhideWhenUsed="0"/>
+    <w:lsdException w:name="Medium Shading 2 Accent 2" w:semiHidden="0" w:uiPriority="64" w:unhideWhenUsed="0"/>
+    <w:lsdException w:name="Medium List 1 Accent 2" w:semiHidden="0" w:uiPriority="65" w:unhideWhenUsed="0"/>
+    <w:lsdException w:name="Medium List 2 Accent 2" w:semiHidden="0" w:uiPriority="66" w:unhideWhenUsed="0"/>
+    <w:lsdException w:name="Medium Grid 1 Accent 2" w:semiHidden="0" w:uiPriority="67" w:unhideWhenUsed="0"/>
+    <w:lsdException w:name="Medium Grid 2 Accent 2" w:semiHidden="0" w:uiPriority="68" w:unhideWhenUsed="0"/>
+    <w:lsdException w:name="Medium Grid 3 Accent 2" w:semiHidden="0" w:uiPriority="69" w:unhideWhenUsed="0"/>
+    <w:lsdException w:name="Dark List Accent 2" w:semiHidden="0" w:uiPriority="70" w:unhideWhenUsed="0"/>
+    <w:lsdException w:name="Colorful Shading Accent 2" w:semiHidden="0" w:uiPriority="71" w:unhideWhenUsed="0"/>
+    <w:lsdException w:name="Colorful List Accent 2" w:semiHidden="0" w:uiPriority="72" w:unhideWhenUsed="0"/>
+    <w:lsdException w:name="Colorful Grid Accent 2" w:semiHidden="0" w:uiPriority="73" w:unhideWhenUsed="0"/>
+    <w:lsdException w:name="Light Shading Accent 3" w:semiHidden="0" w:uiPriority="60" w:unhideWhenUsed="0"/>
+    <w:lsdException w:name="Light List Accent 3" w:semiHidden="0" w:uiPriority="61" w:unhideWhenUsed="0"/>
+    <w:lsdException w:name="Light Grid Accent 3" w:semiHidden="0" w:uiPriority="62" w:unhideWhenUsed="0"/>
+    <w:lsdException w:name="Medium Shading 1 Accent 3" w:semiHidden="0" w:uiPriority="63" w:unhideWhenUsed="0"/>
+    <w:lsdException w:name="Medium Shading 2 Accent 3" w:semiHidden="0" w:uiPriority="64" w:unhideWhenUsed="0"/>
+    <w:lsdException w:name="Medium List 1 Accent 3" w:semiHidden="0" w:uiPriority="65" w:unhideWhenUsed="0"/>
+    <w:lsdException w:name="Medium List 2 Accent 3" w:semiHidden="0" w:uiPriority="66" w:unhideWhenUsed="0"/>
+    <w:lsdException w:name="Medium Grid 1 Accent 3" w:semiHidden="0" w:uiPriority="67" w:unhideWhenUsed="0"/>
+    <w:lsdException w:name="Medium Grid 2 Accent 3" w:semiHidden="0" w:uiPriority="68" w:unhideWhenUsed="0"/>
+    <w:lsdException w:name="Medium Grid 3 Accent 3" w:semiHidden="0" w:uiPriority="69" w:unhideWhenUsed="0"/>
+    <w:lsdException w:name="Dark List Accent 3" w:semiHidden="0" w:uiPriority="70" w:unhideWhenUsed="0"/>
+    <w:lsdException w:name="Colorful Shading Accent 3" w:semiHidden="0" w:uiPriority="71" w:unhideWhenUsed="0"/>
+    <w:lsdException w:name="Colorful List Accent 3" w:semiHidden="0" w:uiPriority="72" w:unhideWhenUsed="0"/>
+    <w:lsdException w:name="Colorful Grid Accent 3" w:semiHidden="0" w:uiPriority="73" w:unhideWhenUsed="0"/>
+    <w:lsdException w:name="Light Shading Accent 4" w:semiHidden="0" w:uiPriority="60" w:unhideWhenUsed="0"/>
+    <w:lsdException w:name="Light List Accent 4" w:semiHidden="0" w:uiPriority="61" w:unhideWhenUsed="0"/>
+    <w:lsdException w:name="Light Grid Accent 4" w:semiHidden="0" w:uiPriority="62" w:unhideWhenUsed="0"/>
+    <w:lsdException w:name="Medium Shading 1 Accent 4" w:semiHidden="0" w:uiPriority="63" w:unhideWhenUsed="0"/>
+    <w:lsdException w:name="Medium Shading 2 Accent 4" w:semiHidden="0" w:uiPriority="64" w:unhideWhenUsed="0"/>
+    <w:lsdException w:name="Medium List 1 Accent 4" w:semiHidden="0" w:uiPriority="65" w:unhideWhenUsed="0"/>
+    <w:lsdException w:name="Medium List 2 Accent 4" w:semiHidden="0" w:uiPriority="66" w:unhideWhenUsed="0"/>
+    <w:lsdException w:name="Medium Grid 1 Accent 4" w:semiHidden="0" w:uiPriority="67" w:unhideWhenUsed="0"/>
+    <w:lsdException w:name="Medium Grid 2 Accent 4" w:semiHidden="0" w:uiPriority="68" w:unhideWhenUsed="0"/>
+    <w:lsdException w:name="Medium Grid 3 Accent 4" w:semiHidden="0" w:uiPriority="69" w:unhideWhenUsed="0"/>
+    <w:lsdException w:name="Dark List Accent 4" w:semiHidden="0" w:uiPriority="70" w:unhideWhenUsed="0"/>
+    <w:lsdException w:name="Colorful Shading Accent 4" w:semiHidden="0" w:uiPriority="71" w:unhideWhenUsed="0"/>
+    <w:lsdException w:name="Colorful List Accent 4" w:semiHidden="0" w:uiPriority="72" w:unhideWhenUsed="0"/>
+    <w:lsdException w:name="Colorful Grid Accent 4" w:semiHidden="0" w:uiPriority="73" w:unhideWhenUsed="0"/>
+    <w:lsdException w:name="Light Shading Accent 5" w:semiHidden="0" w:uiPriority="60" w:unhideWhenUsed="0"/>
+    <w:lsdException w:name="Light List Accent 5" w:semiHidden="0" w:uiPriority="61" w:unhideWhenUsed="0"/>
+    <w:lsdException w:name="Light Grid Accent 5" w:semiHidden="0" w:uiPriority="62" w:unhideWhenUsed="0"/>
+    <w:lsdException w:name="Medium Shading 1 Accent 5" w:semiHidden="0" w:uiPriority="63" w:unhideWhenUsed="0"/>
+    <w:lsdException w:name="Medium Shading 2 Accent 5" w:semiHidden="0" w:uiPriority="64" w:unhideWhenUsed="0"/>
+    <w:lsdException w:name="Medium List 1 Accent 5" w:semiHidden="0" w:uiPriority="65" w:unhideWhenUsed="0"/>
+    <w:lsdException w:name="Medium List 2 Accent 5" w:semiHidden="0" w:uiPriority="66" w:unhideWhenUsed="0"/>
+    <w:lsdException w:name="Medium Grid 1 Accent 5" w:semiHidden="0" w:uiPriority="67" w:unhideWhenUsed="0"/>
+    <w:lsdException w:name="Medium Grid 2 Accent 5" w:semiHidden="0" w:uiPriority="68" w:unhideWhenUsed="0"/>
+    <w:lsdException w:name="Medium Grid 3 Accent 5" w:semiHidden="0" w:uiPriority="69" w:unhideWhenUsed="0"/>
+    <w:lsdException w:name="Dark List Accent 5" w:semiHidden="0" w:uiPriority="70" w:unhideWhenUsed="0"/>
+    <w:lsdException w:name="Colorful Shading Accent 5" w:semiHidden="0" w:uiPriority="71" w:unhideWhenUsed="0"/>
+    <w:lsdException w:name="Colorful List Accent 5" w:semiHidden="0" w:uiPriority="72" w:unhideWhenUsed="0"/>
+    <w:lsdException w:name="Colorful Grid Accent 5" w:semiHidden="0" w:uiPriority="73" w:unhideWhenUsed="0"/>
+    <w:lsdException w:name="Light Shading Accent 6" w:semiHidden="0" w:uiPriority="60" w:unhideWhenUsed="0"/>
+    <w:lsdException w:name="Light List Accent 6" w:semiHidden="0" w:uiPriority="61" w:unhideWhenUsed="0"/>
+    <w:lsdException w:name="Light Grid Accent 6" w:semiHidden="0" w:uiPriority="62" w:unhideWhenUsed="0"/>
+    <w:lsdException w:name="Medium Shading 1 Accent 6" w:semiHidden="0" w:uiPriority="63" w:unhideWhenUsed="0"/>
+    <w:lsdException w:name="Medium Shading 2 Accent 6" w:semiHidden="0" w:uiPriority="64" w:unhideWhenUsed="0"/>
+    <w:lsdException w:name="Medium List 1 Accent 6" w:semiHidden="0" w:uiPriority="65" w:unhideWhenUsed="0"/>
+    <w:lsdException w:name="Medium List 2 Accent 6" w:semiHidden="0" w:uiPriority="66" w:unhideWhenUsed="0"/>
+    <w:lsdException w:name="Medium Grid 1 Accent 6" w:semiHidden="0" w:uiPriority="67" w:unhideWhenUsed="0"/>
+    <w:lsdException w:name="Medium Grid 2 Accent 6" w:semiHidden="0" w:uiPriority="68" w:unhideWhenUsed="0"/>
+    <w:lsdException w:name="Medium Grid 3 Accent 6" w:semiHidden="0" w:uiPriority="69" w:unhideWhenUsed="0"/>
+    <w:lsdException w:name="Dark List Accent 6" w:semiHidden="0" w:uiPriority="70" w:unhideWhenUsed="0"/>
+    <w:lsdException w:name="Colorful Shading Accent 6" w:semiHidden="0" w:uiPriority="71" w:unhideWhenUsed="0"/>
+    <w:lsdException w:name="Colorful List Accent 6" w:semiHidden="0" w:uiPriority="72" w:unhideWhenUsed="0"/>
+    <w:lsdException w:name="Colorful Grid Accent 6" w:semiHidden="0" w:uiPriority="73" w:unhideWhenUsed="0"/>
+    <w:lsdException w:name="Subtle Emphasis" w:semiHidden="0" w:uiPriority="19" w:unhideWhenUsed="0" w:qFormat="1"/>
+    <w:lsdException w:name="Intense Emphasis" w:semiHidden="0" w:uiPriority="21" w:unhideWhenUsed="0" w:qFormat="1"/>
+    <w:lsdException w:name="Subtle Reference" w:semiHidden="0" w:uiPriority="31" w:unhideWhenUsed="0" w:qFormat="1"/>
+    <w:lsdException w:name="Intense Reference" w:semiHidden="0" w:uiPriority="32" w:unhideWhenUsed="0" w:qFormat="1"/>
+    <w:lsdException w:name="Book Title" w:semiHidden="0" w:uiPriority="33" w:unhideWhenUsed="0" w:qFormat="1"/>
+    <w:lsdException w:name="Bibliography" w:uiPriority="37"/>
+    <w:lsdException w:name="TOC Heading" w:uiPriority="39" w:qFormat="1"/>
   </w:latentStyles>
   <w:style w:type="paragraph" w:default="1" w:styleId="a">
     <w:name w:val="Normal"/>

--- a/Document/fuClaw AIoT Agent 擴充指引 (Servo).docx
+++ b/Document/fuClaw AIoT Agent 擴充指引 (Servo).docx
@@ -1,6 +1,6 @@
 
 <file path=word/document.xml><?xml version="1.0" encoding="utf-8"?>
-<w:document xmlns:wpc="http://schemas.microsoft.com/office/word/2010/wordprocessingCanvas" xmlns:cx="http://schemas.microsoft.com/office/drawing/2014/chartex" xmlns:cx1="http://schemas.microsoft.com/office/drawing/2015/9/8/chartex" xmlns:cx2="http://schemas.microsoft.com/office/drawing/2015/10/21/chartex" xmlns:cx3="http://schemas.microsoft.com/office/drawing/2016/5/9/chartex" xmlns:cx4="http://schemas.microsoft.com/office/drawing/2016/5/10/chartex" xmlns:cx5="http://schemas.microsoft.com/office/drawing/2016/5/11/chartex" xmlns:cx6="http://schemas.microsoft.com/office/drawing/2016/5/12/chartex" xmlns:cx7="http://schemas.microsoft.com/office/drawing/2016/5/13/chartex" xmlns:cx8="http://schemas.microsoft.com/office/drawing/2016/5/14/chartex" xmlns:mc="http://schemas.openxmlformats.org/markup-compatibility/2006" xmlns:aink="http://schemas.microsoft.com/office/drawing/2016/ink" xmlns:am3d="http://schemas.microsoft.com/office/drawing/2017/model3d" xmlns:o="urn:schemas-microsoft-com:office:office" xmlns:r="http://schemas.openxmlformats.org/officeDocument/2006/relationships" xmlns:m="http://schemas.openxmlformats.org/officeDocument/2006/math" xmlns:v="urn:schemas-microsoft-com:vml" xmlns:wp14="http://schemas.microsoft.com/office/word/2010/wordprocessingDrawing" xmlns:wp="http://schemas.openxmlformats.org/drawingml/2006/wordprocessingDrawing" xmlns:w10="urn:schemas-microsoft-com:office:word" xmlns:w="http://schemas.openxmlformats.org/wordprocessingml/2006/main" xmlns:w14="http://schemas.microsoft.com/office/word/2010/wordml" xmlns:w15="http://schemas.microsoft.com/office/word/2012/wordml" xmlns:w16cid="http://schemas.microsoft.com/office/word/2016/wordml/cid" xmlns:w16se="http://schemas.microsoft.com/office/word/2015/wordml/symex" xmlns:wpg="http://schemas.microsoft.com/office/word/2010/wordprocessingGroup" xmlns:wpi="http://schemas.microsoft.com/office/word/2010/wordprocessingInk" xmlns:wne="http://schemas.microsoft.com/office/word/2006/wordml" xmlns:wps="http://schemas.microsoft.com/office/word/2010/wordprocessingShape" mc:Ignorable="w14 w15 w16se w16cid wp14">
+<w:document xmlns:wpc="http://schemas.microsoft.com/office/word/2010/wordprocessingCanvas" xmlns:mc="http://schemas.openxmlformats.org/markup-compatibility/2006" xmlns:o="urn:schemas-microsoft-com:office:office" xmlns:r="http://schemas.openxmlformats.org/officeDocument/2006/relationships" xmlns:m="http://schemas.openxmlformats.org/officeDocument/2006/math" xmlns:v="urn:schemas-microsoft-com:vml" xmlns:wp14="http://schemas.microsoft.com/office/word/2010/wordprocessingDrawing" xmlns:wp="http://schemas.openxmlformats.org/drawingml/2006/wordprocessingDrawing" xmlns:w10="urn:schemas-microsoft-com:office:word" xmlns:w="http://schemas.openxmlformats.org/wordprocessingml/2006/main" xmlns:w14="http://schemas.microsoft.com/office/word/2010/wordml" xmlns:wpg="http://schemas.microsoft.com/office/word/2010/wordprocessingGroup" xmlns:wpi="http://schemas.microsoft.com/office/word/2010/wordprocessingInk" xmlns:wne="http://schemas.microsoft.com/office/word/2006/wordml" xmlns:wps="http://schemas.microsoft.com/office/word/2010/wordprocessingShape" mc:Ignorable="w14 wp14">
   <w:body>
     <w:p>
       <w:pPr>
@@ -113,20 +113,41 @@
         <w:rPr>
           <w:color w:val="FF0000"/>
         </w:rPr>
-        <w:t>SG90 servo: pin 12</w:t>
-      </w:r>
-    </w:p>
-    <w:p>
-      <w:pPr>
-        <w:rPr>
-          <w:color w:val="FF0000"/>
-        </w:rPr>
-      </w:pPr>
-      <w:r>
-        <w:rPr>
-          <w:color w:val="FF0000"/>
-        </w:rPr>
-        <w:t xml:space="preserve">  - servo angle control</w:t>
+        <w:t xml:space="preserve">SG90 servo: pin </w:t>
+      </w:r>
+      <w:r>
+        <w:rPr>
+          <w:rFonts w:hint="eastAsia"/>
+          <w:color w:val="FF0000"/>
+        </w:rPr>
+        <w:t>5</w:t>
+      </w:r>
+    </w:p>
+    <w:p>
+      <w:pPr>
+        <w:rPr>
+          <w:color w:val="FF0000"/>
+        </w:rPr>
+      </w:pPr>
+      <w:r>
+        <w:rPr>
+          <w:color w:val="FF0000"/>
+        </w:rPr>
+        <w:t xml:space="preserve">  - </w:t>
+      </w:r>
+      <w:proofErr w:type="gramStart"/>
+      <w:r>
+        <w:rPr>
+          <w:color w:val="FF0000"/>
+        </w:rPr>
+        <w:t>servo</w:t>
+      </w:r>
+      <w:proofErr w:type="gramEnd"/>
+      <w:r>
+        <w:rPr>
+          <w:color w:val="FF0000"/>
+        </w:rPr>
+        <w:t xml:space="preserve"> angle control</w:t>
       </w:r>
     </w:p>
     <w:p>
@@ -1162,7 +1183,7 @@
         </w:tabs>
         <w:spacing w:line="240" w:lineRule="auto"/>
         <w:rPr>
-          <w:rFonts w:ascii="細明體" w:eastAsia="細明體" w:hAnsi="細明體" w:cs="細明體" w:hint="eastAsia"/>
+          <w:rFonts w:ascii="細明體" w:eastAsia="細明體" w:hAnsi="細明體" w:cs="細明體"/>
           <w:kern w:val="0"/>
         </w:rPr>
       </w:pPr>
@@ -1751,7 +1772,6 @@
     <w:p>
       <w:pPr>
         <w:rPr>
-          <w:rFonts w:hint="eastAsia"/>
           <w:color w:val="FF0000"/>
         </w:rPr>
       </w:pPr>
@@ -1899,7 +1919,7 @@
         </w:tabs>
         <w:spacing w:line="240" w:lineRule="auto"/>
         <w:rPr>
-          <w:rFonts w:ascii="細明體" w:eastAsia="細明體" w:hAnsi="細明體" w:cs="細明體"/>
+          <w:rFonts w:ascii="細明體" w:eastAsia="細明體" w:hAnsi="細明體" w:cs="細明體" w:hint="eastAsia"/>
           <w:b/>
           <w:color w:val="FF0000"/>
           <w:kern w:val="0"/>
@@ -1925,6 +1945,7 @@
         </w:rPr>
         <w:t xml:space="preserve"> </w:t>
       </w:r>
+      <w:proofErr w:type="gramStart"/>
       <w:r>
         <w:rPr>
           <w:rFonts w:ascii="細明體" w:eastAsia="細明體" w:hAnsi="細明體" w:cs="細明體"/>
@@ -1932,8 +1953,9 @@
           <w:color w:val="FF0000"/>
           <w:kern w:val="0"/>
         </w:rPr>
-        <w:t>servo12</w:t>
-      </w:r>
+        <w:t>servos[</w:t>
+      </w:r>
+      <w:proofErr w:type="gramEnd"/>
       <w:r>
         <w:rPr>
           <w:rFonts w:ascii="細明體" w:eastAsia="細明體" w:hAnsi="細明體" w:cs="細明體"/>
@@ -1941,7 +1963,7 @@
           <w:color w:val="FF0000"/>
           <w:kern w:val="0"/>
         </w:rPr>
-        <w:t>;</w:t>
+        <w:t>26];</w:t>
       </w:r>
     </w:p>
     <w:p>
@@ -2019,13 +2041,41 @@
         <w:rPr>
           <w:color w:val="FF0000"/>
         </w:rPr>
-        <w:t xml:space="preserve"> &amp;servo, int pin, int angle, String </w:t>
+        <w:t xml:space="preserve"> &amp;servo, </w:t>
       </w:r>
       <w:proofErr w:type="spellStart"/>
       <w:r>
         <w:rPr>
           <w:color w:val="FF0000"/>
         </w:rPr>
+        <w:t>int</w:t>
+      </w:r>
+      <w:proofErr w:type="spellEnd"/>
+      <w:r>
+        <w:rPr>
+          <w:color w:val="FF0000"/>
+        </w:rPr>
+        <w:t xml:space="preserve"> pin, </w:t>
+      </w:r>
+      <w:proofErr w:type="spellStart"/>
+      <w:r>
+        <w:rPr>
+          <w:color w:val="FF0000"/>
+        </w:rPr>
+        <w:t>int</w:t>
+      </w:r>
+      <w:proofErr w:type="spellEnd"/>
+      <w:r>
+        <w:rPr>
+          <w:color w:val="FF0000"/>
+        </w:rPr>
+        <w:t xml:space="preserve"> angle, String </w:t>
+      </w:r>
+      <w:proofErr w:type="spellStart"/>
+      <w:r>
+        <w:rPr>
+          <w:color w:val="FF0000"/>
+        </w:rPr>
         <w:t>workId</w:t>
       </w:r>
       <w:proofErr w:type="spellEnd"/>
@@ -2046,28 +2096,28 @@
         <w:rPr>
           <w:color w:val="FF0000"/>
         </w:rPr>
-        <w:t xml:space="preserve">    if </w:t>
+        <w:t xml:space="preserve">    </w:t>
       </w:r>
       <w:proofErr w:type="gramStart"/>
       <w:r>
         <w:rPr>
           <w:color w:val="FF0000"/>
         </w:rPr>
-        <w:t>(!</w:t>
+        <w:t>if</w:t>
+      </w:r>
+      <w:proofErr w:type="gramEnd"/>
+      <w:r>
+        <w:rPr>
+          <w:color w:val="FF0000"/>
+        </w:rPr>
+        <w:t xml:space="preserve"> (!</w:t>
       </w:r>
       <w:proofErr w:type="spellStart"/>
       <w:r>
         <w:rPr>
           <w:color w:val="FF0000"/>
         </w:rPr>
-        <w:t>servo</w:t>
-      </w:r>
-      <w:proofErr w:type="gramEnd"/>
-      <w:r>
-        <w:rPr>
-          <w:color w:val="FF0000"/>
-        </w:rPr>
-        <w:t>.attached</w:t>
+        <w:t>servo.attached</w:t>
       </w:r>
       <w:proofErr w:type="spellEnd"/>
       <w:r>
@@ -2098,12 +2148,18 @@
         <w:t>servo.attach</w:t>
       </w:r>
       <w:proofErr w:type="spellEnd"/>
+      <w:r>
+        <w:rPr>
+          <w:color w:val="FF0000"/>
+        </w:rPr>
+        <w:t>(</w:t>
+      </w:r>
       <w:proofErr w:type="gramEnd"/>
       <w:r>
         <w:rPr>
           <w:color w:val="FF0000"/>
         </w:rPr>
-        <w:t>(pin);</w:t>
+        <w:t>pin);</w:t>
       </w:r>
     </w:p>
     <w:p>
@@ -2176,21 +2232,7 @@
           <w:color w:val="FF0000"/>
         </w:rPr>
         <w:tab/>
-        <w:t>"{\"status\</w:t>
-      </w:r>
-      <w:proofErr w:type="gramStart"/>
-      <w:r>
-        <w:rPr>
-          <w:color w:val="FF0000"/>
-        </w:rPr>
-        <w:t>":\</w:t>
-      </w:r>
-      <w:proofErr w:type="gramEnd"/>
-      <w:r>
-        <w:rPr>
-          <w:color w:val="FF0000"/>
-        </w:rPr>
-        <w:t>"error\","</w:t>
+        <w:t>"{\"status\":\"error\","</w:t>
       </w:r>
     </w:p>
     <w:p>
@@ -2216,21 +2258,7 @@
           <w:color w:val="FF0000"/>
         </w:rPr>
         <w:tab/>
-        <w:t>"\"method\</w:t>
-      </w:r>
-      <w:proofErr w:type="gramStart"/>
-      <w:r>
-        <w:rPr>
-          <w:color w:val="FF0000"/>
-        </w:rPr>
-        <w:t>":\</w:t>
-      </w:r>
-      <w:proofErr w:type="gramEnd"/>
-      <w:r>
-        <w:rPr>
-          <w:color w:val="FF0000"/>
-        </w:rPr>
-        <w:t>"/servo\","</w:t>
+        <w:t>"\"method\":\"/servo\","</w:t>
       </w:r>
       <w:r>
         <w:rPr>
@@ -2280,21 +2308,7 @@
           <w:color w:val="FF0000"/>
         </w:rPr>
         <w:tab/>
-        <w:t>"\"reason\</w:t>
-      </w:r>
-      <w:proofErr w:type="gramStart"/>
-      <w:r>
-        <w:rPr>
-          <w:color w:val="FF0000"/>
-        </w:rPr>
-        <w:t>":\</w:t>
-      </w:r>
-      <w:proofErr w:type="gramEnd"/>
-      <w:r>
-        <w:rPr>
-          <w:color w:val="FF0000"/>
-        </w:rPr>
-        <w:t>"</w:t>
+        <w:t>"\"reason\":\"</w:t>
       </w:r>
       <w:proofErr w:type="spellStart"/>
       <w:r>
@@ -2348,21 +2362,7 @@
         <w:rPr>
           <w:color w:val="FF0000"/>
         </w:rPr>
-        <w:t>\</w:t>
-      </w:r>
-      <w:proofErr w:type="gramStart"/>
-      <w:r>
-        <w:rPr>
-          <w:color w:val="FF0000"/>
-        </w:rPr>
-        <w:t>":\</w:t>
-      </w:r>
-      <w:proofErr w:type="gramEnd"/>
-      <w:r>
-        <w:rPr>
-          <w:color w:val="FF0000"/>
-        </w:rPr>
-        <w:t xml:space="preserve">"" + </w:t>
+        <w:t xml:space="preserve">\":\"" + </w:t>
       </w:r>
       <w:proofErr w:type="spellStart"/>
       <w:r>
@@ -2433,12 +2433,18 @@
         <w:t>servo.write</w:t>
       </w:r>
       <w:proofErr w:type="spellEnd"/>
+      <w:r>
+        <w:rPr>
+          <w:color w:val="FF0000"/>
+        </w:rPr>
+        <w:t>(</w:t>
+      </w:r>
       <w:proofErr w:type="gramEnd"/>
       <w:r>
         <w:rPr>
           <w:color w:val="FF0000"/>
         </w:rPr>
-        <w:t>(angle);</w:t>
+        <w:t>angle);</w:t>
       </w:r>
     </w:p>
     <w:p>
@@ -2483,48 +2489,20 @@
         <w:rPr>
           <w:color w:val="FF0000"/>
         </w:rPr>
-        <w:t xml:space="preserve">        "{\"status\</w:t>
-      </w:r>
-      <w:proofErr w:type="gramStart"/>
-      <w:r>
-        <w:rPr>
-          <w:color w:val="FF0000"/>
-        </w:rPr>
-        <w:t>":\</w:t>
-      </w:r>
-      <w:proofErr w:type="gramEnd"/>
-      <w:r>
-        <w:rPr>
-          <w:color w:val="FF0000"/>
-        </w:rPr>
-        <w:t>"success\","</w:t>
-      </w:r>
-    </w:p>
-    <w:p>
-      <w:pPr>
-        <w:rPr>
-          <w:color w:val="FF0000"/>
-        </w:rPr>
-      </w:pPr>
-      <w:r>
-        <w:rPr>
-          <w:color w:val="FF0000"/>
-        </w:rPr>
-        <w:t xml:space="preserve">        "\"method\</w:t>
-      </w:r>
-      <w:proofErr w:type="gramStart"/>
-      <w:r>
-        <w:rPr>
-          <w:color w:val="FF0000"/>
-        </w:rPr>
-        <w:t>":\</w:t>
-      </w:r>
-      <w:proofErr w:type="gramEnd"/>
-      <w:r>
-        <w:rPr>
-          <w:color w:val="FF0000"/>
-        </w:rPr>
-        <w:t>"/servo\","</w:t>
+        <w:t xml:space="preserve">        "{\"status\":\"success\","</w:t>
+      </w:r>
+    </w:p>
+    <w:p>
+      <w:pPr>
+        <w:rPr>
+          <w:color w:val="FF0000"/>
+        </w:rPr>
+      </w:pPr>
+      <w:r>
+        <w:rPr>
+          <w:color w:val="FF0000"/>
+        </w:rPr>
+        <w:t xml:space="preserve">        "\"method\":\"/servo\","</w:t>
       </w:r>
     </w:p>
     <w:p>
@@ -2558,21 +2536,7 @@
         <w:rPr>
           <w:color w:val="FF0000"/>
         </w:rPr>
-        <w:t>\</w:t>
-      </w:r>
-      <w:proofErr w:type="gramStart"/>
-      <w:r>
-        <w:rPr>
-          <w:color w:val="FF0000"/>
-        </w:rPr>
-        <w:t>":\</w:t>
-      </w:r>
-      <w:proofErr w:type="gramEnd"/>
-      <w:r>
-        <w:rPr>
-          <w:color w:val="FF0000"/>
-        </w:rPr>
-        <w:t xml:space="preserve">"" + </w:t>
+        <w:t xml:space="preserve">\":\"" + </w:t>
       </w:r>
       <w:proofErr w:type="spellStart"/>
       <w:r>
@@ -2636,7 +2600,7 @@
         </w:tabs>
         <w:spacing w:line="240" w:lineRule="auto"/>
         <w:rPr>
-          <w:rFonts w:ascii="細明體" w:eastAsia="細明體" w:hAnsi="細明體" w:cs="細明體" w:hint="eastAsia"/>
+          <w:rFonts w:ascii="細明體" w:eastAsia="細明體" w:hAnsi="細明體" w:cs="細明體"/>
           <w:b/>
           <w:color w:val="000000" w:themeColor="text1"/>
           <w:kern w:val="0"/>
@@ -2644,16 +2608,13 @@
       </w:pPr>
     </w:p>
     <w:p>
-      <w:r>
-        <w:t xml:space="preserve">void </w:t>
-      </w:r>
       <w:proofErr w:type="gramStart"/>
       <w:r>
-        <w:t>setup(</w:t>
+        <w:t>void</w:t>
       </w:r>
       <w:proofErr w:type="gramEnd"/>
       <w:r>
-        <w:t>) {</w:t>
+        <w:t xml:space="preserve"> setup() {</w:t>
       </w:r>
     </w:p>
     <w:p>
@@ -2678,36 +2639,6 @@
     </w:p>
     <w:p>
       <w:r>
-        <w:t xml:space="preserve">    </w:t>
-      </w:r>
-      <w:r>
-        <w:rPr>
-          <w:color w:val="FF0000"/>
-        </w:rPr>
-        <w:t>servo12</w:t>
-      </w:r>
-      <w:r>
-        <w:rPr>
-          <w:color w:val="FF0000"/>
-        </w:rPr>
-        <w:t>.attach(</w:t>
-      </w:r>
-      <w:r>
-        <w:rPr>
-          <w:rFonts w:hint="eastAsia"/>
-          <w:color w:val="FF0000"/>
-        </w:rPr>
-        <w:t>1</w:t>
-      </w:r>
-      <w:r>
-        <w:rPr>
-          <w:color w:val="FF0000"/>
-        </w:rPr>
-        <w:t>2);</w:t>
-      </w:r>
-    </w:p>
-    <w:p>
-      <w:r>
         <w:t>}</w:t>
       </w:r>
     </w:p>
@@ -3219,61 +3150,88 @@
         </w:tabs>
         <w:spacing w:line="240" w:lineRule="auto"/>
         <w:rPr>
-          <w:rFonts w:ascii="細明體" w:eastAsia="細明體" w:hAnsi="細明體" w:cs="細明體"/>
-          <w:kern w:val="0"/>
-        </w:rPr>
-      </w:pPr>
-    </w:p>
-    <w:p>
-      <w:pPr>
-        <w:tabs>
-          <w:tab w:val="left" w:pos="916"/>
-          <w:tab w:val="left" w:pos="1832"/>
-          <w:tab w:val="left" w:pos="2748"/>
-          <w:tab w:val="left" w:pos="3664"/>
-          <w:tab w:val="left" w:pos="4580"/>
-          <w:tab w:val="left" w:pos="5496"/>
-          <w:tab w:val="left" w:pos="6412"/>
-          <w:tab w:val="left" w:pos="7328"/>
-          <w:tab w:val="left" w:pos="8244"/>
-          <w:tab w:val="left" w:pos="9160"/>
-          <w:tab w:val="left" w:pos="10076"/>
-          <w:tab w:val="left" w:pos="10992"/>
-          <w:tab w:val="left" w:pos="11908"/>
-          <w:tab w:val="left" w:pos="12824"/>
-          <w:tab w:val="left" w:pos="13740"/>
-          <w:tab w:val="left" w:pos="14656"/>
-        </w:tabs>
-        <w:spacing w:line="240" w:lineRule="auto"/>
-        <w:rPr>
-          <w:rFonts w:ascii="細明體" w:eastAsia="細明體" w:hAnsi="細明體" w:cs="細明體"/>
-          <w:kern w:val="0"/>
-        </w:rPr>
-      </w:pPr>
-    </w:p>
-    <w:p>
-      <w:pPr>
-        <w:tabs>
-          <w:tab w:val="left" w:pos="916"/>
-          <w:tab w:val="left" w:pos="1832"/>
-          <w:tab w:val="left" w:pos="2748"/>
-          <w:tab w:val="left" w:pos="3664"/>
-          <w:tab w:val="left" w:pos="4580"/>
-          <w:tab w:val="left" w:pos="5496"/>
-          <w:tab w:val="left" w:pos="6412"/>
-          <w:tab w:val="left" w:pos="7328"/>
-          <w:tab w:val="left" w:pos="8244"/>
-          <w:tab w:val="left" w:pos="9160"/>
-          <w:tab w:val="left" w:pos="10076"/>
-          <w:tab w:val="left" w:pos="10992"/>
-          <w:tab w:val="left" w:pos="11908"/>
-          <w:tab w:val="left" w:pos="12824"/>
-          <w:tab w:val="left" w:pos="13740"/>
-          <w:tab w:val="left" w:pos="14656"/>
-        </w:tabs>
-        <w:spacing w:line="240" w:lineRule="auto"/>
-        <w:rPr>
           <w:rFonts w:ascii="細明體" w:eastAsia="細明體" w:hAnsi="細明體" w:cs="細明體" w:hint="eastAsia"/>
+          <w:kern w:val="0"/>
+        </w:rPr>
+      </w:pPr>
+    </w:p>
+    <w:p>
+      <w:pPr>
+        <w:tabs>
+          <w:tab w:val="left" w:pos="916"/>
+          <w:tab w:val="left" w:pos="1832"/>
+          <w:tab w:val="left" w:pos="2748"/>
+          <w:tab w:val="left" w:pos="3664"/>
+          <w:tab w:val="left" w:pos="4580"/>
+          <w:tab w:val="left" w:pos="5496"/>
+          <w:tab w:val="left" w:pos="6412"/>
+          <w:tab w:val="left" w:pos="7328"/>
+          <w:tab w:val="left" w:pos="8244"/>
+          <w:tab w:val="left" w:pos="9160"/>
+          <w:tab w:val="left" w:pos="10076"/>
+          <w:tab w:val="left" w:pos="10992"/>
+          <w:tab w:val="left" w:pos="11908"/>
+          <w:tab w:val="left" w:pos="12824"/>
+          <w:tab w:val="left" w:pos="13740"/>
+          <w:tab w:val="left" w:pos="14656"/>
+        </w:tabs>
+        <w:spacing w:line="240" w:lineRule="auto"/>
+        <w:rPr>
+          <w:rFonts w:ascii="細明體" w:eastAsia="細明體" w:hAnsi="細明體" w:cs="細明體"/>
+          <w:kern w:val="0"/>
+        </w:rPr>
+      </w:pPr>
+    </w:p>
+    <w:p>
+      <w:pPr>
+        <w:tabs>
+          <w:tab w:val="left" w:pos="916"/>
+          <w:tab w:val="left" w:pos="1832"/>
+          <w:tab w:val="left" w:pos="2748"/>
+          <w:tab w:val="left" w:pos="3664"/>
+          <w:tab w:val="left" w:pos="4580"/>
+          <w:tab w:val="left" w:pos="5496"/>
+          <w:tab w:val="left" w:pos="6412"/>
+          <w:tab w:val="left" w:pos="7328"/>
+          <w:tab w:val="left" w:pos="8244"/>
+          <w:tab w:val="left" w:pos="9160"/>
+          <w:tab w:val="left" w:pos="10076"/>
+          <w:tab w:val="left" w:pos="10992"/>
+          <w:tab w:val="left" w:pos="11908"/>
+          <w:tab w:val="left" w:pos="12824"/>
+          <w:tab w:val="left" w:pos="13740"/>
+          <w:tab w:val="left" w:pos="14656"/>
+        </w:tabs>
+        <w:spacing w:line="240" w:lineRule="auto"/>
+        <w:rPr>
+          <w:rFonts w:ascii="細明體" w:eastAsia="細明體" w:hAnsi="細明體" w:cs="細明體"/>
+          <w:kern w:val="0"/>
+        </w:rPr>
+      </w:pPr>
+    </w:p>
+    <w:p>
+      <w:pPr>
+        <w:tabs>
+          <w:tab w:val="left" w:pos="916"/>
+          <w:tab w:val="left" w:pos="1832"/>
+          <w:tab w:val="left" w:pos="2748"/>
+          <w:tab w:val="left" w:pos="3664"/>
+          <w:tab w:val="left" w:pos="4580"/>
+          <w:tab w:val="left" w:pos="5496"/>
+          <w:tab w:val="left" w:pos="6412"/>
+          <w:tab w:val="left" w:pos="7328"/>
+          <w:tab w:val="left" w:pos="8244"/>
+          <w:tab w:val="left" w:pos="9160"/>
+          <w:tab w:val="left" w:pos="10076"/>
+          <w:tab w:val="left" w:pos="10992"/>
+          <w:tab w:val="left" w:pos="11908"/>
+          <w:tab w:val="left" w:pos="12824"/>
+          <w:tab w:val="left" w:pos="13740"/>
+          <w:tab w:val="left" w:pos="14656"/>
+        </w:tabs>
+        <w:spacing w:line="240" w:lineRule="auto"/>
+        <w:rPr>
+          <w:rFonts w:ascii="細明體" w:eastAsia="細明體" w:hAnsi="細明體" w:cs="細明體"/>
           <w:kern w:val="0"/>
         </w:rPr>
       </w:pPr>
@@ -3360,538 +3318,199 @@
       </w:pPr>
     </w:p>
     <w:p>
-      <w:r>
-        <w:t xml:space="preserve">void </w:t>
+      <w:proofErr w:type="gramStart"/>
+      <w:r>
+        <w:t>void</w:t>
+      </w:r>
+      <w:proofErr w:type="gramEnd"/>
+      <w:r>
+        <w:t xml:space="preserve"> </w:t>
+      </w:r>
+      <w:proofErr w:type="spellStart"/>
+      <w:r>
+        <w:t>executeTool</w:t>
+      </w:r>
+      <w:proofErr w:type="spellEnd"/>
+      <w:r>
+        <w:t xml:space="preserve">(String </w:t>
+      </w:r>
+      <w:proofErr w:type="spellStart"/>
+      <w:r>
+        <w:t>workId</w:t>
+      </w:r>
+      <w:proofErr w:type="spellEnd"/>
+      <w:r>
+        <w:t xml:space="preserve">, String command, </w:t>
+      </w:r>
+      <w:proofErr w:type="spellStart"/>
+      <w:r>
+        <w:t>JsonObject</w:t>
+      </w:r>
+      <w:proofErr w:type="spellEnd"/>
+      <w:r>
+        <w:t xml:space="preserve"> </w:t>
+      </w:r>
+      <w:proofErr w:type="spellStart"/>
+      <w:r>
+        <w:t>params</w:t>
+      </w:r>
+      <w:proofErr w:type="spellEnd"/>
+      <w:r>
+        <w:t xml:space="preserve">, bool </w:t>
+      </w:r>
+      <w:proofErr w:type="spellStart"/>
+      <w:r>
+        <w:t>reCheck</w:t>
+      </w:r>
+      <w:proofErr w:type="spellEnd"/>
+      <w:r>
+        <w:t xml:space="preserve"> = true) {</w:t>
+      </w:r>
+    </w:p>
+    <w:p/>
+    <w:p>
+      <w:r>
+        <w:t xml:space="preserve">    if (command == "/</w:t>
+      </w:r>
+      <w:proofErr w:type="spellStart"/>
+      <w:r>
+        <w:t>digitalwrite</w:t>
+      </w:r>
+      <w:proofErr w:type="spellEnd"/>
+      <w:r>
+        <w:t>" || command == "/</w:t>
+      </w:r>
+      <w:proofErr w:type="spellStart"/>
+      <w:r>
+        <w:t>analogwrite</w:t>
+      </w:r>
+      <w:proofErr w:type="spellEnd"/>
+      <w:r>
+        <w:t>") {</w:t>
+      </w:r>
+    </w:p>
+    <w:p>
+      <w:r>
+        <w:rPr>
+          <w:rFonts w:hint="eastAsia"/>
+        </w:rPr>
+        <w:t xml:space="preserve">        // ... </w:t>
+      </w:r>
+      <w:r>
+        <w:rPr>
+          <w:rFonts w:hint="eastAsia"/>
+        </w:rPr>
+        <w:t>原有內容不變</w:t>
+      </w:r>
+      <w:r>
+        <w:rPr>
+          <w:rFonts w:hint="eastAsia"/>
+        </w:rPr>
+        <w:t xml:space="preserve"> ...</w:t>
+      </w:r>
+    </w:p>
+    <w:p>
+      <w:r>
+        <w:tab/>
+        <w:t>}</w:t>
+      </w:r>
+    </w:p>
+    <w:p/>
+    <w:p>
+      <w:pPr>
+        <w:rPr>
+          <w:color w:val="FF0000"/>
+        </w:rPr>
+      </w:pPr>
+      <w:r>
+        <w:rPr>
+          <w:color w:val="FF0000"/>
+        </w:rPr>
+        <w:t xml:space="preserve">    </w:t>
+      </w:r>
+      <w:proofErr w:type="gramStart"/>
+      <w:r>
+        <w:rPr>
+          <w:color w:val="FF0000"/>
+        </w:rPr>
+        <w:t>else</w:t>
+      </w:r>
+      <w:proofErr w:type="gramEnd"/>
+      <w:r>
+        <w:rPr>
+          <w:color w:val="FF0000"/>
+        </w:rPr>
+        <w:t xml:space="preserve"> if (command == "/servo") {</w:t>
+      </w:r>
+    </w:p>
+    <w:p>
+      <w:pPr>
+        <w:rPr>
+          <w:color w:val="FF0000"/>
+        </w:rPr>
+      </w:pPr>
+      <w:r>
+        <w:rPr>
+          <w:color w:val="FF0000"/>
+        </w:rPr>
+        <w:t xml:space="preserve">        </w:t>
       </w:r>
       <w:proofErr w:type="spellStart"/>
       <w:proofErr w:type="gramStart"/>
       <w:r>
-        <w:t>executeTool</w:t>
+        <w:rPr>
+          <w:color w:val="FF0000"/>
+        </w:rPr>
+        <w:t>int</w:t>
       </w:r>
       <w:proofErr w:type="spellEnd"/>
-      <w:r>
-        <w:t>(</w:t>
-      </w:r>
       <w:proofErr w:type="gramEnd"/>
       <w:r>
-        <w:t xml:space="preserve">String </w:t>
+        <w:rPr>
+          <w:color w:val="FF0000"/>
+        </w:rPr>
+        <w:t xml:space="preserve"> pin   = </w:t>
       </w:r>
       <w:proofErr w:type="spellStart"/>
       <w:r>
-        <w:t>workId</w:t>
+        <w:rPr>
+          <w:color w:val="FF0000"/>
+        </w:rPr>
+        <w:t>params</w:t>
       </w:r>
       <w:proofErr w:type="spellEnd"/>
       <w:r>
-        <w:t xml:space="preserve">, String command, </w:t>
+        <w:rPr>
+          <w:color w:val="FF0000"/>
+        </w:rPr>
+        <w:t>["pin"].as&lt;</w:t>
       </w:r>
       <w:proofErr w:type="spellStart"/>
       <w:r>
-        <w:t>JsonObject</w:t>
+        <w:rPr>
+          <w:color w:val="FF0000"/>
+        </w:rPr>
+        <w:t>int</w:t>
       </w:r>
       <w:proofErr w:type="spellEnd"/>
       <w:r>
-        <w:t xml:space="preserve"> params, bool </w:t>
-      </w:r>
-      <w:proofErr w:type="spellStart"/>
-      <w:r>
-        <w:t>reCheck</w:t>
-      </w:r>
-      <w:proofErr w:type="spellEnd"/>
-      <w:r>
-        <w:t xml:space="preserve"> = true) {</w:t>
-      </w:r>
-    </w:p>
-    <w:p>
-      <w:pPr>
-        <w:rPr>
-          <w:rFonts w:hint="eastAsia"/>
-        </w:rPr>
-      </w:pPr>
-    </w:p>
-    <w:p>
-      <w:r>
-        <w:t xml:space="preserve">    if (command == "/</w:t>
-      </w:r>
-      <w:proofErr w:type="spellStart"/>
-      <w:r>
-        <w:t>digitalwrite</w:t>
-      </w:r>
-      <w:proofErr w:type="spellEnd"/>
-      <w:r>
-        <w:t>" || command == "/</w:t>
-      </w:r>
-      <w:proofErr w:type="spellStart"/>
-      <w:r>
-        <w:t>analogwrite</w:t>
-      </w:r>
-      <w:proofErr w:type="spellEnd"/>
-      <w:r>
-        <w:t>") {</w:t>
-      </w:r>
-    </w:p>
-    <w:p>
-      <w:r>
-        <w:rPr>
-          <w:rFonts w:hint="eastAsia"/>
-        </w:rPr>
-        <w:t xml:space="preserve">        // ... </w:t>
-      </w:r>
-      <w:r>
-        <w:rPr>
-          <w:rFonts w:hint="eastAsia"/>
-        </w:rPr>
-        <w:t>原有內容不變</w:t>
-      </w:r>
-      <w:r>
-        <w:rPr>
-          <w:rFonts w:hint="eastAsia"/>
-        </w:rPr>
-        <w:t xml:space="preserve"> ...</w:t>
-      </w:r>
-    </w:p>
-    <w:p>
-      <w:r>
-        <w:tab/>
-        <w:t>}</w:t>
-      </w:r>
-    </w:p>
-    <w:p>
-      <w:pPr>
-        <w:rPr>
-          <w:rFonts w:hint="eastAsia"/>
-        </w:rPr>
-      </w:pPr>
-    </w:p>
-    <w:p>
-      <w:pPr>
-        <w:ind w:leftChars="200" w:left="480"/>
-        <w:rPr>
-          <w:color w:val="FF0000"/>
-        </w:rPr>
-      </w:pPr>
-      <w:r>
-        <w:rPr>
-          <w:color w:val="FF0000"/>
-        </w:rPr>
-        <w:t>else if (command == "/servo") {</w:t>
-      </w:r>
-    </w:p>
-    <w:p>
-      <w:pPr>
-        <w:ind w:leftChars="200" w:left="480"/>
-        <w:rPr>
-          <w:color w:val="FF0000"/>
-        </w:rPr>
-      </w:pPr>
-      <w:r>
-        <w:rPr>
-          <w:color w:val="FF0000"/>
-        </w:rPr>
-        <w:tab/>
-        <w:t>int pin   = params["pin"].as&lt;int</w:t>
-      </w:r>
-      <w:proofErr w:type="gramStart"/>
-      <w:r>
-        <w:rPr>
-          <w:color w:val="FF0000"/>
-        </w:rPr>
-        <w:t>&gt;(</w:t>
-      </w:r>
-      <w:proofErr w:type="gramEnd"/>
-      <w:r>
-        <w:rPr>
-          <w:color w:val="FF0000"/>
-        </w:rPr>
-        <w:t>);</w:t>
-      </w:r>
-    </w:p>
-    <w:p>
-      <w:pPr>
-        <w:ind w:leftChars="200" w:left="480"/>
-        <w:rPr>
-          <w:color w:val="FF0000"/>
-        </w:rPr>
-      </w:pPr>
-      <w:r>
-        <w:rPr>
-          <w:color w:val="FF0000"/>
-        </w:rPr>
-        <w:tab/>
-        <w:t>int angle = params["angle"].as&lt;int</w:t>
-      </w:r>
-      <w:proofErr w:type="gramStart"/>
-      <w:r>
-        <w:rPr>
-          <w:color w:val="FF0000"/>
-        </w:rPr>
-        <w:t>&gt;(</w:t>
-      </w:r>
-      <w:proofErr w:type="gramEnd"/>
-      <w:r>
-        <w:rPr>
-          <w:color w:val="FF0000"/>
-        </w:rPr>
-        <w:t>);</w:t>
-      </w:r>
-    </w:p>
-    <w:p>
-      <w:pPr>
-        <w:ind w:leftChars="200" w:left="480"/>
-        <w:rPr>
-          <w:color w:val="FF0000"/>
-        </w:rPr>
-      </w:pPr>
-    </w:p>
-    <w:p>
-      <w:pPr>
-        <w:ind w:leftChars="200" w:left="480"/>
-        <w:rPr>
-          <w:color w:val="FF0000"/>
-        </w:rPr>
-      </w:pPr>
-      <w:r>
-        <w:rPr>
-          <w:color w:val="FF0000"/>
-        </w:rPr>
-        <w:tab/>
-        <w:t>String response = "";</w:t>
-      </w:r>
-    </w:p>
-    <w:p>
-      <w:pPr>
-        <w:ind w:leftChars="200" w:left="480"/>
-        <w:rPr>
-          <w:color w:val="FF0000"/>
-        </w:rPr>
-      </w:pPr>
-      <w:r>
-        <w:rPr>
-          <w:color w:val="FF0000"/>
-        </w:rPr>
-        <w:tab/>
-        <w:t>if (pin == 12)</w:t>
-      </w:r>
-    </w:p>
-    <w:p>
-      <w:pPr>
-        <w:ind w:leftChars="200" w:left="480"/>
-        <w:rPr>
-          <w:color w:val="FF0000"/>
-        </w:rPr>
-      </w:pPr>
-      <w:r>
-        <w:rPr>
-          <w:color w:val="FF0000"/>
-        </w:rPr>
-        <w:tab/>
-      </w:r>
-      <w:r>
-        <w:rPr>
-          <w:color w:val="FF0000"/>
-        </w:rPr>
-        <w:tab/>
-        <w:t xml:space="preserve">response = </w:t>
-      </w:r>
-      <w:proofErr w:type="spellStart"/>
-      <w:r>
-        <w:rPr>
-          <w:color w:val="FF0000"/>
-        </w:rPr>
-        <w:t>tool_</w:t>
-      </w:r>
-      <w:proofErr w:type="gramStart"/>
-      <w:r>
-        <w:rPr>
-          <w:color w:val="FF0000"/>
-        </w:rPr>
-        <w:t>servo</w:t>
-      </w:r>
-      <w:proofErr w:type="spellEnd"/>
-      <w:r>
-        <w:rPr>
-          <w:color w:val="FF0000"/>
-        </w:rPr>
-        <w:t>(</w:t>
-      </w:r>
-      <w:proofErr w:type="gramEnd"/>
-      <w:r>
-        <w:rPr>
-          <w:color w:val="FF0000"/>
-        </w:rPr>
-        <w:t xml:space="preserve">servo12, pin, angle, </w:t>
-      </w:r>
-      <w:proofErr w:type="spellStart"/>
-      <w:r>
-        <w:rPr>
-          <w:color w:val="FF0000"/>
-        </w:rPr>
-        <w:t>workId</w:t>
-      </w:r>
-      <w:proofErr w:type="spellEnd"/>
-      <w:r>
-        <w:rPr>
-          <w:color w:val="FF0000"/>
-        </w:rPr>
-        <w:t>);</w:t>
-      </w:r>
-    </w:p>
-    <w:p>
-      <w:pPr>
-        <w:ind w:leftChars="200" w:left="480"/>
-        <w:rPr>
-          <w:color w:val="FF0000"/>
-        </w:rPr>
-      </w:pPr>
-      <w:r>
-        <w:rPr>
-          <w:color w:val="FF0000"/>
-        </w:rPr>
-        <w:tab/>
-        <w:t>else</w:t>
-      </w:r>
-    </w:p>
-    <w:p>
-      <w:pPr>
-        <w:ind w:leftChars="200" w:left="480"/>
-        <w:rPr>
-          <w:color w:val="FF0000"/>
-        </w:rPr>
-      </w:pPr>
-      <w:r>
-        <w:rPr>
-          <w:color w:val="FF0000"/>
-        </w:rPr>
-        <w:tab/>
-      </w:r>
-      <w:r>
-        <w:rPr>
-          <w:color w:val="FF0000"/>
-        </w:rPr>
-        <w:tab/>
-        <w:t>response = "{\"status\</w:t>
-      </w:r>
-      <w:proofErr w:type="gramStart"/>
-      <w:r>
-        <w:rPr>
-          <w:color w:val="FF0000"/>
-        </w:rPr>
-        <w:t>":\</w:t>
-      </w:r>
-      <w:proofErr w:type="gramEnd"/>
-      <w:r>
-        <w:rPr>
-          <w:color w:val="FF0000"/>
-        </w:rPr>
-        <w:t>"error\","</w:t>
-      </w:r>
-    </w:p>
-    <w:p>
-      <w:pPr>
-        <w:ind w:leftChars="200" w:left="480"/>
-        <w:rPr>
-          <w:color w:val="FF0000"/>
-        </w:rPr>
-      </w:pPr>
-      <w:r>
-        <w:rPr>
-          <w:color w:val="FF0000"/>
-        </w:rPr>
-        <w:tab/>
-      </w:r>
-      <w:r>
-        <w:rPr>
-          <w:color w:val="FF0000"/>
-        </w:rPr>
-        <w:tab/>
-      </w:r>
-      <w:r>
-        <w:rPr>
-          <w:color w:val="FF0000"/>
-        </w:rPr>
-        <w:tab/>
-      </w:r>
-      <w:r>
-        <w:rPr>
-          <w:color w:val="FF0000"/>
-        </w:rPr>
-        <w:tab/>
-        <w:t xml:space="preserve">   "\"reason\</w:t>
-      </w:r>
-      <w:proofErr w:type="gramStart"/>
-      <w:r>
-        <w:rPr>
-          <w:color w:val="FF0000"/>
-        </w:rPr>
-        <w:t>":\</w:t>
-      </w:r>
-      <w:proofErr w:type="gramEnd"/>
-      <w:r>
-        <w:rPr>
-          <w:color w:val="FF0000"/>
-        </w:rPr>
-        <w:t>"</w:t>
-      </w:r>
-      <w:proofErr w:type="spellStart"/>
-      <w:r>
-        <w:rPr>
-          <w:color w:val="FF0000"/>
-        </w:rPr>
-        <w:t>undefined_servo_pin</w:t>
-      </w:r>
-      <w:proofErr w:type="spellEnd"/>
-      <w:r>
-        <w:rPr>
-          <w:color w:val="FF0000"/>
-        </w:rPr>
-        <w:t>: " + String(pin) + "\","</w:t>
-      </w:r>
-    </w:p>
-    <w:p>
-      <w:pPr>
-        <w:ind w:leftChars="200" w:left="480"/>
-        <w:rPr>
-          <w:color w:val="FF0000"/>
-        </w:rPr>
-      </w:pPr>
-      <w:r>
-        <w:rPr>
-          <w:color w:val="FF0000"/>
-        </w:rPr>
-        <w:tab/>
-      </w:r>
-      <w:r>
-        <w:rPr>
-          <w:color w:val="FF0000"/>
-        </w:rPr>
-        <w:tab/>
-      </w:r>
-      <w:r>
-        <w:rPr>
-          <w:color w:val="FF0000"/>
-        </w:rPr>
-        <w:tab/>
-      </w:r>
-      <w:r>
-        <w:rPr>
-          <w:color w:val="FF0000"/>
-        </w:rPr>
-        <w:tab/>
-        <w:t xml:space="preserve">   "\"</w:t>
-      </w:r>
-      <w:proofErr w:type="spellStart"/>
-      <w:r>
-        <w:rPr>
-          <w:color w:val="FF0000"/>
-        </w:rPr>
-        <w:t>workId</w:t>
-      </w:r>
-      <w:proofErr w:type="spellEnd"/>
-      <w:r>
-        <w:rPr>
-          <w:color w:val="FF0000"/>
-        </w:rPr>
-        <w:t>\</w:t>
-      </w:r>
-      <w:proofErr w:type="gramStart"/>
-      <w:r>
-        <w:rPr>
-          <w:color w:val="FF0000"/>
-        </w:rPr>
-        <w:t>":\</w:t>
-      </w:r>
-      <w:proofErr w:type="gramEnd"/>
-      <w:r>
-        <w:rPr>
-          <w:color w:val="FF0000"/>
-        </w:rPr>
-        <w:t xml:space="preserve">"" + </w:t>
-      </w:r>
-      <w:proofErr w:type="spellStart"/>
-      <w:r>
-        <w:rPr>
-          <w:color w:val="FF0000"/>
-        </w:rPr>
-        <w:t>workId</w:t>
-      </w:r>
-      <w:proofErr w:type="spellEnd"/>
-      <w:r>
-        <w:rPr>
-          <w:color w:val="FF0000"/>
-        </w:rPr>
-        <w:t xml:space="preserve"> + "\"}";</w:t>
-      </w:r>
-      <w:r>
-        <w:rPr>
-          <w:color w:val="FF0000"/>
-        </w:rPr>
-        <w:tab/>
-      </w:r>
-      <w:r>
-        <w:rPr>
-          <w:color w:val="FF0000"/>
-        </w:rPr>
-        <w:tab/>
-      </w:r>
-      <w:r>
-        <w:rPr>
-          <w:color w:val="FF0000"/>
-        </w:rPr>
-        <w:tab/>
-      </w:r>
-      <w:r>
-        <w:rPr>
-          <w:color w:val="FF0000"/>
-        </w:rPr>
-        <w:tab/>
-      </w:r>
-      <w:r>
-        <w:rPr>
-          <w:color w:val="FF0000"/>
-        </w:rPr>
-        <w:tab/>
-      </w:r>
-      <w:r>
-        <w:rPr>
-          <w:color w:val="FF0000"/>
-        </w:rPr>
-        <w:tab/>
-        <w:t xml:space="preserve">   </w:t>
-      </w:r>
-    </w:p>
-    <w:p>
-      <w:pPr>
-        <w:ind w:leftChars="200" w:left="480"/>
-        <w:rPr>
-          <w:color w:val="FF0000"/>
-        </w:rPr>
-      </w:pPr>
-    </w:p>
-    <w:p>
-      <w:pPr>
-        <w:ind w:leftChars="200" w:left="480"/>
-        <w:rPr>
-          <w:color w:val="FF0000"/>
-        </w:rPr>
-      </w:pPr>
-      <w:r>
-        <w:rPr>
-          <w:color w:val="FF0000"/>
-        </w:rPr>
-        <w:tab/>
-      </w:r>
-      <w:proofErr w:type="spellStart"/>
-      <w:r>
-        <w:rPr>
-          <w:color w:val="FF0000"/>
-        </w:rPr>
-        <w:t>historicalMessages</w:t>
-      </w:r>
-      <w:proofErr w:type="spellEnd"/>
-      <w:r>
-        <w:rPr>
-          <w:color w:val="FF0000"/>
-        </w:rPr>
-        <w:t xml:space="preserve"> += </w:t>
+        <w:rPr>
+          <w:color w:val="FF0000"/>
+        </w:rPr>
+        <w:t>&gt;();</w:t>
+      </w:r>
+    </w:p>
+    <w:p>
+      <w:pPr>
+        <w:rPr>
+          <w:color w:val="FF0000"/>
+        </w:rPr>
+      </w:pPr>
+      <w:r>
+        <w:rPr>
+          <w:color w:val="FF0000"/>
+        </w:rPr>
+        <w:t xml:space="preserve">        </w:t>
       </w:r>
       <w:proofErr w:type="spellStart"/>
       <w:proofErr w:type="gramStart"/>
@@ -3899,9 +3518,79 @@
         <w:rPr>
           <w:color w:val="FF0000"/>
         </w:rPr>
-        <w:t>buildGeminiMessage</w:t>
+        <w:t>int</w:t>
       </w:r>
       <w:proofErr w:type="spellEnd"/>
+      <w:proofErr w:type="gramEnd"/>
+      <w:r>
+        <w:rPr>
+          <w:color w:val="FF0000"/>
+        </w:rPr>
+        <w:t xml:space="preserve"> angle = </w:t>
+      </w:r>
+      <w:proofErr w:type="spellStart"/>
+      <w:r>
+        <w:rPr>
+          <w:color w:val="FF0000"/>
+        </w:rPr>
+        <w:t>params</w:t>
+      </w:r>
+      <w:proofErr w:type="spellEnd"/>
+      <w:r>
+        <w:rPr>
+          <w:color w:val="FF0000"/>
+        </w:rPr>
+        <w:t>["angle"].as&lt;</w:t>
+      </w:r>
+      <w:proofErr w:type="spellStart"/>
+      <w:r>
+        <w:rPr>
+          <w:color w:val="FF0000"/>
+        </w:rPr>
+        <w:t>int</w:t>
+      </w:r>
+      <w:proofErr w:type="spellEnd"/>
+      <w:r>
+        <w:rPr>
+          <w:color w:val="FF0000"/>
+        </w:rPr>
+        <w:t>&gt;();</w:t>
+      </w:r>
+    </w:p>
+    <w:p>
+      <w:pPr>
+        <w:rPr>
+          <w:color w:val="FF0000"/>
+        </w:rPr>
+      </w:pPr>
+    </w:p>
+    <w:p>
+      <w:pPr>
+        <w:rPr>
+          <w:color w:val="FF0000"/>
+        </w:rPr>
+      </w:pPr>
+      <w:r>
+        <w:rPr>
+          <w:color w:val="FF0000"/>
+        </w:rPr>
+        <w:t xml:space="preserve">        String response = </w:t>
+      </w:r>
+      <w:proofErr w:type="spellStart"/>
+      <w:r>
+        <w:rPr>
+          <w:color w:val="FF0000"/>
+        </w:rPr>
+        <w:t>tool_</w:t>
+      </w:r>
+      <w:proofErr w:type="gramStart"/>
+      <w:r>
+        <w:rPr>
+          <w:color w:val="FF0000"/>
+        </w:rPr>
+        <w:t>servo</w:t>
+      </w:r>
+      <w:proofErr w:type="spellEnd"/>
       <w:r>
         <w:rPr>
           <w:color w:val="FF0000"/>
@@ -3913,12 +3602,101 @@
         <w:rPr>
           <w:color w:val="FF0000"/>
         </w:rPr>
-        <w:t>"user", command + timestamps);</w:t>
-      </w:r>
-    </w:p>
-    <w:p>
-      <w:pPr>
-        <w:ind w:leftChars="200" w:left="480"/>
+        <w:t xml:space="preserve">servos[pin], pin, angle, </w:t>
+      </w:r>
+      <w:proofErr w:type="spellStart"/>
+      <w:r>
+        <w:rPr>
+          <w:color w:val="FF0000"/>
+        </w:rPr>
+        <w:t>workId</w:t>
+      </w:r>
+      <w:proofErr w:type="spellEnd"/>
+      <w:r>
+        <w:rPr>
+          <w:color w:val="FF0000"/>
+        </w:rPr>
+        <w:t>);</w:t>
+      </w:r>
+    </w:p>
+    <w:p>
+      <w:pPr>
+        <w:rPr>
+          <w:color w:val="FF0000"/>
+        </w:rPr>
+      </w:pPr>
+    </w:p>
+    <w:p>
+      <w:pPr>
+        <w:rPr>
+          <w:color w:val="FF0000"/>
+        </w:rPr>
+      </w:pPr>
+      <w:r>
+        <w:rPr>
+          <w:color w:val="FF0000"/>
+        </w:rPr>
+        <w:t xml:space="preserve">        </w:t>
+      </w:r>
+      <w:proofErr w:type="gramStart"/>
+      <w:r>
+        <w:rPr>
+          <w:color w:val="FF0000"/>
+        </w:rPr>
+        <w:t>if</w:t>
+      </w:r>
+      <w:proofErr w:type="gramEnd"/>
+      <w:r>
+        <w:rPr>
+          <w:color w:val="FF0000"/>
+        </w:rPr>
+        <w:t xml:space="preserve"> (</w:t>
+      </w:r>
+      <w:proofErr w:type="spellStart"/>
+      <w:r>
+        <w:rPr>
+          <w:color w:val="FF0000"/>
+        </w:rPr>
+        <w:t>xSemaphoreTake</w:t>
+      </w:r>
+      <w:proofErr w:type="spellEnd"/>
+      <w:r>
+        <w:rPr>
+          <w:color w:val="FF0000"/>
+        </w:rPr>
+        <w:t>(</w:t>
+      </w:r>
+      <w:proofErr w:type="spellStart"/>
+      <w:r>
+        <w:rPr>
+          <w:color w:val="FF0000"/>
+        </w:rPr>
+        <w:t>stateMutex</w:t>
+      </w:r>
+      <w:proofErr w:type="spellEnd"/>
+      <w:r>
+        <w:rPr>
+          <w:color w:val="FF0000"/>
+        </w:rPr>
+        <w:t xml:space="preserve">, MUTEX_TIMEOUT_TICKS) == </w:t>
+      </w:r>
+      <w:proofErr w:type="spellStart"/>
+      <w:r>
+        <w:rPr>
+          <w:color w:val="FF0000"/>
+        </w:rPr>
+        <w:t>pdTRUE</w:t>
+      </w:r>
+      <w:proofErr w:type="spellEnd"/>
+      <w:r>
+        <w:rPr>
+          <w:color w:val="FF0000"/>
+        </w:rPr>
+        <w:t>) {</w:t>
+      </w:r>
+    </w:p>
+    <w:p>
+      <w:pPr>
         <w:rPr>
           <w:color w:val="FF0000"/>
         </w:rPr>
@@ -3929,19 +3707,12 @@
         </w:rPr>
         <w:tab/>
       </w:r>
-      <w:proofErr w:type="spellStart"/>
-      <w:r>
-        <w:rPr>
-          <w:color w:val="FF0000"/>
-        </w:rPr>
-        <w:t>historicalMessages</w:t>
-      </w:r>
-      <w:proofErr w:type="spellEnd"/>
-      <w:r>
-        <w:rPr>
-          <w:color w:val="FF0000"/>
-        </w:rPr>
-        <w:t xml:space="preserve"> += </w:t>
+      <w:r>
+        <w:rPr>
+          <w:color w:val="FF0000"/>
+        </w:rPr>
+        <w:tab/>
+        <w:t xml:space="preserve">  </w:t>
       </w:r>
       <w:proofErr w:type="spellStart"/>
       <w:proofErr w:type="gramStart"/>
@@ -3949,6 +3720,21 @@
         <w:rPr>
           <w:color w:val="FF0000"/>
         </w:rPr>
+        <w:t>historicalMessages</w:t>
+      </w:r>
+      <w:proofErr w:type="spellEnd"/>
+      <w:proofErr w:type="gramEnd"/>
+      <w:r>
+        <w:rPr>
+          <w:color w:val="FF0000"/>
+        </w:rPr>
+        <w:t xml:space="preserve"> += </w:t>
+      </w:r>
+      <w:proofErr w:type="spellStart"/>
+      <w:r>
+        <w:rPr>
+          <w:color w:val="FF0000"/>
+        </w:rPr>
         <w:t>buildGeminiMessage</w:t>
       </w:r>
       <w:proofErr w:type="spellEnd"/>
@@ -3956,27 +3742,11 @@
         <w:rPr>
           <w:color w:val="FF0000"/>
         </w:rPr>
-        <w:t>(</w:t>
-      </w:r>
-      <w:proofErr w:type="gramEnd"/>
-      <w:r>
-        <w:rPr>
-          <w:color w:val="FF0000"/>
-        </w:rPr>
-        <w:t>"model", response + timestamps);</w:t>
-      </w:r>
-    </w:p>
-    <w:p>
-      <w:pPr>
-        <w:ind w:leftChars="200" w:left="480"/>
-        <w:rPr>
-          <w:color w:val="FF0000"/>
-        </w:rPr>
-      </w:pPr>
-    </w:p>
-    <w:p>
-      <w:pPr>
-        <w:ind w:leftChars="200" w:left="480"/>
+        <w:t>("user", command + timestamps);</w:t>
+      </w:r>
+    </w:p>
+    <w:p>
+      <w:pPr>
         <w:rPr>
           <w:color w:val="FF0000"/>
         </w:rPr>
@@ -3987,75 +3757,12 @@
         </w:rPr>
         <w:tab/>
       </w:r>
-      <w:proofErr w:type="spellStart"/>
-      <w:r>
-        <w:rPr>
-          <w:color w:val="FF0000"/>
-        </w:rPr>
-        <w:t>executeToolHistory</w:t>
-      </w:r>
-      <w:proofErr w:type="spellEnd"/>
-      <w:r>
-        <w:rPr>
-          <w:color w:val="FF0000"/>
-        </w:rPr>
-        <w:t xml:space="preserve"> += </w:t>
-      </w:r>
-      <w:proofErr w:type="spellStart"/>
-      <w:r>
-        <w:rPr>
-          <w:color w:val="FF0000"/>
-        </w:rPr>
-        <w:t>workId</w:t>
-      </w:r>
-      <w:proofErr w:type="spellEnd"/>
-      <w:r>
-        <w:rPr>
-          <w:color w:val="FF0000"/>
-        </w:rPr>
-        <w:t xml:space="preserve"> + " " + command + " [ " + String(pin) + " | " + String(angle) + </w:t>
-      </w:r>
-      <w:proofErr w:type="gramStart"/>
-      <w:r>
-        <w:rPr>
-          <w:color w:val="FF0000"/>
-        </w:rPr>
-        <w:t>" ]</w:t>
-      </w:r>
-      <w:proofErr w:type="gramEnd"/>
-      <w:r>
-        <w:rPr>
-          <w:color w:val="FF0000"/>
-        </w:rPr>
-        <w:t>\n";</w:t>
-      </w:r>
-    </w:p>
-    <w:p>
-      <w:pPr>
-        <w:ind w:leftChars="200" w:left="480"/>
-        <w:rPr>
-          <w:color w:val="FF0000"/>
-        </w:rPr>
-      </w:pPr>
       <w:r>
         <w:rPr>
           <w:color w:val="FF0000"/>
         </w:rPr>
         <w:tab/>
-      </w:r>
-    </w:p>
-    <w:p>
-      <w:pPr>
-        <w:ind w:leftChars="200" w:left="480"/>
-        <w:rPr>
-          <w:color w:val="FF0000"/>
-        </w:rPr>
-      </w:pPr>
-      <w:r>
-        <w:rPr>
-          <w:color w:val="FF0000"/>
-        </w:rPr>
-        <w:tab/>
+        <w:t xml:space="preserve">  </w:t>
       </w:r>
       <w:proofErr w:type="spellStart"/>
       <w:proofErr w:type="gramStart"/>
@@ -4063,7 +3770,109 @@
         <w:rPr>
           <w:color w:val="FF0000"/>
         </w:rPr>
-        <w:t>evaluateWorkflowContinuation</w:t>
+        <w:t>historicalMessages</w:t>
+      </w:r>
+      <w:bookmarkStart w:id="0" w:name="_GoBack"/>
+      <w:bookmarkEnd w:id="0"/>
+      <w:proofErr w:type="spellEnd"/>
+      <w:proofErr w:type="gramEnd"/>
+      <w:r>
+        <w:rPr>
+          <w:color w:val="FF0000"/>
+        </w:rPr>
+        <w:t xml:space="preserve"> += </w:t>
+      </w:r>
+      <w:proofErr w:type="spellStart"/>
+      <w:r>
+        <w:rPr>
+          <w:color w:val="FF0000"/>
+        </w:rPr>
+        <w:t>buildGeminiMessage</w:t>
+      </w:r>
+      <w:proofErr w:type="spellEnd"/>
+      <w:r>
+        <w:rPr>
+          <w:color w:val="FF0000"/>
+        </w:rPr>
+        <w:t>("model", response + timestamps);</w:t>
+      </w:r>
+    </w:p>
+    <w:p>
+      <w:pPr>
+        <w:rPr>
+          <w:color w:val="FF0000"/>
+        </w:rPr>
+      </w:pPr>
+      <w:r>
+        <w:rPr>
+          <w:color w:val="FF0000"/>
+        </w:rPr>
+        <w:tab/>
+      </w:r>
+      <w:r>
+        <w:rPr>
+          <w:color w:val="FF0000"/>
+        </w:rPr>
+        <w:tab/>
+        <w:t xml:space="preserve">  </w:t>
+      </w:r>
+      <w:proofErr w:type="spellStart"/>
+      <w:proofErr w:type="gramStart"/>
+      <w:r>
+        <w:rPr>
+          <w:color w:val="FF0000"/>
+        </w:rPr>
+        <w:t>executeToolHistory</w:t>
+      </w:r>
+      <w:proofErr w:type="spellEnd"/>
+      <w:proofErr w:type="gramEnd"/>
+      <w:r>
+        <w:rPr>
+          <w:color w:val="FF0000"/>
+        </w:rPr>
+        <w:t xml:space="preserve"> += </w:t>
+      </w:r>
+      <w:proofErr w:type="spellStart"/>
+      <w:r>
+        <w:rPr>
+          <w:color w:val="FF0000"/>
+        </w:rPr>
+        <w:t>workId</w:t>
+      </w:r>
+      <w:proofErr w:type="spellEnd"/>
+      <w:r>
+        <w:rPr>
+          <w:color w:val="FF0000"/>
+        </w:rPr>
+        <w:t xml:space="preserve"> + " " + command + " [ " + String(pin) + " | " + String(angle) + " ]\n";</w:t>
+      </w:r>
+    </w:p>
+    <w:p>
+      <w:pPr>
+        <w:rPr>
+          <w:color w:val="FF0000"/>
+        </w:rPr>
+      </w:pPr>
+      <w:r>
+        <w:rPr>
+          <w:color w:val="FF0000"/>
+        </w:rPr>
+        <w:tab/>
+      </w:r>
+      <w:r>
+        <w:rPr>
+          <w:color w:val="FF0000"/>
+        </w:rPr>
+        <w:tab/>
+        <w:t xml:space="preserve">  </w:t>
+      </w:r>
+      <w:proofErr w:type="spellStart"/>
+      <w:proofErr w:type="gramStart"/>
+      <w:r>
+        <w:rPr>
+          <w:color w:val="FF0000"/>
+        </w:rPr>
+        <w:t>xSemaphoreGive</w:t>
       </w:r>
       <w:proofErr w:type="spellEnd"/>
       <w:r>
@@ -4078,6 +3887,81 @@
         <w:rPr>
           <w:color w:val="FF0000"/>
         </w:rPr>
+        <w:t>stateMutex</w:t>
+      </w:r>
+      <w:proofErr w:type="spellEnd"/>
+      <w:r>
+        <w:rPr>
+          <w:color w:val="FF0000"/>
+        </w:rPr>
+        <w:t>);</w:t>
+      </w:r>
+    </w:p>
+    <w:p>
+      <w:pPr>
+        <w:rPr>
+          <w:color w:val="FF0000"/>
+        </w:rPr>
+      </w:pPr>
+      <w:r>
+        <w:rPr>
+          <w:color w:val="FF0000"/>
+        </w:rPr>
+        <w:t xml:space="preserve">        }</w:t>
+      </w:r>
+    </w:p>
+    <w:p>
+      <w:pPr>
+        <w:rPr>
+          <w:color w:val="FF0000"/>
+        </w:rPr>
+      </w:pPr>
+      <w:r>
+        <w:rPr>
+          <w:color w:val="FF0000"/>
+        </w:rPr>
+        <w:tab/>
+      </w:r>
+      <w:r>
+        <w:rPr>
+          <w:color w:val="FF0000"/>
+        </w:rPr>
+        <w:tab/>
+      </w:r>
+    </w:p>
+    <w:p>
+      <w:pPr>
+        <w:rPr>
+          <w:color w:val="FF0000"/>
+        </w:rPr>
+      </w:pPr>
+      <w:r>
+        <w:rPr>
+          <w:color w:val="FF0000"/>
+        </w:rPr>
+        <w:t xml:space="preserve">        </w:t>
+      </w:r>
+      <w:proofErr w:type="spellStart"/>
+      <w:proofErr w:type="gramStart"/>
+      <w:r>
+        <w:rPr>
+          <w:color w:val="FF0000"/>
+        </w:rPr>
+        <w:t>evaluateWorkflowContinuation</w:t>
+      </w:r>
+      <w:proofErr w:type="spellEnd"/>
+      <w:r>
+        <w:rPr>
+          <w:color w:val="FF0000"/>
+        </w:rPr>
+        <w:t>(</w:t>
+      </w:r>
+      <w:proofErr w:type="spellStart"/>
+      <w:proofErr w:type="gramEnd"/>
+      <w:r>
+        <w:rPr>
+          <w:color w:val="FF0000"/>
+        </w:rPr>
         <w:t>workId</w:t>
       </w:r>
       <w:proofErr w:type="spellEnd"/>
@@ -4104,42 +3988,29 @@
     </w:p>
     <w:p>
       <w:pPr>
-        <w:ind w:leftChars="200" w:left="480"/>
-        <w:rPr>
-          <w:color w:val="FF0000"/>
-        </w:rPr>
-      </w:pPr>
-      <w:r>
-        <w:rPr>
-          <w:color w:val="FF0000"/>
-        </w:rPr>
-        <w:tab/>
-      </w:r>
-    </w:p>
-    <w:p>
-      <w:pPr>
-        <w:ind w:leftChars="200" w:left="480"/>
-        <w:rPr>
-          <w:color w:val="FF0000"/>
-        </w:rPr>
-      </w:pPr>
-      <w:r>
-        <w:rPr>
-          <w:color w:val="FF0000"/>
-        </w:rPr>
-        <w:t>}</w:t>
-      </w:r>
-    </w:p>
-    <w:p>
-      <w:pPr>
-        <w:ind w:leftChars="200" w:left="480"/>
-        <w:rPr>
-          <w:rFonts w:hint="eastAsia"/>
-          <w:color w:val="FF0000"/>
-        </w:rPr>
-      </w:pPr>
-      <w:bookmarkStart w:id="0" w:name="_GoBack"/>
-      <w:bookmarkEnd w:id="0"/>
+        <w:rPr>
+          <w:color w:val="FF0000"/>
+        </w:rPr>
+      </w:pPr>
+      <w:r>
+        <w:rPr>
+          <w:color w:val="FF0000"/>
+        </w:rPr>
+        <w:t xml:space="preserve">        </w:t>
+      </w:r>
+    </w:p>
+    <w:p>
+      <w:pPr>
+        <w:rPr>
+          <w:color w:val="FF0000"/>
+        </w:rPr>
+      </w:pPr>
+      <w:r>
+        <w:rPr>
+          <w:color w:val="FF0000"/>
+        </w:rPr>
+        <w:t xml:space="preserve">    }</w:t>
+      </w:r>
     </w:p>
     <w:p>
       <w:pPr>
@@ -4238,7 +4109,7 @@
 </file>
 
 <file path=word/endnotes.xml><?xml version="1.0" encoding="utf-8"?>
-<w:endnotes xmlns:wpc="http://schemas.microsoft.com/office/word/2010/wordprocessingCanvas" xmlns:cx="http://schemas.microsoft.com/office/drawing/2014/chartex" xmlns:cx1="http://schemas.microsoft.com/office/drawing/2015/9/8/chartex" xmlns:cx2="http://schemas.microsoft.com/office/drawing/2015/10/21/chartex" xmlns:cx3="http://schemas.microsoft.com/office/drawing/2016/5/9/chartex" xmlns:cx4="http://schemas.microsoft.com/office/drawing/2016/5/10/chartex" xmlns:cx5="http://schemas.microsoft.com/office/drawing/2016/5/11/chartex" xmlns:cx6="http://schemas.microsoft.com/office/drawing/2016/5/12/chartex" xmlns:cx7="http://schemas.microsoft.com/office/drawing/2016/5/13/chartex" xmlns:cx8="http://schemas.microsoft.com/office/drawing/2016/5/14/chartex" xmlns:mc="http://schemas.openxmlformats.org/markup-compatibility/2006" xmlns:aink="http://schemas.microsoft.com/office/drawing/2016/ink" xmlns:am3d="http://schemas.microsoft.com/office/drawing/2017/model3d" xmlns:o="urn:schemas-microsoft-com:office:office" xmlns:r="http://schemas.openxmlformats.org/officeDocument/2006/relationships" xmlns:m="http://schemas.openxmlformats.org/officeDocument/2006/math" xmlns:v="urn:schemas-microsoft-com:vml" xmlns:wp14="http://schemas.microsoft.com/office/word/2010/wordprocessingDrawing" xmlns:wp="http://schemas.openxmlformats.org/drawingml/2006/wordprocessingDrawing" xmlns:w10="urn:schemas-microsoft-com:office:word" xmlns:w="http://schemas.openxmlformats.org/wordprocessingml/2006/main" xmlns:w14="http://schemas.microsoft.com/office/word/2010/wordml" xmlns:w15="http://schemas.microsoft.com/office/word/2012/wordml" xmlns:w16cid="http://schemas.microsoft.com/office/word/2016/wordml/cid" xmlns:w16se="http://schemas.microsoft.com/office/word/2015/wordml/symex" xmlns:wpg="http://schemas.microsoft.com/office/word/2010/wordprocessingGroup" xmlns:wpi="http://schemas.microsoft.com/office/word/2010/wordprocessingInk" xmlns:wne="http://schemas.microsoft.com/office/word/2006/wordml" xmlns:wps="http://schemas.microsoft.com/office/word/2010/wordprocessingShape" mc:Ignorable="w14 w15 w16se w16cid wp14">
+<w:endnotes xmlns:wpc="http://schemas.microsoft.com/office/word/2010/wordprocessingCanvas" xmlns:mc="http://schemas.openxmlformats.org/markup-compatibility/2006" xmlns:o="urn:schemas-microsoft-com:office:office" xmlns:r="http://schemas.openxmlformats.org/officeDocument/2006/relationships" xmlns:m="http://schemas.openxmlformats.org/officeDocument/2006/math" xmlns:v="urn:schemas-microsoft-com:vml" xmlns:wp14="http://schemas.microsoft.com/office/word/2010/wordprocessingDrawing" xmlns:wp="http://schemas.openxmlformats.org/drawingml/2006/wordprocessingDrawing" xmlns:w10="urn:schemas-microsoft-com:office:word" xmlns:w="http://schemas.openxmlformats.org/wordprocessingml/2006/main" xmlns:w14="http://schemas.microsoft.com/office/word/2010/wordml" xmlns:wpg="http://schemas.microsoft.com/office/word/2010/wordprocessingGroup" xmlns:wpi="http://schemas.microsoft.com/office/word/2010/wordprocessingInk" xmlns:wne="http://schemas.microsoft.com/office/word/2006/wordml" xmlns:wps="http://schemas.microsoft.com/office/word/2010/wordprocessingShape" mc:Ignorable="w14 wp14">
   <w:endnote w:type="separator" w:id="-1">
     <w:p>
       <w:pPr>
@@ -4263,7 +4134,7 @@
 </file>
 
 <file path=word/footnotes.xml><?xml version="1.0" encoding="utf-8"?>
-<w:footnotes xmlns:wpc="http://schemas.microsoft.com/office/word/2010/wordprocessingCanvas" xmlns:cx="http://schemas.microsoft.com/office/drawing/2014/chartex" xmlns:cx1="http://schemas.microsoft.com/office/drawing/2015/9/8/chartex" xmlns:cx2="http://schemas.microsoft.com/office/drawing/2015/10/21/chartex" xmlns:cx3="http://schemas.microsoft.com/office/drawing/2016/5/9/chartex" xmlns:cx4="http://schemas.microsoft.com/office/drawing/2016/5/10/chartex" xmlns:cx5="http://schemas.microsoft.com/office/drawing/2016/5/11/chartex" xmlns:cx6="http://schemas.microsoft.com/office/drawing/2016/5/12/chartex" xmlns:cx7="http://schemas.microsoft.com/office/drawing/2016/5/13/chartex" xmlns:cx8="http://schemas.microsoft.com/office/drawing/2016/5/14/chartex" xmlns:mc="http://schemas.openxmlformats.org/markup-compatibility/2006" xmlns:aink="http://schemas.microsoft.com/office/drawing/2016/ink" xmlns:am3d="http://schemas.microsoft.com/office/drawing/2017/model3d" xmlns:o="urn:schemas-microsoft-com:office:office" xmlns:r="http://schemas.openxmlformats.org/officeDocument/2006/relationships" xmlns:m="http://schemas.openxmlformats.org/officeDocument/2006/math" xmlns:v="urn:schemas-microsoft-com:vml" xmlns:wp14="http://schemas.microsoft.com/office/word/2010/wordprocessingDrawing" xmlns:wp="http://schemas.openxmlformats.org/drawingml/2006/wordprocessingDrawing" xmlns:w10="urn:schemas-microsoft-com:office:word" xmlns:w="http://schemas.openxmlformats.org/wordprocessingml/2006/main" xmlns:w14="http://schemas.microsoft.com/office/word/2010/wordml" xmlns:w15="http://schemas.microsoft.com/office/word/2012/wordml" xmlns:w16cid="http://schemas.microsoft.com/office/word/2016/wordml/cid" xmlns:w16se="http://schemas.microsoft.com/office/word/2015/wordml/symex" xmlns:wpg="http://schemas.microsoft.com/office/word/2010/wordprocessingGroup" xmlns:wpi="http://schemas.microsoft.com/office/word/2010/wordprocessingInk" xmlns:wne="http://schemas.microsoft.com/office/word/2006/wordml" xmlns:wps="http://schemas.microsoft.com/office/word/2010/wordprocessingShape" mc:Ignorable="w14 w15 w16se w16cid wp14">
+<w:footnotes xmlns:wpc="http://schemas.microsoft.com/office/word/2010/wordprocessingCanvas" xmlns:mc="http://schemas.openxmlformats.org/markup-compatibility/2006" xmlns:o="urn:schemas-microsoft-com:office:office" xmlns:r="http://schemas.openxmlformats.org/officeDocument/2006/relationships" xmlns:m="http://schemas.openxmlformats.org/officeDocument/2006/math" xmlns:v="urn:schemas-microsoft-com:vml" xmlns:wp14="http://schemas.microsoft.com/office/word/2010/wordprocessingDrawing" xmlns:wp="http://schemas.openxmlformats.org/drawingml/2006/wordprocessingDrawing" xmlns:w10="urn:schemas-microsoft-com:office:word" xmlns:w="http://schemas.openxmlformats.org/wordprocessingml/2006/main" xmlns:w14="http://schemas.microsoft.com/office/word/2010/wordml" xmlns:wpg="http://schemas.microsoft.com/office/word/2010/wordprocessingGroup" xmlns:wpi="http://schemas.microsoft.com/office/word/2010/wordprocessingInk" xmlns:wne="http://schemas.microsoft.com/office/word/2006/wordml" xmlns:wps="http://schemas.microsoft.com/office/word/2010/wordprocessingShape" mc:Ignorable="w14 wp14">
   <w:footnote w:type="separator" w:id="-1">
     <w:p>
       <w:pPr>
@@ -4288,8 +4159,8 @@
 </file>
 
 <file path=word/numbering.xml><?xml version="1.0" encoding="utf-8"?>
-<w:numbering xmlns:wpc="http://schemas.microsoft.com/office/word/2010/wordprocessingCanvas" xmlns:cx="http://schemas.microsoft.com/office/drawing/2014/chartex" xmlns:cx1="http://schemas.microsoft.com/office/drawing/2015/9/8/chartex" xmlns:cx2="http://schemas.microsoft.com/office/drawing/2015/10/21/chartex" xmlns:cx3="http://schemas.microsoft.com/office/drawing/2016/5/9/chartex" xmlns:cx4="http://schemas.microsoft.com/office/drawing/2016/5/10/chartex" xmlns:cx5="http://schemas.microsoft.com/office/drawing/2016/5/11/chartex" xmlns:cx6="http://schemas.microsoft.com/office/drawing/2016/5/12/chartex" xmlns:cx7="http://schemas.microsoft.com/office/drawing/2016/5/13/chartex" xmlns:cx8="http://schemas.microsoft.com/office/drawing/2016/5/14/chartex" xmlns:mc="http://schemas.openxmlformats.org/markup-compatibility/2006" xmlns:aink="http://schemas.microsoft.com/office/drawing/2016/ink" xmlns:am3d="http://schemas.microsoft.com/office/drawing/2017/model3d" xmlns:o="urn:schemas-microsoft-com:office:office" xmlns:r="http://schemas.openxmlformats.org/officeDocument/2006/relationships" xmlns:m="http://schemas.openxmlformats.org/officeDocument/2006/math" xmlns:v="urn:schemas-microsoft-com:vml" xmlns:wp14="http://schemas.microsoft.com/office/word/2010/wordprocessingDrawing" xmlns:wp="http://schemas.openxmlformats.org/drawingml/2006/wordprocessingDrawing" xmlns:w10="urn:schemas-microsoft-com:office:word" xmlns:w="http://schemas.openxmlformats.org/wordprocessingml/2006/main" xmlns:w14="http://schemas.microsoft.com/office/word/2010/wordml" xmlns:w15="http://schemas.microsoft.com/office/word/2012/wordml" xmlns:w16cid="http://schemas.microsoft.com/office/word/2016/wordml/cid" xmlns:w16se="http://schemas.microsoft.com/office/word/2015/wordml/symex" xmlns:wpg="http://schemas.microsoft.com/office/word/2010/wordprocessingGroup" xmlns:wpi="http://schemas.microsoft.com/office/word/2010/wordprocessingInk" xmlns:wne="http://schemas.microsoft.com/office/word/2006/wordml" xmlns:wps="http://schemas.microsoft.com/office/word/2010/wordprocessingShape" mc:Ignorable="w14 w15 w16se w16cid wp14">
-  <w:abstractNum w:abstractNumId="0" w15:restartNumberingAfterBreak="0">
+<w:numbering xmlns:wpc="http://schemas.microsoft.com/office/word/2010/wordprocessingCanvas" xmlns:mc="http://schemas.openxmlformats.org/markup-compatibility/2006" xmlns:o="urn:schemas-microsoft-com:office:office" xmlns:r="http://schemas.openxmlformats.org/officeDocument/2006/relationships" xmlns:m="http://schemas.openxmlformats.org/officeDocument/2006/math" xmlns:v="urn:schemas-microsoft-com:vml" xmlns:wp14="http://schemas.microsoft.com/office/word/2010/wordprocessingDrawing" xmlns:wp="http://schemas.openxmlformats.org/drawingml/2006/wordprocessingDrawing" xmlns:w10="urn:schemas-microsoft-com:office:word" xmlns:w="http://schemas.openxmlformats.org/wordprocessingml/2006/main" xmlns:w14="http://schemas.microsoft.com/office/word/2010/wordml" xmlns:wpg="http://schemas.microsoft.com/office/word/2010/wordprocessingGroup" xmlns:wpi="http://schemas.microsoft.com/office/word/2010/wordprocessingInk" xmlns:wne="http://schemas.microsoft.com/office/word/2006/wordml" xmlns:wps="http://schemas.microsoft.com/office/word/2010/wordprocessingShape" mc:Ignorable="w14 wp14">
+  <w:abstractNum w:abstractNumId="0">
     <w:nsid w:val="1BE27169"/>
     <w:multiLevelType w:val="multilevel"/>
     <w:tmpl w:val="1272FAAC"/>
@@ -4402,7 +4273,7 @@
       </w:pPr>
     </w:lvl>
   </w:abstractNum>
-  <w:abstractNum w:abstractNumId="1" w15:restartNumberingAfterBreak="0">
+  <w:abstractNum w:abstractNumId="1">
     <w:nsid w:val="1F983FD0"/>
     <w:multiLevelType w:val="multilevel"/>
     <w:tmpl w:val="B802D43A"/>
@@ -4551,7 +4422,7 @@
       </w:rPr>
     </w:lvl>
   </w:abstractNum>
-  <w:abstractNum w:abstractNumId="2" w15:restartNumberingAfterBreak="0">
+  <w:abstractNum w:abstractNumId="2">
     <w:nsid w:val="67184D97"/>
     <w:multiLevelType w:val="hybridMultilevel"/>
     <w:tmpl w:val="4CDE53C6"/>
@@ -4676,7 +4547,7 @@
 </file>
 
 <file path=word/styles.xml><?xml version="1.0" encoding="utf-8"?>
-<w:styles xmlns:mc="http://schemas.openxmlformats.org/markup-compatibility/2006" xmlns:r="http://schemas.openxmlformats.org/officeDocument/2006/relationships" xmlns:w="http://schemas.openxmlformats.org/wordprocessingml/2006/main" xmlns:w14="http://schemas.microsoft.com/office/word/2010/wordml" xmlns:w15="http://schemas.microsoft.com/office/word/2012/wordml" xmlns:w16cid="http://schemas.microsoft.com/office/word/2016/wordml/cid" xmlns:w16se="http://schemas.microsoft.com/office/word/2015/wordml/symex" mc:Ignorable="w14 w15 w16se w16cid">
+<w:styles xmlns:mc="http://schemas.openxmlformats.org/markup-compatibility/2006" xmlns:r="http://schemas.openxmlformats.org/officeDocument/2006/relationships" xmlns:w="http://schemas.openxmlformats.org/wordprocessingml/2006/main" xmlns:w14="http://schemas.microsoft.com/office/word/2010/wordml" mc:Ignorable="w14">
   <w:docDefaults>
     <w:rPrDefault>
       <w:rPr>
@@ -4693,382 +4564,635 @@
       </w:pPr>
     </w:pPrDefault>
   </w:docDefaults>
-  <w:latentStyles w:defLockedState="0" w:defUIPriority="99" w:defSemiHidden="0" w:defUnhideWhenUsed="0" w:defQFormat="0" w:count="375">
-    <w:lsdException w:name="Normal" w:uiPriority="0" w:qFormat="1"/>
-    <w:lsdException w:name="heading 1" w:uiPriority="9" w:qFormat="1"/>
-    <w:lsdException w:name="heading 2" w:semiHidden="1" w:uiPriority="9" w:unhideWhenUsed="1" w:qFormat="1"/>
-    <w:lsdException w:name="heading 3" w:semiHidden="1" w:uiPriority="9" w:unhideWhenUsed="1" w:qFormat="1"/>
-    <w:lsdException w:name="heading 4" w:semiHidden="1" w:uiPriority="9" w:unhideWhenUsed="1" w:qFormat="1"/>
-    <w:lsdException w:name="heading 5" w:semiHidden="1" w:uiPriority="9" w:unhideWhenUsed="1" w:qFormat="1"/>
-    <w:lsdException w:name="heading 6" w:semiHidden="1" w:uiPriority="9" w:unhideWhenUsed="1" w:qFormat="1"/>
-    <w:lsdException w:name="heading 7" w:semiHidden="1" w:uiPriority="9" w:unhideWhenUsed="1" w:qFormat="1"/>
-    <w:lsdException w:name="heading 8" w:semiHidden="1" w:uiPriority="9" w:unhideWhenUsed="1" w:qFormat="1"/>
-    <w:lsdException w:name="heading 9" w:semiHidden="1" w:uiPriority="9" w:unhideWhenUsed="1" w:qFormat="1"/>
-    <w:lsdException w:name="index 1" w:semiHidden="1" w:unhideWhenUsed="1"/>
-    <w:lsdException w:name="index 2" w:semiHidden="1" w:unhideWhenUsed="1"/>
-    <w:lsdException w:name="index 3" w:semiHidden="1" w:unhideWhenUsed="1"/>
-    <w:lsdException w:name="index 4" w:semiHidden="1" w:unhideWhenUsed="1"/>
-    <w:lsdException w:name="index 5" w:semiHidden="1" w:unhideWhenUsed="1"/>
-    <w:lsdException w:name="index 6" w:semiHidden="1" w:unhideWhenUsed="1"/>
-    <w:lsdException w:name="index 7" w:semiHidden="1" w:unhideWhenUsed="1"/>
-    <w:lsdException w:name="index 8" w:semiHidden="1" w:unhideWhenUsed="1"/>
-    <w:lsdException w:name="index 9" w:semiHidden="1" w:unhideWhenUsed="1"/>
-    <w:lsdException w:name="toc 1" w:semiHidden="1" w:uiPriority="39" w:unhideWhenUsed="1"/>
-    <w:lsdException w:name="toc 2" w:semiHidden="1" w:uiPriority="39" w:unhideWhenUsed="1"/>
-    <w:lsdException w:name="toc 3" w:semiHidden="1" w:uiPriority="39" w:unhideWhenUsed="1"/>
-    <w:lsdException w:name="toc 4" w:semiHidden="1" w:uiPriority="39" w:unhideWhenUsed="1"/>
-    <w:lsdException w:name="toc 5" w:semiHidden="1" w:uiPriority="39" w:unhideWhenUsed="1"/>
-    <w:lsdException w:name="toc 6" w:semiHidden="1" w:uiPriority="39" w:unhideWhenUsed="1"/>
-    <w:lsdException w:name="toc 7" w:semiHidden="1" w:uiPriority="39" w:unhideWhenUsed="1"/>
-    <w:lsdException w:name="toc 8" w:semiHidden="1" w:uiPriority="39" w:unhideWhenUsed="1"/>
-    <w:lsdException w:name="toc 9" w:semiHidden="1" w:uiPriority="39" w:unhideWhenUsed="1"/>
-    <w:lsdException w:name="Normal Indent" w:semiHidden="1" w:unhideWhenUsed="1"/>
-    <w:lsdException w:name="footnote text" w:semiHidden="1" w:unhideWhenUsed="1"/>
-    <w:lsdException w:name="annotation text" w:semiHidden="1" w:unhideWhenUsed="1"/>
-    <w:lsdException w:name="header" w:semiHidden="1" w:unhideWhenUsed="1"/>
-    <w:lsdException w:name="footer" w:semiHidden="1" w:unhideWhenUsed="1"/>
-    <w:lsdException w:name="index heading" w:semiHidden="1" w:unhideWhenUsed="1"/>
-    <w:lsdException w:name="caption" w:semiHidden="1" w:uiPriority="35" w:unhideWhenUsed="1" w:qFormat="1"/>
-    <w:lsdException w:name="table of figures" w:semiHidden="1" w:unhideWhenUsed="1"/>
-    <w:lsdException w:name="envelope address" w:semiHidden="1" w:unhideWhenUsed="1"/>
-    <w:lsdException w:name="envelope return" w:semiHidden="1" w:unhideWhenUsed="1"/>
-    <w:lsdException w:name="footnote reference" w:semiHidden="1" w:unhideWhenUsed="1"/>
-    <w:lsdException w:name="annotation reference" w:semiHidden="1" w:unhideWhenUsed="1"/>
-    <w:lsdException w:name="line number" w:semiHidden="1" w:unhideWhenUsed="1"/>
-    <w:lsdException w:name="page number" w:semiHidden="1" w:unhideWhenUsed="1"/>
-    <w:lsdException w:name="endnote reference" w:semiHidden="1" w:unhideWhenUsed="1"/>
-    <w:lsdException w:name="endnote text" w:semiHidden="1" w:unhideWhenUsed="1"/>
-    <w:lsdException w:name="table of authorities" w:semiHidden="1" w:unhideWhenUsed="1"/>
-    <w:lsdException w:name="macro" w:semiHidden="1" w:unhideWhenUsed="1"/>
-    <w:lsdException w:name="toa heading" w:semiHidden="1" w:unhideWhenUsed="1"/>
-    <w:lsdException w:name="List" w:semiHidden="1" w:unhideWhenUsed="1"/>
-    <w:lsdException w:name="List Bullet" w:semiHidden="1" w:unhideWhenUsed="1"/>
-    <w:lsdException w:name="List Number" w:semiHidden="1" w:unhideWhenUsed="1"/>
-    <w:lsdException w:name="List 2" w:semiHidden="1" w:unhideWhenUsed="1"/>
-    <w:lsdException w:name="List 3" w:semiHidden="1" w:unhideWhenUsed="1"/>
-    <w:lsdException w:name="List 4" w:semiHidden="1" w:unhideWhenUsed="1"/>
-    <w:lsdException w:name="List 5" w:semiHidden="1" w:unhideWhenUsed="1"/>
-    <w:lsdException w:name="List Bullet 2" w:semiHidden="1" w:unhideWhenUsed="1"/>
-    <w:lsdException w:name="List Bullet 3" w:semiHidden="1" w:unhideWhenUsed="1"/>
-    <w:lsdException w:name="List Bullet 4" w:semiHidden="1" w:unhideWhenUsed="1"/>
-    <w:lsdException w:name="List Bullet 5" w:semiHidden="1" w:unhideWhenUsed="1"/>
-    <w:lsdException w:name="List Number 2" w:semiHidden="1" w:unhideWhenUsed="1"/>
-    <w:lsdException w:name="List Number 3" w:semiHidden="1" w:unhideWhenUsed="1"/>
-    <w:lsdException w:name="List Number 4" w:semiHidden="1" w:unhideWhenUsed="1"/>
-    <w:lsdException w:name="List Number 5" w:semiHidden="1" w:unhideWhenUsed="1"/>
-    <w:lsdException w:name="Title" w:uiPriority="10" w:qFormat="1"/>
-    <w:lsdException w:name="Closing" w:semiHidden="1" w:unhideWhenUsed="1"/>
-    <w:lsdException w:name="Signature" w:semiHidden="1" w:unhideWhenUsed="1"/>
-    <w:lsdException w:name="Default Paragraph Font" w:semiHidden="1" w:uiPriority="1" w:unhideWhenUsed="1"/>
-    <w:lsdException w:name="Body Text" w:semiHidden="1" w:unhideWhenUsed="1"/>
-    <w:lsdException w:name="Body Text Indent" w:semiHidden="1" w:unhideWhenUsed="1"/>
-    <w:lsdException w:name="List Continue" w:semiHidden="1" w:unhideWhenUsed="1"/>
-    <w:lsdException w:name="List Continue 2" w:semiHidden="1" w:unhideWhenUsed="1"/>
-    <w:lsdException w:name="List Continue 3" w:semiHidden="1" w:unhideWhenUsed="1"/>
-    <w:lsdException w:name="List Continue 4" w:semiHidden="1" w:unhideWhenUsed="1"/>
-    <w:lsdException w:name="List Continue 5" w:semiHidden="1" w:unhideWhenUsed="1"/>
-    <w:lsdException w:name="Message Header" w:semiHidden="1" w:unhideWhenUsed="1"/>
-    <w:lsdException w:name="Subtitle" w:uiPriority="11" w:qFormat="1"/>
-    <w:lsdException w:name="Salutation" w:semiHidden="1" w:unhideWhenUsed="1"/>
-    <w:lsdException w:name="Date" w:semiHidden="1" w:unhideWhenUsed="1"/>
-    <w:lsdException w:name="Body Text First Indent" w:semiHidden="1" w:unhideWhenUsed="1"/>
-    <w:lsdException w:name="Body Text First Indent 2" w:semiHidden="1" w:unhideWhenUsed="1"/>
-    <w:lsdException w:name="Note Heading" w:semiHidden="1" w:unhideWhenUsed="1"/>
-    <w:lsdException w:name="Body Text 2" w:semiHidden="1" w:unhideWhenUsed="1"/>
-    <w:lsdException w:name="Body Text 3" w:semiHidden="1" w:unhideWhenUsed="1"/>
-    <w:lsdException w:name="Body Text Indent 2" w:semiHidden="1" w:unhideWhenUsed="1"/>
-    <w:lsdException w:name="Body Text Indent 3" w:semiHidden="1" w:unhideWhenUsed="1"/>
-    <w:lsdException w:name="Block Text" w:semiHidden="1" w:unhideWhenUsed="1"/>
-    <w:lsdException w:name="Hyperlink" w:semiHidden="1" w:unhideWhenUsed="1"/>
-    <w:lsdException w:name="FollowedHyperlink" w:semiHidden="1" w:unhideWhenUsed="1"/>
-    <w:lsdException w:name="Strong" w:uiPriority="22" w:qFormat="1"/>
-    <w:lsdException w:name="Emphasis" w:uiPriority="20" w:qFormat="1"/>
-    <w:lsdException w:name="Document Map" w:semiHidden="1" w:unhideWhenUsed="1"/>
-    <w:lsdException w:name="Plain Text" w:semiHidden="1" w:unhideWhenUsed="1"/>
-    <w:lsdException w:name="E-mail Signature" w:semiHidden="1" w:unhideWhenUsed="1"/>
-    <w:lsdException w:name="HTML Top of Form" w:semiHidden="1" w:unhideWhenUsed="1"/>
-    <w:lsdException w:name="HTML Bottom of Form" w:semiHidden="1" w:unhideWhenUsed="1"/>
-    <w:lsdException w:name="Normal (Web)" w:semiHidden="1" w:unhideWhenUsed="1"/>
-    <w:lsdException w:name="HTML Acronym" w:semiHidden="1" w:unhideWhenUsed="1"/>
-    <w:lsdException w:name="HTML Address" w:semiHidden="1" w:unhideWhenUsed="1"/>
-    <w:lsdException w:name="HTML Cite" w:semiHidden="1" w:unhideWhenUsed="1"/>
-    <w:lsdException w:name="HTML Code" w:semiHidden="1" w:unhideWhenUsed="1"/>
-    <w:lsdException w:name="HTML Definition" w:semiHidden="1" w:unhideWhenUsed="1"/>
-    <w:lsdException w:name="HTML Keyboard" w:semiHidden="1" w:unhideWhenUsed="1"/>
-    <w:lsdException w:name="HTML Preformatted" w:semiHidden="1" w:unhideWhenUsed="1"/>
-    <w:lsdException w:name="HTML Sample" w:semiHidden="1" w:unhideWhenUsed="1"/>
-    <w:lsdException w:name="HTML Typewriter" w:semiHidden="1" w:unhideWhenUsed="1"/>
-    <w:lsdException w:name="HTML Variable" w:semiHidden="1" w:unhideWhenUsed="1"/>
-    <w:lsdException w:name="Normal Table" w:semiHidden="1" w:unhideWhenUsed="1"/>
-    <w:lsdException w:name="annotation subject" w:semiHidden="1" w:unhideWhenUsed="1"/>
-    <w:lsdException w:name="No List" w:semiHidden="1" w:unhideWhenUsed="1"/>
-    <w:lsdException w:name="Outline List 1" w:semiHidden="1" w:unhideWhenUsed="1"/>
-    <w:lsdException w:name="Outline List 2" w:semiHidden="1" w:unhideWhenUsed="1"/>
-    <w:lsdException w:name="Outline List 3" w:semiHidden="1" w:unhideWhenUsed="1"/>
-    <w:lsdException w:name="Table Simple 1" w:semiHidden="1" w:unhideWhenUsed="1"/>
-    <w:lsdException w:name="Table Simple 2" w:semiHidden="1" w:unhideWhenUsed="1"/>
-    <w:lsdException w:name="Table Simple 3" w:semiHidden="1" w:unhideWhenUsed="1"/>
-    <w:lsdException w:name="Table Classic 1" w:semiHidden="1" w:unhideWhenUsed="1"/>
-    <w:lsdException w:name="Table Classic 2" w:semiHidden="1" w:unhideWhenUsed="1"/>
-    <w:lsdException w:name="Table Classic 3" w:semiHidden="1" w:unhideWhenUsed="1"/>
-    <w:lsdException w:name="Table Classic 4" w:semiHidden="1" w:unhideWhenUsed="1"/>
-    <w:lsdException w:name="Table Colorful 1" w:semiHidden="1" w:unhideWhenUsed="1"/>
-    <w:lsdException w:name="Table Colorful 2" w:semiHidden="1" w:unhideWhenUsed="1"/>
-    <w:lsdException w:name="Table Colorful 3" w:semiHidden="1" w:unhideWhenUsed="1"/>
-    <w:lsdException w:name="Table Columns 1" w:semiHidden="1" w:unhideWhenUsed="1"/>
-    <w:lsdException w:name="Table Columns 2" w:semiHidden="1" w:unhideWhenUsed="1"/>
-    <w:lsdException w:name="Table Columns 3" w:semiHidden="1" w:unhideWhenUsed="1"/>
-    <w:lsdException w:name="Table Columns 4" w:semiHidden="1" w:unhideWhenUsed="1"/>
-    <w:lsdException w:name="Table Columns 5" w:semiHidden="1" w:unhideWhenUsed="1"/>
-    <w:lsdException w:name="Table Grid 1" w:semiHidden="1" w:unhideWhenUsed="1"/>
-    <w:lsdException w:name="Table Grid 2" w:semiHidden="1" w:unhideWhenUsed="1"/>
-    <w:lsdException w:name="Table Grid 3" w:semiHidden="1" w:unhideWhenUsed="1"/>
-    <w:lsdException w:name="Table Grid 4" w:semiHidden="1" w:unhideWhenUsed="1"/>
-    <w:lsdException w:name="Table Grid 5" w:semiHidden="1" w:unhideWhenUsed="1"/>
-    <w:lsdException w:name="Table Grid 6" w:semiHidden="1" w:unhideWhenUsed="1"/>
-    <w:lsdException w:name="Table Grid 7" w:semiHidden="1" w:unhideWhenUsed="1"/>
-    <w:lsdException w:name="Table Grid 8" w:semiHidden="1" w:unhideWhenUsed="1"/>
-    <w:lsdException w:name="Table List 1" w:semiHidden="1" w:unhideWhenUsed="1"/>
-    <w:lsdException w:name="Table List 2" w:semiHidden="1" w:unhideWhenUsed="1"/>
-    <w:lsdException w:name="Table List 3" w:semiHidden="1" w:unhideWhenUsed="1"/>
-    <w:lsdException w:name="Table List 4" w:semiHidden="1" w:unhideWhenUsed="1"/>
-    <w:lsdException w:name="Table List 5" w:semiHidden="1" w:unhideWhenUsed="1"/>
-    <w:lsdException w:name="Table List 6" w:semiHidden="1" w:unhideWhenUsed="1"/>
-    <w:lsdException w:name="Table List 7" w:semiHidden="1" w:unhideWhenUsed="1"/>
-    <w:lsdException w:name="Table List 8" w:semiHidden="1" w:unhideWhenUsed="1"/>
-    <w:lsdException w:name="Table 3D effects 1" w:semiHidden="1" w:unhideWhenUsed="1"/>
-    <w:lsdException w:name="Table 3D effects 2" w:semiHidden="1" w:unhideWhenUsed="1"/>
-    <w:lsdException w:name="Table 3D effects 3" w:semiHidden="1" w:unhideWhenUsed="1"/>
-    <w:lsdException w:name="Table Contemporary" w:semiHidden="1" w:unhideWhenUsed="1"/>
-    <w:lsdException w:name="Table Elegant" w:semiHidden="1" w:unhideWhenUsed="1"/>
-    <w:lsdException w:name="Table Professional" w:semiHidden="1" w:unhideWhenUsed="1"/>
-    <w:lsdException w:name="Table Subtle 1" w:semiHidden="1" w:unhideWhenUsed="1"/>
-    <w:lsdException w:name="Table Subtle 2" w:semiHidden="1" w:unhideWhenUsed="1"/>
-    <w:lsdException w:name="Table Web 1" w:semiHidden="1" w:unhideWhenUsed="1"/>
-    <w:lsdException w:name="Table Web 2" w:semiHidden="1" w:unhideWhenUsed="1"/>
-    <w:lsdException w:name="Table Web 3" w:semiHidden="1" w:unhideWhenUsed="1"/>
-    <w:lsdException w:name="Balloon Text" w:semiHidden="1" w:unhideWhenUsed="1"/>
-    <w:lsdException w:name="Table Grid" w:semiHidden="1" w:uiPriority="59" w:unhideWhenUsed="1"/>
-    <w:lsdException w:name="Table Theme" w:semiHidden="1" w:unhideWhenUsed="1"/>
-    <w:lsdException w:name="Placeholder Text" w:semiHidden="1"/>
-    <w:lsdException w:name="No Spacing" w:uiPriority="1" w:qFormat="1"/>
-    <w:lsdException w:name="Light Shading" w:uiPriority="60"/>
-    <w:lsdException w:name="Light List" w:uiPriority="61"/>
-    <w:lsdException w:name="Light Grid" w:uiPriority="62"/>
-    <w:lsdException w:name="Medium Shading 1" w:uiPriority="63"/>
-    <w:lsdException w:name="Medium Shading 2" w:uiPriority="64"/>
-    <w:lsdException w:name="Medium List 1" w:uiPriority="65"/>
-    <w:lsdException w:name="Medium List 2" w:uiPriority="66"/>
-    <w:lsdException w:name="Medium Grid 1" w:uiPriority="67"/>
-    <w:lsdException w:name="Medium Grid 2" w:uiPriority="68"/>
-    <w:lsdException w:name="Medium Grid 3" w:uiPriority="69"/>
-    <w:lsdException w:name="Dark List" w:uiPriority="70"/>
-    <w:lsdException w:name="Colorful Shading" w:uiPriority="71"/>
-    <w:lsdException w:name="Colorful List" w:uiPriority="72"/>
-    <w:lsdException w:name="Colorful Grid" w:uiPriority="73"/>
-    <w:lsdException w:name="Light Shading Accent 1" w:uiPriority="60"/>
-    <w:lsdException w:name="Light List Accent 1" w:uiPriority="61"/>
-    <w:lsdException w:name="Light Grid Accent 1" w:uiPriority="62"/>
-    <w:lsdException w:name="Medium Shading 1 Accent 1" w:uiPriority="63"/>
-    <w:lsdException w:name="Medium Shading 2 Accent 1" w:uiPriority="64"/>
-    <w:lsdException w:name="Medium List 1 Accent 1" w:uiPriority="65"/>
-    <w:lsdException w:name="Revision" w:semiHidden="1"/>
-    <w:lsdException w:name="List Paragraph" w:uiPriority="34" w:qFormat="1"/>
-    <w:lsdException w:name="Quote" w:uiPriority="29" w:qFormat="1"/>
-    <w:lsdException w:name="Intense Quote" w:uiPriority="30" w:qFormat="1"/>
-    <w:lsdException w:name="Medium List 2 Accent 1" w:uiPriority="66"/>
-    <w:lsdException w:name="Medium Grid 1 Accent 1" w:uiPriority="67"/>
-    <w:lsdException w:name="Medium Grid 2 Accent 1" w:uiPriority="68"/>
-    <w:lsdException w:name="Medium Grid 3 Accent 1" w:uiPriority="69"/>
-    <w:lsdException w:name="Dark List Accent 1" w:uiPriority="70"/>
-    <w:lsdException w:name="Colorful Shading Accent 1" w:uiPriority="71"/>
-    <w:lsdException w:name="Colorful List Accent 1" w:uiPriority="72"/>
-    <w:lsdException w:name="Colorful Grid Accent 1" w:uiPriority="73"/>
-    <w:lsdException w:name="Light Shading Accent 2" w:uiPriority="60"/>
-    <w:lsdException w:name="Light List Accent 2" w:uiPriority="61"/>
-    <w:lsdException w:name="Light Grid Accent 2" w:uiPriority="62"/>
-    <w:lsdException w:name="Medium Shading 1 Accent 2" w:uiPriority="63"/>
-    <w:lsdException w:name="Medium Shading 2 Accent 2" w:uiPriority="64"/>
-    <w:lsdException w:name="Medium List 1 Accent 2" w:uiPriority="65"/>
-    <w:lsdException w:name="Medium List 2 Accent 2" w:uiPriority="66"/>
-    <w:lsdException w:name="Medium Grid 1 Accent 2" w:uiPriority="67"/>
-    <w:lsdException w:name="Medium Grid 2 Accent 2" w:uiPriority="68"/>
-    <w:lsdException w:name="Medium Grid 3 Accent 2" w:uiPriority="69"/>
-    <w:lsdException w:name="Dark List Accent 2" w:uiPriority="70"/>
-    <w:lsdException w:name="Colorful Shading Accent 2" w:uiPriority="71"/>
-    <w:lsdException w:name="Colorful List Accent 2" w:uiPriority="72"/>
-    <w:lsdException w:name="Colorful Grid Accent 2" w:uiPriority="73"/>
-    <w:lsdException w:name="Light Shading Accent 3" w:uiPriority="60"/>
-    <w:lsdException w:name="Light List Accent 3" w:uiPriority="61"/>
-    <w:lsdException w:name="Light Grid Accent 3" w:uiPriority="62"/>
-    <w:lsdException w:name="Medium Shading 1 Accent 3" w:uiPriority="63"/>
-    <w:lsdException w:name="Medium Shading 2 Accent 3" w:uiPriority="64"/>
-    <w:lsdException w:name="Medium List 1 Accent 3" w:uiPriority="65"/>
-    <w:lsdException w:name="Medium List 2 Accent 3" w:uiPriority="66"/>
-    <w:lsdException w:name="Medium Grid 1 Accent 3" w:uiPriority="67"/>
-    <w:lsdException w:name="Medium Grid 2 Accent 3" w:uiPriority="68"/>
-    <w:lsdException w:name="Medium Grid 3 Accent 3" w:uiPriority="69"/>
-    <w:lsdException w:name="Dark List Accent 3" w:uiPriority="70"/>
-    <w:lsdException w:name="Colorful Shading Accent 3" w:uiPriority="71"/>
-    <w:lsdException w:name="Colorful List Accent 3" w:uiPriority="72"/>
-    <w:lsdException w:name="Colorful Grid Accent 3" w:uiPriority="73"/>
-    <w:lsdException w:name="Light Shading Accent 4" w:uiPriority="60"/>
-    <w:lsdException w:name="Light List Accent 4" w:uiPriority="61"/>
-    <w:lsdException w:name="Light Grid Accent 4" w:uiPriority="62"/>
-    <w:lsdException w:name="Medium Shading 1 Accent 4" w:uiPriority="63"/>
-    <w:lsdException w:name="Medium Shading 2 Accent 4" w:uiPriority="64"/>
-    <w:lsdException w:name="Medium List 1 Accent 4" w:uiPriority="65"/>
-    <w:lsdException w:name="Medium List 2 Accent 4" w:uiPriority="66"/>
-    <w:lsdException w:name="Medium Grid 1 Accent 4" w:uiPriority="67"/>
-    <w:lsdException w:name="Medium Grid 2 Accent 4" w:uiPriority="68"/>
-    <w:lsdException w:name="Medium Grid 3 Accent 4" w:uiPriority="69"/>
-    <w:lsdException w:name="Dark List Accent 4" w:uiPriority="70"/>
-    <w:lsdException w:name="Colorful Shading Accent 4" w:uiPriority="71"/>
-    <w:lsdException w:name="Colorful List Accent 4" w:uiPriority="72"/>
-    <w:lsdException w:name="Colorful Grid Accent 4" w:uiPriority="73"/>
-    <w:lsdException w:name="Light Shading Accent 5" w:uiPriority="60"/>
-    <w:lsdException w:name="Light List Accent 5" w:uiPriority="61"/>
-    <w:lsdException w:name="Light Grid Accent 5" w:uiPriority="62"/>
-    <w:lsdException w:name="Medium Shading 1 Accent 5" w:uiPriority="63"/>
-    <w:lsdException w:name="Medium Shading 2 Accent 5" w:uiPriority="64"/>
-    <w:lsdException w:name="Medium List 1 Accent 5" w:uiPriority="65"/>
-    <w:lsdException w:name="Medium List 2 Accent 5" w:uiPriority="66"/>
-    <w:lsdException w:name="Medium Grid 1 Accent 5" w:uiPriority="67"/>
-    <w:lsdException w:name="Medium Grid 2 Accent 5" w:uiPriority="68"/>
-    <w:lsdException w:name="Medium Grid 3 Accent 5" w:uiPriority="69"/>
-    <w:lsdException w:name="Dark List Accent 5" w:uiPriority="70"/>
-    <w:lsdException w:name="Colorful Shading Accent 5" w:uiPriority="71"/>
-    <w:lsdException w:name="Colorful List Accent 5" w:uiPriority="72"/>
-    <w:lsdException w:name="Colorful Grid Accent 5" w:uiPriority="73"/>
-    <w:lsdException w:name="Light Shading Accent 6" w:uiPriority="60"/>
-    <w:lsdException w:name="Light List Accent 6" w:uiPriority="61"/>
-    <w:lsdException w:name="Light Grid Accent 6" w:uiPriority="62"/>
-    <w:lsdException w:name="Medium Shading 1 Accent 6" w:uiPriority="63"/>
-    <w:lsdException w:name="Medium Shading 2 Accent 6" w:uiPriority="64"/>
-    <w:lsdException w:name="Medium List 1 Accent 6" w:uiPriority="65"/>
-    <w:lsdException w:name="Medium List 2 Accent 6" w:uiPriority="66"/>
-    <w:lsdException w:name="Medium Grid 1 Accent 6" w:uiPriority="67"/>
-    <w:lsdException w:name="Medium Grid 2 Accent 6" w:uiPriority="68"/>
-    <w:lsdException w:name="Medium Grid 3 Accent 6" w:uiPriority="69"/>
-    <w:lsdException w:name="Dark List Accent 6" w:uiPriority="70"/>
-    <w:lsdException w:name="Colorful Shading Accent 6" w:uiPriority="71"/>
-    <w:lsdException w:name="Colorful List Accent 6" w:uiPriority="72"/>
-    <w:lsdException w:name="Colorful Grid Accent 6" w:uiPriority="73"/>
-    <w:lsdException w:name="Subtle Emphasis" w:uiPriority="19" w:qFormat="1"/>
-    <w:lsdException w:name="Intense Emphasis" w:uiPriority="21" w:qFormat="1"/>
-    <w:lsdException w:name="Subtle Reference" w:uiPriority="31" w:qFormat="1"/>
-    <w:lsdException w:name="Intense Reference" w:uiPriority="32" w:qFormat="1"/>
-    <w:lsdException w:name="Book Title" w:uiPriority="33" w:qFormat="1"/>
-    <w:lsdException w:name="Bibliography" w:semiHidden="1" w:uiPriority="37" w:unhideWhenUsed="1"/>
-    <w:lsdException w:name="TOC Heading" w:semiHidden="1" w:uiPriority="39" w:unhideWhenUsed="1" w:qFormat="1"/>
-    <w:lsdException w:name="Plain Table 1" w:uiPriority="41"/>
-    <w:lsdException w:name="Plain Table 2" w:uiPriority="42"/>
-    <w:lsdException w:name="Plain Table 3" w:uiPriority="43"/>
-    <w:lsdException w:name="Plain Table 4" w:uiPriority="44"/>
-    <w:lsdException w:name="Plain Table 5" w:uiPriority="45"/>
-    <w:lsdException w:name="Grid Table Light" w:uiPriority="40"/>
-    <w:lsdException w:name="Grid Table 1 Light" w:uiPriority="46"/>
-    <w:lsdException w:name="Grid Table 2" w:uiPriority="47"/>
-    <w:lsdException w:name="Grid Table 3" w:uiPriority="48"/>
-    <w:lsdException w:name="Grid Table 4" w:uiPriority="49"/>
-    <w:lsdException w:name="Grid Table 5 Dark" w:uiPriority="50"/>
-    <w:lsdException w:name="Grid Table 6 Colorful" w:uiPriority="51"/>
-    <w:lsdException w:name="Grid Table 7 Colorful" w:uiPriority="52"/>
-    <w:lsdException w:name="Grid Table 1 Light Accent 1" w:uiPriority="46"/>
-    <w:lsdException w:name="Grid Table 2 Accent 1" w:uiPriority="47"/>
-    <w:lsdException w:name="Grid Table 3 Accent 1" w:uiPriority="48"/>
-    <w:lsdException w:name="Grid Table 4 Accent 1" w:uiPriority="49"/>
-    <w:lsdException w:name="Grid Table 5 Dark Accent 1" w:uiPriority="50"/>
-    <w:lsdException w:name="Grid Table 6 Colorful Accent 1" w:uiPriority="51"/>
-    <w:lsdException w:name="Grid Table 7 Colorful Accent 1" w:uiPriority="52"/>
-    <w:lsdException w:name="Grid Table 1 Light Accent 2" w:uiPriority="46"/>
-    <w:lsdException w:name="Grid Table 2 Accent 2" w:uiPriority="47"/>
-    <w:lsdException w:name="Grid Table 3 Accent 2" w:uiPriority="48"/>
-    <w:lsdException w:name="Grid Table 4 Accent 2" w:uiPriority="49"/>
-    <w:lsdException w:name="Grid Table 5 Dark Accent 2" w:uiPriority="50"/>
-    <w:lsdException w:name="Grid Table 6 Colorful Accent 2" w:uiPriority="51"/>
-    <w:lsdException w:name="Grid Table 7 Colorful Accent 2" w:uiPriority="52"/>
-    <w:lsdException w:name="Grid Table 1 Light Accent 3" w:uiPriority="46"/>
-    <w:lsdException w:name="Grid Table 2 Accent 3" w:uiPriority="47"/>
-    <w:lsdException w:name="Grid Table 3 Accent 3" w:uiPriority="48"/>
-    <w:lsdException w:name="Grid Table 4 Accent 3" w:uiPriority="49"/>
-    <w:lsdException w:name="Grid Table 5 Dark Accent 3" w:uiPriority="50"/>
-    <w:lsdException w:name="Grid Table 6 Colorful Accent 3" w:uiPriority="51"/>
-    <w:lsdException w:name="Grid Table 7 Colorful Accent 3" w:uiPriority="52"/>
-    <w:lsdException w:name="Grid Table 1 Light Accent 4" w:uiPriority="46"/>
-    <w:lsdException w:name="Grid Table 2 Accent 4" w:uiPriority="47"/>
-    <w:lsdException w:name="Grid Table 3 Accent 4" w:uiPriority="48"/>
-    <w:lsdException w:name="Grid Table 4 Accent 4" w:uiPriority="49"/>
-    <w:lsdException w:name="Grid Table 5 Dark Accent 4" w:uiPriority="50"/>
-    <w:lsdException w:name="Grid Table 6 Colorful Accent 4" w:uiPriority="51"/>
-    <w:lsdException w:name="Grid Table 7 Colorful Accent 4" w:uiPriority="52"/>
-    <w:lsdException w:name="Grid Table 1 Light Accent 5" w:uiPriority="46"/>
-    <w:lsdException w:name="Grid Table 2 Accent 5" w:uiPriority="47"/>
-    <w:lsdException w:name="Grid Table 3 Accent 5" w:uiPriority="48"/>
-    <w:lsdException w:name="Grid Table 4 Accent 5" w:uiPriority="49"/>
-    <w:lsdException w:name="Grid Table 5 Dark Accent 5" w:uiPriority="50"/>
-    <w:lsdException w:name="Grid Table 6 Colorful Accent 5" w:uiPriority="51"/>
-    <w:lsdException w:name="Grid Table 7 Colorful Accent 5" w:uiPriority="52"/>
-    <w:lsdException w:name="Grid Table 1 Light Accent 6" w:uiPriority="46"/>
-    <w:lsdException w:name="Grid Table 2 Accent 6" w:uiPriority="47"/>
-    <w:lsdException w:name="Grid Table 3 Accent 6" w:uiPriority="48"/>
-    <w:lsdException w:name="Grid Table 4 Accent 6" w:uiPriority="49"/>
-    <w:lsdException w:name="Grid Table 5 Dark Accent 6" w:uiPriority="50"/>
-    <w:lsdException w:name="Grid Table 6 Colorful Accent 6" w:uiPriority="51"/>
-    <w:lsdException w:name="Grid Table 7 Colorful Accent 6" w:uiPriority="52"/>
-    <w:lsdException w:name="List Table 1 Light" w:uiPriority="46"/>
-    <w:lsdException w:name="List Table 2" w:uiPriority="47"/>
-    <w:lsdException w:name="List Table 3" w:uiPriority="48"/>
-    <w:lsdException w:name="List Table 4" w:uiPriority="49"/>
-    <w:lsdException w:name="List Table 5 Dark" w:uiPriority="50"/>
-    <w:lsdException w:name="List Table 6 Colorful" w:uiPriority="51"/>
-    <w:lsdException w:name="List Table 7 Colorful" w:uiPriority="52"/>
-    <w:lsdException w:name="List Table 1 Light Accent 1" w:uiPriority="46"/>
-    <w:lsdException w:name="List Table 2 Accent 1" w:uiPriority="47"/>
-    <w:lsdException w:name="List Table 3 Accent 1" w:uiPriority="48"/>
-    <w:lsdException w:name="List Table 4 Accent 1" w:uiPriority="49"/>
-    <w:lsdException w:name="List Table 5 Dark Accent 1" w:uiPriority="50"/>
-    <w:lsdException w:name="List Table 6 Colorful Accent 1" w:uiPriority="51"/>
-    <w:lsdException w:name="List Table 7 Colorful Accent 1" w:uiPriority="52"/>
-    <w:lsdException w:name="List Table 1 Light Accent 2" w:uiPriority="46"/>
-    <w:lsdException w:name="List Table 2 Accent 2" w:uiPriority="47"/>
-    <w:lsdException w:name="List Table 3 Accent 2" w:uiPriority="48"/>
-    <w:lsdException w:name="List Table 4 Accent 2" w:uiPriority="49"/>
-    <w:lsdException w:name="List Table 5 Dark Accent 2" w:uiPriority="50"/>
-    <w:lsdException w:name="List Table 6 Colorful Accent 2" w:uiPriority="51"/>
-    <w:lsdException w:name="List Table 7 Colorful Accent 2" w:uiPriority="52"/>
-    <w:lsdException w:name="List Table 1 Light Accent 3" w:uiPriority="46"/>
-    <w:lsdException w:name="List Table 2 Accent 3" w:uiPriority="47"/>
-    <w:lsdException w:name="List Table 3 Accent 3" w:uiPriority="48"/>
-    <w:lsdException w:name="List Table 4 Accent 3" w:uiPriority="49"/>
-    <w:lsdException w:name="List Table 5 Dark Accent 3" w:uiPriority="50"/>
-    <w:lsdException w:name="List Table 6 Colorful Accent 3" w:uiPriority="51"/>
-    <w:lsdException w:name="List Table 7 Colorful Accent 3" w:uiPriority="52"/>
-    <w:lsdException w:name="List Table 1 Light Accent 4" w:uiPriority="46"/>
-    <w:lsdException w:name="List Table 2 Accent 4" w:uiPriority="47"/>
-    <w:lsdException w:name="List Table 3 Accent 4" w:uiPriority="48"/>
-    <w:lsdException w:name="List Table 4 Accent 4" w:uiPriority="49"/>
-    <w:lsdException w:name="List Table 5 Dark Accent 4" w:uiPriority="50"/>
-    <w:lsdException w:name="List Table 6 Colorful Accent 4" w:uiPriority="51"/>
-    <w:lsdException w:name="List Table 7 Colorful Accent 4" w:uiPriority="52"/>
-    <w:lsdException w:name="List Table 1 Light Accent 5" w:uiPriority="46"/>
-    <w:lsdException w:name="List Table 2 Accent 5" w:uiPriority="47"/>
-    <w:lsdException w:name="List Table 3 Accent 5" w:uiPriority="48"/>
-    <w:lsdException w:name="List Table 4 Accent 5" w:uiPriority="49"/>
-    <w:lsdException w:name="List Table 5 Dark Accent 5" w:uiPriority="50"/>
-    <w:lsdException w:name="List Table 6 Colorful Accent 5" w:uiPriority="51"/>
-    <w:lsdException w:name="List Table 7 Colorful Accent 5" w:uiPriority="52"/>
-    <w:lsdException w:name="List Table 1 Light Accent 6" w:uiPriority="46"/>
-    <w:lsdException w:name="List Table 2 Accent 6" w:uiPriority="47"/>
-    <w:lsdException w:name="List Table 3 Accent 6" w:uiPriority="48"/>
-    <w:lsdException w:name="List Table 4 Accent 6" w:uiPriority="49"/>
-    <w:lsdException w:name="List Table 5 Dark Accent 6" w:uiPriority="50"/>
-    <w:lsdException w:name="List Table 6 Colorful Accent 6" w:uiPriority="51"/>
-    <w:lsdException w:name="List Table 7 Colorful Accent 6" w:uiPriority="52"/>
-    <w:lsdException w:name="Mention" w:semiHidden="1" w:unhideWhenUsed="1"/>
-    <w:lsdException w:name="Smart Hyperlink" w:semiHidden="1" w:unhideWhenUsed="1"/>
-    <w:lsdException w:name="Hashtag" w:semiHidden="1" w:unhideWhenUsed="1"/>
-    <w:lsdException w:name="Unresolved Mention" w:semiHidden="1" w:unhideWhenUsed="1"/>
+  <w:latentStyles w:defLockedState="0" w:defUIPriority="99" w:defSemiHidden="1" w:defUnhideWhenUsed="1" w:defQFormat="0" w:count="267">
+    <w:lsdException w:name="Normal" w:semiHidden="0" w:uiPriority="0" w:unhideWhenUsed="0" w:qFormat="1"/>
+    <w:lsdException w:name="heading 1" w:semiHidden="0" w:uiPriority="9" w:unhideWhenUsed="0" w:qFormat="1"/>
+    <w:lsdException w:name="heading 2" w:uiPriority="9" w:qFormat="1"/>
+    <w:lsdException w:name="heading 3" w:uiPriority="9" w:qFormat="1"/>
+    <w:lsdException w:name="heading 4" w:uiPriority="9" w:qFormat="1"/>
+    <w:lsdException w:name="heading 5" w:uiPriority="9" w:qFormat="1"/>
+    <w:lsdException w:name="heading 6" w:uiPriority="9" w:qFormat="1"/>
+    <w:lsdException w:name="heading 7" w:uiPriority="9" w:qFormat="1"/>
+    <w:lsdException w:name="heading 8" w:uiPriority="9" w:qFormat="1"/>
+    <w:lsdException w:name="heading 9" w:uiPriority="9" w:qFormat="1"/>
+    <w:lsdException w:name="toc 1" w:uiPriority="39"/>
+    <w:lsdException w:name="toc 2" w:uiPriority="39"/>
+    <w:lsdException w:name="toc 3" w:uiPriority="39"/>
+    <w:lsdException w:name="toc 4" w:uiPriority="39"/>
+    <w:lsdException w:name="toc 5" w:uiPriority="39"/>
+    <w:lsdException w:name="toc 6" w:uiPriority="39"/>
+    <w:lsdException w:name="toc 7" w:uiPriority="39"/>
+    <w:lsdException w:name="toc 8" w:uiPriority="39"/>
+    <w:lsdException w:name="toc 9" w:uiPriority="39"/>
+    <w:lsdException w:name="caption" w:uiPriority="35" w:qFormat="1"/>
+    <w:lsdException w:name="Title" w:semiHidden="0" w:uiPriority="10" w:unhideWhenUsed="0" w:qFormat="1"/>
+    <w:lsdException w:name="Default Paragraph Font" w:uiPriority="1"/>
+    <w:lsdException w:name="Subtitle" w:semiHidden="0" w:uiPriority="11" w:unhideWhenUsed="0" w:qFormat="1"/>
+    <w:lsdException w:name="Strong" w:semiHidden="0" w:uiPriority="22" w:unhideWhenUsed="0" w:qFormat="1"/>
+    <w:lsdException w:name="Emphasis" w:semiHidden="0" w:uiPriority="20" w:unhideWhenUsed="0" w:qFormat="1"/>
+    <w:lsdException w:name="Table Grid" w:uiPriority="59"/>
+    <w:lsdException w:name="Placeholder Text" w:unhideWhenUsed="0"/>
+    <w:lsdException w:name="No Spacing" w:semiHidden="0" w:uiPriority="1" w:unhideWhenUsed="0" w:qFormat="1"/>
+    <w:lsdException w:name="Light Shading" w:semiHidden="0" w:uiPriority="60" w:unhideWhenUsed="0"/>
+    <w:lsdException w:name="Light List" w:semiHidden="0" w:uiPriority="61" w:unhideWhenUsed="0"/>
+    <w:lsdException w:name="Light Grid" w:semiHidden="0" w:uiPriority="62" w:unhideWhenUsed="0"/>
+    <w:lsdException w:name="Medium Shading 1" w:semiHidden="0" w:uiPriority="63" w:unhideWhenUsed="0"/>
+    <w:lsdException w:name="Medium Shading 2" w:semiHidden="0" w:uiPriority="64" w:unhideWhenUsed="0"/>
+    <w:lsdException w:name="Medium List 1" w:semiHidden="0" w:uiPriority="65" w:unhideWhenUsed="0"/>
+    <w:lsdException w:name="Medium List 2" w:semiHidden="0" w:uiPriority="66" w:unhideWhenUsed="0"/>
+    <w:lsdException w:name="Medium Grid 1" w:semiHidden="0" w:uiPriority="67" w:unhideWhenUsed="0"/>
+    <w:lsdException w:name="Medium Grid 2" w:semiHidden="0" w:uiPriority="68" w:unhideWhenUsed="0"/>
+    <w:lsdException w:name="Medium Grid 3" w:semiHidden="0" w:uiPriority="69" w:unhideWhenUsed="0"/>
+    <w:lsdException w:name="Dark List" w:semiHidden="0" w:uiPriority="70" w:unhideWhenUsed="0"/>
+    <w:lsdException w:name="Colorful Shading" w:semiHidden="0" w:uiPriority="71" w:unhideWhenUsed="0"/>
+    <w:lsdException w:name="Colorful List" w:semiHidden="0" w:uiPriority="72" w:unhideWhenUsed="0"/>
+    <w:lsdException w:name="Colorful Grid" w:semiHidden="0" w:uiPriority="73" w:unhideWhenUsed="0"/>
+    <w:lsdException w:name="Light Shading Accent 1" w:semiHidden="0" w:uiPriority="60" w:unhideWhenUsed="0"/>
+    <w:lsdException w:name="Light List Accent 1" w:semiHidden="0" w:uiPriority="61" w:unhideWhenUsed="0"/>
+    <w:lsdException w:name="Light Grid Accent 1" w:semiHidden="0" w:uiPriority="62" w:unhideWhenUsed="0"/>
+    <w:lsdException w:name="Medium Shading 1 Accent 1" w:semiHidden="0" w:uiPriority="63" w:unhideWhenUsed="0"/>
+    <w:lsdException w:name="Medium Shading 2 Accent 1" w:semiHidden="0" w:uiPriority="64" w:unhideWhenUsed="0"/>
+    <w:lsdException w:name="Medium List 1 Accent 1" w:semiHidden="0" w:uiPriority="65" w:unhideWhenUsed="0"/>
+    <w:lsdException w:name="Revision" w:unhideWhenUsed="0"/>
+    <w:lsdException w:name="List Paragraph" w:semiHidden="0" w:uiPriority="34" w:unhideWhenUsed="0" w:qFormat="1"/>
+    <w:lsdException w:name="Quote" w:semiHidden="0" w:uiPriority="29" w:unhideWhenUsed="0" w:qFormat="1"/>
+    <w:lsdException w:name="Intense Quote" w:semiHidden="0" w:uiPriority="30" w:unhideWhenUsed="0" w:qFormat="1"/>
+    <w:lsdException w:name="Medium List 2 Accent 1" w:semiHidden="0" w:uiPriority="66" w:unhideWhenUsed="0"/>
+    <w:lsdException w:name="Medium Grid 1 Accent 1" w:semiHidden="0" w:uiPriority="67" w:unhideWhenUsed="0"/>
+    <w:lsdException w:name="Medium Grid 2 Accent 1" w:semiHidden="0" w:uiPriority="68" w:unhideWhenUsed="0"/>
+    <w:lsdException w:name="Medium Grid 3 Accent 1" w:semiHidden="0" w:uiPriority="69" w:unhideWhenUsed="0"/>
+    <w:lsdException w:name="Dark List Accent 1" w:semiHidden="0" w:uiPriority="70" w:unhideWhenUsed="0"/>
+    <w:lsdException w:name="Colorful Shading Accent 1" w:semiHidden="0" w:uiPriority="71" w:unhideWhenUsed="0"/>
+    <w:lsdException w:name="Colorful List Accent 1" w:semiHidden="0" w:uiPriority="72" w:unhideWhenUsed="0"/>
+    <w:lsdException w:name="Colorful Grid Accent 1" w:semiHidden="0" w:uiPriority="73" w:unhideWhenUsed="0"/>
+    <w:lsdException w:name="Light Shading Accent 2" w:semiHidden="0" w:uiPriority="60" w:unhideWhenUsed="0"/>
+    <w:lsdException w:name="Light List Accent 2" w:semiHidden="0" w:uiPriority="61" w:unhideWhenUsed="0"/>
+    <w:lsdException w:name="Light Grid Accent 2" w:semiHidden="0" w:uiPriority="62" w:unhideWhenUsed="0"/>
+    <w:lsdException w:name="Medium Shading 1 Accent 2" w:semiHidden="0" w:uiPriority="63" w:unhideWhenUsed="0"/>
+    <w:lsdException w:name="Medium Shading 2 Accent 2" w:semiHidden="0" w:uiPriority="64" w:unhideWhenUsed="0"/>
+    <w:lsdException w:name="Medium List 1 Accent 2" w:semiHidden="0" w:uiPriority="65" w:unhideWhenUsed="0"/>
+    <w:lsdException w:name="Medium List 2 Accent 2" w:semiHidden="0" w:uiPriority="66" w:unhideWhenUsed="0"/>
+    <w:lsdException w:name="Medium Grid 1 Accent 2" w:semiHidden="0" w:uiPriority="67" w:unhideWhenUsed="0"/>
+    <w:lsdException w:name="Medium Grid 2 Accent 2" w:semiHidden="0" w:uiPriority="68" w:unhideWhenUsed="0"/>
+    <w:lsdException w:name="Medium Grid 3 Accent 2" w:semiHidden="0" w:uiPriority="69" w:unhideWhenUsed="0"/>
+    <w:lsdException w:name="Dark List Accent 2" w:semiHidden="0" w:uiPriority="70" w:unhideWhenUsed="0"/>
+    <w:lsdException w:name="Colorful Shading Accent 2" w:semiHidden="0" w:uiPriority="71" w:unhideWhenUsed="0"/>
+    <w:lsdException w:name="Colorful List Accent 2" w:semiHidden="0" w:uiPriority="72" w:unhideWhenUsed="0"/>
+    <w:lsdException w:name="Colorful Grid Accent 2" w:semiHidden="0" w:uiPriority="73" w:unhideWhenUsed="0"/>
+    <w:lsdException w:name="Light Shading Accent 3" w:semiHidden="0" w:uiPriority="60" w:unhideWhenUsed="0"/>
+    <w:lsdException w:name="Light List Accent 3" w:semiHidden="0" w:uiPriority="61" w:unhideWhenUsed="0"/>
+    <w:lsdException w:name="Light Grid Accent 3" w:semiHidden="0" w:uiPriority="62" w:unhideWhenUsed="0"/>
+    <w:lsdException w:name="Medium Shading 1 Accent 3" w:semiHidden="0" w:uiPriority="63" w:unhideWhenUsed="0"/>
+    <w:lsdException w:name="Medium Shading 2 Accent 3" w:semiHidden="0" w:uiPriority="64" w:unhideWhenUsed="0"/>
+    <w:lsdException w:name="Medium List 1 Accent 3" w:semiHidden="0" w:uiPriority="65" w:unhideWhenUsed="0"/>
+    <w:lsdException w:name="Medium List 2 Accent 3" w:semiHidden="0" w:uiPriority="66" w:unhideWhenUsed="0"/>
+    <w:lsdException w:name="Medium Grid 1 Accent 3" w:semiHidden="0" w:uiPriority="67" w:unhideWhenUsed="0"/>
+    <w:lsdException w:name="Medium Grid 2 Accent 3" w:semiHidden="0" w:uiPriority="68" w:unhideWhenUsed="0"/>
+    <w:lsdException w:name="Medium Grid 3 Accent 3" w:semiHidden="0" w:uiPriority="69" w:unhideWhenUsed="0"/>
+    <w:lsdException w:name="Dark List Accent 3" w:semiHidden="0" w:uiPriority="70" w:unhideWhenUsed="0"/>
+    <w:lsdException w:name="Colorful Shading Accent 3" w:semiHidden="0" w:uiPriority="71" w:unhideWhenUsed="0"/>
+    <w:lsdException w:name="Colorful List Accent 3" w:semiHidden="0" w:uiPriority="72" w:unhideWhenUsed="0"/>
+    <w:lsdException w:name="Colorful Grid Accent 3" w:semiHidden="0" w:uiPriority="73" w:unhideWhenUsed="0"/>
+    <w:lsdException w:name="Light Shading Accent 4" w:semiHidden="0" w:uiPriority="60" w:unhideWhenUsed="0"/>
+    <w:lsdException w:name="Light List Accent 4" w:semiHidden="0" w:uiPriority="61" w:unhideWhenUsed="0"/>
+    <w:lsdException w:name="Light Grid Accent 4" w:semiHidden="0" w:uiPriority="62" w:unhideWhenUsed="0"/>
+    <w:lsdException w:name="Medium Shading 1 Accent 4" w:semiHidden="0" w:uiPriority="63" w:unhideWhenUsed="0"/>
+    <w:lsdException w:name="Medium Shading 2 Accent 4" w:semiHidden="0" w:uiPriority="64" w:unhideWhenUsed="0"/>
+    <w:lsdException w:name="Medium List 1 Accent 4" w:semiHidden="0" w:uiPriority="65" w:unhideWhenUsed="0"/>
+    <w:lsdException w:name="Medium List 2 Accent 4" w:semiHidden="0" w:uiPriority="66" w:unhideWhenUsed="0"/>
+    <w:lsdException w:name="Medium Grid 1 Accent 4" w:semiHidden="0" w:uiPriority="67" w:unhideWhenUsed="0"/>
+    <w:lsdException w:name="Medium Grid 2 Accent 4" w:semiHidden="0" w:uiPriority="68" w:unhideWhenUsed="0"/>
+    <w:lsdException w:name="Medium Grid 3 Accent 4" w:semiHidden="0" w:uiPriority="69" w:unhideWhenUsed="0"/>
+    <w:lsdException w:name="Dark List Accent 4" w:semiHidden="0" w:uiPriority="70" w:unhideWhenUsed="0"/>
+    <w:lsdException w:name="Colorful Shading Accent 4" w:semiHidden="0" w:uiPriority="71" w:unhideWhenUsed="0"/>
+    <w:lsdException w:name="Colorful List Accent 4" w:semiHidden="0" w:uiPriority="72" w:unhideWhenUsed="0"/>
+    <w:lsdException w:name="Colorful Grid Accent 4" w:semiHidden="0" w:uiPriority="73" w:unhideWhenUsed="0"/>
+    <w:lsdException w:name="Light Shading Accent 5" w:semiHidden="0" w:uiPriority="60" w:unhideWhenUsed="0"/>
+    <w:lsdException w:name="Light List Accent 5" w:semiHidden="0" w:uiPriority="61" w:unhideWhenUsed="0"/>
+    <w:lsdException w:name="Light Grid Accent 5" w:semiHidden="0" w:uiPriority="62" w:unhideWhenUsed="0"/>
+    <w:lsdException w:name="Medium Shading 1 Accent 5" w:semiHidden="0" w:uiPriority="63" w:unhideWhenUsed="0"/>
+    <w:lsdException w:name="Medium Shading 2 Accent 5" w:semiHidden="0" w:uiPriority="64" w:unhideWhenUsed="0"/>
+    <w:lsdException w:name="Medium List 1 Accent 5" w:semiHidden="0" w:uiPriority="65" w:unhideWhenUsed="0"/>
+    <w:lsdException w:name="Medium List 2 Accent 5" w:semiHidden="0" w:uiPriority="66" w:unhideWhenUsed="0"/>
+    <w:lsdException w:name="Medium Grid 1 Accent 5" w:semiHidden="0" w:uiPriority="67" w:unhideWhenUsed="0"/>
+    <w:lsdException w:name="Medium Grid 2 Accent 5" w:semiHidden="0" w:uiPriority="68" w:unhideWhenUsed="0"/>
+    <w:lsdException w:name="Medium Grid 3 Accent 5" w:semiHidden="0" w:uiPriority="69" w:unhideWhenUsed="0"/>
+    <w:lsdException w:name="Dark List Accent 5" w:semiHidden="0" w:uiPriority="70" w:unhideWhenUsed="0"/>
+    <w:lsdException w:name="Colorful Shading Accent 5" w:semiHidden="0" w:uiPriority="71" w:unhideWhenUsed="0"/>
+    <w:lsdException w:name="Colorful List Accent 5" w:semiHidden="0" w:uiPriority="72" w:unhideWhenUsed="0"/>
+    <w:lsdException w:name="Colorful Grid Accent 5" w:semiHidden="0" w:uiPriority="73" w:unhideWhenUsed="0"/>
+    <w:lsdException w:name="Light Shading Accent 6" w:semiHidden="0" w:uiPriority="60" w:unhideWhenUsed="0"/>
+    <w:lsdException w:name="Light List Accent 6" w:semiHidden="0" w:uiPriority="61" w:unhideWhenUsed="0"/>
+    <w:lsdException w:name="Light Grid Accent 6" w:semiHidden="0" w:uiPriority="62" w:unhideWhenUsed="0"/>
+    <w:lsdException w:name="Medium Shading 1 Accent 6" w:semiHidden="0" w:uiPriority="63" w:unhideWhenUsed="0"/>
+    <w:lsdException w:name="Medium Shading 2 Accent 6" w:semiHidden="0" w:uiPriority="64" w:unhideWhenUsed="0"/>
+    <w:lsdException w:name="Medium List 1 Accent 6" w:semiHidden="0" w:uiPriority="65" w:unhideWhenUsed="0"/>
+    <w:lsdException w:name="Medium List 2 Accent 6" w:semiHidden="0" w:uiPriority="66" w:unhideWhenUsed="0"/>
+    <w:lsdException w:name="Medium Grid 1 Accent 6" w:semiHidden="0" w:uiPriority="67" w:unhideWhenUsed="0"/>
+    <w:lsdException w:name="Medium Grid 2 Accent 6" w:semiHidden="0" w:uiPriority="68" w:unhideWhenUsed="0"/>
+    <w:lsdException w:name="Medium Grid 3 Accent 6" w:semiHidden="0" w:uiPriority="69" w:unhideWhenUsed="0"/>
+    <w:lsdException w:name="Dark List Accent 6" w:semiHidden="0" w:uiPriority="70" w:unhideWhenUsed="0"/>
+    <w:lsdException w:name="Colorful Shading Accent 6" w:semiHidden="0" w:uiPriority="71" w:unhideWhenUsed="0"/>
+    <w:lsdException w:name="Colorful List Accent 6" w:semiHidden="0" w:uiPriority="72" w:unhideWhenUsed="0"/>
+    <w:lsdException w:name="Colorful Grid Accent 6" w:semiHidden="0" w:uiPriority="73" w:unhideWhenUsed="0"/>
+    <w:lsdException w:name="Subtle Emphasis" w:semiHidden="0" w:uiPriority="19" w:unhideWhenUsed="0" w:qFormat="1"/>
+    <w:lsdException w:name="Intense Emphasis" w:semiHidden="0" w:uiPriority="21" w:unhideWhenUsed="0" w:qFormat="1"/>
+    <w:lsdException w:name="Subtle Reference" w:semiHidden="0" w:uiPriority="31" w:unhideWhenUsed="0" w:qFormat="1"/>
+    <w:lsdException w:name="Intense Reference" w:semiHidden="0" w:uiPriority="32" w:unhideWhenUsed="0" w:qFormat="1"/>
+    <w:lsdException w:name="Book Title" w:semiHidden="0" w:uiPriority="33" w:unhideWhenUsed="0" w:qFormat="1"/>
+    <w:lsdException w:name="Bibliography" w:uiPriority="37"/>
+    <w:lsdException w:name="TOC Heading" w:uiPriority="39" w:qFormat="1"/>
+  </w:latentStyles>
+  <w:style w:type="paragraph" w:default="1" w:styleId="a">
+    <w:name w:val="Normal"/>
+    <w:qFormat/>
+    <w:rsid w:val="00BD1CA5"/>
+  </w:style>
+  <w:style w:type="paragraph" w:styleId="2">
+    <w:name w:val="heading 2"/>
+    <w:basedOn w:val="a"/>
+    <w:link w:val="20"/>
+    <w:uiPriority w:val="9"/>
+    <w:qFormat/>
+    <w:rsid w:val="00BD1CA5"/>
+    <w:pPr>
+      <w:spacing w:before="100" w:beforeAutospacing="1" w:after="100" w:afterAutospacing="1"/>
+      <w:outlineLvl w:val="1"/>
+    </w:pPr>
+    <w:rPr>
+      <w:rFonts w:ascii="新細明體" w:eastAsia="新細明體" w:hAnsi="新細明體" w:cs="新細明體"/>
+      <w:b/>
+      <w:bCs/>
+      <w:kern w:val="0"/>
+      <w:sz w:val="36"/>
+      <w:szCs w:val="36"/>
+    </w:rPr>
+  </w:style>
+  <w:style w:type="paragraph" w:styleId="3">
+    <w:name w:val="heading 3"/>
+    <w:basedOn w:val="a"/>
+    <w:link w:val="30"/>
+    <w:uiPriority w:val="9"/>
+    <w:qFormat/>
+    <w:rsid w:val="00BD1CA5"/>
+    <w:pPr>
+      <w:spacing w:before="100" w:beforeAutospacing="1" w:after="100" w:afterAutospacing="1"/>
+      <w:outlineLvl w:val="2"/>
+    </w:pPr>
+    <w:rPr>
+      <w:rFonts w:ascii="新細明體" w:eastAsia="新細明體" w:hAnsi="新細明體" w:cs="新細明體"/>
+      <w:b/>
+      <w:bCs/>
+      <w:kern w:val="0"/>
+      <w:sz w:val="27"/>
+      <w:szCs w:val="27"/>
+    </w:rPr>
+  </w:style>
+  <w:style w:type="paragraph" w:styleId="5">
+    <w:name w:val="heading 5"/>
+    <w:basedOn w:val="a"/>
+    <w:link w:val="50"/>
+    <w:uiPriority w:val="9"/>
+    <w:qFormat/>
+    <w:rsid w:val="00BD1CA5"/>
+    <w:pPr>
+      <w:spacing w:before="100" w:beforeAutospacing="1" w:after="100" w:afterAutospacing="1"/>
+      <w:outlineLvl w:val="4"/>
+    </w:pPr>
+    <w:rPr>
+      <w:rFonts w:ascii="新細明體" w:eastAsia="新細明體" w:hAnsi="新細明體" w:cs="新細明體"/>
+      <w:b/>
+      <w:bCs/>
+      <w:kern w:val="0"/>
+      <w:sz w:val="20"/>
+      <w:szCs w:val="20"/>
+    </w:rPr>
+  </w:style>
+  <w:style w:type="paragraph" w:styleId="6">
+    <w:name w:val="heading 6"/>
+    <w:basedOn w:val="a"/>
+    <w:link w:val="60"/>
+    <w:uiPriority w:val="9"/>
+    <w:qFormat/>
+    <w:rsid w:val="00BD1CA5"/>
+    <w:pPr>
+      <w:spacing w:before="100" w:beforeAutospacing="1" w:after="100" w:afterAutospacing="1"/>
+      <w:outlineLvl w:val="5"/>
+    </w:pPr>
+    <w:rPr>
+      <w:rFonts w:ascii="新細明體" w:eastAsia="新細明體" w:hAnsi="新細明體" w:cs="新細明體"/>
+      <w:b/>
+      <w:bCs/>
+      <w:kern w:val="0"/>
+      <w:sz w:val="15"/>
+      <w:szCs w:val="15"/>
+    </w:rPr>
+  </w:style>
+  <w:style w:type="character" w:default="1" w:styleId="a0">
+    <w:name w:val="Default Paragraph Font"/>
+    <w:uiPriority w:val="1"/>
+    <w:semiHidden/>
+    <w:unhideWhenUsed/>
+  </w:style>
+  <w:style w:type="table" w:default="1" w:styleId="a1">
+    <w:name w:val="Normal Table"/>
+    <w:uiPriority w:val="99"/>
+    <w:semiHidden/>
+    <w:unhideWhenUsed/>
+    <w:tblPr>
+      <w:tblInd w:w="0" w:type="dxa"/>
+      <w:tblCellMar>
+        <w:top w:w="0" w:type="dxa"/>
+        <w:left w:w="108" w:type="dxa"/>
+        <w:bottom w:w="0" w:type="dxa"/>
+        <w:right w:w="108" w:type="dxa"/>
+      </w:tblCellMar>
+    </w:tblPr>
+  </w:style>
+  <w:style w:type="numbering" w:default="1" w:styleId="a2">
+    <w:name w:val="No List"/>
+    <w:uiPriority w:val="99"/>
+    <w:semiHidden/>
+    <w:unhideWhenUsed/>
+  </w:style>
+  <w:style w:type="character" w:customStyle="1" w:styleId="20">
+    <w:name w:val="標題 2 字元"/>
+    <w:basedOn w:val="a0"/>
+    <w:link w:val="2"/>
+    <w:uiPriority w:val="9"/>
+    <w:rsid w:val="00BD1CA5"/>
+    <w:rPr>
+      <w:rFonts w:ascii="新細明體" w:eastAsia="新細明體" w:hAnsi="新細明體" w:cs="新細明體"/>
+      <w:b/>
+      <w:bCs/>
+      <w:kern w:val="0"/>
+      <w:sz w:val="36"/>
+      <w:szCs w:val="36"/>
+    </w:rPr>
+  </w:style>
+  <w:style w:type="character" w:customStyle="1" w:styleId="30">
+    <w:name w:val="標題 3 字元"/>
+    <w:basedOn w:val="a0"/>
+    <w:link w:val="3"/>
+    <w:uiPriority w:val="9"/>
+    <w:rsid w:val="00BD1CA5"/>
+    <w:rPr>
+      <w:rFonts w:ascii="新細明體" w:eastAsia="新細明體" w:hAnsi="新細明體" w:cs="新細明體"/>
+      <w:b/>
+      <w:bCs/>
+      <w:kern w:val="0"/>
+      <w:sz w:val="27"/>
+      <w:szCs w:val="27"/>
+    </w:rPr>
+  </w:style>
+  <w:style w:type="character" w:customStyle="1" w:styleId="50">
+    <w:name w:val="標題 5 字元"/>
+    <w:basedOn w:val="a0"/>
+    <w:link w:val="5"/>
+    <w:uiPriority w:val="9"/>
+    <w:rsid w:val="00BD1CA5"/>
+    <w:rPr>
+      <w:rFonts w:ascii="新細明體" w:eastAsia="新細明體" w:hAnsi="新細明體" w:cs="新細明體"/>
+      <w:b/>
+      <w:bCs/>
+      <w:kern w:val="0"/>
+      <w:sz w:val="20"/>
+      <w:szCs w:val="20"/>
+    </w:rPr>
+  </w:style>
+  <w:style w:type="character" w:customStyle="1" w:styleId="60">
+    <w:name w:val="標題 6 字元"/>
+    <w:basedOn w:val="a0"/>
+    <w:link w:val="6"/>
+    <w:uiPriority w:val="9"/>
+    <w:rsid w:val="00BD1CA5"/>
+    <w:rPr>
+      <w:rFonts w:ascii="新細明體" w:eastAsia="新細明體" w:hAnsi="新細明體" w:cs="新細明體"/>
+      <w:b/>
+      <w:bCs/>
+      <w:kern w:val="0"/>
+      <w:sz w:val="15"/>
+      <w:szCs w:val="15"/>
+    </w:rPr>
+  </w:style>
+  <w:style w:type="character" w:styleId="a3">
+    <w:name w:val="Strong"/>
+    <w:basedOn w:val="a0"/>
+    <w:uiPriority w:val="22"/>
+    <w:qFormat/>
+    <w:rsid w:val="00BD1CA5"/>
+    <w:rPr>
+      <w:b/>
+      <w:bCs/>
+    </w:rPr>
+  </w:style>
+  <w:style w:type="character" w:styleId="a4">
+    <w:name w:val="Emphasis"/>
+    <w:basedOn w:val="a0"/>
+    <w:uiPriority w:val="20"/>
+    <w:qFormat/>
+    <w:rsid w:val="00BD1CA5"/>
+    <w:rPr>
+      <w:i/>
+      <w:iCs/>
+    </w:rPr>
+  </w:style>
+  <w:style w:type="character" w:customStyle="1" w:styleId="ng-star-inserted">
+    <w:name w:val="ng-star-inserted"/>
+    <w:basedOn w:val="a0"/>
+    <w:rsid w:val="004D4732"/>
+  </w:style>
+  <w:style w:type="paragraph" w:styleId="HTML">
+    <w:name w:val="HTML Preformatted"/>
+    <w:basedOn w:val="a"/>
+    <w:link w:val="HTML0"/>
+    <w:uiPriority w:val="99"/>
+    <w:unhideWhenUsed/>
+    <w:rsid w:val="004D4732"/>
+    <w:pPr>
+      <w:tabs>
+        <w:tab w:val="left" w:pos="916"/>
+        <w:tab w:val="left" w:pos="1832"/>
+        <w:tab w:val="left" w:pos="2748"/>
+        <w:tab w:val="left" w:pos="3664"/>
+        <w:tab w:val="left" w:pos="4580"/>
+        <w:tab w:val="left" w:pos="5496"/>
+        <w:tab w:val="left" w:pos="6412"/>
+        <w:tab w:val="left" w:pos="7328"/>
+        <w:tab w:val="left" w:pos="8244"/>
+        <w:tab w:val="left" w:pos="9160"/>
+        <w:tab w:val="left" w:pos="10076"/>
+        <w:tab w:val="left" w:pos="10992"/>
+        <w:tab w:val="left" w:pos="11908"/>
+        <w:tab w:val="left" w:pos="12824"/>
+        <w:tab w:val="left" w:pos="13740"/>
+        <w:tab w:val="left" w:pos="14656"/>
+      </w:tabs>
+      <w:spacing w:line="240" w:lineRule="auto"/>
+    </w:pPr>
+    <w:rPr>
+      <w:rFonts w:ascii="細明體" w:eastAsia="細明體" w:hAnsi="細明體" w:cs="細明體"/>
+      <w:kern w:val="0"/>
+    </w:rPr>
+  </w:style>
+  <w:style w:type="character" w:customStyle="1" w:styleId="HTML0">
+    <w:name w:val="HTML 預設格式 字元"/>
+    <w:basedOn w:val="a0"/>
+    <w:link w:val="HTML"/>
+    <w:uiPriority w:val="99"/>
+    <w:rsid w:val="004D4732"/>
+    <w:rPr>
+      <w:rFonts w:ascii="細明體" w:eastAsia="細明體" w:hAnsi="細明體" w:cs="細明體"/>
+      <w:kern w:val="0"/>
+    </w:rPr>
+  </w:style>
+  <w:style w:type="character" w:styleId="HTML1">
+    <w:name w:val="HTML Code"/>
+    <w:basedOn w:val="a0"/>
+    <w:uiPriority w:val="99"/>
+    <w:semiHidden/>
+    <w:unhideWhenUsed/>
+    <w:rsid w:val="004D4732"/>
+    <w:rPr>
+      <w:rFonts w:ascii="細明體" w:eastAsia="細明體" w:hAnsi="細明體" w:cs="細明體"/>
+      <w:sz w:val="24"/>
+      <w:szCs w:val="24"/>
+    </w:rPr>
+  </w:style>
+  <w:style w:type="paragraph" w:styleId="a5">
+    <w:name w:val="List Paragraph"/>
+    <w:basedOn w:val="a"/>
+    <w:uiPriority w:val="34"/>
+    <w:qFormat/>
+    <w:rsid w:val="00B67356"/>
+    <w:pPr>
+      <w:ind w:leftChars="200" w:left="480"/>
+    </w:pPr>
+  </w:style>
+  <w:style w:type="character" w:customStyle="1" w:styleId="e">
+    <w:name w:val="ͼe"/>
+    <w:basedOn w:val="a0"/>
+    <w:rsid w:val="00DE66E2"/>
+  </w:style>
+  <w:style w:type="paragraph" w:styleId="a6">
+    <w:name w:val="header"/>
+    <w:basedOn w:val="a"/>
+    <w:link w:val="a7"/>
+    <w:uiPriority w:val="99"/>
+    <w:unhideWhenUsed/>
+    <w:rsid w:val="002B4784"/>
+    <w:pPr>
+      <w:tabs>
+        <w:tab w:val="center" w:pos="4153"/>
+        <w:tab w:val="right" w:pos="8306"/>
+      </w:tabs>
+      <w:snapToGrid w:val="0"/>
+    </w:pPr>
+    <w:rPr>
+      <w:sz w:val="20"/>
+      <w:szCs w:val="20"/>
+    </w:rPr>
+  </w:style>
+  <w:style w:type="character" w:customStyle="1" w:styleId="a7">
+    <w:name w:val="頁首 字元"/>
+    <w:basedOn w:val="a0"/>
+    <w:link w:val="a6"/>
+    <w:uiPriority w:val="99"/>
+    <w:rsid w:val="002B4784"/>
+    <w:rPr>
+      <w:sz w:val="20"/>
+      <w:szCs w:val="20"/>
+    </w:rPr>
+  </w:style>
+  <w:style w:type="paragraph" w:styleId="a8">
+    <w:name w:val="footer"/>
+    <w:basedOn w:val="a"/>
+    <w:link w:val="a9"/>
+    <w:uiPriority w:val="99"/>
+    <w:unhideWhenUsed/>
+    <w:rsid w:val="002B4784"/>
+    <w:pPr>
+      <w:tabs>
+        <w:tab w:val="center" w:pos="4153"/>
+        <w:tab w:val="right" w:pos="8306"/>
+      </w:tabs>
+      <w:snapToGrid w:val="0"/>
+    </w:pPr>
+    <w:rPr>
+      <w:sz w:val="20"/>
+      <w:szCs w:val="20"/>
+    </w:rPr>
+  </w:style>
+  <w:style w:type="character" w:customStyle="1" w:styleId="a9">
+    <w:name w:val="頁尾 字元"/>
+    <w:basedOn w:val="a0"/>
+    <w:link w:val="a8"/>
+    <w:uiPriority w:val="99"/>
+    <w:rsid w:val="002B4784"/>
+    <w:rPr>
+      <w:sz w:val="20"/>
+      <w:szCs w:val="20"/>
+    </w:rPr>
+  </w:style>
+</w:styles>
+</file>
+
+<file path=word/stylesWithEffects.xml><?xml version="1.0" encoding="utf-8"?>
+<w:styles xmlns:wpc="http://schemas.microsoft.com/office/word/2010/wordprocessingCanvas" xmlns:mc="http://schemas.openxmlformats.org/markup-compatibility/2006" xmlns:o="urn:schemas-microsoft-com:office:office" xmlns:r="http://schemas.openxmlformats.org/officeDocument/2006/relationships" xmlns:m="http://schemas.openxmlformats.org/officeDocument/2006/math" xmlns:v="urn:schemas-microsoft-com:vml" xmlns:wp14="http://schemas.microsoft.com/office/word/2010/wordprocessingDrawing" xmlns:wp="http://schemas.openxmlformats.org/drawingml/2006/wordprocessingDrawing" xmlns:w10="urn:schemas-microsoft-com:office:word" xmlns:w="http://schemas.openxmlformats.org/wordprocessingml/2006/main" xmlns:w14="http://schemas.microsoft.com/office/word/2010/wordml" xmlns:wpg="http://schemas.microsoft.com/office/word/2010/wordprocessingGroup" xmlns:wpi="http://schemas.microsoft.com/office/word/2010/wordprocessingInk" xmlns:wne="http://schemas.microsoft.com/office/word/2006/wordml" xmlns:wps="http://schemas.microsoft.com/office/word/2010/wordprocessingShape" mc:Ignorable="w14 wp14">
+  <w:docDefaults>
+    <w:rPrDefault>
+      <w:rPr>
+        <w:rFonts w:asciiTheme="minorHAnsi" w:eastAsiaTheme="minorEastAsia" w:hAnsiTheme="minorHAnsi" w:cstheme="minorBidi"/>
+        <w:kern w:val="2"/>
+        <w:sz w:val="24"/>
+        <w:szCs w:val="24"/>
+        <w:lang w:val="en-US" w:eastAsia="zh-TW" w:bidi="ar-SA"/>
+      </w:rPr>
+    </w:rPrDefault>
+    <w:pPrDefault>
+      <w:pPr>
+        <w:spacing w:line="240" w:lineRule="atLeast"/>
+      </w:pPr>
+    </w:pPrDefault>
+  </w:docDefaults>
+  <w:latentStyles w:defLockedState="0" w:defUIPriority="99" w:defSemiHidden="1" w:defUnhideWhenUsed="1" w:defQFormat="0" w:count="267">
+    <w:lsdException w:name="Normal" w:semiHidden="0" w:uiPriority="0" w:unhideWhenUsed="0" w:qFormat="1"/>
+    <w:lsdException w:name="heading 1" w:semiHidden="0" w:uiPriority="9" w:unhideWhenUsed="0" w:qFormat="1"/>
+    <w:lsdException w:name="heading 2" w:uiPriority="9" w:qFormat="1"/>
+    <w:lsdException w:name="heading 3" w:uiPriority="9" w:qFormat="1"/>
+    <w:lsdException w:name="heading 4" w:uiPriority="9" w:qFormat="1"/>
+    <w:lsdException w:name="heading 5" w:uiPriority="9" w:qFormat="1"/>
+    <w:lsdException w:name="heading 6" w:uiPriority="9" w:qFormat="1"/>
+    <w:lsdException w:name="heading 7" w:uiPriority="9" w:qFormat="1"/>
+    <w:lsdException w:name="heading 8" w:uiPriority="9" w:qFormat="1"/>
+    <w:lsdException w:name="heading 9" w:uiPriority="9" w:qFormat="1"/>
+    <w:lsdException w:name="toc 1" w:uiPriority="39"/>
+    <w:lsdException w:name="toc 2" w:uiPriority="39"/>
+    <w:lsdException w:name="toc 3" w:uiPriority="39"/>
+    <w:lsdException w:name="toc 4" w:uiPriority="39"/>
+    <w:lsdException w:name="toc 5" w:uiPriority="39"/>
+    <w:lsdException w:name="toc 6" w:uiPriority="39"/>
+    <w:lsdException w:name="toc 7" w:uiPriority="39"/>
+    <w:lsdException w:name="toc 8" w:uiPriority="39"/>
+    <w:lsdException w:name="toc 9" w:uiPriority="39"/>
+    <w:lsdException w:name="caption" w:uiPriority="35" w:qFormat="1"/>
+    <w:lsdException w:name="Title" w:semiHidden="0" w:uiPriority="10" w:unhideWhenUsed="0" w:qFormat="1"/>
+    <w:lsdException w:name="Default Paragraph Font" w:uiPriority="1"/>
+    <w:lsdException w:name="Subtitle" w:semiHidden="0" w:uiPriority="11" w:unhideWhenUsed="0" w:qFormat="1"/>
+    <w:lsdException w:name="Strong" w:semiHidden="0" w:uiPriority="22" w:unhideWhenUsed="0" w:qFormat="1"/>
+    <w:lsdException w:name="Emphasis" w:semiHidden="0" w:uiPriority="20" w:unhideWhenUsed="0" w:qFormat="1"/>
+    <w:lsdException w:name="Table Grid" w:uiPriority="59"/>
+    <w:lsdException w:name="Placeholder Text" w:unhideWhenUsed="0"/>
+    <w:lsdException w:name="No Spacing" w:semiHidden="0" w:uiPriority="1" w:unhideWhenUsed="0" w:qFormat="1"/>
+    <w:lsdException w:name="Light Shading" w:semiHidden="0" w:uiPriority="60" w:unhideWhenUsed="0"/>
+    <w:lsdException w:name="Light List" w:semiHidden="0" w:uiPriority="61" w:unhideWhenUsed="0"/>
+    <w:lsdException w:name="Light Grid" w:semiHidden="0" w:uiPriority="62" w:unhideWhenUsed="0"/>
+    <w:lsdException w:name="Medium Shading 1" w:semiHidden="0" w:uiPriority="63" w:unhideWhenUsed="0"/>
+    <w:lsdException w:name="Medium Shading 2" w:semiHidden="0" w:uiPriority="64" w:unhideWhenUsed="0"/>
+    <w:lsdException w:name="Medium List 1" w:semiHidden="0" w:uiPriority="65" w:unhideWhenUsed="0"/>
+    <w:lsdException w:name="Medium List 2" w:semiHidden="0" w:uiPriority="66" w:unhideWhenUsed="0"/>
+    <w:lsdException w:name="Medium Grid 1" w:semiHidden="0" w:uiPriority="67" w:unhideWhenUsed="0"/>
+    <w:lsdException w:name="Medium Grid 2" w:semiHidden="0" w:uiPriority="68" w:unhideWhenUsed="0"/>
+    <w:lsdException w:name="Medium Grid 3" w:semiHidden="0" w:uiPriority="69" w:unhideWhenUsed="0"/>
+    <w:lsdException w:name="Dark List" w:semiHidden="0" w:uiPriority="70" w:unhideWhenUsed="0"/>
+    <w:lsdException w:name="Colorful Shading" w:semiHidden="0" w:uiPriority="71" w:unhideWhenUsed="0"/>
+    <w:lsdException w:name="Colorful List" w:semiHidden="0" w:uiPriority="72" w:unhideWhenUsed="0"/>
+    <w:lsdException w:name="Colorful Grid" w:semiHidden="0" w:uiPriority="73" w:unhideWhenUsed="0"/>
+    <w:lsdException w:name="Light Shading Accent 1" w:semiHidden="0" w:uiPriority="60" w:unhideWhenUsed="0"/>
+    <w:lsdException w:name="Light List Accent 1" w:semiHidden="0" w:uiPriority="61" w:unhideWhenUsed="0"/>
+    <w:lsdException w:name="Light Grid Accent 1" w:semiHidden="0" w:uiPriority="62" w:unhideWhenUsed="0"/>
+    <w:lsdException w:name="Medium Shading 1 Accent 1" w:semiHidden="0" w:uiPriority="63" w:unhideWhenUsed="0"/>
+    <w:lsdException w:name="Medium Shading 2 Accent 1" w:semiHidden="0" w:uiPriority="64" w:unhideWhenUsed="0"/>
+    <w:lsdException w:name="Medium List 1 Accent 1" w:semiHidden="0" w:uiPriority="65" w:unhideWhenUsed="0"/>
+    <w:lsdException w:name="Revision" w:unhideWhenUsed="0"/>
+    <w:lsdException w:name="List Paragraph" w:semiHidden="0" w:uiPriority="34" w:unhideWhenUsed="0" w:qFormat="1"/>
+    <w:lsdException w:name="Quote" w:semiHidden="0" w:uiPriority="29" w:unhideWhenUsed="0" w:qFormat="1"/>
+    <w:lsdException w:name="Intense Quote" w:semiHidden="0" w:uiPriority="30" w:unhideWhenUsed="0" w:qFormat="1"/>
+    <w:lsdException w:name="Medium List 2 Accent 1" w:semiHidden="0" w:uiPriority="66" w:unhideWhenUsed="0"/>
+    <w:lsdException w:name="Medium Grid 1 Accent 1" w:semiHidden="0" w:uiPriority="67" w:unhideWhenUsed="0"/>
+    <w:lsdException w:name="Medium Grid 2 Accent 1" w:semiHidden="0" w:uiPriority="68" w:unhideWhenUsed="0"/>
+    <w:lsdException w:name="Medium Grid 3 Accent 1" w:semiHidden="0" w:uiPriority="69" w:unhideWhenUsed="0"/>
+    <w:lsdException w:name="Dark List Accent 1" w:semiHidden="0" w:uiPriority="70" w:unhideWhenUsed="0"/>
+    <w:lsdException w:name="Colorful Shading Accent 1" w:semiHidden="0" w:uiPriority="71" w:unhideWhenUsed="0"/>
+    <w:lsdException w:name="Colorful List Accent 1" w:semiHidden="0" w:uiPriority="72" w:unhideWhenUsed="0"/>
+    <w:lsdException w:name="Colorful Grid Accent 1" w:semiHidden="0" w:uiPriority="73" w:unhideWhenUsed="0"/>
+    <w:lsdException w:name="Light Shading Accent 2" w:semiHidden="0" w:uiPriority="60" w:unhideWhenUsed="0"/>
+    <w:lsdException w:name="Light List Accent 2" w:semiHidden="0" w:uiPriority="61" w:unhideWhenUsed="0"/>
+    <w:lsdException w:name="Light Grid Accent 2" w:semiHidden="0" w:uiPriority="62" w:unhideWhenUsed="0"/>
+    <w:lsdException w:name="Medium Shading 1 Accent 2" w:semiHidden="0" w:uiPriority="63" w:unhideWhenUsed="0"/>
+    <w:lsdException w:name="Medium Shading 2 Accent 2" w:semiHidden="0" w:uiPriority="64" w:unhideWhenUsed="0"/>
+    <w:lsdException w:name="Medium List 1 Accent 2" w:semiHidden="0" w:uiPriority="65" w:unhideWhenUsed="0"/>
+    <w:lsdException w:name="Medium List 2 Accent 2" w:semiHidden="0" w:uiPriority="66" w:unhideWhenUsed="0"/>
+    <w:lsdException w:name="Medium Grid 1 Accent 2" w:semiHidden="0" w:uiPriority="67" w:unhideWhenUsed="0"/>
+    <w:lsdException w:name="Medium Grid 2 Accent 2" w:semiHidden="0" w:uiPriority="68" w:unhideWhenUsed="0"/>
+    <w:lsdException w:name="Medium Grid 3 Accent 2" w:semiHidden="0" w:uiPriority="69" w:unhideWhenUsed="0"/>
+    <w:lsdException w:name="Dark List Accent 2" w:semiHidden="0" w:uiPriority="70" w:unhideWhenUsed="0"/>
+    <w:lsdException w:name="Colorful Shading Accent 2" w:semiHidden="0" w:uiPriority="71" w:unhideWhenUsed="0"/>
+    <w:lsdException w:name="Colorful List Accent 2" w:semiHidden="0" w:uiPriority="72" w:unhideWhenUsed="0"/>
+    <w:lsdException w:name="Colorful Grid Accent 2" w:semiHidden="0" w:uiPriority="73" w:unhideWhenUsed="0"/>
+    <w:lsdException w:name="Light Shading Accent 3" w:semiHidden="0" w:uiPriority="60" w:unhideWhenUsed="0"/>
+    <w:lsdException w:name="Light List Accent 3" w:semiHidden="0" w:uiPriority="61" w:unhideWhenUsed="0"/>
+    <w:lsdException w:name="Light Grid Accent 3" w:semiHidden="0" w:uiPriority="62" w:unhideWhenUsed="0"/>
+    <w:lsdException w:name="Medium Shading 1 Accent 3" w:semiHidden="0" w:uiPriority="63" w:unhideWhenUsed="0"/>
+    <w:lsdException w:name="Medium Shading 2 Accent 3" w:semiHidden="0" w:uiPriority="64" w:unhideWhenUsed="0"/>
+    <w:lsdException w:name="Medium List 1 Accent 3" w:semiHidden="0" w:uiPriority="65" w:unhideWhenUsed="0"/>
+    <w:lsdException w:name="Medium List 2 Accent 3" w:semiHidden="0" w:uiPriority="66" w:unhideWhenUsed="0"/>
+    <w:lsdException w:name="Medium Grid 1 Accent 3" w:semiHidden="0" w:uiPriority="67" w:unhideWhenUsed="0"/>
+    <w:lsdException w:name="Medium Grid 2 Accent 3" w:semiHidden="0" w:uiPriority="68" w:unhideWhenUsed="0"/>
+    <w:lsdException w:name="Medium Grid 3 Accent 3" w:semiHidden="0" w:uiPriority="69" w:unhideWhenUsed="0"/>
+    <w:lsdException w:name="Dark List Accent 3" w:semiHidden="0" w:uiPriority="70" w:unhideWhenUsed="0"/>
+    <w:lsdException w:name="Colorful Shading Accent 3" w:semiHidden="0" w:uiPriority="71" w:unhideWhenUsed="0"/>
+    <w:lsdException w:name="Colorful List Accent 3" w:semiHidden="0" w:uiPriority="72" w:unhideWhenUsed="0"/>
+    <w:lsdException w:name="Colorful Grid Accent 3" w:semiHidden="0" w:uiPriority="73" w:unhideWhenUsed="0"/>
+    <w:lsdException w:name="Light Shading Accent 4" w:semiHidden="0" w:uiPriority="60" w:unhideWhenUsed="0"/>
+    <w:lsdException w:name="Light List Accent 4" w:semiHidden="0" w:uiPriority="61" w:unhideWhenUsed="0"/>
+    <w:lsdException w:name="Light Grid Accent 4" w:semiHidden="0" w:uiPriority="62" w:unhideWhenUsed="0"/>
+    <w:lsdException w:name="Medium Shading 1 Accent 4" w:semiHidden="0" w:uiPriority="63" w:unhideWhenUsed="0"/>
+    <w:lsdException w:name="Medium Shading 2 Accent 4" w:semiHidden="0" w:uiPriority="64" w:unhideWhenUsed="0"/>
+    <w:lsdException w:name="Medium List 1 Accent 4" w:semiHidden="0" w:uiPriority="65" w:unhideWhenUsed="0"/>
+    <w:lsdException w:name="Medium List 2 Accent 4" w:semiHidden="0" w:uiPriority="66" w:unhideWhenUsed="0"/>
+    <w:lsdException w:name="Medium Grid 1 Accent 4" w:semiHidden="0" w:uiPriority="67" w:unhideWhenUsed="0"/>
+    <w:lsdException w:name="Medium Grid 2 Accent 4" w:semiHidden="0" w:uiPriority="68" w:unhideWhenUsed="0"/>
+    <w:lsdException w:name="Medium Grid 3 Accent 4" w:semiHidden="0" w:uiPriority="69" w:unhideWhenUsed="0"/>
+    <w:lsdException w:name="Dark List Accent 4" w:semiHidden="0" w:uiPriority="70" w:unhideWhenUsed="0"/>
+    <w:lsdException w:name="Colorful Shading Accent 4" w:semiHidden="0" w:uiPriority="71" w:unhideWhenUsed="0"/>
+    <w:lsdException w:name="Colorful List Accent 4" w:semiHidden="0" w:uiPriority="72" w:unhideWhenUsed="0"/>
+    <w:lsdException w:name="Colorful Grid Accent 4" w:semiHidden="0" w:uiPriority="73" w:unhideWhenUsed="0"/>
+    <w:lsdException w:name="Light Shading Accent 5" w:semiHidden="0" w:uiPriority="60" w:unhideWhenUsed="0"/>
+    <w:lsdException w:name="Light List Accent 5" w:semiHidden="0" w:uiPriority="61" w:unhideWhenUsed="0"/>
+    <w:lsdException w:name="Light Grid Accent 5" w:semiHidden="0" w:uiPriority="62" w:unhideWhenUsed="0"/>
+    <w:lsdException w:name="Medium Shading 1 Accent 5" w:semiHidden="0" w:uiPriority="63" w:unhideWhenUsed="0"/>
+    <w:lsdException w:name="Medium Shading 2 Accent 5" w:semiHidden="0" w:uiPriority="64" w:unhideWhenUsed="0"/>
+    <w:lsdException w:name="Medium List 1 Accent 5" w:semiHidden="0" w:uiPriority="65" w:unhideWhenUsed="0"/>
+    <w:lsdException w:name="Medium List 2 Accent 5" w:semiHidden="0" w:uiPriority="66" w:unhideWhenUsed="0"/>
+    <w:lsdException w:name="Medium Grid 1 Accent 5" w:semiHidden="0" w:uiPriority="67" w:unhideWhenUsed="0"/>
+    <w:lsdException w:name="Medium Grid 2 Accent 5" w:semiHidden="0" w:uiPriority="68" w:unhideWhenUsed="0"/>
+    <w:lsdException w:name="Medium Grid 3 Accent 5" w:semiHidden="0" w:uiPriority="69" w:unhideWhenUsed="0"/>
+    <w:lsdException w:name="Dark List Accent 5" w:semiHidden="0" w:uiPriority="70" w:unhideWhenUsed="0"/>
+    <w:lsdException w:name="Colorful Shading Accent 5" w:semiHidden="0" w:uiPriority="71" w:unhideWhenUsed="0"/>
+    <w:lsdException w:name="Colorful List Accent 5" w:semiHidden="0" w:uiPriority="72" w:unhideWhenUsed="0"/>
+    <w:lsdException w:name="Colorful Grid Accent 5" w:semiHidden="0" w:uiPriority="73" w:unhideWhenUsed="0"/>
+    <w:lsdException w:name="Light Shading Accent 6" w:semiHidden="0" w:uiPriority="60" w:unhideWhenUsed="0"/>
+    <w:lsdException w:name="Light List Accent 6" w:semiHidden="0" w:uiPriority="61" w:unhideWhenUsed="0"/>
+    <w:lsdException w:name="Light Grid Accent 6" w:semiHidden="0" w:uiPriority="62" w:unhideWhenUsed="0"/>
+    <w:lsdException w:name="Medium Shading 1 Accent 6" w:semiHidden="0" w:uiPriority="63" w:unhideWhenUsed="0"/>
+    <w:lsdException w:name="Medium Shading 2 Accent 6" w:semiHidden="0" w:uiPriority="64" w:unhideWhenUsed="0"/>
+    <w:lsdException w:name="Medium List 1 Accent 6" w:semiHidden="0" w:uiPriority="65" w:unhideWhenUsed="0"/>
+    <w:lsdException w:name="Medium List 2 Accent 6" w:semiHidden="0" w:uiPriority="66" w:unhideWhenUsed="0"/>
+    <w:lsdException w:name="Medium Grid 1 Accent 6" w:semiHidden="0" w:uiPriority="67" w:unhideWhenUsed="0"/>
+    <w:lsdException w:name="Medium Grid 2 Accent 6" w:semiHidden="0" w:uiPriority="68" w:unhideWhenUsed="0"/>
+    <w:lsdException w:name="Medium Grid 3 Accent 6" w:semiHidden="0" w:uiPriority="69" w:unhideWhenUsed="0"/>
+    <w:lsdException w:name="Dark List Accent 6" w:semiHidden="0" w:uiPriority="70" w:unhideWhenUsed="0"/>
+    <w:lsdException w:name="Colorful Shading Accent 6" w:semiHidden="0" w:uiPriority="71" w:unhideWhenUsed="0"/>
+    <w:lsdException w:name="Colorful List Accent 6" w:semiHidden="0" w:uiPriority="72" w:unhideWhenUsed="0"/>
+    <w:lsdException w:name="Colorful Grid Accent 6" w:semiHidden="0" w:uiPriority="73" w:unhideWhenUsed="0"/>
+    <w:lsdException w:name="Subtle Emphasis" w:semiHidden="0" w:uiPriority="19" w:unhideWhenUsed="0" w:qFormat="1"/>
+    <w:lsdException w:name="Intense Emphasis" w:semiHidden="0" w:uiPriority="21" w:unhideWhenUsed="0" w:qFormat="1"/>
+    <w:lsdException w:name="Subtle Reference" w:semiHidden="0" w:uiPriority="31" w:unhideWhenUsed="0" w:qFormat="1"/>
+    <w:lsdException w:name="Intense Reference" w:semiHidden="0" w:uiPriority="32" w:unhideWhenUsed="0" w:qFormat="1"/>
+    <w:lsdException w:name="Book Title" w:semiHidden="0" w:uiPriority="33" w:unhideWhenUsed="0" w:qFormat="1"/>
+    <w:lsdException w:name="Bibliography" w:uiPriority="37"/>
+    <w:lsdException w:name="TOC Heading" w:uiPriority="39" w:qFormat="1"/>
   </w:latentStyles>
   <w:style w:type="paragraph" w:default="1" w:styleId="a">
     <w:name w:val="Normal"/>

--- a/Document/fuClaw AIoT Agent 擴充指引 (Servo).docx
+++ b/Document/fuClaw AIoT Agent 擴充指引 (Servo).docx
@@ -26,6 +26,15 @@
       <w:pPr>
         <w:spacing w:line="240" w:lineRule="auto"/>
         <w:rPr>
+          <w:rFonts w:ascii="新細明體" w:eastAsia="新細明體" w:hAnsi="新細明體" w:cs="新細明體" w:hint="eastAsia"/>
+          <w:kern w:val="0"/>
+        </w:rPr>
+      </w:pPr>
+    </w:p>
+    <w:p>
+      <w:pPr>
+        <w:spacing w:line="240" w:lineRule="auto"/>
+        <w:rPr>
           <w:rFonts w:ascii="新細明體" w:eastAsia="新細明體" w:hAnsi="新細明體" w:cs="新細明體"/>
           <w:kern w:val="0"/>
         </w:rPr>
@@ -39,6 +48,27 @@
           <w:kern w:val="0"/>
         </w:rPr>
       </w:pPr>
+      <w:r>
+        <w:rPr>
+          <w:rFonts w:ascii="新細明體" w:eastAsia="新細明體" w:hAnsi="新細明體" w:cs="新細明體" w:hint="eastAsia"/>
+          <w:kern w:val="0"/>
+        </w:rPr>
+        <w:t>AMB82-mini</w:t>
+      </w:r>
+      <w:r>
+        <w:rPr>
+          <w:rFonts w:ascii="新細明體" w:eastAsia="新細明體" w:hAnsi="新細明體" w:cs="新細明體" w:hint="eastAsia"/>
+          <w:kern w:val="0"/>
+        </w:rPr>
+        <w:t xml:space="preserve">： </w:t>
+      </w:r>
+      <w:r>
+        <w:rPr>
+          <w:rFonts w:ascii="新細明體" w:eastAsia="新細明體" w:hAnsi="新細明體" w:cs="新細明體" w:hint="eastAsia"/>
+          <w:kern w:val="0"/>
+        </w:rPr>
+        <w:t>GPIO 5</w:t>
+      </w:r>
     </w:p>
     <w:p>
       <w:pPr>
@@ -48,6 +78,57 @@
           <w:kern w:val="0"/>
         </w:rPr>
       </w:pPr>
+      <w:r>
+        <w:rPr>
+          <w:rFonts w:ascii="新細明體" w:eastAsia="新細明體" w:hAnsi="新細明體" w:cs="新細明體" w:hint="eastAsia"/>
+          <w:kern w:val="0"/>
+        </w:rPr>
+        <w:t>HUB 8735 Ultra</w:t>
+      </w:r>
+      <w:r>
+        <w:rPr>
+          <w:rFonts w:ascii="新細明體" w:eastAsia="新細明體" w:hAnsi="新細明體" w:cs="新細明體" w:hint="eastAsia"/>
+          <w:kern w:val="0"/>
+        </w:rPr>
+        <w:t xml:space="preserve">： </w:t>
+      </w:r>
+      <w:r>
+        <w:rPr>
+          <w:rFonts w:ascii="新細明體" w:eastAsia="新細明體" w:hAnsi="新細明體" w:cs="新細明體" w:hint="eastAsia"/>
+          <w:kern w:val="0"/>
+        </w:rPr>
+        <w:t>GPIO 12</w:t>
+      </w:r>
+    </w:p>
+    <w:p>
+      <w:pPr>
+        <w:spacing w:line="240" w:lineRule="auto"/>
+        <w:rPr>
+          <w:rFonts w:ascii="新細明體" w:eastAsia="新細明體" w:hAnsi="新細明體" w:cs="新細明體"/>
+          <w:kern w:val="0"/>
+        </w:rPr>
+      </w:pPr>
+      <w:r>
+        <w:rPr>
+          <w:rFonts w:ascii="新細明體" w:eastAsia="新細明體" w:hAnsi="新細明體" w:cs="新細明體" w:hint="eastAsia"/>
+          <w:kern w:val="0"/>
+        </w:rPr>
+        <w:t xml:space="preserve">ESP32-S3： </w:t>
+      </w:r>
+      <w:r>
+        <w:rPr>
+          <w:rFonts w:ascii="新細明體" w:eastAsia="新細明體" w:hAnsi="新細明體" w:cs="新細明體" w:hint="eastAsia"/>
+          <w:kern w:val="0"/>
+        </w:rPr>
+        <w:t xml:space="preserve">GPIO </w:t>
+      </w:r>
+      <w:r>
+        <w:rPr>
+          <w:rFonts w:ascii="新細明體" w:eastAsia="新細明體" w:hAnsi="新細明體" w:cs="新細明體" w:hint="eastAsia"/>
+          <w:kern w:val="0"/>
+        </w:rPr>
+        <w:t>47</w:t>
+      </w:r>
     </w:p>
     <w:p>
       <w:pPr>
@@ -92,6 +173,22 @@
           <w:kern w:val="0"/>
         </w:rPr>
         <w:t>讓 AI 認識伺服馬達及其物理規則。</w:t>
+      </w:r>
+    </w:p>
+    <w:p>
+      <w:pPr>
+        <w:spacing w:line="240" w:lineRule="auto"/>
+        <w:rPr>
+          <w:rFonts w:ascii="新細明體" w:eastAsia="新細明體" w:hAnsi="新細明體" w:cs="新細明體"/>
+          <w:kern w:val="0"/>
+        </w:rPr>
+      </w:pPr>
+      <w:r>
+        <w:rPr>
+          <w:rFonts w:ascii="新細明體" w:eastAsia="新細明體" w:hAnsi="新細明體" w:cs="新細明體" w:hint="eastAsia"/>
+          <w:kern w:val="0"/>
+        </w:rPr>
+        <w:br/>
       </w:r>
     </w:p>
     <w:p>
@@ -967,7 +1064,7 @@
         </w:tabs>
         <w:spacing w:line="240" w:lineRule="auto"/>
         <w:rPr>
-          <w:rFonts w:ascii="細明體" w:eastAsia="細明體" w:hAnsi="細明體" w:cs="細明體"/>
+          <w:rFonts w:ascii="細明體" w:eastAsia="細明體" w:hAnsi="細明體" w:cs="細明體" w:hint="eastAsia"/>
           <w:kern w:val="0"/>
         </w:rPr>
       </w:pPr>
@@ -1082,6 +1179,813 @@
     </w:p>
     <w:p>
       <w:pPr>
+        <w:spacing w:line="240" w:lineRule="auto"/>
+        <w:rPr>
+          <w:rFonts w:ascii="新細明體" w:eastAsia="新細明體" w:hAnsi="新細明體" w:cs="新細明體"/>
+          <w:b/>
+          <w:kern w:val="0"/>
+          <w:sz w:val="32"/>
+        </w:rPr>
+      </w:pPr>
+      <w:r>
+        <w:rPr>
+          <w:rFonts w:ascii="新細明體" w:eastAsia="新細明體" w:hAnsi="新細明體" w:cs="新細明體"/>
+          <w:b/>
+          <w:kern w:val="0"/>
+          <w:sz w:val="32"/>
+        </w:rPr>
+        <w:lastRenderedPageBreak/>
+        <w:t>步驟 2：定義工具 JSON 規範 (Tools Definition)</w:t>
+      </w:r>
+    </w:p>
+    <w:p>
+      <w:pPr>
+        <w:spacing w:line="240" w:lineRule="auto"/>
+        <w:rPr>
+          <w:rFonts w:ascii="新細明體" w:eastAsia="新細明體" w:hAnsi="新細明體" w:cs="新細明體"/>
+          <w:kern w:val="0"/>
+        </w:rPr>
+      </w:pPr>
+      <w:r>
+        <w:rPr>
+          <w:rFonts w:ascii="新細明體" w:eastAsia="新細明體" w:hAnsi="新細明體" w:cs="新細明體"/>
+          <w:kern w:val="0"/>
+        </w:rPr>
+        <w:t xml:space="preserve">在 </w:t>
+      </w:r>
+      <w:proofErr w:type="spellStart"/>
+      <w:r>
+        <w:rPr>
+          <w:rFonts w:ascii="Google Sans Code" w:eastAsia="細明體" w:hAnsi="Google Sans Code" w:cs="細明體"/>
+          <w:color w:val="303030"/>
+          <w:kern w:val="0"/>
+        </w:rPr>
+        <w:t>tools_definition</w:t>
+      </w:r>
+      <w:proofErr w:type="spellEnd"/>
+      <w:r>
+        <w:rPr>
+          <w:rFonts w:ascii="新細明體" w:eastAsia="新細明體" w:hAnsi="新細明體" w:cs="新細明體"/>
+          <w:kern w:val="0"/>
+        </w:rPr>
+        <w:t xml:space="preserve"> 中加入 </w:t>
+      </w:r>
+      <w:r>
+        <w:rPr>
+          <w:rFonts w:ascii="Google Sans Code" w:eastAsia="細明體" w:hAnsi="Google Sans Code" w:cs="細明體"/>
+          <w:color w:val="303030"/>
+          <w:kern w:val="0"/>
+        </w:rPr>
+        <w:t>/servo</w:t>
+      </w:r>
+      <w:r>
+        <w:rPr>
+          <w:rFonts w:ascii="新細明體" w:eastAsia="新細明體" w:hAnsi="新細明體" w:cs="新細明體"/>
+          <w:kern w:val="0"/>
+        </w:rPr>
+        <w:t xml:space="preserve"> 指令的格式規範。</w:t>
+      </w:r>
+    </w:p>
+    <w:p>
+      <w:pPr>
+        <w:rPr>
+          <w:color w:val="FF0000"/>
+        </w:rPr>
+      </w:pPr>
+    </w:p>
+    <w:p>
+      <w:pPr>
+        <w:rPr>
+          <w:color w:val="FF0000"/>
+        </w:rPr>
+      </w:pPr>
+      <w:r>
+        <w:rPr>
+          <w:color w:val="FF0000"/>
+        </w:rPr>
+        <w:t>--------------------------------------------------</w:t>
+      </w:r>
+    </w:p>
+    <w:p>
+      <w:pPr>
+        <w:rPr>
+          <w:color w:val="FF0000"/>
+        </w:rPr>
+      </w:pPr>
+      <w:r>
+        <w:rPr>
+          <w:color w:val="FF0000"/>
+        </w:rPr>
+        <w:t>Servo motor control:</w:t>
+      </w:r>
+    </w:p>
+    <w:p>
+      <w:pPr>
+        <w:rPr>
+          <w:color w:val="FF0000"/>
+        </w:rPr>
+      </w:pPr>
+      <w:r>
+        <w:rPr>
+          <w:color w:val="FF0000"/>
+        </w:rPr>
+        <w:t>--------------------------------------------------</w:t>
+      </w:r>
+    </w:p>
+    <w:p>
+      <w:pPr>
+        <w:rPr>
+          <w:color w:val="FF0000"/>
+        </w:rPr>
+      </w:pPr>
+      <w:r>
+        <w:rPr>
+          <w:color w:val="FF0000"/>
+        </w:rPr>
+        <w:t>{</w:t>
+      </w:r>
+    </w:p>
+    <w:p>
+      <w:pPr>
+        <w:rPr>
+          <w:color w:val="FF0000"/>
+        </w:rPr>
+      </w:pPr>
+      <w:r>
+        <w:rPr>
+          <w:color w:val="FF0000"/>
+        </w:rPr>
+        <w:t xml:space="preserve">  "</w:t>
+      </w:r>
+      <w:proofErr w:type="gramStart"/>
+      <w:r>
+        <w:rPr>
+          <w:color w:val="FF0000"/>
+        </w:rPr>
+        <w:t>type</w:t>
+      </w:r>
+      <w:proofErr w:type="gramEnd"/>
+      <w:r>
+        <w:rPr>
+          <w:color w:val="FF0000"/>
+        </w:rPr>
+        <w:t>": "</w:t>
+      </w:r>
+      <w:proofErr w:type="spellStart"/>
+      <w:r>
+        <w:rPr>
+          <w:color w:val="FF0000"/>
+        </w:rPr>
+        <w:t>tool_call</w:t>
+      </w:r>
+      <w:proofErr w:type="spellEnd"/>
+      <w:r>
+        <w:rPr>
+          <w:color w:val="FF0000"/>
+        </w:rPr>
+        <w:t>",</w:t>
+      </w:r>
+    </w:p>
+    <w:p>
+      <w:pPr>
+        <w:rPr>
+          <w:color w:val="FF0000"/>
+        </w:rPr>
+      </w:pPr>
+      <w:r>
+        <w:rPr>
+          <w:color w:val="FF0000"/>
+        </w:rPr>
+        <w:t xml:space="preserve">  "</w:t>
+      </w:r>
+      <w:proofErr w:type="gramStart"/>
+      <w:r>
+        <w:rPr>
+          <w:color w:val="FF0000"/>
+        </w:rPr>
+        <w:t>method</w:t>
+      </w:r>
+      <w:proofErr w:type="gramEnd"/>
+      <w:r>
+        <w:rPr>
+          <w:color w:val="FF0000"/>
+        </w:rPr>
+        <w:t>": "/servo",</w:t>
+      </w:r>
+    </w:p>
+    <w:p>
+      <w:pPr>
+        <w:rPr>
+          <w:color w:val="FF0000"/>
+        </w:rPr>
+      </w:pPr>
+      <w:r>
+        <w:rPr>
+          <w:color w:val="FF0000"/>
+        </w:rPr>
+        <w:t xml:space="preserve">  "</w:t>
+      </w:r>
+      <w:proofErr w:type="spellStart"/>
+      <w:proofErr w:type="gramStart"/>
+      <w:r>
+        <w:rPr>
+          <w:color w:val="FF0000"/>
+        </w:rPr>
+        <w:t>params</w:t>
+      </w:r>
+      <w:proofErr w:type="spellEnd"/>
+      <w:proofErr w:type="gramEnd"/>
+      <w:r>
+        <w:rPr>
+          <w:color w:val="FF0000"/>
+        </w:rPr>
+        <w:t>": {</w:t>
+      </w:r>
+    </w:p>
+    <w:p>
+      <w:pPr>
+        <w:rPr>
+          <w:color w:val="FF0000"/>
+        </w:rPr>
+      </w:pPr>
+      <w:r>
+        <w:rPr>
+          <w:color w:val="FF0000"/>
+        </w:rPr>
+        <w:t xml:space="preserve">    "</w:t>
+      </w:r>
+      <w:proofErr w:type="gramStart"/>
+      <w:r>
+        <w:rPr>
+          <w:color w:val="FF0000"/>
+        </w:rPr>
+        <w:t>pin</w:t>
+      </w:r>
+      <w:proofErr w:type="gramEnd"/>
+      <w:r>
+        <w:rPr>
+          <w:color w:val="FF0000"/>
+        </w:rPr>
+        <w:t>": "&lt;Device pin number. If the user does not specify a pin, ask first.&gt;",</w:t>
+      </w:r>
+    </w:p>
+    <w:p>
+      <w:pPr>
+        <w:rPr>
+          <w:color w:val="FF0000"/>
+        </w:rPr>
+      </w:pPr>
+      <w:r>
+        <w:rPr>
+          <w:color w:val="FF0000"/>
+        </w:rPr>
+        <w:t xml:space="preserve">    "</w:t>
+      </w:r>
+      <w:proofErr w:type="gramStart"/>
+      <w:r>
+        <w:rPr>
+          <w:color w:val="FF0000"/>
+        </w:rPr>
+        <w:t>angle</w:t>
+      </w:r>
+      <w:proofErr w:type="gramEnd"/>
+      <w:r>
+        <w:rPr>
+          <w:color w:val="FF0000"/>
+        </w:rPr>
+        <w:t>": "&lt;Desired absolute angle from 0 to 180&gt;"</w:t>
+      </w:r>
+    </w:p>
+    <w:p>
+      <w:pPr>
+        <w:rPr>
+          <w:color w:val="FF0000"/>
+        </w:rPr>
+      </w:pPr>
+      <w:r>
+        <w:rPr>
+          <w:color w:val="FF0000"/>
+        </w:rPr>
+        <w:t xml:space="preserve">  }</w:t>
+      </w:r>
+    </w:p>
+    <w:p>
+      <w:pPr>
+        <w:rPr>
+          <w:color w:val="FF0000"/>
+        </w:rPr>
+      </w:pPr>
+      <w:r>
+        <w:rPr>
+          <w:color w:val="FF0000"/>
+        </w:rPr>
+        <w:t>}</w:t>
+      </w:r>
+    </w:p>
+    <w:p>
+      <w:pPr>
+        <w:rPr>
+          <w:color w:val="FF0000"/>
+        </w:rPr>
+      </w:pPr>
+    </w:p>
+    <w:p>
+      <w:pPr>
+        <w:rPr>
+          <w:color w:val="FF0000"/>
+        </w:rPr>
+      </w:pPr>
+      <w:r>
+        <w:rPr>
+          <w:color w:val="FF0000"/>
+        </w:rPr>
+        <w:t>Success response:</w:t>
+      </w:r>
+    </w:p>
+    <w:p>
+      <w:pPr>
+        <w:rPr>
+          <w:color w:val="FF0000"/>
+        </w:rPr>
+      </w:pPr>
+      <w:r>
+        <w:rPr>
+          <w:color w:val="FF0000"/>
+        </w:rPr>
+        <w:t>{</w:t>
+      </w:r>
+    </w:p>
+    <w:p>
+      <w:pPr>
+        <w:rPr>
+          <w:color w:val="FF0000"/>
+        </w:rPr>
+      </w:pPr>
+      <w:r>
+        <w:rPr>
+          <w:color w:val="FF0000"/>
+        </w:rPr>
+        <w:t xml:space="preserve">  "</w:t>
+      </w:r>
+      <w:proofErr w:type="gramStart"/>
+      <w:r>
+        <w:rPr>
+          <w:color w:val="FF0000"/>
+        </w:rPr>
+        <w:t>status</w:t>
+      </w:r>
+      <w:proofErr w:type="gramEnd"/>
+      <w:r>
+        <w:rPr>
+          <w:color w:val="FF0000"/>
+        </w:rPr>
+        <w:t>": "success",</w:t>
+      </w:r>
+    </w:p>
+    <w:p>
+      <w:pPr>
+        <w:rPr>
+          <w:color w:val="FF0000"/>
+        </w:rPr>
+      </w:pPr>
+      <w:r>
+        <w:rPr>
+          <w:color w:val="FF0000"/>
+        </w:rPr>
+        <w:t xml:space="preserve">  "</w:t>
+      </w:r>
+      <w:proofErr w:type="gramStart"/>
+      <w:r>
+        <w:rPr>
+          <w:color w:val="FF0000"/>
+        </w:rPr>
+        <w:t>method</w:t>
+      </w:r>
+      <w:proofErr w:type="gramEnd"/>
+      <w:r>
+        <w:rPr>
+          <w:color w:val="FF0000"/>
+        </w:rPr>
+        <w:t>": "/servo",</w:t>
+      </w:r>
+    </w:p>
+    <w:p>
+      <w:pPr>
+        <w:rPr>
+          <w:color w:val="FF0000"/>
+        </w:rPr>
+      </w:pPr>
+      <w:r>
+        <w:rPr>
+          <w:color w:val="FF0000"/>
+        </w:rPr>
+        <w:t xml:space="preserve">  "</w:t>
+      </w:r>
+      <w:proofErr w:type="spellStart"/>
+      <w:proofErr w:type="gramStart"/>
+      <w:r>
+        <w:rPr>
+          <w:color w:val="FF0000"/>
+        </w:rPr>
+        <w:t>workId</w:t>
+      </w:r>
+      <w:proofErr w:type="spellEnd"/>
+      <w:proofErr w:type="gramEnd"/>
+      <w:r>
+        <w:rPr>
+          <w:color w:val="FF0000"/>
+        </w:rPr>
+        <w:t>": "&lt;system-provided&gt;"</w:t>
+      </w:r>
+    </w:p>
+    <w:p>
+      <w:pPr>
+        <w:rPr>
+          <w:color w:val="FF0000"/>
+        </w:rPr>
+      </w:pPr>
+      <w:r>
+        <w:rPr>
+          <w:color w:val="FF0000"/>
+        </w:rPr>
+        <w:t>}</w:t>
+      </w:r>
+    </w:p>
+    <w:p>
+      <w:pPr>
+        <w:rPr>
+          <w:color w:val="FF0000"/>
+        </w:rPr>
+      </w:pPr>
+    </w:p>
+    <w:p>
+      <w:pPr>
+        <w:rPr>
+          <w:color w:val="FF0000"/>
+        </w:rPr>
+      </w:pPr>
+      <w:r>
+        <w:rPr>
+          <w:color w:val="FF0000"/>
+        </w:rPr>
+        <w:t>Error response:</w:t>
+      </w:r>
+    </w:p>
+    <w:p>
+      <w:pPr>
+        <w:rPr>
+          <w:color w:val="FF0000"/>
+        </w:rPr>
+      </w:pPr>
+      <w:r>
+        <w:rPr>
+          <w:color w:val="FF0000"/>
+        </w:rPr>
+        <w:t>{</w:t>
+      </w:r>
+    </w:p>
+    <w:p>
+      <w:pPr>
+        <w:rPr>
+          <w:color w:val="FF0000"/>
+        </w:rPr>
+      </w:pPr>
+      <w:r>
+        <w:rPr>
+          <w:color w:val="FF0000"/>
+        </w:rPr>
+        <w:t xml:space="preserve">  "</w:t>
+      </w:r>
+      <w:proofErr w:type="gramStart"/>
+      <w:r>
+        <w:rPr>
+          <w:color w:val="FF0000"/>
+        </w:rPr>
+        <w:t>status</w:t>
+      </w:r>
+      <w:proofErr w:type="gramEnd"/>
+      <w:r>
+        <w:rPr>
+          <w:color w:val="FF0000"/>
+        </w:rPr>
+        <w:t>": "error",</w:t>
+      </w:r>
+    </w:p>
+    <w:p>
+      <w:pPr>
+        <w:rPr>
+          <w:color w:val="FF0000"/>
+        </w:rPr>
+      </w:pPr>
+      <w:r>
+        <w:rPr>
+          <w:color w:val="FF0000"/>
+        </w:rPr>
+        <w:t xml:space="preserve">  "</w:t>
+      </w:r>
+      <w:proofErr w:type="gramStart"/>
+      <w:r>
+        <w:rPr>
+          <w:color w:val="FF0000"/>
+        </w:rPr>
+        <w:t>method</w:t>
+      </w:r>
+      <w:proofErr w:type="gramEnd"/>
+      <w:r>
+        <w:rPr>
+          <w:color w:val="FF0000"/>
+        </w:rPr>
+        <w:t>": "/servo",</w:t>
+      </w:r>
+    </w:p>
+    <w:p>
+      <w:pPr>
+        <w:rPr>
+          <w:color w:val="FF0000"/>
+        </w:rPr>
+      </w:pPr>
+      <w:r>
+        <w:rPr>
+          <w:color w:val="FF0000"/>
+        </w:rPr>
+        <w:t xml:space="preserve">  "reason":"</w:t>
+      </w:r>
+      <w:proofErr w:type="gramStart"/>
+      <w:r>
+        <w:rPr>
+          <w:color w:val="FF0000"/>
+        </w:rPr>
+        <w:t>&lt;error</w:t>
+      </w:r>
+      <w:proofErr w:type="gramEnd"/>
+      <w:r>
+        <w:rPr>
+          <w:color w:val="FF0000"/>
+        </w:rPr>
+        <w:t xml:space="preserve"> reason&gt;",</w:t>
+      </w:r>
+    </w:p>
+    <w:p>
+      <w:pPr>
+        <w:rPr>
+          <w:color w:val="FF0000"/>
+        </w:rPr>
+      </w:pPr>
+      <w:r>
+        <w:rPr>
+          <w:color w:val="FF0000"/>
+        </w:rPr>
+        <w:t xml:space="preserve">  "</w:t>
+      </w:r>
+      <w:proofErr w:type="spellStart"/>
+      <w:proofErr w:type="gramStart"/>
+      <w:r>
+        <w:rPr>
+          <w:color w:val="FF0000"/>
+        </w:rPr>
+        <w:t>workId</w:t>
+      </w:r>
+      <w:proofErr w:type="spellEnd"/>
+      <w:proofErr w:type="gramEnd"/>
+      <w:r>
+        <w:rPr>
+          <w:color w:val="FF0000"/>
+        </w:rPr>
+        <w:t>": "&lt;system-provided&gt;"</w:t>
+      </w:r>
+    </w:p>
+    <w:p>
+      <w:pPr>
+        <w:rPr>
+          <w:color w:val="FF0000"/>
+        </w:rPr>
+      </w:pPr>
+      <w:r>
+        <w:rPr>
+          <w:color w:val="FF0000"/>
+        </w:rPr>
+        <w:t>}</w:t>
+      </w:r>
+    </w:p>
+    <w:p>
+      <w:pPr>
+        <w:rPr>
+          <w:color w:val="FF0000"/>
+        </w:rPr>
+      </w:pPr>
+    </w:p>
+    <w:p>
+      <w:pPr>
+        <w:rPr>
+          <w:color w:val="FF0000"/>
+        </w:rPr>
+      </w:pPr>
+    </w:p>
+    <w:p>
+      <w:pPr>
+        <w:rPr>
+          <w:color w:val="FF0000"/>
+        </w:rPr>
+      </w:pPr>
+    </w:p>
+    <w:p>
+      <w:pPr>
+        <w:rPr>
+          <w:color w:val="FF0000"/>
+        </w:rPr>
+      </w:pPr>
+    </w:p>
+    <w:p>
+      <w:pPr>
+        <w:rPr>
+          <w:color w:val="FF0000"/>
+        </w:rPr>
+      </w:pPr>
+    </w:p>
+    <w:p>
+      <w:pPr>
+        <w:rPr>
+          <w:color w:val="FF0000"/>
+        </w:rPr>
+      </w:pPr>
+    </w:p>
+    <w:p>
+      <w:pPr>
+        <w:rPr>
+          <w:color w:val="FF0000"/>
+        </w:rPr>
+      </w:pPr>
+    </w:p>
+    <w:p>
+      <w:pPr>
+        <w:rPr>
+          <w:color w:val="FF0000"/>
+        </w:rPr>
+      </w:pPr>
+    </w:p>
+    <w:p>
+      <w:pPr>
+        <w:rPr>
+          <w:color w:val="FF0000"/>
+        </w:rPr>
+      </w:pPr>
+    </w:p>
+    <w:p>
+      <w:pPr>
+        <w:rPr>
+          <w:color w:val="FF0000"/>
+        </w:rPr>
+      </w:pPr>
+    </w:p>
+    <w:p>
+      <w:pPr>
+        <w:rPr>
+          <w:color w:val="FF0000"/>
+        </w:rPr>
+      </w:pPr>
+    </w:p>
+    <w:p>
+      <w:pPr>
+        <w:rPr>
+          <w:color w:val="FF0000"/>
+        </w:rPr>
+      </w:pPr>
+    </w:p>
+    <w:p>
+      <w:pPr>
+        <w:rPr>
+          <w:color w:val="FF0000"/>
+        </w:rPr>
+      </w:pPr>
+    </w:p>
+    <w:p>
+      <w:pPr>
+        <w:rPr>
+          <w:color w:val="FF0000"/>
+        </w:rPr>
+      </w:pPr>
+    </w:p>
+    <w:p>
+      <w:pPr>
+        <w:rPr>
+          <w:color w:val="FF0000"/>
+        </w:rPr>
+      </w:pPr>
+    </w:p>
+    <w:p>
+      <w:pPr>
+        <w:rPr>
+          <w:color w:val="FF0000"/>
+        </w:rPr>
+      </w:pPr>
+    </w:p>
+    <w:p>
+      <w:pPr>
+        <w:rPr>
+          <w:color w:val="FF0000"/>
+        </w:rPr>
+      </w:pPr>
+    </w:p>
+    <w:p>
+      <w:pPr>
+        <w:rPr>
+          <w:color w:val="FF0000"/>
+        </w:rPr>
+      </w:pPr>
+    </w:p>
+    <w:p>
+      <w:pPr>
+        <w:rPr>
+          <w:color w:val="FF0000"/>
+        </w:rPr>
+      </w:pPr>
+    </w:p>
+    <w:p>
+      <w:pPr>
+        <w:rPr>
+          <w:color w:val="FF0000"/>
+        </w:rPr>
+      </w:pPr>
+    </w:p>
+    <w:p>
+      <w:pPr>
+        <w:rPr>
+          <w:color w:val="FF0000"/>
+        </w:rPr>
+      </w:pPr>
+    </w:p>
+    <w:p>
+      <w:pPr>
+        <w:rPr>
+          <w:color w:val="FF0000"/>
+        </w:rPr>
+      </w:pPr>
+    </w:p>
+    <w:p>
+      <w:pPr>
+        <w:spacing w:line="240" w:lineRule="auto"/>
+        <w:rPr>
+          <w:rFonts w:ascii="新細明體" w:eastAsia="新細明體" w:hAnsi="新細明體" w:cs="新細明體"/>
+          <w:b/>
+          <w:kern w:val="0"/>
+          <w:sz w:val="28"/>
+        </w:rPr>
+      </w:pPr>
+      <w:r>
+        <w:rPr>
+          <w:rFonts w:ascii="新細明體" w:eastAsia="新細明體" w:hAnsi="新細明體" w:cs="新細明體"/>
+          <w:b/>
+          <w:kern w:val="0"/>
+          <w:sz w:val="28"/>
+        </w:rPr>
+        <w:lastRenderedPageBreak/>
+        <w:t>步驟 3：底層 C++ 程式碼實作</w:t>
+      </w:r>
+    </w:p>
+    <w:p>
+      <w:pPr>
+        <w:spacing w:line="240" w:lineRule="auto"/>
+        <w:rPr>
+          <w:rFonts w:ascii="新細明體" w:eastAsia="新細明體" w:hAnsi="新細明體" w:cs="新細明體"/>
+          <w:kern w:val="0"/>
+        </w:rPr>
+      </w:pPr>
+      <w:r>
+        <w:rPr>
+          <w:rFonts w:ascii="新細明體" w:eastAsia="新細明體" w:hAnsi="新細明體" w:cs="新細明體"/>
+          <w:kern w:val="0"/>
+        </w:rPr>
+        <w:t xml:space="preserve">在專案中新增 </w:t>
+      </w:r>
+      <w:proofErr w:type="spellStart"/>
+      <w:r>
+        <w:rPr>
+          <w:rFonts w:ascii="Google Sans Code" w:eastAsia="細明體" w:hAnsi="Google Sans Code" w:cs="細明體"/>
+          <w:color w:val="303030"/>
+          <w:kern w:val="0"/>
+        </w:rPr>
+        <w:t>tool_servo</w:t>
+      </w:r>
+      <w:proofErr w:type="spellEnd"/>
+      <w:r>
+        <w:rPr>
+          <w:rFonts w:ascii="新細明體" w:eastAsia="新細明體" w:hAnsi="新細明體" w:cs="新細明體"/>
+          <w:kern w:val="0"/>
+        </w:rPr>
+        <w:t xml:space="preserve"> 驅動函數。</w:t>
+      </w:r>
+    </w:p>
+    <w:p>
+      <w:pPr>
+        <w:spacing w:line="240" w:lineRule="auto"/>
+        <w:rPr>
+          <w:rFonts w:ascii="新細明體" w:eastAsia="新細明體" w:hAnsi="新細明體" w:cs="新細明體"/>
+          <w:kern w:val="0"/>
+        </w:rPr>
+      </w:pPr>
+    </w:p>
+    <w:p>
+      <w:pPr>
         <w:tabs>
           <w:tab w:val="left" w:pos="916"/>
           <w:tab w:val="left" w:pos="1832"/>
@@ -1103,9 +2007,40 @@
         <w:spacing w:line="240" w:lineRule="auto"/>
         <w:rPr>
           <w:rFonts w:ascii="細明體" w:eastAsia="細明體" w:hAnsi="細明體" w:cs="細明體"/>
-          <w:kern w:val="0"/>
-        </w:rPr>
-      </w:pPr>
+          <w:b/>
+          <w:color w:val="FF0000"/>
+          <w:kern w:val="0"/>
+        </w:rPr>
+      </w:pPr>
+      <w:r>
+        <w:rPr>
+          <w:rFonts w:ascii="細明體" w:eastAsia="細明體" w:hAnsi="細明體" w:cs="細明體"/>
+          <w:b/>
+          <w:color w:val="FF0000"/>
+          <w:kern w:val="0"/>
+        </w:rPr>
+        <w:t>#include &lt;</w:t>
+      </w:r>
+      <w:proofErr w:type="spellStart"/>
+      <w:r>
+        <w:rPr>
+          <w:rFonts w:ascii="細明體" w:eastAsia="細明體" w:hAnsi="細明體" w:cs="細明體"/>
+          <w:b/>
+          <w:color w:val="FF0000"/>
+          <w:kern w:val="0"/>
+        </w:rPr>
+        <w:t>AmebaServo.h</w:t>
+      </w:r>
+      <w:proofErr w:type="spellEnd"/>
+      <w:r>
+        <w:rPr>
+          <w:rFonts w:ascii="細明體" w:eastAsia="細明體" w:hAnsi="細明體" w:cs="細明體"/>
+          <w:b/>
+          <w:color w:val="FF0000"/>
+          <w:kern w:val="0"/>
+        </w:rPr>
+        <w:t>&gt;</w:t>
+      </w:r>
     </w:p>
     <w:p>
       <w:pPr>
@@ -1130,9 +2065,51 @@
         <w:spacing w:line="240" w:lineRule="auto"/>
         <w:rPr>
           <w:rFonts w:ascii="細明體" w:eastAsia="細明體" w:hAnsi="細明體" w:cs="細明體"/>
-          <w:kern w:val="0"/>
-        </w:rPr>
-      </w:pPr>
+          <w:b/>
+          <w:color w:val="FF0000"/>
+          <w:kern w:val="0"/>
+        </w:rPr>
+      </w:pPr>
+      <w:proofErr w:type="spellStart"/>
+      <w:r>
+        <w:rPr>
+          <w:rFonts w:ascii="細明體" w:eastAsia="細明體" w:hAnsi="細明體" w:cs="細明體"/>
+          <w:b/>
+          <w:color w:val="FF0000"/>
+          <w:kern w:val="0"/>
+        </w:rPr>
+        <w:t>AmebaServo</w:t>
+      </w:r>
+      <w:proofErr w:type="spellEnd"/>
+      <w:r>
+        <w:rPr>
+          <w:rFonts w:ascii="細明體" w:eastAsia="細明體" w:hAnsi="細明體" w:cs="細明體"/>
+          <w:b/>
+          <w:color w:val="FF0000"/>
+          <w:kern w:val="0"/>
+        </w:rPr>
+        <w:t xml:space="preserve"> </w:t>
+      </w:r>
+      <w:proofErr w:type="gramStart"/>
+      <w:r>
+        <w:rPr>
+          <w:rFonts w:ascii="細明體" w:eastAsia="細明體" w:hAnsi="細明體" w:cs="細明體"/>
+          <w:b/>
+          <w:color w:val="FF0000"/>
+          <w:kern w:val="0"/>
+        </w:rPr>
+        <w:t>servos[</w:t>
+      </w:r>
+      <w:proofErr w:type="gramEnd"/>
+      <w:r>
+        <w:rPr>
+          <w:rFonts w:ascii="細明體" w:eastAsia="細明體" w:hAnsi="細明體" w:cs="細明體"/>
+          <w:b/>
+          <w:color w:val="FF0000"/>
+          <w:kern w:val="0"/>
+        </w:rPr>
+        <w:t>26];</w:t>
+      </w:r>
     </w:p>
     <w:p>
       <w:pPr>
@@ -1157,9 +2134,594 @@
         <w:spacing w:line="240" w:lineRule="auto"/>
         <w:rPr>
           <w:rFonts w:ascii="細明體" w:eastAsia="細明體" w:hAnsi="細明體" w:cs="細明體"/>
-          <w:kern w:val="0"/>
-        </w:rPr>
-      </w:pPr>
+          <w:b/>
+          <w:color w:val="000000" w:themeColor="text1"/>
+          <w:kern w:val="0"/>
+        </w:rPr>
+      </w:pPr>
+    </w:p>
+    <w:p>
+      <w:pPr>
+        <w:rPr>
+          <w:color w:val="FF0000"/>
+        </w:rPr>
+      </w:pPr>
+      <w:r>
+        <w:rPr>
+          <w:color w:val="FF0000"/>
+        </w:rPr>
+        <w:t xml:space="preserve">String </w:t>
+      </w:r>
+      <w:proofErr w:type="spellStart"/>
+      <w:r>
+        <w:rPr>
+          <w:color w:val="FF0000"/>
+        </w:rPr>
+        <w:t>tool_</w:t>
+      </w:r>
+      <w:proofErr w:type="gramStart"/>
+      <w:r>
+        <w:rPr>
+          <w:color w:val="FF0000"/>
+        </w:rPr>
+        <w:t>servo</w:t>
+      </w:r>
+      <w:proofErr w:type="spellEnd"/>
+      <w:r>
+        <w:rPr>
+          <w:color w:val="FF0000"/>
+        </w:rPr>
+        <w:t>(</w:t>
+      </w:r>
+      <w:proofErr w:type="spellStart"/>
+      <w:proofErr w:type="gramEnd"/>
+      <w:r>
+        <w:rPr>
+          <w:color w:val="FF0000"/>
+        </w:rPr>
+        <w:t>AmebaServo</w:t>
+      </w:r>
+      <w:proofErr w:type="spellEnd"/>
+      <w:r>
+        <w:rPr>
+          <w:color w:val="FF0000"/>
+        </w:rPr>
+        <w:t xml:space="preserve"> &amp;servo, </w:t>
+      </w:r>
+      <w:proofErr w:type="spellStart"/>
+      <w:r>
+        <w:rPr>
+          <w:color w:val="FF0000"/>
+        </w:rPr>
+        <w:t>int</w:t>
+      </w:r>
+      <w:proofErr w:type="spellEnd"/>
+      <w:r>
+        <w:rPr>
+          <w:color w:val="FF0000"/>
+        </w:rPr>
+        <w:t xml:space="preserve"> pin, </w:t>
+      </w:r>
+      <w:proofErr w:type="spellStart"/>
+      <w:r>
+        <w:rPr>
+          <w:color w:val="FF0000"/>
+        </w:rPr>
+        <w:t>int</w:t>
+      </w:r>
+      <w:proofErr w:type="spellEnd"/>
+      <w:r>
+        <w:rPr>
+          <w:color w:val="FF0000"/>
+        </w:rPr>
+        <w:t xml:space="preserve"> angle, String </w:t>
+      </w:r>
+      <w:proofErr w:type="spellStart"/>
+      <w:r>
+        <w:rPr>
+          <w:color w:val="FF0000"/>
+        </w:rPr>
+        <w:t>workId</w:t>
+      </w:r>
+      <w:proofErr w:type="spellEnd"/>
+      <w:r>
+        <w:rPr>
+          <w:color w:val="FF0000"/>
+        </w:rPr>
+        <w:t>) {</w:t>
+      </w:r>
+    </w:p>
+    <w:p>
+      <w:pPr>
+        <w:rPr>
+          <w:color w:val="FF0000"/>
+        </w:rPr>
+      </w:pPr>
+      <w:r>
+        <w:rPr>
+          <w:color w:val="FF0000"/>
+        </w:rPr>
+        <w:t xml:space="preserve">    </w:t>
+      </w:r>
+      <w:proofErr w:type="gramStart"/>
+      <w:r>
+        <w:rPr>
+          <w:color w:val="FF0000"/>
+        </w:rPr>
+        <w:t>if</w:t>
+      </w:r>
+      <w:proofErr w:type="gramEnd"/>
+      <w:r>
+        <w:rPr>
+          <w:color w:val="FF0000"/>
+        </w:rPr>
+        <w:t xml:space="preserve"> (!</w:t>
+      </w:r>
+      <w:proofErr w:type="spellStart"/>
+      <w:r>
+        <w:rPr>
+          <w:color w:val="FF0000"/>
+        </w:rPr>
+        <w:t>servo.attached</w:t>
+      </w:r>
+      <w:proofErr w:type="spellEnd"/>
+      <w:r>
+        <w:rPr>
+          <w:color w:val="FF0000"/>
+        </w:rPr>
+        <w:t>())</w:t>
+      </w:r>
+    </w:p>
+    <w:p>
+      <w:pPr>
+        <w:rPr>
+          <w:color w:val="FF0000"/>
+        </w:rPr>
+      </w:pPr>
+      <w:r>
+        <w:rPr>
+          <w:color w:val="FF0000"/>
+        </w:rPr>
+        <w:t xml:space="preserve">        </w:t>
+      </w:r>
+      <w:proofErr w:type="spellStart"/>
+      <w:proofErr w:type="gramStart"/>
+      <w:r>
+        <w:rPr>
+          <w:color w:val="FF0000"/>
+        </w:rPr>
+        <w:t>servo.attach</w:t>
+      </w:r>
+      <w:proofErr w:type="spellEnd"/>
+      <w:r>
+        <w:rPr>
+          <w:color w:val="FF0000"/>
+        </w:rPr>
+        <w:t>(</w:t>
+      </w:r>
+      <w:proofErr w:type="gramEnd"/>
+      <w:r>
+        <w:rPr>
+          <w:color w:val="FF0000"/>
+        </w:rPr>
+        <w:t>pin);</w:t>
+      </w:r>
+    </w:p>
+    <w:p>
+      <w:pPr>
+        <w:rPr>
+          <w:color w:val="FF0000"/>
+        </w:rPr>
+      </w:pPr>
+      <w:r>
+        <w:rPr>
+          <w:color w:val="FF0000"/>
+        </w:rPr>
+        <w:tab/>
+      </w:r>
+    </w:p>
+    <w:p>
+      <w:pPr>
+        <w:rPr>
+          <w:color w:val="FF0000"/>
+        </w:rPr>
+      </w:pPr>
+      <w:r>
+        <w:rPr>
+          <w:color w:val="FF0000"/>
+        </w:rPr>
+        <w:tab/>
+        <w:t>if (angle &lt; 0 || angle &gt; 180) {</w:t>
+      </w:r>
+    </w:p>
+    <w:p>
+      <w:pPr>
+        <w:rPr>
+          <w:color w:val="FF0000"/>
+        </w:rPr>
+      </w:pPr>
+      <w:r>
+        <w:rPr>
+          <w:color w:val="FF0000"/>
+        </w:rPr>
+        <w:tab/>
+      </w:r>
+      <w:r>
+        <w:rPr>
+          <w:color w:val="FF0000"/>
+        </w:rPr>
+        <w:tab/>
+        <w:t xml:space="preserve">return </w:t>
+      </w:r>
+    </w:p>
+    <w:p>
+      <w:pPr>
+        <w:rPr>
+          <w:color w:val="FF0000"/>
+        </w:rPr>
+      </w:pPr>
+      <w:r>
+        <w:rPr>
+          <w:color w:val="FF0000"/>
+        </w:rPr>
+        <w:tab/>
+      </w:r>
+      <w:r>
+        <w:rPr>
+          <w:color w:val="FF0000"/>
+        </w:rPr>
+        <w:tab/>
+      </w:r>
+      <w:r>
+        <w:rPr>
+          <w:color w:val="FF0000"/>
+        </w:rPr>
+        <w:tab/>
+        <w:t>"{\"status\":\"error\","</w:t>
+      </w:r>
+    </w:p>
+    <w:p>
+      <w:pPr>
+        <w:rPr>
+          <w:color w:val="FF0000"/>
+        </w:rPr>
+      </w:pPr>
+      <w:r>
+        <w:rPr>
+          <w:color w:val="FF0000"/>
+        </w:rPr>
+        <w:tab/>
+      </w:r>
+      <w:r>
+        <w:rPr>
+          <w:color w:val="FF0000"/>
+        </w:rPr>
+        <w:tab/>
+      </w:r>
+      <w:r>
+        <w:rPr>
+          <w:color w:val="FF0000"/>
+        </w:rPr>
+        <w:tab/>
+        <w:t>"\"method\":\"/servo\","</w:t>
+      </w:r>
+      <w:r>
+        <w:rPr>
+          <w:color w:val="FF0000"/>
+        </w:rPr>
+        <w:tab/>
+      </w:r>
+      <w:r>
+        <w:rPr>
+          <w:color w:val="FF0000"/>
+        </w:rPr>
+        <w:tab/>
+      </w:r>
+      <w:r>
+        <w:rPr>
+          <w:color w:val="FF0000"/>
+        </w:rPr>
+        <w:tab/>
+      </w:r>
+      <w:r>
+        <w:rPr>
+          <w:color w:val="FF0000"/>
+        </w:rPr>
+        <w:tab/>
+      </w:r>
+    </w:p>
+    <w:p>
+      <w:pPr>
+        <w:rPr>
+          <w:color w:val="FF0000"/>
+        </w:rPr>
+      </w:pPr>
+      <w:r>
+        <w:rPr>
+          <w:color w:val="FF0000"/>
+        </w:rPr>
+        <w:tab/>
+      </w:r>
+      <w:r>
+        <w:rPr>
+          <w:color w:val="FF0000"/>
+        </w:rPr>
+        <w:tab/>
+      </w:r>
+      <w:r>
+        <w:rPr>
+          <w:color w:val="FF0000"/>
+        </w:rPr>
+        <w:tab/>
+        <w:t>"\"reason\":\"</w:t>
+      </w:r>
+      <w:proofErr w:type="spellStart"/>
+      <w:r>
+        <w:rPr>
+          <w:color w:val="FF0000"/>
+        </w:rPr>
+        <w:t>invalid_servo_angle</w:t>
+      </w:r>
+      <w:proofErr w:type="spellEnd"/>
+      <w:r>
+        <w:rPr>
+          <w:color w:val="FF0000"/>
+        </w:rPr>
+        <w:t>\","</w:t>
+      </w:r>
+    </w:p>
+    <w:p>
+      <w:pPr>
+        <w:rPr>
+          <w:color w:val="FF0000"/>
+        </w:rPr>
+      </w:pPr>
+      <w:r>
+        <w:rPr>
+          <w:color w:val="FF0000"/>
+        </w:rPr>
+        <w:tab/>
+      </w:r>
+      <w:r>
+        <w:rPr>
+          <w:color w:val="FF0000"/>
+        </w:rPr>
+        <w:tab/>
+      </w:r>
+      <w:r>
+        <w:rPr>
+          <w:color w:val="FF0000"/>
+        </w:rPr>
+        <w:tab/>
+        <w:t>"\"</w:t>
+      </w:r>
+      <w:proofErr w:type="spellStart"/>
+      <w:r>
+        <w:rPr>
+          <w:color w:val="FF0000"/>
+        </w:rPr>
+        <w:t>workId</w:t>
+      </w:r>
+      <w:proofErr w:type="spellEnd"/>
+      <w:r>
+        <w:rPr>
+          <w:color w:val="FF0000"/>
+        </w:rPr>
+        <w:t xml:space="preserve">\":\"" + </w:t>
+      </w:r>
+      <w:proofErr w:type="spellStart"/>
+      <w:r>
+        <w:rPr>
+          <w:color w:val="FF0000"/>
+        </w:rPr>
+        <w:t>workId</w:t>
+      </w:r>
+      <w:proofErr w:type="spellEnd"/>
+      <w:r>
+        <w:rPr>
+          <w:color w:val="FF0000"/>
+        </w:rPr>
+        <w:t xml:space="preserve"> + "\"}";</w:t>
+      </w:r>
+    </w:p>
+    <w:p>
+      <w:pPr>
+        <w:rPr>
+          <w:color w:val="FF0000"/>
+        </w:rPr>
+      </w:pPr>
+      <w:r>
+        <w:rPr>
+          <w:color w:val="FF0000"/>
+        </w:rPr>
+        <w:tab/>
+        <w:t>}</w:t>
+      </w:r>
+    </w:p>
+    <w:p>
+      <w:pPr>
+        <w:rPr>
+          <w:color w:val="FF0000"/>
+        </w:rPr>
+      </w:pPr>
+      <w:r>
+        <w:rPr>
+          <w:color w:val="FF0000"/>
+        </w:rPr>
+        <w:tab/>
+      </w:r>
+      <w:r>
+        <w:rPr>
+          <w:color w:val="FF0000"/>
+        </w:rPr>
+        <w:tab/>
+      </w:r>
+    </w:p>
+    <w:p>
+      <w:pPr>
+        <w:rPr>
+          <w:color w:val="FF0000"/>
+        </w:rPr>
+      </w:pPr>
+      <w:r>
+        <w:rPr>
+          <w:color w:val="FF0000"/>
+        </w:rPr>
+        <w:t xml:space="preserve">    </w:t>
+      </w:r>
+      <w:proofErr w:type="spellStart"/>
+      <w:proofErr w:type="gramStart"/>
+      <w:r>
+        <w:rPr>
+          <w:color w:val="FF0000"/>
+        </w:rPr>
+        <w:t>servo.write</w:t>
+      </w:r>
+      <w:proofErr w:type="spellEnd"/>
+      <w:r>
+        <w:rPr>
+          <w:color w:val="FF0000"/>
+        </w:rPr>
+        <w:t>(</w:t>
+      </w:r>
+      <w:proofErr w:type="gramEnd"/>
+      <w:r>
+        <w:rPr>
+          <w:color w:val="FF0000"/>
+        </w:rPr>
+        <w:t>angle);</w:t>
+      </w:r>
+    </w:p>
+    <w:p>
+      <w:pPr>
+        <w:rPr>
+          <w:color w:val="FF0000"/>
+        </w:rPr>
+      </w:pPr>
+      <w:r>
+        <w:rPr>
+          <w:color w:val="FF0000"/>
+        </w:rPr>
+        <w:tab/>
+      </w:r>
+      <w:r>
+        <w:rPr>
+          <w:color w:val="FF0000"/>
+        </w:rPr>
+        <w:tab/>
+      </w:r>
+    </w:p>
+    <w:p>
+      <w:pPr>
+        <w:rPr>
+          <w:color w:val="FF0000"/>
+        </w:rPr>
+      </w:pPr>
+      <w:r>
+        <w:rPr>
+          <w:color w:val="FF0000"/>
+        </w:rPr>
+        <w:t xml:space="preserve">    return</w:t>
+      </w:r>
+    </w:p>
+    <w:p>
+      <w:pPr>
+        <w:rPr>
+          <w:color w:val="FF0000"/>
+        </w:rPr>
+      </w:pPr>
+      <w:r>
+        <w:rPr>
+          <w:color w:val="FF0000"/>
+        </w:rPr>
+        <w:t xml:space="preserve">        "{\"status\":\"success\","</w:t>
+      </w:r>
+    </w:p>
+    <w:p>
+      <w:pPr>
+        <w:rPr>
+          <w:color w:val="FF0000"/>
+        </w:rPr>
+      </w:pPr>
+      <w:r>
+        <w:rPr>
+          <w:color w:val="FF0000"/>
+        </w:rPr>
+        <w:t xml:space="preserve">        "\"method\":\"/servo\","</w:t>
+      </w:r>
+    </w:p>
+    <w:p>
+      <w:pPr>
+        <w:rPr>
+          <w:color w:val="FF0000"/>
+        </w:rPr>
+      </w:pPr>
+      <w:r>
+        <w:rPr>
+          <w:color w:val="FF0000"/>
+        </w:rPr>
+        <w:tab/>
+      </w:r>
+      <w:r>
+        <w:rPr>
+          <w:color w:val="FF0000"/>
+        </w:rPr>
+        <w:tab/>
+        <w:t>"\"</w:t>
+      </w:r>
+      <w:proofErr w:type="spellStart"/>
+      <w:r>
+        <w:rPr>
+          <w:color w:val="FF0000"/>
+        </w:rPr>
+        <w:t>workId</w:t>
+      </w:r>
+      <w:proofErr w:type="spellEnd"/>
+      <w:r>
+        <w:rPr>
+          <w:color w:val="FF0000"/>
+        </w:rPr>
+        <w:t xml:space="preserve">\":\"" + </w:t>
+      </w:r>
+      <w:proofErr w:type="spellStart"/>
+      <w:r>
+        <w:rPr>
+          <w:color w:val="FF0000"/>
+        </w:rPr>
+        <w:t>workId</w:t>
+      </w:r>
+      <w:proofErr w:type="spellEnd"/>
+      <w:r>
+        <w:rPr>
+          <w:color w:val="FF0000"/>
+        </w:rPr>
+        <w:t xml:space="preserve"> + "\"}";</w:t>
+      </w:r>
+      <w:r>
+        <w:rPr>
+          <w:color w:val="FF0000"/>
+        </w:rPr>
+        <w:tab/>
+      </w:r>
+      <w:r>
+        <w:rPr>
+          <w:color w:val="FF0000"/>
+        </w:rPr>
+        <w:tab/>
+      </w:r>
+    </w:p>
+    <w:p>
+      <w:pPr>
+        <w:rPr>
+          <w:color w:val="FF0000"/>
+        </w:rPr>
+      </w:pPr>
+      <w:r>
+        <w:rPr>
+          <w:color w:val="FF0000"/>
+        </w:rPr>
+        <w:t>}</w:t>
+      </w:r>
     </w:p>
     <w:p>
       <w:pPr>
@@ -1184,660 +2746,48 @@
         <w:spacing w:line="240" w:lineRule="auto"/>
         <w:rPr>
           <w:rFonts w:ascii="細明體" w:eastAsia="細明體" w:hAnsi="細明體" w:cs="細明體"/>
-          <w:kern w:val="0"/>
-        </w:rPr>
-      </w:pPr>
-    </w:p>
-    <w:p>
-      <w:pPr>
-        <w:spacing w:line="240" w:lineRule="auto"/>
-        <w:rPr>
-          <w:rFonts w:ascii="新細明體" w:eastAsia="新細明體" w:hAnsi="新細明體" w:cs="新細明體"/>
           <w:b/>
-          <w:kern w:val="0"/>
-          <w:sz w:val="32"/>
-        </w:rPr>
-      </w:pPr>
-      <w:r>
-        <w:rPr>
-          <w:rFonts w:ascii="新細明體" w:eastAsia="新細明體" w:hAnsi="新細明體" w:cs="新細明體"/>
-          <w:b/>
-          <w:kern w:val="0"/>
-          <w:sz w:val="32"/>
-        </w:rPr>
-        <w:lastRenderedPageBreak/>
-        <w:t>步驟 2：定義工具 JSON 規範 (Tools Definition)</w:t>
-      </w:r>
-    </w:p>
-    <w:p>
-      <w:pPr>
-        <w:spacing w:line="240" w:lineRule="auto"/>
-        <w:rPr>
-          <w:rFonts w:ascii="新細明體" w:eastAsia="新細明體" w:hAnsi="新細明體" w:cs="新細明體"/>
-          <w:kern w:val="0"/>
-        </w:rPr>
-      </w:pPr>
-      <w:r>
-        <w:rPr>
-          <w:rFonts w:ascii="新細明體" w:eastAsia="新細明體" w:hAnsi="新細明體" w:cs="新細明體"/>
-          <w:kern w:val="0"/>
-        </w:rPr>
-        <w:t xml:space="preserve">在 </w:t>
-      </w:r>
-      <w:proofErr w:type="spellStart"/>
-      <w:r>
-        <w:rPr>
-          <w:rFonts w:ascii="Google Sans Code" w:eastAsia="細明體" w:hAnsi="Google Sans Code" w:cs="細明體"/>
-          <w:color w:val="303030"/>
-          <w:kern w:val="0"/>
-        </w:rPr>
-        <w:t>tools_definition</w:t>
-      </w:r>
-      <w:proofErr w:type="spellEnd"/>
-      <w:r>
-        <w:rPr>
-          <w:rFonts w:ascii="新細明體" w:eastAsia="新細明體" w:hAnsi="新細明體" w:cs="新細明體"/>
-          <w:kern w:val="0"/>
-        </w:rPr>
-        <w:t xml:space="preserve"> 中加入 </w:t>
-      </w:r>
-      <w:r>
-        <w:rPr>
-          <w:rFonts w:ascii="Google Sans Code" w:eastAsia="細明體" w:hAnsi="Google Sans Code" w:cs="細明體"/>
-          <w:color w:val="303030"/>
-          <w:kern w:val="0"/>
-        </w:rPr>
-        <w:t>/servo</w:t>
-      </w:r>
-      <w:r>
-        <w:rPr>
-          <w:rFonts w:ascii="新細明體" w:eastAsia="新細明體" w:hAnsi="新細明體" w:cs="新細明體"/>
-          <w:kern w:val="0"/>
-        </w:rPr>
-        <w:t xml:space="preserve"> 指令的格式規範。</w:t>
-      </w:r>
-    </w:p>
-    <w:p>
-      <w:pPr>
-        <w:spacing w:line="240" w:lineRule="auto"/>
-        <w:rPr>
-          <w:rFonts w:ascii="新細明體" w:eastAsia="新細明體" w:hAnsi="新細明體" w:cs="新細明體"/>
-          <w:kern w:val="0"/>
-        </w:rPr>
-      </w:pPr>
-    </w:p>
-    <w:p>
-      <w:pPr>
-        <w:rPr>
-          <w:color w:val="FF0000"/>
-        </w:rPr>
-      </w:pPr>
-      <w:r>
-        <w:rPr>
-          <w:color w:val="FF0000"/>
-        </w:rPr>
-        <w:t>Servo motor control:</w:t>
-      </w:r>
-    </w:p>
-    <w:p>
-      <w:pPr>
-        <w:rPr>
-          <w:color w:val="FF0000"/>
-        </w:rPr>
-      </w:pPr>
-      <w:r>
-        <w:rPr>
-          <w:color w:val="FF0000"/>
-        </w:rPr>
-        <w:t>{</w:t>
-      </w:r>
-    </w:p>
-    <w:p>
-      <w:pPr>
-        <w:rPr>
-          <w:color w:val="FF0000"/>
-        </w:rPr>
-      </w:pPr>
-      <w:r>
-        <w:rPr>
-          <w:color w:val="FF0000"/>
-        </w:rPr>
-        <w:t xml:space="preserve">  "type": "</w:t>
-      </w:r>
-      <w:proofErr w:type="spellStart"/>
-      <w:r>
-        <w:rPr>
-          <w:color w:val="FF0000"/>
-        </w:rPr>
-        <w:t>tool_call</w:t>
-      </w:r>
-      <w:proofErr w:type="spellEnd"/>
-      <w:r>
-        <w:rPr>
-          <w:color w:val="FF0000"/>
-        </w:rPr>
-        <w:t>",</w:t>
-      </w:r>
-    </w:p>
-    <w:p>
-      <w:pPr>
-        <w:rPr>
-          <w:color w:val="FF0000"/>
-        </w:rPr>
-      </w:pPr>
-      <w:r>
-        <w:rPr>
-          <w:color w:val="FF0000"/>
-        </w:rPr>
-        <w:t xml:space="preserve">  "method": "/servo",</w:t>
-      </w:r>
-    </w:p>
-    <w:p>
-      <w:pPr>
-        <w:rPr>
-          <w:color w:val="FF0000"/>
-        </w:rPr>
-      </w:pPr>
-      <w:r>
-        <w:rPr>
-          <w:color w:val="FF0000"/>
-        </w:rPr>
-        <w:t xml:space="preserve">  "params": {</w:t>
-      </w:r>
-    </w:p>
-    <w:p>
-      <w:pPr>
-        <w:rPr>
-          <w:color w:val="FF0000"/>
-        </w:rPr>
-      </w:pPr>
-      <w:r>
-        <w:rPr>
-          <w:color w:val="FF0000"/>
-        </w:rPr>
-        <w:t xml:space="preserve">    "pin": "&lt;Device pin number. If the user does not specify a pin, ask first.&gt;",</w:t>
-      </w:r>
-    </w:p>
-    <w:p>
-      <w:pPr>
-        <w:rPr>
-          <w:color w:val="FF0000"/>
-        </w:rPr>
-      </w:pPr>
-      <w:r>
-        <w:rPr>
-          <w:color w:val="FF0000"/>
-        </w:rPr>
-        <w:t xml:space="preserve">    "angle": "&lt;Desired absolute angle from 0 to 180&gt;"</w:t>
-      </w:r>
-    </w:p>
-    <w:p>
-      <w:pPr>
-        <w:rPr>
-          <w:color w:val="FF0000"/>
-        </w:rPr>
-      </w:pPr>
-      <w:r>
-        <w:rPr>
-          <w:color w:val="FF0000"/>
-        </w:rPr>
-        <w:t xml:space="preserve">  }</w:t>
-      </w:r>
-    </w:p>
-    <w:p>
-      <w:pPr>
-        <w:rPr>
-          <w:color w:val="FF0000"/>
-        </w:rPr>
-      </w:pPr>
-      <w:r>
-        <w:rPr>
-          <w:color w:val="FF0000"/>
-        </w:rPr>
+          <w:color w:val="000000" w:themeColor="text1"/>
+          <w:kern w:val="0"/>
+        </w:rPr>
+      </w:pPr>
+      <w:bookmarkStart w:id="0" w:name="_GoBack"/>
+      <w:bookmarkEnd w:id="0"/>
+    </w:p>
+    <w:p>
+      <w:proofErr w:type="gramStart"/>
+      <w:r>
+        <w:t>void</w:t>
+      </w:r>
+      <w:proofErr w:type="gramEnd"/>
+      <w:r>
+        <w:t xml:space="preserve"> setup() {</w:t>
+      </w:r>
+    </w:p>
+    <w:p>
+      <w:r>
+        <w:rPr>
+          <w:rFonts w:hint="eastAsia"/>
+        </w:rPr>
+        <w:t xml:space="preserve">    // ... </w:t>
+      </w:r>
+      <w:r>
+        <w:rPr>
+          <w:rFonts w:hint="eastAsia"/>
+        </w:rPr>
+        <w:t>原有初始化內容</w:t>
+      </w:r>
+      <w:r>
+        <w:rPr>
+          <w:rFonts w:hint="eastAsia"/>
+        </w:rPr>
+        <w:t xml:space="preserve"> ...</w:t>
+      </w:r>
+    </w:p>
+    <w:p>
+      <w:r>
         <w:t>}</w:t>
       </w:r>
-    </w:p>
-    <w:p>
-      <w:pPr>
-        <w:rPr>
-          <w:color w:val="FF0000"/>
-        </w:rPr>
-      </w:pPr>
-    </w:p>
-    <w:p>
-      <w:pPr>
-        <w:rPr>
-          <w:color w:val="FF0000"/>
-        </w:rPr>
-      </w:pPr>
-      <w:r>
-        <w:rPr>
-          <w:color w:val="FF0000"/>
-        </w:rPr>
-        <w:t>Success response:</w:t>
-      </w:r>
-    </w:p>
-    <w:p>
-      <w:pPr>
-        <w:rPr>
-          <w:color w:val="FF0000"/>
-        </w:rPr>
-      </w:pPr>
-      <w:r>
-        <w:rPr>
-          <w:color w:val="FF0000"/>
-        </w:rPr>
-        <w:t>{</w:t>
-      </w:r>
-    </w:p>
-    <w:p>
-      <w:pPr>
-        <w:rPr>
-          <w:color w:val="FF0000"/>
-        </w:rPr>
-      </w:pPr>
-      <w:r>
-        <w:rPr>
-          <w:color w:val="FF0000"/>
-        </w:rPr>
-        <w:t xml:space="preserve">  "status": "success",</w:t>
-      </w:r>
-    </w:p>
-    <w:p>
-      <w:pPr>
-        <w:rPr>
-          <w:color w:val="FF0000"/>
-        </w:rPr>
-      </w:pPr>
-      <w:r>
-        <w:rPr>
-          <w:color w:val="FF0000"/>
-        </w:rPr>
-        <w:t xml:space="preserve">  "method": "/servo",</w:t>
-      </w:r>
-    </w:p>
-    <w:p>
-      <w:pPr>
-        <w:rPr>
-          <w:color w:val="FF0000"/>
-        </w:rPr>
-      </w:pPr>
-      <w:r>
-        <w:rPr>
-          <w:color w:val="FF0000"/>
-        </w:rPr>
-        <w:t xml:space="preserve">  "</w:t>
-      </w:r>
-      <w:proofErr w:type="spellStart"/>
-      <w:r>
-        <w:rPr>
-          <w:color w:val="FF0000"/>
-        </w:rPr>
-        <w:t>workId</w:t>
-      </w:r>
-      <w:proofErr w:type="spellEnd"/>
-      <w:r>
-        <w:rPr>
-          <w:color w:val="FF0000"/>
-        </w:rPr>
-        <w:t>": "&lt;system-provided&gt;"</w:t>
-      </w:r>
-    </w:p>
-    <w:p>
-      <w:pPr>
-        <w:rPr>
-          <w:color w:val="FF0000"/>
-        </w:rPr>
-      </w:pPr>
-      <w:r>
-        <w:rPr>
-          <w:color w:val="FF0000"/>
-        </w:rPr>
-        <w:t>}</w:t>
-      </w:r>
-    </w:p>
-    <w:p>
-      <w:pPr>
-        <w:rPr>
-          <w:color w:val="FF0000"/>
-        </w:rPr>
-      </w:pPr>
-    </w:p>
-    <w:p>
-      <w:pPr>
-        <w:rPr>
-          <w:color w:val="FF0000"/>
-        </w:rPr>
-      </w:pPr>
-      <w:r>
-        <w:rPr>
-          <w:color w:val="FF0000"/>
-        </w:rPr>
-        <w:t>Error response:</w:t>
-      </w:r>
-    </w:p>
-    <w:p>
-      <w:pPr>
-        <w:rPr>
-          <w:color w:val="FF0000"/>
-        </w:rPr>
-      </w:pPr>
-      <w:r>
-        <w:rPr>
-          <w:color w:val="FF0000"/>
-        </w:rPr>
-        <w:t>{</w:t>
-      </w:r>
-    </w:p>
-    <w:p>
-      <w:pPr>
-        <w:rPr>
-          <w:color w:val="FF0000"/>
-        </w:rPr>
-      </w:pPr>
-      <w:r>
-        <w:rPr>
-          <w:color w:val="FF0000"/>
-        </w:rPr>
-        <w:t xml:space="preserve">  "status": "error",</w:t>
-      </w:r>
-    </w:p>
-    <w:p>
-      <w:pPr>
-        <w:rPr>
-          <w:color w:val="FF0000"/>
-        </w:rPr>
-      </w:pPr>
-      <w:r>
-        <w:rPr>
-          <w:color w:val="FF0000"/>
-        </w:rPr>
-        <w:t xml:space="preserve">  "method": "/servo",</w:t>
-      </w:r>
-    </w:p>
-    <w:p>
-      <w:pPr>
-        <w:rPr>
-          <w:color w:val="FF0000"/>
-        </w:rPr>
-      </w:pPr>
-      <w:r>
-        <w:rPr>
-          <w:color w:val="FF0000"/>
-        </w:rPr>
-        <w:t xml:space="preserve">  "reason":"&lt;error reason&gt;",</w:t>
-      </w:r>
-    </w:p>
-    <w:p>
-      <w:pPr>
-        <w:rPr>
-          <w:color w:val="FF0000"/>
-        </w:rPr>
-      </w:pPr>
-      <w:r>
-        <w:rPr>
-          <w:color w:val="FF0000"/>
-        </w:rPr>
-        <w:t xml:space="preserve">  "</w:t>
-      </w:r>
-      <w:proofErr w:type="spellStart"/>
-      <w:r>
-        <w:rPr>
-          <w:color w:val="FF0000"/>
-        </w:rPr>
-        <w:t>workId</w:t>
-      </w:r>
-      <w:proofErr w:type="spellEnd"/>
-      <w:r>
-        <w:rPr>
-          <w:color w:val="FF0000"/>
-        </w:rPr>
-        <w:t>": "&lt;system-provided&gt;"</w:t>
-      </w:r>
-    </w:p>
-    <w:p>
-      <w:pPr>
-        <w:rPr>
-          <w:color w:val="FF0000"/>
-        </w:rPr>
-      </w:pPr>
-      <w:r>
-        <w:rPr>
-          <w:color w:val="FF0000"/>
-        </w:rPr>
-        <w:t>}</w:t>
-      </w:r>
-    </w:p>
-    <w:p>
-      <w:pPr>
-        <w:rPr>
-          <w:color w:val="FF0000"/>
-        </w:rPr>
-      </w:pPr>
-    </w:p>
-    <w:p>
-      <w:pPr>
-        <w:rPr>
-          <w:color w:val="FF0000"/>
-        </w:rPr>
-      </w:pPr>
-    </w:p>
-    <w:p>
-      <w:pPr>
-        <w:rPr>
-          <w:color w:val="FF0000"/>
-        </w:rPr>
-      </w:pPr>
-    </w:p>
-    <w:p>
-      <w:pPr>
-        <w:rPr>
-          <w:color w:val="FF0000"/>
-        </w:rPr>
-      </w:pPr>
-    </w:p>
-    <w:p>
-      <w:pPr>
-        <w:rPr>
-          <w:color w:val="FF0000"/>
-        </w:rPr>
-      </w:pPr>
-    </w:p>
-    <w:p>
-      <w:pPr>
-        <w:rPr>
-          <w:color w:val="FF0000"/>
-        </w:rPr>
-      </w:pPr>
-    </w:p>
-    <w:p>
-      <w:pPr>
-        <w:rPr>
-          <w:color w:val="FF0000"/>
-        </w:rPr>
-      </w:pPr>
-    </w:p>
-    <w:p>
-      <w:pPr>
-        <w:rPr>
-          <w:color w:val="FF0000"/>
-        </w:rPr>
-      </w:pPr>
-    </w:p>
-    <w:p>
-      <w:pPr>
-        <w:rPr>
-          <w:color w:val="FF0000"/>
-        </w:rPr>
-      </w:pPr>
-    </w:p>
-    <w:p>
-      <w:pPr>
-        <w:rPr>
-          <w:color w:val="FF0000"/>
-        </w:rPr>
-      </w:pPr>
-    </w:p>
-    <w:p>
-      <w:pPr>
-        <w:rPr>
-          <w:color w:val="FF0000"/>
-        </w:rPr>
-      </w:pPr>
-    </w:p>
-    <w:p>
-      <w:pPr>
-        <w:rPr>
-          <w:color w:val="FF0000"/>
-        </w:rPr>
-      </w:pPr>
-    </w:p>
-    <w:p>
-      <w:pPr>
-        <w:rPr>
-          <w:color w:val="FF0000"/>
-        </w:rPr>
-      </w:pPr>
-    </w:p>
-    <w:p>
-      <w:pPr>
-        <w:rPr>
-          <w:color w:val="FF0000"/>
-        </w:rPr>
-      </w:pPr>
-    </w:p>
-    <w:p>
-      <w:pPr>
-        <w:rPr>
-          <w:color w:val="FF0000"/>
-        </w:rPr>
-      </w:pPr>
-    </w:p>
-    <w:p>
-      <w:pPr>
-        <w:rPr>
-          <w:color w:val="FF0000"/>
-        </w:rPr>
-      </w:pPr>
-    </w:p>
-    <w:p>
-      <w:pPr>
-        <w:rPr>
-          <w:color w:val="FF0000"/>
-        </w:rPr>
-      </w:pPr>
-    </w:p>
-    <w:p>
-      <w:pPr>
-        <w:rPr>
-          <w:color w:val="FF0000"/>
-        </w:rPr>
-      </w:pPr>
-    </w:p>
-    <w:p>
-      <w:pPr>
-        <w:rPr>
-          <w:color w:val="FF0000"/>
-        </w:rPr>
-      </w:pPr>
-    </w:p>
-    <w:p>
-      <w:pPr>
-        <w:rPr>
-          <w:color w:val="FF0000"/>
-        </w:rPr>
-      </w:pPr>
-    </w:p>
-    <w:p>
-      <w:pPr>
-        <w:rPr>
-          <w:color w:val="FF0000"/>
-        </w:rPr>
-      </w:pPr>
-    </w:p>
-    <w:p>
-      <w:pPr>
-        <w:rPr>
-          <w:color w:val="FF0000"/>
-        </w:rPr>
-      </w:pPr>
-    </w:p>
-    <w:p>
-      <w:pPr>
-        <w:rPr>
-          <w:color w:val="FF0000"/>
-        </w:rPr>
-      </w:pPr>
-    </w:p>
-    <w:p>
-      <w:pPr>
-        <w:rPr>
-          <w:color w:val="FF0000"/>
-        </w:rPr>
-      </w:pPr>
-    </w:p>
-    <w:p>
-      <w:pPr>
-        <w:spacing w:line="240" w:lineRule="auto"/>
-        <w:rPr>
-          <w:rFonts w:ascii="新細明體" w:eastAsia="新細明體" w:hAnsi="新細明體" w:cs="新細明體"/>
-          <w:b/>
-          <w:kern w:val="0"/>
-          <w:sz w:val="28"/>
-        </w:rPr>
-      </w:pPr>
-      <w:r>
-        <w:rPr>
-          <w:rFonts w:ascii="新細明體" w:eastAsia="新細明體" w:hAnsi="新細明體" w:cs="新細明體"/>
-          <w:b/>
-          <w:kern w:val="0"/>
-          <w:sz w:val="28"/>
-        </w:rPr>
-        <w:lastRenderedPageBreak/>
-        <w:t>步驟 3：底層 C++ 程式碼實作</w:t>
-      </w:r>
-    </w:p>
-    <w:p>
-      <w:pPr>
-        <w:spacing w:line="240" w:lineRule="auto"/>
-        <w:rPr>
-          <w:rFonts w:ascii="新細明體" w:eastAsia="新細明體" w:hAnsi="新細明體" w:cs="新細明體"/>
-          <w:kern w:val="0"/>
-        </w:rPr>
-      </w:pPr>
-      <w:r>
-        <w:rPr>
-          <w:rFonts w:ascii="新細明體" w:eastAsia="新細明體" w:hAnsi="新細明體" w:cs="新細明體"/>
-          <w:kern w:val="0"/>
-        </w:rPr>
-        <w:t xml:space="preserve">在專案中新增 </w:t>
-      </w:r>
-      <w:proofErr w:type="spellStart"/>
-      <w:r>
-        <w:rPr>
-          <w:rFonts w:ascii="Google Sans Code" w:eastAsia="細明體" w:hAnsi="Google Sans Code" w:cs="細明體"/>
-          <w:color w:val="303030"/>
-          <w:kern w:val="0"/>
-        </w:rPr>
-        <w:t>tool_servo</w:t>
-      </w:r>
-      <w:proofErr w:type="spellEnd"/>
-      <w:r>
-        <w:rPr>
-          <w:rFonts w:ascii="新細明體" w:eastAsia="新細明體" w:hAnsi="新細明體" w:cs="新細明體"/>
-          <w:kern w:val="0"/>
-        </w:rPr>
-        <w:t xml:space="preserve"> 驅動函數。</w:t>
-      </w:r>
-    </w:p>
-    <w:p>
-      <w:pPr>
-        <w:spacing w:line="240" w:lineRule="auto"/>
-        <w:rPr>
-          <w:rFonts w:ascii="新細明體" w:eastAsia="新細明體" w:hAnsi="新細明體" w:cs="新細明體"/>
-          <w:kern w:val="0"/>
-        </w:rPr>
-      </w:pPr>
     </w:p>
     <w:p>
       <w:pPr>
@@ -1862,40 +2812,9 @@
         <w:spacing w:line="240" w:lineRule="auto"/>
         <w:rPr>
           <w:rFonts w:ascii="細明體" w:eastAsia="細明體" w:hAnsi="細明體" w:cs="細明體"/>
-          <w:b/>
-          <w:color w:val="FF0000"/>
-          <w:kern w:val="0"/>
-        </w:rPr>
-      </w:pPr>
-      <w:r>
-        <w:rPr>
-          <w:rFonts w:ascii="細明體" w:eastAsia="細明體" w:hAnsi="細明體" w:cs="細明體"/>
-          <w:b/>
-          <w:color w:val="FF0000"/>
-          <w:kern w:val="0"/>
-        </w:rPr>
-        <w:t>#include &lt;</w:t>
-      </w:r>
-      <w:proofErr w:type="spellStart"/>
-      <w:r>
-        <w:rPr>
-          <w:rFonts w:ascii="細明體" w:eastAsia="細明體" w:hAnsi="細明體" w:cs="細明體"/>
-          <w:b/>
-          <w:color w:val="FF0000"/>
-          <w:kern w:val="0"/>
-        </w:rPr>
-        <w:t>AmebaServo.h</w:t>
-      </w:r>
-      <w:proofErr w:type="spellEnd"/>
-      <w:r>
-        <w:rPr>
-          <w:rFonts w:ascii="細明體" w:eastAsia="細明體" w:hAnsi="細明體" w:cs="細明體"/>
-          <w:b/>
-          <w:color w:val="FF0000"/>
-          <w:kern w:val="0"/>
-        </w:rPr>
-        <w:t>&gt;</w:t>
-      </w:r>
+          <w:kern w:val="0"/>
+        </w:rPr>
+      </w:pPr>
     </w:p>
     <w:p>
       <w:pPr>
@@ -1919,52 +2838,10 @@
         </w:tabs>
         <w:spacing w:line="240" w:lineRule="auto"/>
         <w:rPr>
-          <w:rFonts w:ascii="細明體" w:eastAsia="細明體" w:hAnsi="細明體" w:cs="細明體" w:hint="eastAsia"/>
-          <w:b/>
-          <w:color w:val="FF0000"/>
-          <w:kern w:val="0"/>
-        </w:rPr>
-      </w:pPr>
-      <w:proofErr w:type="spellStart"/>
-      <w:r>
-        <w:rPr>
-          <w:rFonts w:ascii="細明體" w:eastAsia="細明體" w:hAnsi="細明體" w:cs="細明體"/>
-          <w:b/>
-          <w:color w:val="FF0000"/>
-          <w:kern w:val="0"/>
-        </w:rPr>
-        <w:t>AmebaServo</w:t>
-      </w:r>
-      <w:proofErr w:type="spellEnd"/>
-      <w:r>
-        <w:rPr>
-          <w:rFonts w:ascii="細明體" w:eastAsia="細明體" w:hAnsi="細明體" w:cs="細明體"/>
-          <w:b/>
-          <w:color w:val="FF0000"/>
-          <w:kern w:val="0"/>
-        </w:rPr>
-        <w:t xml:space="preserve"> </w:t>
-      </w:r>
-      <w:proofErr w:type="gramStart"/>
-      <w:r>
-        <w:rPr>
-          <w:rFonts w:ascii="細明體" w:eastAsia="細明體" w:hAnsi="細明體" w:cs="細明體"/>
-          <w:b/>
-          <w:color w:val="FF0000"/>
-          <w:kern w:val="0"/>
-        </w:rPr>
-        <w:t>servos[</w:t>
-      </w:r>
-      <w:proofErr w:type="gramEnd"/>
-      <w:r>
-        <w:rPr>
-          <w:rFonts w:ascii="細明體" w:eastAsia="細明體" w:hAnsi="細明體" w:cs="細明體"/>
-          <w:b/>
-          <w:color w:val="FF0000"/>
-          <w:kern w:val="0"/>
-        </w:rPr>
-        <w:t>26];</w:t>
-      </w:r>
+          <w:rFonts w:ascii="細明體" w:eastAsia="細明體" w:hAnsi="細明體" w:cs="細明體"/>
+          <w:kern w:val="0"/>
+        </w:rPr>
+      </w:pPr>
     </w:p>
     <w:p>
       <w:pPr>
@@ -1989,594 +2866,9 @@
         <w:spacing w:line="240" w:lineRule="auto"/>
         <w:rPr>
           <w:rFonts w:ascii="細明體" w:eastAsia="細明體" w:hAnsi="細明體" w:cs="細明體"/>
-          <w:b/>
-          <w:color w:val="000000" w:themeColor="text1"/>
-          <w:kern w:val="0"/>
-        </w:rPr>
-      </w:pPr>
-    </w:p>
-    <w:p>
-      <w:pPr>
-        <w:rPr>
-          <w:color w:val="FF0000"/>
-        </w:rPr>
-      </w:pPr>
-      <w:r>
-        <w:rPr>
-          <w:color w:val="FF0000"/>
-        </w:rPr>
-        <w:t xml:space="preserve">String </w:t>
-      </w:r>
-      <w:proofErr w:type="spellStart"/>
-      <w:r>
-        <w:rPr>
-          <w:color w:val="FF0000"/>
-        </w:rPr>
-        <w:t>tool_</w:t>
-      </w:r>
-      <w:proofErr w:type="gramStart"/>
-      <w:r>
-        <w:rPr>
-          <w:color w:val="FF0000"/>
-        </w:rPr>
-        <w:t>servo</w:t>
-      </w:r>
-      <w:proofErr w:type="spellEnd"/>
-      <w:r>
-        <w:rPr>
-          <w:color w:val="FF0000"/>
-        </w:rPr>
-        <w:t>(</w:t>
-      </w:r>
-      <w:proofErr w:type="spellStart"/>
-      <w:proofErr w:type="gramEnd"/>
-      <w:r>
-        <w:rPr>
-          <w:color w:val="FF0000"/>
-        </w:rPr>
-        <w:t>AmebaServo</w:t>
-      </w:r>
-      <w:proofErr w:type="spellEnd"/>
-      <w:r>
-        <w:rPr>
-          <w:color w:val="FF0000"/>
-        </w:rPr>
-        <w:t xml:space="preserve"> &amp;servo, </w:t>
-      </w:r>
-      <w:proofErr w:type="spellStart"/>
-      <w:r>
-        <w:rPr>
-          <w:color w:val="FF0000"/>
-        </w:rPr>
-        <w:t>int</w:t>
-      </w:r>
-      <w:proofErr w:type="spellEnd"/>
-      <w:r>
-        <w:rPr>
-          <w:color w:val="FF0000"/>
-        </w:rPr>
-        <w:t xml:space="preserve"> pin, </w:t>
-      </w:r>
-      <w:proofErr w:type="spellStart"/>
-      <w:r>
-        <w:rPr>
-          <w:color w:val="FF0000"/>
-        </w:rPr>
-        <w:t>int</w:t>
-      </w:r>
-      <w:proofErr w:type="spellEnd"/>
-      <w:r>
-        <w:rPr>
-          <w:color w:val="FF0000"/>
-        </w:rPr>
-        <w:t xml:space="preserve"> angle, String </w:t>
-      </w:r>
-      <w:proofErr w:type="spellStart"/>
-      <w:r>
-        <w:rPr>
-          <w:color w:val="FF0000"/>
-        </w:rPr>
-        <w:t>workId</w:t>
-      </w:r>
-      <w:proofErr w:type="spellEnd"/>
-      <w:r>
-        <w:rPr>
-          <w:color w:val="FF0000"/>
-        </w:rPr>
-        <w:t>) {</w:t>
-      </w:r>
-    </w:p>
-    <w:p>
-      <w:pPr>
-        <w:rPr>
-          <w:color w:val="FF0000"/>
-        </w:rPr>
-      </w:pPr>
-      <w:r>
-        <w:rPr>
-          <w:color w:val="FF0000"/>
-        </w:rPr>
-        <w:t xml:space="preserve">    </w:t>
-      </w:r>
-      <w:proofErr w:type="gramStart"/>
-      <w:r>
-        <w:rPr>
-          <w:color w:val="FF0000"/>
-        </w:rPr>
-        <w:t>if</w:t>
-      </w:r>
-      <w:proofErr w:type="gramEnd"/>
-      <w:r>
-        <w:rPr>
-          <w:color w:val="FF0000"/>
-        </w:rPr>
-        <w:t xml:space="preserve"> (!</w:t>
-      </w:r>
-      <w:proofErr w:type="spellStart"/>
-      <w:r>
-        <w:rPr>
-          <w:color w:val="FF0000"/>
-        </w:rPr>
-        <w:t>servo.attached</w:t>
-      </w:r>
-      <w:proofErr w:type="spellEnd"/>
-      <w:r>
-        <w:rPr>
-          <w:color w:val="FF0000"/>
-        </w:rPr>
-        <w:t>())</w:t>
-      </w:r>
-    </w:p>
-    <w:p>
-      <w:pPr>
-        <w:rPr>
-          <w:color w:val="FF0000"/>
-        </w:rPr>
-      </w:pPr>
-      <w:r>
-        <w:rPr>
-          <w:color w:val="FF0000"/>
-        </w:rPr>
-        <w:t xml:space="preserve">        </w:t>
-      </w:r>
-      <w:proofErr w:type="spellStart"/>
-      <w:proofErr w:type="gramStart"/>
-      <w:r>
-        <w:rPr>
-          <w:color w:val="FF0000"/>
-        </w:rPr>
-        <w:t>servo.attach</w:t>
-      </w:r>
-      <w:proofErr w:type="spellEnd"/>
-      <w:r>
-        <w:rPr>
-          <w:color w:val="FF0000"/>
-        </w:rPr>
-        <w:t>(</w:t>
-      </w:r>
-      <w:proofErr w:type="gramEnd"/>
-      <w:r>
-        <w:rPr>
-          <w:color w:val="FF0000"/>
-        </w:rPr>
-        <w:t>pin);</w:t>
-      </w:r>
-    </w:p>
-    <w:p>
-      <w:pPr>
-        <w:rPr>
-          <w:color w:val="FF0000"/>
-        </w:rPr>
-      </w:pPr>
-      <w:r>
-        <w:rPr>
-          <w:color w:val="FF0000"/>
-        </w:rPr>
-        <w:tab/>
-      </w:r>
-    </w:p>
-    <w:p>
-      <w:pPr>
-        <w:rPr>
-          <w:color w:val="FF0000"/>
-        </w:rPr>
-      </w:pPr>
-      <w:r>
-        <w:rPr>
-          <w:color w:val="FF0000"/>
-        </w:rPr>
-        <w:tab/>
-        <w:t>if (angle &lt; 0 || angle &gt; 180) {</w:t>
-      </w:r>
-    </w:p>
-    <w:p>
-      <w:pPr>
-        <w:rPr>
-          <w:color w:val="FF0000"/>
-        </w:rPr>
-      </w:pPr>
-      <w:r>
-        <w:rPr>
-          <w:color w:val="FF0000"/>
-        </w:rPr>
-        <w:tab/>
-      </w:r>
-      <w:r>
-        <w:rPr>
-          <w:color w:val="FF0000"/>
-        </w:rPr>
-        <w:tab/>
-        <w:t xml:space="preserve">return </w:t>
-      </w:r>
-    </w:p>
-    <w:p>
-      <w:pPr>
-        <w:rPr>
-          <w:color w:val="FF0000"/>
-        </w:rPr>
-      </w:pPr>
-      <w:r>
-        <w:rPr>
-          <w:color w:val="FF0000"/>
-        </w:rPr>
-        <w:tab/>
-      </w:r>
-      <w:r>
-        <w:rPr>
-          <w:color w:val="FF0000"/>
-        </w:rPr>
-        <w:tab/>
-      </w:r>
-      <w:r>
-        <w:rPr>
-          <w:color w:val="FF0000"/>
-        </w:rPr>
-        <w:tab/>
-        <w:t>"{\"status\":\"error\","</w:t>
-      </w:r>
-    </w:p>
-    <w:p>
-      <w:pPr>
-        <w:rPr>
-          <w:color w:val="FF0000"/>
-        </w:rPr>
-      </w:pPr>
-      <w:r>
-        <w:rPr>
-          <w:color w:val="FF0000"/>
-        </w:rPr>
-        <w:tab/>
-      </w:r>
-      <w:r>
-        <w:rPr>
-          <w:color w:val="FF0000"/>
-        </w:rPr>
-        <w:tab/>
-      </w:r>
-      <w:r>
-        <w:rPr>
-          <w:color w:val="FF0000"/>
-        </w:rPr>
-        <w:tab/>
-        <w:t>"\"method\":\"/servo\","</w:t>
-      </w:r>
-      <w:r>
-        <w:rPr>
-          <w:color w:val="FF0000"/>
-        </w:rPr>
-        <w:tab/>
-      </w:r>
-      <w:r>
-        <w:rPr>
-          <w:color w:val="FF0000"/>
-        </w:rPr>
-        <w:tab/>
-      </w:r>
-      <w:r>
-        <w:rPr>
-          <w:color w:val="FF0000"/>
-        </w:rPr>
-        <w:tab/>
-      </w:r>
-      <w:r>
-        <w:rPr>
-          <w:color w:val="FF0000"/>
-        </w:rPr>
-        <w:tab/>
-      </w:r>
-    </w:p>
-    <w:p>
-      <w:pPr>
-        <w:rPr>
-          <w:color w:val="FF0000"/>
-        </w:rPr>
-      </w:pPr>
-      <w:r>
-        <w:rPr>
-          <w:color w:val="FF0000"/>
-        </w:rPr>
-        <w:tab/>
-      </w:r>
-      <w:r>
-        <w:rPr>
-          <w:color w:val="FF0000"/>
-        </w:rPr>
-        <w:tab/>
-      </w:r>
-      <w:r>
-        <w:rPr>
-          <w:color w:val="FF0000"/>
-        </w:rPr>
-        <w:tab/>
-        <w:t>"\"reason\":\"</w:t>
-      </w:r>
-      <w:proofErr w:type="spellStart"/>
-      <w:r>
-        <w:rPr>
-          <w:color w:val="FF0000"/>
-        </w:rPr>
-        <w:t>invalid_servo_angle</w:t>
-      </w:r>
-      <w:proofErr w:type="spellEnd"/>
-      <w:r>
-        <w:rPr>
-          <w:color w:val="FF0000"/>
-        </w:rPr>
-        <w:t>\","</w:t>
-      </w:r>
-    </w:p>
-    <w:p>
-      <w:pPr>
-        <w:rPr>
-          <w:color w:val="FF0000"/>
-        </w:rPr>
-      </w:pPr>
-      <w:r>
-        <w:rPr>
-          <w:color w:val="FF0000"/>
-        </w:rPr>
-        <w:tab/>
-      </w:r>
-      <w:r>
-        <w:rPr>
-          <w:color w:val="FF0000"/>
-        </w:rPr>
-        <w:tab/>
-      </w:r>
-      <w:r>
-        <w:rPr>
-          <w:color w:val="FF0000"/>
-        </w:rPr>
-        <w:tab/>
-        <w:t>"\"</w:t>
-      </w:r>
-      <w:proofErr w:type="spellStart"/>
-      <w:r>
-        <w:rPr>
-          <w:color w:val="FF0000"/>
-        </w:rPr>
-        <w:t>workId</w:t>
-      </w:r>
-      <w:proofErr w:type="spellEnd"/>
-      <w:r>
-        <w:rPr>
-          <w:color w:val="FF0000"/>
-        </w:rPr>
-        <w:t xml:space="preserve">\":\"" + </w:t>
-      </w:r>
-      <w:proofErr w:type="spellStart"/>
-      <w:r>
-        <w:rPr>
-          <w:color w:val="FF0000"/>
-        </w:rPr>
-        <w:t>workId</w:t>
-      </w:r>
-      <w:proofErr w:type="spellEnd"/>
-      <w:r>
-        <w:rPr>
-          <w:color w:val="FF0000"/>
-        </w:rPr>
-        <w:t xml:space="preserve"> + "\"}";</w:t>
-      </w:r>
-    </w:p>
-    <w:p>
-      <w:pPr>
-        <w:rPr>
-          <w:color w:val="FF0000"/>
-        </w:rPr>
-      </w:pPr>
-      <w:r>
-        <w:rPr>
-          <w:color w:val="FF0000"/>
-        </w:rPr>
-        <w:tab/>
-        <w:t>}</w:t>
-      </w:r>
-    </w:p>
-    <w:p>
-      <w:pPr>
-        <w:rPr>
-          <w:color w:val="FF0000"/>
-        </w:rPr>
-      </w:pPr>
-      <w:r>
-        <w:rPr>
-          <w:color w:val="FF0000"/>
-        </w:rPr>
-        <w:tab/>
-      </w:r>
-      <w:r>
-        <w:rPr>
-          <w:color w:val="FF0000"/>
-        </w:rPr>
-        <w:tab/>
-      </w:r>
-    </w:p>
-    <w:p>
-      <w:pPr>
-        <w:rPr>
-          <w:color w:val="FF0000"/>
-        </w:rPr>
-      </w:pPr>
-      <w:r>
-        <w:rPr>
-          <w:color w:val="FF0000"/>
-        </w:rPr>
-        <w:t xml:space="preserve">    </w:t>
-      </w:r>
-      <w:proofErr w:type="spellStart"/>
-      <w:proofErr w:type="gramStart"/>
-      <w:r>
-        <w:rPr>
-          <w:color w:val="FF0000"/>
-        </w:rPr>
-        <w:t>servo.write</w:t>
-      </w:r>
-      <w:proofErr w:type="spellEnd"/>
-      <w:r>
-        <w:rPr>
-          <w:color w:val="FF0000"/>
-        </w:rPr>
-        <w:t>(</w:t>
-      </w:r>
-      <w:proofErr w:type="gramEnd"/>
-      <w:r>
-        <w:rPr>
-          <w:color w:val="FF0000"/>
-        </w:rPr>
-        <w:t>angle);</w:t>
-      </w:r>
-    </w:p>
-    <w:p>
-      <w:pPr>
-        <w:rPr>
-          <w:color w:val="FF0000"/>
-        </w:rPr>
-      </w:pPr>
-      <w:r>
-        <w:rPr>
-          <w:color w:val="FF0000"/>
-        </w:rPr>
-        <w:tab/>
-      </w:r>
-      <w:r>
-        <w:rPr>
-          <w:color w:val="FF0000"/>
-        </w:rPr>
-        <w:tab/>
-      </w:r>
-    </w:p>
-    <w:p>
-      <w:pPr>
-        <w:rPr>
-          <w:color w:val="FF0000"/>
-        </w:rPr>
-      </w:pPr>
-      <w:r>
-        <w:rPr>
-          <w:color w:val="FF0000"/>
-        </w:rPr>
-        <w:t xml:space="preserve">    return</w:t>
-      </w:r>
-    </w:p>
-    <w:p>
-      <w:pPr>
-        <w:rPr>
-          <w:color w:val="FF0000"/>
-        </w:rPr>
-      </w:pPr>
-      <w:r>
-        <w:rPr>
-          <w:color w:val="FF0000"/>
-        </w:rPr>
-        <w:t xml:space="preserve">        "{\"status\":\"success\","</w:t>
-      </w:r>
-    </w:p>
-    <w:p>
-      <w:pPr>
-        <w:rPr>
-          <w:color w:val="FF0000"/>
-        </w:rPr>
-      </w:pPr>
-      <w:r>
-        <w:rPr>
-          <w:color w:val="FF0000"/>
-        </w:rPr>
-        <w:t xml:space="preserve">        "\"method\":\"/servo\","</w:t>
-      </w:r>
-    </w:p>
-    <w:p>
-      <w:pPr>
-        <w:rPr>
-          <w:color w:val="FF0000"/>
-        </w:rPr>
-      </w:pPr>
-      <w:r>
-        <w:rPr>
-          <w:color w:val="FF0000"/>
-        </w:rPr>
-        <w:tab/>
-      </w:r>
-      <w:r>
-        <w:rPr>
-          <w:color w:val="FF0000"/>
-        </w:rPr>
-        <w:tab/>
-        <w:t>"\"</w:t>
-      </w:r>
-      <w:proofErr w:type="spellStart"/>
-      <w:r>
-        <w:rPr>
-          <w:color w:val="FF0000"/>
-        </w:rPr>
-        <w:t>workId</w:t>
-      </w:r>
-      <w:proofErr w:type="spellEnd"/>
-      <w:r>
-        <w:rPr>
-          <w:color w:val="FF0000"/>
-        </w:rPr>
-        <w:t xml:space="preserve">\":\"" + </w:t>
-      </w:r>
-      <w:proofErr w:type="spellStart"/>
-      <w:r>
-        <w:rPr>
-          <w:color w:val="FF0000"/>
-        </w:rPr>
-        <w:t>workId</w:t>
-      </w:r>
-      <w:proofErr w:type="spellEnd"/>
-      <w:r>
-        <w:rPr>
-          <w:color w:val="FF0000"/>
-        </w:rPr>
-        <w:t xml:space="preserve"> + "\"}";</w:t>
-      </w:r>
-      <w:r>
-        <w:rPr>
-          <w:color w:val="FF0000"/>
-        </w:rPr>
-        <w:tab/>
-      </w:r>
-      <w:r>
-        <w:rPr>
-          <w:color w:val="FF0000"/>
-        </w:rPr>
-        <w:tab/>
-      </w:r>
-    </w:p>
-    <w:p>
-      <w:pPr>
-        <w:rPr>
-          <w:color w:val="FF0000"/>
-        </w:rPr>
-      </w:pPr>
-      <w:r>
-        <w:rPr>
-          <w:color w:val="FF0000"/>
-        </w:rPr>
-        <w:t>}</w:t>
-      </w:r>
+          <w:kern w:val="0"/>
+        </w:rPr>
+      </w:pPr>
     </w:p>
     <w:p>
       <w:pPr>
@@ -2601,46 +2893,9 @@
         <w:spacing w:line="240" w:lineRule="auto"/>
         <w:rPr>
           <w:rFonts w:ascii="細明體" w:eastAsia="細明體" w:hAnsi="細明體" w:cs="細明體"/>
-          <w:b/>
-          <w:color w:val="000000" w:themeColor="text1"/>
-          <w:kern w:val="0"/>
-        </w:rPr>
-      </w:pPr>
-    </w:p>
-    <w:p>
-      <w:proofErr w:type="gramStart"/>
-      <w:r>
-        <w:t>void</w:t>
-      </w:r>
-      <w:proofErr w:type="gramEnd"/>
-      <w:r>
-        <w:t xml:space="preserve"> setup() {</w:t>
-      </w:r>
-    </w:p>
-    <w:p>
-      <w:r>
-        <w:rPr>
-          <w:rFonts w:hint="eastAsia"/>
-        </w:rPr>
-        <w:t xml:space="preserve">    // ... </w:t>
-      </w:r>
-      <w:r>
-        <w:rPr>
-          <w:rFonts w:hint="eastAsia"/>
-        </w:rPr>
-        <w:t>原有初始化內容</w:t>
-      </w:r>
-      <w:r>
-        <w:rPr>
-          <w:rFonts w:hint="eastAsia"/>
-        </w:rPr>
-        <w:t xml:space="preserve"> ...</w:t>
-      </w:r>
-    </w:p>
-    <w:p>
-      <w:r>
-        <w:t>}</w:t>
-      </w:r>
+          <w:kern w:val="0"/>
+        </w:rPr>
+      </w:pPr>
     </w:p>
     <w:p>
       <w:pPr>
@@ -3130,114 +3385,6 @@
     </w:p>
     <w:p>
       <w:pPr>
-        <w:tabs>
-          <w:tab w:val="left" w:pos="916"/>
-          <w:tab w:val="left" w:pos="1832"/>
-          <w:tab w:val="left" w:pos="2748"/>
-          <w:tab w:val="left" w:pos="3664"/>
-          <w:tab w:val="left" w:pos="4580"/>
-          <w:tab w:val="left" w:pos="5496"/>
-          <w:tab w:val="left" w:pos="6412"/>
-          <w:tab w:val="left" w:pos="7328"/>
-          <w:tab w:val="left" w:pos="8244"/>
-          <w:tab w:val="left" w:pos="9160"/>
-          <w:tab w:val="left" w:pos="10076"/>
-          <w:tab w:val="left" w:pos="10992"/>
-          <w:tab w:val="left" w:pos="11908"/>
-          <w:tab w:val="left" w:pos="12824"/>
-          <w:tab w:val="left" w:pos="13740"/>
-          <w:tab w:val="left" w:pos="14656"/>
-        </w:tabs>
-        <w:spacing w:line="240" w:lineRule="auto"/>
-        <w:rPr>
-          <w:rFonts w:ascii="細明體" w:eastAsia="細明體" w:hAnsi="細明體" w:cs="細明體" w:hint="eastAsia"/>
-          <w:kern w:val="0"/>
-        </w:rPr>
-      </w:pPr>
-    </w:p>
-    <w:p>
-      <w:pPr>
-        <w:tabs>
-          <w:tab w:val="left" w:pos="916"/>
-          <w:tab w:val="left" w:pos="1832"/>
-          <w:tab w:val="left" w:pos="2748"/>
-          <w:tab w:val="left" w:pos="3664"/>
-          <w:tab w:val="left" w:pos="4580"/>
-          <w:tab w:val="left" w:pos="5496"/>
-          <w:tab w:val="left" w:pos="6412"/>
-          <w:tab w:val="left" w:pos="7328"/>
-          <w:tab w:val="left" w:pos="8244"/>
-          <w:tab w:val="left" w:pos="9160"/>
-          <w:tab w:val="left" w:pos="10076"/>
-          <w:tab w:val="left" w:pos="10992"/>
-          <w:tab w:val="left" w:pos="11908"/>
-          <w:tab w:val="left" w:pos="12824"/>
-          <w:tab w:val="left" w:pos="13740"/>
-          <w:tab w:val="left" w:pos="14656"/>
-        </w:tabs>
-        <w:spacing w:line="240" w:lineRule="auto"/>
-        <w:rPr>
-          <w:rFonts w:ascii="細明體" w:eastAsia="細明體" w:hAnsi="細明體" w:cs="細明體"/>
-          <w:kern w:val="0"/>
-        </w:rPr>
-      </w:pPr>
-    </w:p>
-    <w:p>
-      <w:pPr>
-        <w:tabs>
-          <w:tab w:val="left" w:pos="916"/>
-          <w:tab w:val="left" w:pos="1832"/>
-          <w:tab w:val="left" w:pos="2748"/>
-          <w:tab w:val="left" w:pos="3664"/>
-          <w:tab w:val="left" w:pos="4580"/>
-          <w:tab w:val="left" w:pos="5496"/>
-          <w:tab w:val="left" w:pos="6412"/>
-          <w:tab w:val="left" w:pos="7328"/>
-          <w:tab w:val="left" w:pos="8244"/>
-          <w:tab w:val="left" w:pos="9160"/>
-          <w:tab w:val="left" w:pos="10076"/>
-          <w:tab w:val="left" w:pos="10992"/>
-          <w:tab w:val="left" w:pos="11908"/>
-          <w:tab w:val="left" w:pos="12824"/>
-          <w:tab w:val="left" w:pos="13740"/>
-          <w:tab w:val="left" w:pos="14656"/>
-        </w:tabs>
-        <w:spacing w:line="240" w:lineRule="auto"/>
-        <w:rPr>
-          <w:rFonts w:ascii="細明體" w:eastAsia="細明體" w:hAnsi="細明體" w:cs="細明體"/>
-          <w:kern w:val="0"/>
-        </w:rPr>
-      </w:pPr>
-    </w:p>
-    <w:p>
-      <w:pPr>
-        <w:tabs>
-          <w:tab w:val="left" w:pos="916"/>
-          <w:tab w:val="left" w:pos="1832"/>
-          <w:tab w:val="left" w:pos="2748"/>
-          <w:tab w:val="left" w:pos="3664"/>
-          <w:tab w:val="left" w:pos="4580"/>
-          <w:tab w:val="left" w:pos="5496"/>
-          <w:tab w:val="left" w:pos="6412"/>
-          <w:tab w:val="left" w:pos="7328"/>
-          <w:tab w:val="left" w:pos="8244"/>
-          <w:tab w:val="left" w:pos="9160"/>
-          <w:tab w:val="left" w:pos="10076"/>
-          <w:tab w:val="left" w:pos="10992"/>
-          <w:tab w:val="left" w:pos="11908"/>
-          <w:tab w:val="left" w:pos="12824"/>
-          <w:tab w:val="left" w:pos="13740"/>
-          <w:tab w:val="left" w:pos="14656"/>
-        </w:tabs>
-        <w:spacing w:line="240" w:lineRule="auto"/>
-        <w:rPr>
-          <w:rFonts w:ascii="細明體" w:eastAsia="細明體" w:hAnsi="細明體" w:cs="細明體"/>
-          <w:kern w:val="0"/>
-        </w:rPr>
-      </w:pPr>
-    </w:p>
-    <w:p>
-      <w:pPr>
         <w:spacing w:line="240" w:lineRule="auto"/>
         <w:rPr>
           <w:rFonts w:ascii="新細明體" w:eastAsia="新細明體" w:hAnsi="新細明體" w:cs="新細明體"/>
@@ -3772,8 +3919,6 @@
         </w:rPr>
         <w:t>historicalMessages</w:t>
       </w:r>
-      <w:bookmarkStart w:id="0" w:name="_GoBack"/>
-      <w:bookmarkEnd w:id="0"/>
       <w:proofErr w:type="spellEnd"/>
       <w:proofErr w:type="gramEnd"/>
       <w:r>
